--- a/spa/docx/39.content.docx
+++ b/spa/docx/39.content.docx
@@ -28,49 +28,15 @@
       </w:r>
     </w:p>
     <w:p>
-      <w:pPr>
-        <w:pStyle w:val="Heading2"/>
-      </w:pPr>
-      <w:r>
-        <w:rPr>
-          <w:lang w:val="es_ES" w:bidi="es_ES"/>
-        </w:rPr>
-        <w:t>License Information</w:t>
-      </w:r>
-      <w:r>
-        <w:rPr>
-          <w:lang w:val="es_ES" w:bidi="es_ES"/>
-        </w:rPr>
-      </w:r>
-    </w:p>
-    <w:p>
-      <w:pPr/>
-      <w:r>
-        <w:rPr>
-          <w:lang w:val="es_ES" w:bidi="es_ES"/>
-        </w:rPr>
-      </w:r>
-      <w:r>
-        <w:rPr>
-          <w:b/>
-          <w:lang w:val="es_ES" w:bidi="es_ES"/>
-        </w:rPr>
-        <w:t>Notas de Traducción (unfoldingWord)</w:t>
-      </w:r>
-      <w:r>
-        <w:rPr>
-          <w:lang w:val="es_ES" w:bidi="es_ES"/>
-        </w:rPr>
-        <w:t xml:space="preserve"> (Spanish) is based on</w:t>
-      </w:r>
-      <w:r>
-        <w:rPr>
-          <w:lang w:val="es_ES" w:bidi="es_ES"/>
-        </w:rPr>
-        <w:t xml:space="preserve">: </w:t>
-      </w:r>
-      <w:r>
-        <w:rPr>
+      <w:pPr/>
+      <w:r>
+        <w:rPr>
+          <w:lang w:val="es_ES" w:bidi="es_ES"/>
+        </w:rPr>
+      </w:r>
+      <w:r>
+        <w:rPr>
+          <w:b/>
           <w:lang w:val="es_ES" w:bidi="es_ES"/>
         </w:rPr>
         <w:t>unfoldingWord® Translation Notes</w:t>
@@ -79,62 +45,31 @@
         <w:rPr>
           <w:lang w:val="es_ES" w:bidi="es_ES"/>
         </w:rPr>
-        <w:t xml:space="preserve">, </w:t>
-      </w:r>
-      <w:hyperlink r:id="rId13">
-        <w:r>
-          <w:rPr>
-            <w:lang w:val="es_ES" w:bidi="es_ES"/>
-          </w:rPr>
-          <w:rPr>
-            <w:color w:val="0000EE"/>
-            <w:u w:val="single"/>
-          </w:rPr>
-          <w:t>unfoldingWord</w:t>
-        </w:r>
-      </w:hyperlink>
-      <w:r>
-        <w:rPr>
-          <w:lang w:val="es_ES" w:bidi="es_ES"/>
-        </w:rPr>
-        <w:t xml:space="preserve">, 2022, which is licensed under a </w:t>
-      </w:r>
-      <w:hyperlink r:id="rId14">
-        <w:r>
-          <w:rPr>
-            <w:lang w:val="es_ES" w:bidi="es_ES"/>
-          </w:rPr>
-          <w:rPr>
-            <w:color w:val="0000EE"/>
-            <w:u w:val="single"/>
-          </w:rPr>
-          <w:t>CC BY-SA 4.0 license</w:t>
-        </w:r>
-      </w:hyperlink>
-      <w:r>
-        <w:rPr>
-          <w:lang w:val="es_ES" w:bidi="es_ES"/>
-        </w:rPr>
-        <w:t>.</w:t>
-      </w:r>
-      <w:r>
-        <w:rPr>
-          <w:lang w:val="es_ES" w:bidi="es_ES"/>
-        </w:rPr>
-      </w:r>
-    </w:p>
-    <w:p>
-      <w:pPr/>
-      <w:r>
-        <w:rPr>
-          <w:lang w:val="es_ES" w:bidi="es_ES"/>
-        </w:rPr>
-      </w:r>
-      <w:r>
-        <w:rPr>
-          <w:lang w:val="es_ES" w:bidi="es_ES"/>
-        </w:rPr>
-        <w:t>This PDF version is provided under the same license.</w:t>
+        <w:t xml:space="preserve"> © 2022 unfoldingWord. Released under CC BY-SA 4.0 license. </w:t>
+      </w:r>
+      <w:r>
+        <w:rPr>
+          <w:lang w:val="es_ES" w:bidi="es_ES"/>
+        </w:rPr>
+        <w:t>unfoldingWord® Translation Notes</w:t>
+      </w:r>
+      <w:r>
+        <w:rPr>
+          <w:lang w:val="es_ES" w:bidi="es_ES"/>
+        </w:rPr>
+        <w:t xml:space="preserve"> has been adapted in the following languages: Tok Pisin, Arabic (عربي), French (Français), Hindi (हिंदी), Indonesian (Bahasa Indonesia), Portuguese (Português), Russian (Русский), Spanish (Español), Swahili (Kiswahili), and Simplified Chinese (简体中文) from </w:t>
+      </w:r>
+      <w:r>
+        <w:rPr>
+          <w:lang w:val="es_ES" w:bidi="es_ES"/>
+        </w:rPr>
+        <w:t>unfoldingWord® Translation Notes</w:t>
+      </w:r>
+      <w:r>
+        <w:rPr>
+          <w:lang w:val="es_ES" w:bidi="es_ES"/>
+        </w:rPr>
+        <w:t xml:space="preserve"> © 2022 unfoldingWord. Released under CC BY-SA 4.0 license by Mission Mutual</w:t>
       </w:r>
       <w:r>
         <w:rPr>
@@ -987,7 +922,7 @@
         </w:rPr>
         <w:t xml:space="preserve"> para referirse a su reputación por asociación. Observa cómo se tradujo la misma expresión en </w:t>
       </w:r>
-      <w:hyperlink r:id="rId15">
+      <w:hyperlink r:id="rId13">
         <w:r>
           <w:rPr>
             <w:lang w:val="es_ES" w:bidi="es_ES"/>
@@ -1390,7 +1325,7 @@
         </w:rPr>
         <w:t xml:space="preserve">Observa cómo se tradujo la misma expresión en </w:t>
       </w:r>
-      <w:hyperlink r:id="rId16">
+      <w:hyperlink r:id="rId14">
         <w:r>
           <w:rPr>
             <w:lang w:val="es_ES" w:bidi="es_ES"/>
@@ -1491,7 +1426,7 @@
         </w:rPr>
         <w:t xml:space="preserve">En la misma frase de </w:t>
       </w:r>
-      <w:hyperlink r:id="rId16">
+      <w:hyperlink r:id="rId14">
         <w:r>
           <w:rPr>
             <w:lang w:val="es_ES" w:bidi="es_ES"/>
@@ -3264,7 +3199,7 @@
         </w:rPr>
         <w:t xml:space="preserve">Aquí, Jehová parece referirse implícitamente a lo mencionado en </w:t>
       </w:r>
-      <w:hyperlink r:id="rId17">
+      <w:hyperlink r:id="rId15">
         <w:r>
           <w:rPr>
             <w:lang w:val="es_ES" w:bidi="es_ES"/>
@@ -3347,7 +3282,7 @@
         </w:rPr>
         <w:t xml:space="preserve"> también puede indicar que este fue un pacto permanente que no terminaría. Las notas a en </w:t>
       </w:r>
-      <w:hyperlink r:id="rId18">
+      <w:hyperlink r:id="rId16">
         <w:r>
           <w:rPr>
             <w:lang w:val="es_ES" w:bidi="es_ES"/>
@@ -3592,7 +3527,7 @@
         </w:rPr>
         <w:t xml:space="preserve">Observa cómo se tradujo la misma expresión en </w:t>
       </w:r>
-      <w:hyperlink r:id="rId19">
+      <w:hyperlink r:id="rId17">
         <w:r>
           <w:rPr>
             <w:lang w:val="es_ES" w:bidi="es_ES"/>
@@ -5021,7 +4956,7 @@
         </w:rPr>
         <w:t xml:space="preserve"> perdure. En </w:t>
       </w:r>
-      <w:hyperlink r:id="rId20">
+      <w:hyperlink r:id="rId18">
         <w:r>
           <w:rPr>
             <w:lang w:val="es_ES" w:bidi="es_ES"/>
@@ -6997,7 +6932,7 @@
         </w:rPr>
         <w:t xml:space="preserve">Observa cómo se tradujo la imagen similar en </w:t>
       </w:r>
-      <w:hyperlink r:id="rId21">
+      <w:hyperlink r:id="rId19">
         <w:r>
           <w:rPr>
             <w:lang w:val="es_ES" w:bidi="es_ES"/>
@@ -7316,7 +7251,7 @@
         </w:rPr>
         <w:t xml:space="preserve">, es decir, dañado físicamente y vuelto inútil, como los cultivos devorados por plagas descritos con el mismo término en </w:t>
       </w:r>
-      <w:hyperlink r:id="rId22">
+      <w:hyperlink r:id="rId20">
         <w:r>
           <w:rPr>
             <w:lang w:val="es_ES" w:bidi="es_ES"/>
@@ -7417,7 +7352,7 @@
         </w:rPr>
         <w:t xml:space="preserve">Observa cómo se tradujo la misma expresión en </w:t>
       </w:r>
-      <w:hyperlink r:id="rId23">
+      <w:hyperlink r:id="rId21">
         <w:r>
           <w:rPr>
             <w:lang w:val="es_ES" w:bidi="es_ES"/>

--- a/spa/docx/39.content.docx
+++ b/spa/docx/39.content.docx
@@ -28,15 +28,49 @@
       </w:r>
     </w:p>
     <w:p>
-      <w:pPr/>
-      <w:r>
-        <w:rPr>
-          <w:lang w:val="es_ES" w:bidi="es_ES"/>
-        </w:rPr>
-      </w:r>
-      <w:r>
-        <w:rPr>
-          <w:b/>
+      <w:pPr>
+        <w:pStyle w:val="Heading2"/>
+      </w:pPr>
+      <w:r>
+        <w:rPr>
+          <w:lang w:val="es_ES" w:bidi="es_ES"/>
+        </w:rPr>
+        <w:t>License Information</w:t>
+      </w:r>
+      <w:r>
+        <w:rPr>
+          <w:lang w:val="es_ES" w:bidi="es_ES"/>
+        </w:rPr>
+      </w:r>
+    </w:p>
+    <w:p>
+      <w:pPr/>
+      <w:r>
+        <w:rPr>
+          <w:lang w:val="es_ES" w:bidi="es_ES"/>
+        </w:rPr>
+      </w:r>
+      <w:r>
+        <w:rPr>
+          <w:b/>
+          <w:lang w:val="es_ES" w:bidi="es_ES"/>
+        </w:rPr>
+        <w:t>Notas de Traducción (unfoldingWord)</w:t>
+      </w:r>
+      <w:r>
+        <w:rPr>
+          <w:lang w:val="es_ES" w:bidi="es_ES"/>
+        </w:rPr>
+        <w:t xml:space="preserve"> (Spanish) is based on</w:t>
+      </w:r>
+      <w:r>
+        <w:rPr>
+          <w:lang w:val="es_ES" w:bidi="es_ES"/>
+        </w:rPr>
+        <w:t xml:space="preserve">: </w:t>
+      </w:r>
+      <w:r>
+        <w:rPr>
           <w:lang w:val="es_ES" w:bidi="es_ES"/>
         </w:rPr>
         <w:t>unfoldingWord® Translation Notes</w:t>
@@ -45,31 +79,62 @@
         <w:rPr>
           <w:lang w:val="es_ES" w:bidi="es_ES"/>
         </w:rPr>
-        <w:t xml:space="preserve"> © 2022 unfoldingWord. Released under CC BY-SA 4.0 license. </w:t>
-      </w:r>
-      <w:r>
-        <w:rPr>
-          <w:lang w:val="es_ES" w:bidi="es_ES"/>
-        </w:rPr>
-        <w:t>unfoldingWord® Translation Notes</w:t>
-      </w:r>
-      <w:r>
-        <w:rPr>
-          <w:lang w:val="es_ES" w:bidi="es_ES"/>
-        </w:rPr>
-        <w:t xml:space="preserve"> has been adapted in the following languages: Tok Pisin, Arabic (عربي), French (Français), Hindi (हिंदी), Indonesian (Bahasa Indonesia), Portuguese (Português), Russian (Русский), Spanish (Español), Swahili (Kiswahili), and Simplified Chinese (简体中文) from </w:t>
-      </w:r>
-      <w:r>
-        <w:rPr>
-          <w:lang w:val="es_ES" w:bidi="es_ES"/>
-        </w:rPr>
-        <w:t>unfoldingWord® Translation Notes</w:t>
-      </w:r>
-      <w:r>
-        <w:rPr>
-          <w:lang w:val="es_ES" w:bidi="es_ES"/>
-        </w:rPr>
-        <w:t xml:space="preserve"> © 2022 unfoldingWord. Released under CC BY-SA 4.0 license by Mission Mutual</w:t>
+        <w:t xml:space="preserve">, </w:t>
+      </w:r>
+      <w:hyperlink r:id="rId13">
+        <w:r>
+          <w:rPr>
+            <w:lang w:val="es_ES" w:bidi="es_ES"/>
+          </w:rPr>
+          <w:rPr>
+            <w:color w:val="0000EE"/>
+            <w:u w:val="single"/>
+          </w:rPr>
+          <w:t>unfoldingWord</w:t>
+        </w:r>
+      </w:hyperlink>
+      <w:r>
+        <w:rPr>
+          <w:lang w:val="es_ES" w:bidi="es_ES"/>
+        </w:rPr>
+        <w:t xml:space="preserve">, 2022, which is licensed under a </w:t>
+      </w:r>
+      <w:hyperlink r:id="rId14">
+        <w:r>
+          <w:rPr>
+            <w:lang w:val="es_ES" w:bidi="es_ES"/>
+          </w:rPr>
+          <w:rPr>
+            <w:color w:val="0000EE"/>
+            <w:u w:val="single"/>
+          </w:rPr>
+          <w:t>CC BY-SA 4.0 license</w:t>
+        </w:r>
+      </w:hyperlink>
+      <w:r>
+        <w:rPr>
+          <w:lang w:val="es_ES" w:bidi="es_ES"/>
+        </w:rPr>
+        <w:t>.</w:t>
+      </w:r>
+      <w:r>
+        <w:rPr>
+          <w:lang w:val="es_ES" w:bidi="es_ES"/>
+        </w:rPr>
+      </w:r>
+    </w:p>
+    <w:p>
+      <w:pPr/>
+      <w:r>
+        <w:rPr>
+          <w:lang w:val="es_ES" w:bidi="es_ES"/>
+        </w:rPr>
+      </w:r>
+      <w:r>
+        <w:rPr>
+          <w:lang w:val="es_ES" w:bidi="es_ES"/>
+        </w:rPr>
+        <w:t>This PDF version is provided under the same license.</w:t>
       </w:r>
       <w:r>
         <w:rPr>
@@ -922,7 +987,7 @@
         </w:rPr>
         <w:t xml:space="preserve"> para referirse a su reputación por asociación. Observa cómo se tradujo la misma expresión en </w:t>
       </w:r>
-      <w:hyperlink r:id="rId13">
+      <w:hyperlink r:id="rId15">
         <w:r>
           <w:rPr>
             <w:lang w:val="es_ES" w:bidi="es_ES"/>
@@ -1325,7 +1390,7 @@
         </w:rPr>
         <w:t xml:space="preserve">Observa cómo se tradujo la misma expresión en </w:t>
       </w:r>
-      <w:hyperlink r:id="rId14">
+      <w:hyperlink r:id="rId16">
         <w:r>
           <w:rPr>
             <w:lang w:val="es_ES" w:bidi="es_ES"/>
@@ -1426,7 +1491,7 @@
         </w:rPr>
         <w:t xml:space="preserve">En la misma frase de </w:t>
       </w:r>
-      <w:hyperlink r:id="rId14">
+      <w:hyperlink r:id="rId16">
         <w:r>
           <w:rPr>
             <w:lang w:val="es_ES" w:bidi="es_ES"/>
@@ -3199,7 +3264,7 @@
         </w:rPr>
         <w:t xml:space="preserve">Aquí, Jehová parece referirse implícitamente a lo mencionado en </w:t>
       </w:r>
-      <w:hyperlink r:id="rId15">
+      <w:hyperlink r:id="rId17">
         <w:r>
           <w:rPr>
             <w:lang w:val="es_ES" w:bidi="es_ES"/>
@@ -3282,7 +3347,7 @@
         </w:rPr>
         <w:t xml:space="preserve"> también puede indicar que este fue un pacto permanente que no terminaría. Las notas a en </w:t>
       </w:r>
-      <w:hyperlink r:id="rId16">
+      <w:hyperlink r:id="rId18">
         <w:r>
           <w:rPr>
             <w:lang w:val="es_ES" w:bidi="es_ES"/>
@@ -3527,7 +3592,7 @@
         </w:rPr>
         <w:t xml:space="preserve">Observa cómo se tradujo la misma expresión en </w:t>
       </w:r>
-      <w:hyperlink r:id="rId17">
+      <w:hyperlink r:id="rId19">
         <w:r>
           <w:rPr>
             <w:lang w:val="es_ES" w:bidi="es_ES"/>
@@ -4956,7 +5021,7 @@
         </w:rPr>
         <w:t xml:space="preserve"> perdure. En </w:t>
       </w:r>
-      <w:hyperlink r:id="rId18">
+      <w:hyperlink r:id="rId20">
         <w:r>
           <w:rPr>
             <w:lang w:val="es_ES" w:bidi="es_ES"/>
@@ -6932,7 +6997,7 @@
         </w:rPr>
         <w:t xml:space="preserve">Observa cómo se tradujo la imagen similar en </w:t>
       </w:r>
-      <w:hyperlink r:id="rId19">
+      <w:hyperlink r:id="rId21">
         <w:r>
           <w:rPr>
             <w:lang w:val="es_ES" w:bidi="es_ES"/>
@@ -7251,7 +7316,7 @@
         </w:rPr>
         <w:t xml:space="preserve">, es decir, dañado físicamente y vuelto inútil, como los cultivos devorados por plagas descritos con el mismo término en </w:t>
       </w:r>
-      <w:hyperlink r:id="rId20">
+      <w:hyperlink r:id="rId22">
         <w:r>
           <w:rPr>
             <w:lang w:val="es_ES" w:bidi="es_ES"/>
@@ -7352,7 +7417,7 @@
         </w:rPr>
         <w:t xml:space="preserve">Observa cómo se tradujo la misma expresión en </w:t>
       </w:r>
-      <w:hyperlink r:id="rId21">
+      <w:hyperlink r:id="rId23">
         <w:r>
           <w:rPr>
             <w:lang w:val="es_ES" w:bidi="es_ES"/>

--- a/spa/docx/39.content.docx
+++ b/spa/docx/39.content.docx
@@ -146,19 +146,6 @@
         <w:rPr>
           <w:lang w:val="es_ES" w:bidi="es_ES"/>
         </w:rPr>
-      </w:r>
-    </w:p>
-    <w:p>
-      <w:pPr/>
-      <w:r>
-        <w:rPr>
-          <w:lang w:val="es_ES" w:bidi="es_ES"/>
-        </w:rPr>
-      </w:r>
-      <w:r>
-        <w:rPr>
-          <w:lang w:val="es_ES" w:bidi="es_ES"/>
-        </w:rPr>
         <w:t xml:space="preserve"> </w:t>
       </w:r>
       <w:r>
@@ -186,93 +173,6 @@
           <w:docGrid w:linePitch="360"/>
         </w:sectPr>
       </w:pPr>
-    </w:p>
-    <w:p>
-      <w:pPr/>
-      <w:r>
-        <w:rPr>
-          <w:lang w:val="es_ES" w:bidi="es_ES"/>
-        </w:rPr>
-      </w:r>
-    </w:p>
-    <w:p>
-      <w:pPr>
-        <w:pStyle w:val="Heading2"/>
-      </w:pPr>
-      <w:r>
-        <w:rPr>
-          <w:lang w:val="es_ES" w:bidi="es_ES"/>
-        </w:rPr>
-        <w:t>Malaquías - Capítulo 1 Introducción</w:t>
-      </w:r>
-      <w:r>
-        <w:rPr>
-          <w:lang w:val="es_ES" w:bidi="es_ES"/>
-        </w:rPr>
-      </w:r>
-    </w:p>
-    <w:p>
-      <w:pPr>
-        <w:pStyle w:val="Heading3"/>
-      </w:pPr>
-      <w:r>
-        <w:rPr>
-          <w:lang w:val="es_ES" w:bidi="es_ES"/>
-        </w:rPr>
-        <w:t>Estructura y formato</w:t>
-      </w:r>
-    </w:p>
-    <w:p>
-      <w:pPr/>
-      <w:r>
-        <w:rPr>
-          <w:lang w:val="es_ES" w:bidi="es_ES"/>
-        </w:rPr>
-      </w:r>
-      <w:r>
-        <w:rPr>
-          <w:lang w:val="es_ES" w:bidi="es_ES"/>
-        </w:rPr>
-        <w:t xml:space="preserve">1:1 Título </w:t>
-      </w:r>
-    </w:p>
-    <w:p>
-      <w:pPr/>
-      <w:r>
-        <w:rPr>
-          <w:lang w:val="es_ES" w:bidi="es_ES"/>
-        </w:rPr>
-      </w:r>
-      <w:r>
-        <w:rPr>
-          <w:lang w:val="es_ES" w:bidi="es_ES"/>
-        </w:rPr>
-        <w:t>1:2–5 Jehová castigará a los malvados: Edom</w:t>
-      </w:r>
-    </w:p>
-    <w:p>
-      <w:pPr/>
-      <w:r>
-        <w:rPr>
-          <w:lang w:val="es_ES" w:bidi="es_ES"/>
-        </w:rPr>
-      </w:r>
-      <w:r>
-        <w:rPr>
-          <w:lang w:val="es_ES" w:bidi="es_ES"/>
-        </w:rPr>
-        <w:t>1:6–14 Judíos no ofrecen sacrificios aceptables</w:t>
-      </w:r>
-      <w:r>
-        <w:rPr>
-          <w:lang w:val="es_ES" w:bidi="es_ES"/>
-        </w:rPr>
-      </w:r>
-      <w:r>
-        <w:rPr>
-          <w:lang w:val="es_ES" w:bidi="es_ES"/>
-        </w:rPr>
-      </w:r>
     </w:p>
     <w:p>
       <w:pPr/>
@@ -7823,431 +7723,43 @@
         <w:rPr>
           <w:lang w:val="es_ES" w:bidi="es_ES"/>
         </w:rPr>
-        <w:t>Malaquías - Capítulo 2 Introducción</w:t>
-      </w:r>
-      <w:r>
-        <w:rPr>
-          <w:lang w:val="es_ES" w:bidi="es_ES"/>
-        </w:rPr>
-      </w:r>
-    </w:p>
-    <w:p>
-      <w:pPr>
-        <w:pStyle w:val="Heading3"/>
-      </w:pPr>
-      <w:r>
-        <w:rPr>
-          <w:lang w:val="es_ES" w:bidi="es_ES"/>
-        </w:rPr>
-        <w:t>Estructura y formato</w:t>
-      </w:r>
-    </w:p>
-    <w:p>
-      <w:pPr/>
-      <w:r>
-        <w:rPr>
-          <w:lang w:val="es_ES" w:bidi="es_ES"/>
-        </w:rPr>
-      </w:r>
-      <w:r>
-        <w:rPr>
-          <w:lang w:val="es_ES" w:bidi="es_ES"/>
-        </w:rPr>
-        <w:t>2:1–9 Los sacerdotes deben enseñar y aplicar la ley con fidelidad</w:t>
-      </w:r>
-    </w:p>
-    <w:p>
-      <w:pPr/>
-      <w:r>
-        <w:rPr>
-          <w:lang w:val="es_ES" w:bidi="es_ES"/>
-        </w:rPr>
-      </w:r>
-      <w:r>
-        <w:rPr>
-          <w:lang w:val="es_ES" w:bidi="es_ES"/>
-        </w:rPr>
-        <w:t>2:10–16 Jehová se preocupa por la justicia: no el divorcio.</w:t>
-      </w:r>
-    </w:p>
-    <w:p>
-      <w:pPr/>
-      <w:r>
-        <w:rPr>
-          <w:lang w:val="es_ES" w:bidi="es_ES"/>
-        </w:rPr>
-      </w:r>
-      <w:r>
-        <w:rPr>
-          <w:lang w:val="es_ES" w:bidi="es_ES"/>
-        </w:rPr>
-        <w:t>2:17–3:5 Jehová se preocupa por la justicia y castigará a los malvados</w:t>
-      </w:r>
-    </w:p>
-    <w:p>
-      <w:pPr>
-        <w:pStyle w:val="Heading3"/>
-      </w:pPr>
-      <w:r>
-        <w:rPr>
-          <w:lang w:val="es_ES" w:bidi="es_ES"/>
-        </w:rPr>
-        <w:t>Conceptos religiosos y culturales en este capítulo</w:t>
-      </w:r>
-    </w:p>
-    <w:p>
-      <w:pPr>
-        <w:pStyle w:val="Heading4"/>
-      </w:pPr>
-      <w:r>
-        <w:rPr>
-          <w:lang w:val="es_ES" w:bidi="es_ES"/>
-        </w:rPr>
-        <w:t>“Mi pacto fué con él de vida y de paz, las cuales cosas yo le dí por el temor” (2:5)</w:t>
-      </w:r>
-    </w:p>
-    <w:p>
-      <w:pPr/>
-      <w:r>
-        <w:rPr>
-          <w:lang w:val="es_ES" w:bidi="es_ES"/>
-        </w:rPr>
-      </w:r>
-      <w:r>
-        <w:rPr>
-          <w:lang w:val="es_ES" w:bidi="es_ES"/>
-        </w:rPr>
-        <w:t xml:space="preserve">Aquí, Jehová parece referirse implícitamente a lo mencionado en </w:t>
+        <w:t>Malaquías 2:1 (#1)</w:t>
+      </w:r>
+      <w:r>
+        <w:rPr>
+          <w:lang w:val="es_ES" w:bidi="es_ES"/>
+        </w:rPr>
+      </w:r>
+    </w:p>
+    <w:p>
+      <w:pPr/>
+      <w:r>
+        <w:rPr>
+          <w:lang w:val="es_ES" w:bidi="es_ES"/>
+        </w:rPr>
+      </w:r>
+      <w:r>
+        <w:rPr>
+          <w:b/>
+          <w:lang w:val="es_ES" w:bidi="es_ES"/>
+        </w:rPr>
+        <w:t>"AHORA pues"</w:t>
+      </w:r>
+    </w:p>
+    <w:p>
+      <w:pPr/>
+      <w:r>
+        <w:rPr>
+          <w:lang w:val="es_ES" w:bidi="es_ES"/>
+        </w:rPr>
+      </w:r>
+      <w:r>
+        <w:rPr>
+          <w:lang w:val="es_ES" w:bidi="es_ES"/>
+        </w:rPr>
+        <w:t xml:space="preserve">Observa cómo se tradujo la misma expresión en </w:t>
       </w:r>
       <w:hyperlink r:id="rId16">
-        <w:r>
-          <w:rPr>
-            <w:lang w:val="es_ES" w:bidi="es_ES"/>
-          </w:rPr>
-          <w:rPr>
-            <w:color w:val="0000EE"/>
-            <w:u w:val="single"/>
-          </w:rPr>
-          <w:t>Números 25:12–13</w:t>
-        </w:r>
-      </w:hyperlink>
-      <w:r>
-        <w:rPr>
-          <w:lang w:val="es_ES" w:bidi="es_ES"/>
-        </w:rPr>
-        <w:t xml:space="preserve">, donde establece un </w:t>
-      </w:r>
-      <w:r>
-        <w:rPr>
-          <w:b/>
-          <w:lang w:val="es_ES" w:bidi="es_ES"/>
-        </w:rPr>
-        <w:t>pacto</w:t>
-      </w:r>
-      <w:r>
-        <w:rPr>
-          <w:lang w:val="es_ES" w:bidi="es_ES"/>
-        </w:rPr>
-        <w:t xml:space="preserve"> de </w:t>
-      </w:r>
-      <w:r>
-        <w:rPr>
-          <w:b/>
-          <w:lang w:val="es_ES" w:bidi="es_ES"/>
-        </w:rPr>
-        <w:t>Paz</w:t>
-      </w:r>
-      <w:r>
-        <w:rPr>
-          <w:lang w:val="es_ES" w:bidi="es_ES"/>
-        </w:rPr>
-        <w:t xml:space="preserve"> al designar a Phinees (hijo del primer sumo sacerdote, Aarón) y a sus descendientes en el sacerdocio de manera permanente. Jehová hizo esto porque Phinees se opuso con celo a la adoración de dioses extranjeros. Con "yo le di por el temor", Jehová quiere decir, en otras palabras, "porque me adoró exclusivamente y con devoción". Jehová estaba castigando a los israelitas por su idolatría con una plaga que estaba causando muchas muertes, pero detuvo la plaga gracias a la acción de Phinees. Así que este fue un pacto de </w:t>
-      </w:r>
-      <w:r>
-        <w:rPr>
-          <w:b/>
-          <w:lang w:val="es_ES" w:bidi="es_ES"/>
-        </w:rPr>
-        <w:t>Paz</w:t>
-      </w:r>
-      <w:r>
-        <w:rPr>
-          <w:lang w:val="es_ES" w:bidi="es_ES"/>
-        </w:rPr>
-        <w:t xml:space="preserve"> (Jehová ya no era hostil hacia los israelitas). También fue un pacto de </w:t>
-      </w:r>
-      <w:r>
-        <w:rPr>
-          <w:b/>
-          <w:lang w:val="es_ES" w:bidi="es_ES"/>
-        </w:rPr>
-        <w:t>vida</w:t>
-      </w:r>
-      <w:r>
-        <w:rPr>
-          <w:lang w:val="es_ES" w:bidi="es_ES"/>
-        </w:rPr>
-        <w:t xml:space="preserve"> (Jehová ya no estaba castigando a los israelitas con la muerte). La palabra </w:t>
-      </w:r>
-      <w:r>
-        <w:rPr>
-          <w:b/>
-          <w:lang w:val="es_ES" w:bidi="es_ES"/>
-        </w:rPr>
-        <w:t>vida</w:t>
-      </w:r>
-      <w:r>
-        <w:rPr>
-          <w:lang w:val="es_ES" w:bidi="es_ES"/>
-        </w:rPr>
-        <w:t xml:space="preserve"> también puede indicar que este fue un pacto permanente que no terminaría. Las notas a en </w:t>
-      </w:r>
-      <w:hyperlink r:id="rId17">
-        <w:r>
-          <w:rPr>
-            <w:lang w:val="es_ES" w:bidi="es_ES"/>
-          </w:rPr>
-          <w:rPr>
-            <w:color w:val="0000EE"/>
-            <w:u w:val="single"/>
-          </w:rPr>
-          <w:t>Malaquías 2:5</w:t>
-        </w:r>
-      </w:hyperlink>
-      <w:r>
-        <w:rPr>
-          <w:lang w:val="es_ES" w:bidi="es_ES"/>
-        </w:rPr>
-        <w:t xml:space="preserve"> sugieren formas de traducir estas declaraciones.</w:t>
-      </w:r>
-    </w:p>
-    <w:p>
-      <w:pPr>
-        <w:pStyle w:val="Heading3"/>
-      </w:pPr>
-      <w:r>
-        <w:rPr>
-          <w:lang w:val="es_ES" w:bidi="es_ES"/>
-        </w:rPr>
-        <w:t>Problemas de traducción</w:t>
-      </w:r>
-    </w:p>
-    <w:p>
-      <w:pPr>
-        <w:pStyle w:val="Heading4"/>
-      </w:pPr>
-      <w:r>
-        <w:rPr>
-          <w:lang w:val="es_ES" w:bidi="es_ES"/>
-        </w:rPr>
-        <w:t>Pues qué ¿no hizo él uno solo? (2:15a)</w:t>
-      </w:r>
-    </w:p>
-    <w:p>
-      <w:pPr/>
-      <w:r>
-        <w:rPr>
-          <w:lang w:val="es_ES" w:bidi="es_ES"/>
-        </w:rPr>
-      </w:r>
-      <w:r>
-        <w:rPr>
-          <w:lang w:val="es_ES" w:bidi="es_ES"/>
-        </w:rPr>
-        <w:t xml:space="preserve">Aquí se presentan dos perspectivas que tienen los estudiosos de la Biblia sobre la interpretación correcta de estas palabras. (1) La palabra </w:t>
-      </w:r>
-      <w:r>
-        <w:rPr>
-          <w:b/>
-          <w:lang w:val="es_ES" w:bidi="es_ES"/>
-        </w:rPr>
-        <w:t>uno</w:t>
-      </w:r>
-      <w:r>
-        <w:rPr>
-          <w:lang w:val="es_ES" w:bidi="es_ES"/>
-        </w:rPr>
-        <w:t xml:space="preserve"> se refiere a la conexión cercana entre un marido y su esposa. Traducción alternativa: "¿Y no te hizo Dios uno con tu esposa?". (2) La palabra </w:t>
-      </w:r>
-      <w:r>
-        <w:rPr>
-          <w:b/>
-          <w:lang w:val="es_ES" w:bidi="es_ES"/>
-        </w:rPr>
-        <w:t>uno</w:t>
-      </w:r>
-      <w:r>
-        <w:rPr>
-          <w:lang w:val="es_ES" w:bidi="es_ES"/>
-        </w:rPr>
-        <w:t xml:space="preserve"> se refiere a Dios. Traducción alternativa: "¿Y no te hizo el único Dios?".</w:t>
-      </w:r>
-    </w:p>
-    <w:p>
-      <w:pPr>
-        <w:pStyle w:val="Heading4"/>
-      </w:pPr>
-      <w:r>
-        <w:rPr>
-          <w:lang w:val="es_ES" w:bidi="es_ES"/>
-        </w:rPr>
-        <w:t>¿aunque tenía la abundancia del espíritu? (2:15b)</w:t>
-      </w:r>
-    </w:p>
-    <w:p>
-      <w:pPr/>
-      <w:r>
-        <w:rPr>
-          <w:lang w:val="es_ES" w:bidi="es_ES"/>
-        </w:rPr>
-      </w:r>
-      <w:r>
-        <w:rPr>
-          <w:lang w:val="es_ES" w:bidi="es_ES"/>
-        </w:rPr>
-        <w:t>Existen dos puntos de vista, entre muchos, que los estudiosos de la Biblia tienen respecto a la interpretación correcta de estas palabras. (1) Estas palabras indican que un marido y su esposa están unidos en cuerpo y espíritu. Traducción alternativa: "Dios te creó para unirte con tu esposa en cuerpo y espíritu". (2) Estas palabras sugieren que los cuerpos y espíritus de un marido y su esposa pertenecen a Dios. Traducción alternativa: "tú y tu esposa pertenecen a Dios".</w:t>
-      </w:r>
-    </w:p>
-    <w:p>
-      <w:pPr>
-        <w:pStyle w:val="Heading4"/>
-      </w:pPr>
-      <w:r>
-        <w:rPr>
-          <w:lang w:val="es_ES" w:bidi="es_ES"/>
-        </w:rPr>
-        <w:t>“y cubra la iniquidad con su vestido” (2:16)</w:t>
-      </w:r>
-    </w:p>
-    <w:p>
-      <w:pPr/>
-      <w:r>
-        <w:rPr>
-          <w:lang w:val="es_ES" w:bidi="es_ES"/>
-        </w:rPr>
-      </w:r>
-      <w:r>
-        <w:rPr>
-          <w:lang w:val="es_ES" w:bidi="es_ES"/>
-        </w:rPr>
-        <w:t xml:space="preserve">Aquí se presentan tres perspectivas que tienen los estudiosos de la Biblia sobre la interpretación correcta de estas palabras. (1) Significa que el marido y la esposa en Malaquías están hablando como si la </w:t>
-      </w:r>
-      <w:r>
-        <w:rPr>
-          <w:b/>
-          <w:lang w:val="es_ES" w:bidi="es_ES"/>
-        </w:rPr>
-        <w:t>iniquidad</w:t>
-      </w:r>
-      <w:r>
-        <w:rPr>
-          <w:lang w:val="es_ES" w:bidi="es_ES"/>
-        </w:rPr>
-        <w:t xml:space="preserve"> fuera una sustancia con la que una persona podría cubrir con su </w:t>
-      </w:r>
-      <w:r>
-        <w:rPr>
-          <w:b/>
-          <w:lang w:val="es_ES" w:bidi="es_ES"/>
-        </w:rPr>
-        <w:t>vestido</w:t>
-      </w:r>
-      <w:r>
-        <w:rPr>
-          <w:lang w:val="es_ES" w:bidi="es_ES"/>
-        </w:rPr>
-        <w:t xml:space="preserve">. Si fuera más claro en tu idioma, podrías expresarlo claramente. La idea de cubrir completamente transmite énfasis. Traducción alternativa: "y quien esconde actos de violencia". (2) La palabra </w:t>
-      </w:r>
-      <w:r>
-        <w:rPr>
-          <w:b/>
-          <w:lang w:val="es_ES" w:bidi="es_ES"/>
-        </w:rPr>
-        <w:t>iniquidad</w:t>
-      </w:r>
-      <w:r>
-        <w:rPr>
-          <w:lang w:val="es_ES" w:bidi="es_ES"/>
-        </w:rPr>
-        <w:t xml:space="preserve"> se refiere a acciones severas que podrían incluir acciones distintas al divorcio. Traducción alternativa: "y quien actúa violentamente". (3) La palabra </w:t>
-      </w:r>
-      <w:r>
-        <w:rPr>
-          <w:b/>
-          <w:lang w:val="es_ES" w:bidi="es_ES"/>
-        </w:rPr>
-        <w:t>iniquidad</w:t>
-      </w:r>
-      <w:r>
-        <w:rPr>
-          <w:lang w:val="es_ES" w:bidi="es_ES"/>
-        </w:rPr>
-        <w:t xml:space="preserve"> se refiere a acciones violentas o crueles que una persona oculta. Traducción alternativa: "y quien oculta su violencia".</w:t>
-      </w:r>
-      <w:r>
-        <w:rPr>
-          <w:lang w:val="es_ES" w:bidi="es_ES"/>
-        </w:rPr>
-      </w:r>
-      <w:r>
-        <w:rPr>
-          <w:lang w:val="es_ES" w:bidi="es_ES"/>
-        </w:rPr>
-      </w:r>
-    </w:p>
-    <w:p>
-      <w:pPr/>
-      <w:r>
-        <w:rPr>
-          <w:lang w:val="es_ES" w:bidi="es_ES"/>
-        </w:rPr>
-      </w:r>
-    </w:p>
-    <w:p>
-      <w:pPr>
-        <w:pStyle w:val="Heading2"/>
-      </w:pPr>
-      <w:r>
-        <w:rPr>
-          <w:lang w:val="es_ES" w:bidi="es_ES"/>
-        </w:rPr>
-        <w:t>Malaquías 2:1 (#1)</w:t>
-      </w:r>
-      <w:r>
-        <w:rPr>
-          <w:lang w:val="es_ES" w:bidi="es_ES"/>
-        </w:rPr>
-      </w:r>
-    </w:p>
-    <w:p>
-      <w:pPr/>
-      <w:r>
-        <w:rPr>
-          <w:lang w:val="es_ES" w:bidi="es_ES"/>
-        </w:rPr>
-      </w:r>
-      <w:r>
-        <w:rPr>
-          <w:b/>
-          <w:lang w:val="es_ES" w:bidi="es_ES"/>
-        </w:rPr>
-        <w:t>"AHORA pues"</w:t>
-      </w:r>
-    </w:p>
-    <w:p>
-      <w:pPr/>
-      <w:r>
-        <w:rPr>
-          <w:lang w:val="es_ES" w:bidi="es_ES"/>
-        </w:rPr>
-      </w:r>
-      <w:r>
-        <w:rPr>
-          <w:lang w:val="es_ES" w:bidi="es_ES"/>
-        </w:rPr>
-        <w:t xml:space="preserve">Observa cómo se tradujo la misma expresión en </w:t>
-      </w:r>
-      <w:hyperlink r:id="rId18">
         <w:r>
           <w:rPr>
             <w:lang w:val="es_ES" w:bidi="es_ES"/>
@@ -9676,7 +9188,7 @@
         </w:rPr>
         <w:t xml:space="preserve"> perdure. En </w:t>
       </w:r>
-      <w:hyperlink r:id="rId19">
+      <w:hyperlink r:id="rId17">
         <w:r>
           <w:rPr>
             <w:lang w:val="es_ES" w:bidi="es_ES"/>
@@ -11927,7 +11439,7 @@
         </w:rPr>
         <w:t xml:space="preserve">Observa cómo se tradujo la imagen similar en </w:t>
       </w:r>
-      <w:hyperlink r:id="rId20">
+      <w:hyperlink r:id="rId18">
         <w:r>
           <w:rPr>
             <w:lang w:val="es_ES" w:bidi="es_ES"/>
@@ -12246,7 +11758,7 @@
         </w:rPr>
         <w:t xml:space="preserve">, es decir, dañado físicamente y vuelto inútil, como los cultivos devorados por plagas descritos con el mismo término en </w:t>
       </w:r>
-      <w:hyperlink r:id="rId21">
+      <w:hyperlink r:id="rId19">
         <w:r>
           <w:rPr>
             <w:lang w:val="es_ES" w:bidi="es_ES"/>
@@ -12347,7 +11859,7 @@
         </w:rPr>
         <w:t xml:space="preserve">Observa cómo se tradujo la misma expresión en </w:t>
       </w:r>
-      <w:hyperlink r:id="rId22">
+      <w:hyperlink r:id="rId20">
         <w:r>
           <w:rPr>
             <w:lang w:val="es_ES" w:bidi="es_ES"/>
@@ -15751,107 +15263,6 @@
         <w:rPr>
           <w:lang w:val="es_ES" w:bidi="es_ES"/>
         </w:rPr>
-        <w:t>Malaquías - Capítulo 3 Introducción</w:t>
-      </w:r>
-      <w:r>
-        <w:rPr>
-          <w:lang w:val="es_ES" w:bidi="es_ES"/>
-        </w:rPr>
-      </w:r>
-    </w:p>
-    <w:p>
-      <w:pPr>
-        <w:pStyle w:val="Heading3"/>
-      </w:pPr>
-      <w:r>
-        <w:rPr>
-          <w:lang w:val="es_ES" w:bidi="es_ES"/>
-        </w:rPr>
-        <w:t>Estructura y formato</w:t>
-      </w:r>
-    </w:p>
-    <w:p>
-      <w:pPr/>
-      <w:r>
-        <w:rPr>
-          <w:lang w:val="es_ES" w:bidi="es_ES"/>
-        </w:rPr>
-      </w:r>
-      <w:r>
-        <w:rPr>
-          <w:lang w:val="es_ES" w:bidi="es_ES"/>
-        </w:rPr>
-        <w:t>2:17–3:5 Jehová se preocupa por la justicia y castigará a los malhechores.</w:t>
-      </w:r>
-    </w:p>
-    <w:p>
-      <w:pPr/>
-      <w:r>
-        <w:rPr>
-          <w:lang w:val="es_ES" w:bidi="es_ES"/>
-        </w:rPr>
-      </w:r>
-      <w:r>
-        <w:rPr>
-          <w:lang w:val="es_ES" w:bidi="es_ES"/>
-        </w:rPr>
-        <w:t>3:6–12 Los judíos no están entregando los diezmos correctamente.</w:t>
-      </w:r>
-    </w:p>
-    <w:p>
-      <w:pPr/>
-      <w:r>
-        <w:rPr>
-          <w:lang w:val="es_ES" w:bidi="es_ES"/>
-        </w:rPr>
-      </w:r>
-      <w:r>
-        <w:rPr>
-          <w:lang w:val="es_ES" w:bidi="es_ES"/>
-        </w:rPr>
-        <w:t>3:13–15 Jehová castigará a los malvados, a pesar de lo que afirman los judíos.</w:t>
-      </w:r>
-    </w:p>
-    <w:p>
-      <w:pPr/>
-      <w:r>
-        <w:rPr>
-          <w:lang w:val="es_ES" w:bidi="es_ES"/>
-        </w:rPr>
-      </w:r>
-      <w:r>
-        <w:rPr>
-          <w:lang w:val="es_ES" w:bidi="es_ES"/>
-        </w:rPr>
-        <w:t>3:16–4:6 Jehová bendecirá y protegerá a quienes le temen.</w:t>
-      </w:r>
-      <w:r>
-        <w:rPr>
-          <w:lang w:val="es_ES" w:bidi="es_ES"/>
-        </w:rPr>
-      </w:r>
-      <w:r>
-        <w:rPr>
-          <w:lang w:val="es_ES" w:bidi="es_ES"/>
-        </w:rPr>
-      </w:r>
-    </w:p>
-    <w:p>
-      <w:pPr/>
-      <w:r>
-        <w:rPr>
-          <w:lang w:val="es_ES" w:bidi="es_ES"/>
-        </w:rPr>
-      </w:r>
-    </w:p>
-    <w:p>
-      <w:pPr>
-        <w:pStyle w:val="Heading2"/>
-      </w:pPr>
-      <w:r>
-        <w:rPr>
-          <w:lang w:val="es_ES" w:bidi="es_ES"/>
-        </w:rPr>
         <w:t>Malaquías 3:1 (#1)</w:t>
       </w:r>
       <w:r>
@@ -15895,7 +15306,7 @@
         </w:rPr>
         <w:t xml:space="preserve"> es una expresión que la gente de esta cultura usaba comúnmente para indicar que están a punto de hacer algo. Observa cómo se tradujo la expresión similar en </w:t>
       </w:r>
-      <w:hyperlink r:id="rId23">
+      <w:hyperlink r:id="rId21">
         <w:r>
           <w:rPr>
             <w:lang w:val="es_ES" w:bidi="es_ES"/>
@@ -16188,7 +15599,7 @@
         </w:rPr>
         <w:t xml:space="preserve">Jehová utiliza esta palabra para captar la atención del pueblo. Observa cómo se tradujo una frase similar en </w:t>
       </w:r>
-      <w:hyperlink r:id="rId24">
+      <w:hyperlink r:id="rId22">
         <w:r>
           <w:rPr>
             <w:lang w:val="es_ES" w:bidi="es_ES"/>
@@ -18087,7 +17498,7 @@
         </w:rPr>
         <w:t xml:space="preserve"> de su antepasado Jacob. Observe cómo se tradujo una expresión similar en </w:t>
       </w:r>
-      <w:hyperlink r:id="rId19">
+      <w:hyperlink r:id="rId17">
         <w:r>
           <w:rPr>
             <w:lang w:val="es_ES" w:bidi="es_ES"/>
@@ -18573,7 +17984,7 @@
         </w:rPr>
         <w:t xml:space="preserve"> para obtener información. Más bien, formula la pregunta y luego responde él mismo. Observa cómo se tradujo un caso similar en </w:t>
       </w:r>
-      <w:hyperlink r:id="rId25">
+      <w:hyperlink r:id="rId23">
         <w:r>
           <w:rPr>
             <w:lang w:val="es_ES" w:bidi="es_ES"/>
@@ -22158,6 +21569,3083 @@
         <w:rPr>
           <w:lang w:val="es_ES" w:bidi="es_ES"/>
         </w:rPr>
+        <w:t>Malaquías 4:1 (#1)</w:t>
+      </w:r>
+      <w:r>
+        <w:rPr>
+          <w:lang w:val="es_ES" w:bidi="es_ES"/>
+        </w:rPr>
+      </w:r>
+    </w:p>
+    <w:p>
+      <w:pPr/>
+      <w:r>
+        <w:rPr>
+          <w:lang w:val="es_ES" w:bidi="es_ES"/>
+        </w:rPr>
+      </w:r>
+      <w:r>
+        <w:rPr>
+          <w:b/>
+          <w:lang w:val="es_ES" w:bidi="es_ES"/>
+        </w:rPr>
+        <w:t>"he aquí"</w:t>
+      </w:r>
+    </w:p>
+    <w:p>
+      <w:pPr/>
+      <w:r>
+        <w:rPr>
+          <w:lang w:val="es_ES" w:bidi="es_ES"/>
+        </w:rPr>
+      </w:r>
+      <w:r>
+        <w:rPr>
+          <w:lang w:val="es_ES" w:bidi="es_ES"/>
+        </w:rPr>
+        <w:t>Jehová habla como si quisiera que sus oyentes observen o miren algo. Usa este término para centrar la atención de sus oyentes en lo que va a decir. Es posible que en tu idioma tenga una expresión similar que puedas usar en tu traducción.</w:t>
+      </w:r>
+    </w:p>
+    <w:p>
+      <w:pPr/>
+      <w:r>
+        <w:rPr>
+          <w:lang w:val="es_ES" w:bidi="es_ES"/>
+        </w:rPr>
+      </w:r>
+      <w:r>
+        <w:rPr>
+          <w:lang w:val="es_ES" w:bidi="es_ES"/>
+        </w:rPr>
+        <w:t xml:space="preserve">Ver: </w:t>
+      </w:r>
+      <w:r>
+        <w:rPr>
+          <w:lang w:val="es_ES" w:bidi="es_ES"/>
+        </w:rPr>
+        <w:t>Metáfora</w:t>
+      </w:r>
+      <w:r>
+        <w:rPr>
+          <w:lang w:val="es_ES" w:bidi="es_ES"/>
+        </w:rPr>
+      </w:r>
+      <w:r>
+        <w:rPr>
+          <w:lang w:val="es_ES" w:bidi="es_ES"/>
+        </w:rPr>
+      </w:r>
+    </w:p>
+    <w:p>
+      <w:pPr/>
+      <w:r>
+        <w:rPr>
+          <w:lang w:val="es_ES" w:bidi="es_ES"/>
+        </w:rPr>
+      </w:r>
+    </w:p>
+    <w:p>
+      <w:pPr>
+        <w:pStyle w:val="Heading2"/>
+      </w:pPr>
+      <w:r>
+        <w:rPr>
+          <w:lang w:val="es_ES" w:bidi="es_ES"/>
+        </w:rPr>
+        <w:t>Malaquías 4:1 (#2)</w:t>
+      </w:r>
+      <w:r>
+        <w:rPr>
+          <w:lang w:val="es_ES" w:bidi="es_ES"/>
+        </w:rPr>
+      </w:r>
+    </w:p>
+    <w:p>
+      <w:pPr/>
+      <w:r>
+        <w:rPr>
+          <w:lang w:val="es_ES" w:bidi="es_ES"/>
+        </w:rPr>
+      </w:r>
+      <w:r>
+        <w:rPr>
+          <w:b/>
+          <w:lang w:val="es_ES" w:bidi="es_ES"/>
+        </w:rPr>
+        <w:t>"ardiente como un horno; y todos los soberbios, y todos los que hacen maldad, serán estopa"</w:t>
+      </w:r>
+    </w:p>
+    <w:p>
+      <w:pPr/>
+      <w:r>
+        <w:rPr>
+          <w:lang w:val="es_ES" w:bidi="es_ES"/>
+        </w:rPr>
+      </w:r>
+      <w:r>
+        <w:rPr>
+          <w:lang w:val="es_ES" w:bidi="es_ES"/>
+        </w:rPr>
+        <w:t xml:space="preserve">Jehová habla del día del juicio comparándolo con un </w:t>
+      </w:r>
+      <w:r>
+        <w:rPr>
+          <w:b/>
+          <w:lang w:val="es_ES" w:bidi="es_ES"/>
+        </w:rPr>
+        <w:t>horno</w:t>
+      </w:r>
+      <w:r>
+        <w:rPr>
+          <w:lang w:val="es_ES" w:bidi="es_ES"/>
+        </w:rPr>
+        <w:t xml:space="preserve"> que </w:t>
+      </w:r>
+      <w:r>
+        <w:rPr>
+          <w:b/>
+          <w:lang w:val="es_ES" w:bidi="es_ES"/>
+        </w:rPr>
+        <w:t>quema</w:t>
+      </w:r>
+      <w:r>
+        <w:rPr>
+          <w:lang w:val="es_ES" w:bidi="es_ES"/>
+        </w:rPr>
+        <w:t xml:space="preserve"> a la gente. Para mayor claridad en tu idioma, podrías expresar esta imagen como una comparación. Traducción alternativa: "en que destruiré a todas las personas arrogantes y a todos los que hacen maldad, como si fueran estopa quemadas en un horno".</w:t>
+      </w:r>
+    </w:p>
+    <w:p>
+      <w:pPr/>
+      <w:r>
+        <w:rPr>
+          <w:lang w:val="es_ES" w:bidi="es_ES"/>
+        </w:rPr>
+      </w:r>
+      <w:r>
+        <w:rPr>
+          <w:lang w:val="es_ES" w:bidi="es_ES"/>
+        </w:rPr>
+        <w:t xml:space="preserve">Ver: </w:t>
+      </w:r>
+      <w:r>
+        <w:rPr>
+          <w:lang w:val="es_ES" w:bidi="es_ES"/>
+        </w:rPr>
+        <w:t>Metáfora</w:t>
+      </w:r>
+      <w:r>
+        <w:rPr>
+          <w:lang w:val="es_ES" w:bidi="es_ES"/>
+        </w:rPr>
+      </w:r>
+      <w:r>
+        <w:rPr>
+          <w:lang w:val="es_ES" w:bidi="es_ES"/>
+        </w:rPr>
+      </w:r>
+    </w:p>
+    <w:p>
+      <w:pPr/>
+      <w:r>
+        <w:rPr>
+          <w:lang w:val="es_ES" w:bidi="es_ES"/>
+        </w:rPr>
+      </w:r>
+    </w:p>
+    <w:p>
+      <w:pPr>
+        <w:pStyle w:val="Heading2"/>
+      </w:pPr>
+      <w:r>
+        <w:rPr>
+          <w:lang w:val="es_ES" w:bidi="es_ES"/>
+        </w:rPr>
+        <w:t>Malaquías 4:1 (#3)</w:t>
+      </w:r>
+      <w:r>
+        <w:rPr>
+          <w:lang w:val="es_ES" w:bidi="es_ES"/>
+        </w:rPr>
+      </w:r>
+    </w:p>
+    <w:p>
+      <w:pPr/>
+      <w:r>
+        <w:rPr>
+          <w:lang w:val="es_ES" w:bidi="es_ES"/>
+        </w:rPr>
+      </w:r>
+      <w:r>
+        <w:rPr>
+          <w:b/>
+          <w:lang w:val="es_ES" w:bidi="es_ES"/>
+        </w:rPr>
+        <w:t>"todos los soberbios"</w:t>
+      </w:r>
+    </w:p>
+    <w:p>
+      <w:pPr/>
+      <w:r>
+        <w:rPr>
+          <w:lang w:val="es_ES" w:bidi="es_ES"/>
+        </w:rPr>
+      </w:r>
+      <w:r>
+        <w:rPr>
+          <w:lang w:val="es_ES" w:bidi="es_ES"/>
+        </w:rPr>
+        <w:t xml:space="preserve">Jehová está utilizando el adjetivo </w:t>
+      </w:r>
+      <w:r>
+        <w:rPr>
+          <w:b/>
+          <w:lang w:val="es_ES" w:bidi="es_ES"/>
+        </w:rPr>
+        <w:t xml:space="preserve">soberbio </w:t>
+      </w:r>
+      <w:r>
+        <w:rPr>
+          <w:lang w:val="es_ES" w:bidi="es_ES"/>
+        </w:rPr>
+        <w:t>como un sustantivo para referirse a un tipo específico de persona. Tu idioma podría usar adjetivos de manera similar. Si no fuera así, podrías traducir este adjetivo con una frase equivalente. Traducción alternativa: "todas las personas arrogantes".</w:t>
+      </w:r>
+    </w:p>
+    <w:p>
+      <w:pPr/>
+      <w:r>
+        <w:rPr>
+          <w:lang w:val="es_ES" w:bidi="es_ES"/>
+        </w:rPr>
+      </w:r>
+      <w:r>
+        <w:rPr>
+          <w:lang w:val="es_ES" w:bidi="es_ES"/>
+        </w:rPr>
+        <w:t xml:space="preserve">Ver: </w:t>
+      </w:r>
+      <w:r>
+        <w:rPr>
+          <w:lang w:val="es_ES" w:bidi="es_ES"/>
+        </w:rPr>
+        <w:t>Adjetivos Nominales</w:t>
+      </w:r>
+      <w:r>
+        <w:rPr>
+          <w:lang w:val="es_ES" w:bidi="es_ES"/>
+        </w:rPr>
+      </w:r>
+      <w:r>
+        <w:rPr>
+          <w:lang w:val="es_ES" w:bidi="es_ES"/>
+        </w:rPr>
+      </w:r>
+    </w:p>
+    <w:p>
+      <w:pPr/>
+      <w:r>
+        <w:rPr>
+          <w:lang w:val="es_ES" w:bidi="es_ES"/>
+        </w:rPr>
+      </w:r>
+    </w:p>
+    <w:p>
+      <w:pPr>
+        <w:pStyle w:val="Heading2"/>
+      </w:pPr>
+      <w:r>
+        <w:rPr>
+          <w:lang w:val="es_ES" w:bidi="es_ES"/>
+        </w:rPr>
+        <w:t>Malaquías 4:1 (#4)</w:t>
+      </w:r>
+      <w:r>
+        <w:rPr>
+          <w:lang w:val="es_ES" w:bidi="es_ES"/>
+        </w:rPr>
+      </w:r>
+    </w:p>
+    <w:p>
+      <w:pPr/>
+      <w:r>
+        <w:rPr>
+          <w:lang w:val="es_ES" w:bidi="es_ES"/>
+        </w:rPr>
+      </w:r>
+      <w:r>
+        <w:rPr>
+          <w:b/>
+          <w:lang w:val="es_ES" w:bidi="es_ES"/>
+        </w:rPr>
+        <w:t>"y todos los que hacen maldad"</w:t>
+      </w:r>
+    </w:p>
+    <w:p>
+      <w:pPr/>
+      <w:r>
+        <w:rPr>
+          <w:lang w:val="es_ES" w:bidi="es_ES"/>
+        </w:rPr>
+      </w:r>
+      <w:r>
+        <w:rPr>
+          <w:lang w:val="es_ES" w:bidi="es_ES"/>
+        </w:rPr>
+        <w:t xml:space="preserve">Si tu idioma no utiliza un sustantivo abstracto para la idea de la </w:t>
+      </w:r>
+      <w:r>
+        <w:rPr>
+          <w:b/>
+          <w:lang w:val="es_ES" w:bidi="es_ES"/>
+        </w:rPr>
+        <w:t>maldad</w:t>
+      </w:r>
+      <w:r>
+        <w:rPr>
+          <w:lang w:val="es_ES" w:bidi="es_ES"/>
+        </w:rPr>
+        <w:t>, podrías expresar la misma idea de otra manera. Traducción alternativa: "todas las personas que cometen actos malvados".</w:t>
+      </w:r>
+    </w:p>
+    <w:p>
+      <w:pPr/>
+      <w:r>
+        <w:rPr>
+          <w:lang w:val="es_ES" w:bidi="es_ES"/>
+        </w:rPr>
+      </w:r>
+      <w:r>
+        <w:rPr>
+          <w:lang w:val="es_ES" w:bidi="es_ES"/>
+        </w:rPr>
+        <w:t xml:space="preserve">Ver: </w:t>
+      </w:r>
+      <w:r>
+        <w:rPr>
+          <w:lang w:val="es_ES" w:bidi="es_ES"/>
+        </w:rPr>
+        <w:t>Sustantivos Abstractos</w:t>
+      </w:r>
+      <w:r>
+        <w:rPr>
+          <w:lang w:val="es_ES" w:bidi="es_ES"/>
+        </w:rPr>
+      </w:r>
+      <w:r>
+        <w:rPr>
+          <w:lang w:val="es_ES" w:bidi="es_ES"/>
+        </w:rPr>
+      </w:r>
+    </w:p>
+    <w:p>
+      <w:pPr/>
+      <w:r>
+        <w:rPr>
+          <w:lang w:val="es_ES" w:bidi="es_ES"/>
+        </w:rPr>
+      </w:r>
+    </w:p>
+    <w:p>
+      <w:pPr>
+        <w:pStyle w:val="Heading2"/>
+      </w:pPr>
+      <w:r>
+        <w:rPr>
+          <w:lang w:val="es_ES" w:bidi="es_ES"/>
+        </w:rPr>
+        <w:t>Malaquías 4:1 (#5)</w:t>
+      </w:r>
+      <w:r>
+        <w:rPr>
+          <w:lang w:val="es_ES" w:bidi="es_ES"/>
+        </w:rPr>
+      </w:r>
+    </w:p>
+    <w:p>
+      <w:pPr/>
+      <w:r>
+        <w:rPr>
+          <w:lang w:val="es_ES" w:bidi="es_ES"/>
+        </w:rPr>
+      </w:r>
+      <w:r>
+        <w:rPr>
+          <w:b/>
+          <w:lang w:val="es_ES" w:bidi="es_ES"/>
+        </w:rPr>
+        <w:t>"y todos los soberbios, y todos los que hacen maldad, serán estopa"</w:t>
+      </w:r>
+    </w:p>
+    <w:p>
+      <w:pPr/>
+      <w:r>
+        <w:rPr>
+          <w:lang w:val="es_ES" w:bidi="es_ES"/>
+        </w:rPr>
+      </w:r>
+      <w:r>
+        <w:rPr>
+          <w:lang w:val="es_ES" w:bidi="es_ES"/>
+        </w:rPr>
+        <w:t xml:space="preserve">Jehová está hablando de personas malvadas comparándolas con </w:t>
+      </w:r>
+      <w:r>
+        <w:rPr>
+          <w:b/>
+          <w:lang w:val="es_ES" w:bidi="es_ES"/>
+        </w:rPr>
+        <w:t>estopa</w:t>
+      </w:r>
+      <w:r>
+        <w:rPr>
+          <w:lang w:val="es_ES" w:bidi="es_ES"/>
+        </w:rPr>
+        <w:t xml:space="preserve"> que su juicio encendería</w:t>
+      </w:r>
+      <w:r>
+        <w:rPr>
+          <w:b/>
+          <w:lang w:val="es_ES" w:bidi="es_ES"/>
+        </w:rPr>
+        <w:t xml:space="preserve"> </w:t>
+      </w:r>
+      <w:r>
+        <w:rPr>
+          <w:lang w:val="es_ES" w:bidi="es_ES"/>
+        </w:rPr>
+        <w:t>y quemaría. Para que sea más claro en tu idioma, podrías expresar esta imagen como una comparación. Traducción alternativa: "cuando todos los soberbios y todos los que hacen maldad sean completamente destruidos, como si fueran estopa que ha sido quemada".</w:t>
+      </w:r>
+    </w:p>
+    <w:p>
+      <w:pPr/>
+      <w:r>
+        <w:rPr>
+          <w:lang w:val="es_ES" w:bidi="es_ES"/>
+        </w:rPr>
+      </w:r>
+      <w:r>
+        <w:rPr>
+          <w:lang w:val="es_ES" w:bidi="es_ES"/>
+        </w:rPr>
+        <w:t xml:space="preserve">Ver: </w:t>
+      </w:r>
+      <w:r>
+        <w:rPr>
+          <w:lang w:val="es_ES" w:bidi="es_ES"/>
+        </w:rPr>
+        <w:t>Metáfora</w:t>
+      </w:r>
+      <w:r>
+        <w:rPr>
+          <w:lang w:val="es_ES" w:bidi="es_ES"/>
+        </w:rPr>
+      </w:r>
+      <w:r>
+        <w:rPr>
+          <w:lang w:val="es_ES" w:bidi="es_ES"/>
+        </w:rPr>
+      </w:r>
+    </w:p>
+    <w:p>
+      <w:pPr/>
+      <w:r>
+        <w:rPr>
+          <w:lang w:val="es_ES" w:bidi="es_ES"/>
+        </w:rPr>
+      </w:r>
+    </w:p>
+    <w:p>
+      <w:pPr>
+        <w:pStyle w:val="Heading2"/>
+      </w:pPr>
+      <w:r>
+        <w:rPr>
+          <w:lang w:val="es_ES" w:bidi="es_ES"/>
+        </w:rPr>
+        <w:t>Malaquías 4:1 (#6)</w:t>
+      </w:r>
+      <w:r>
+        <w:rPr>
+          <w:lang w:val="es_ES" w:bidi="es_ES"/>
+        </w:rPr>
+      </w:r>
+    </w:p>
+    <w:p>
+      <w:pPr/>
+      <w:r>
+        <w:rPr>
+          <w:lang w:val="es_ES" w:bidi="es_ES"/>
+        </w:rPr>
+      </w:r>
+      <w:r>
+        <w:rPr>
+          <w:b/>
+          <w:lang w:val="es_ES" w:bidi="es_ES"/>
+        </w:rPr>
+        <w:t>"el cual no les dejará ni raíz ni rama."</w:t>
+      </w:r>
+    </w:p>
+    <w:p>
+      <w:pPr/>
+      <w:r>
+        <w:rPr>
+          <w:lang w:val="es_ES" w:bidi="es_ES"/>
+        </w:rPr>
+      </w:r>
+      <w:r>
+        <w:rPr>
+          <w:lang w:val="es_ES" w:bidi="es_ES"/>
+        </w:rPr>
+        <w:t>Jehová está hablando de dos extremos para incluirlos a ellos y todo lo que hay en medio. Si fuera útil en tu idioma, podrías usar una expresión equivalente o un lenguaje sencillo. Traducción alternativa: "destruyendolos completamente" o "consumiendo todas las partes de ellos".</w:t>
+      </w:r>
+    </w:p>
+    <w:p>
+      <w:pPr/>
+      <w:r>
+        <w:rPr>
+          <w:lang w:val="es_ES" w:bidi="es_ES"/>
+        </w:rPr>
+      </w:r>
+      <w:r>
+        <w:rPr>
+          <w:lang w:val="es_ES" w:bidi="es_ES"/>
+        </w:rPr>
+        <w:t xml:space="preserve">Ver: </w:t>
+      </w:r>
+      <w:r>
+        <w:rPr>
+          <w:lang w:val="es_ES" w:bidi="es_ES"/>
+        </w:rPr>
+        <w:t>Merismo</w:t>
+      </w:r>
+      <w:r>
+        <w:rPr>
+          <w:lang w:val="es_ES" w:bidi="es_ES"/>
+        </w:rPr>
+      </w:r>
+      <w:r>
+        <w:rPr>
+          <w:lang w:val="es_ES" w:bidi="es_ES"/>
+        </w:rPr>
+      </w:r>
+    </w:p>
+    <w:p>
+      <w:pPr/>
+      <w:r>
+        <w:rPr>
+          <w:lang w:val="es_ES" w:bidi="es_ES"/>
+        </w:rPr>
+      </w:r>
+    </w:p>
+    <w:p>
+      <w:pPr>
+        <w:pStyle w:val="Heading2"/>
+      </w:pPr>
+      <w:r>
+        <w:rPr>
+          <w:lang w:val="es_ES" w:bidi="es_ES"/>
+        </w:rPr>
+        <w:t>Malaquías 4:2 (#1)</w:t>
+      </w:r>
+      <w:r>
+        <w:rPr>
+          <w:lang w:val="es_ES" w:bidi="es_ES"/>
+        </w:rPr>
+      </w:r>
+    </w:p>
+    <w:p>
+      <w:pPr/>
+      <w:r>
+        <w:rPr>
+          <w:lang w:val="es_ES" w:bidi="es_ES"/>
+        </w:rPr>
+      </w:r>
+      <w:r>
+        <w:rPr>
+          <w:b/>
+          <w:lang w:val="es_ES" w:bidi="es_ES"/>
+        </w:rPr>
+        <w:t>"Mas á vosotros los que teméis mi nombre, nacerá el Sol de justicia"</w:t>
+      </w:r>
+    </w:p>
+    <w:p>
+      <w:pPr/>
+      <w:r>
+        <w:rPr>
+          <w:lang w:val="es_ES" w:bidi="es_ES"/>
+        </w:rPr>
+      </w:r>
+      <w:r>
+        <w:rPr>
+          <w:lang w:val="es_ES" w:bidi="es_ES"/>
+        </w:rPr>
+        <w:t xml:space="preserve">Jehová está hablando como si la </w:t>
+      </w:r>
+      <w:r>
+        <w:rPr>
+          <w:b/>
+          <w:lang w:val="es_ES" w:bidi="es_ES"/>
+        </w:rPr>
+        <w:t>justicia</w:t>
+      </w:r>
+      <w:r>
+        <w:rPr>
+          <w:lang w:val="es_ES" w:bidi="es_ES"/>
+        </w:rPr>
+        <w:t xml:space="preserve"> fuera el </w:t>
+      </w:r>
+      <w:r>
+        <w:rPr>
+          <w:b/>
+          <w:lang w:val="es_ES" w:bidi="es_ES"/>
+        </w:rPr>
+        <w:t>sol</w:t>
+      </w:r>
+      <w:r>
+        <w:rPr>
+          <w:lang w:val="es_ES" w:bidi="es_ES"/>
+        </w:rPr>
+        <w:t xml:space="preserve"> que </w:t>
+      </w:r>
+      <w:r>
+        <w:rPr>
+          <w:b/>
+          <w:lang w:val="es_ES" w:bidi="es_ES"/>
+        </w:rPr>
+        <w:t>saldrá</w:t>
+      </w:r>
+      <w:r>
+        <w:rPr>
+          <w:lang w:val="es_ES" w:bidi="es_ES"/>
+        </w:rPr>
+        <w:t xml:space="preserve"> sobre los </w:t>
+      </w:r>
+      <w:r>
+        <w:rPr>
+          <w:b/>
+          <w:lang w:val="es_ES" w:bidi="es_ES"/>
+        </w:rPr>
+        <w:t>temerosos</w:t>
+      </w:r>
+      <w:r>
+        <w:rPr>
+          <w:lang w:val="es_ES" w:bidi="es_ES"/>
+        </w:rPr>
+        <w:t xml:space="preserve"> de su </w:t>
+      </w:r>
+      <w:r>
+        <w:rPr>
+          <w:b/>
+          <w:lang w:val="es_ES" w:bidi="es_ES"/>
+        </w:rPr>
+        <w:t>nombre</w:t>
+      </w:r>
+      <w:r>
+        <w:rPr>
+          <w:lang w:val="es_ES" w:bidi="es_ES"/>
+        </w:rPr>
+        <w:t>. Esto significa que establecerá su gobierno justo para que aquellos que le obedecen, así serán reivindicados, honrados y bendecidos. En un lenguaje más claro, podrías expresar esta imagen como una comparación. Traducción alternativa: "Pero cuando establezca mi gobierno justo, ustedes que temen mi nombre serán honrados como si el sol brillara intensamente sobre ustedes".</w:t>
+      </w:r>
+    </w:p>
+    <w:p>
+      <w:pPr/>
+      <w:r>
+        <w:rPr>
+          <w:lang w:val="es_ES" w:bidi="es_ES"/>
+        </w:rPr>
+      </w:r>
+      <w:r>
+        <w:rPr>
+          <w:lang w:val="es_ES" w:bidi="es_ES"/>
+        </w:rPr>
+        <w:t xml:space="preserve">Ver: </w:t>
+      </w:r>
+      <w:r>
+        <w:rPr>
+          <w:lang w:val="es_ES" w:bidi="es_ES"/>
+        </w:rPr>
+        <w:t>Metáfora</w:t>
+      </w:r>
+      <w:r>
+        <w:rPr>
+          <w:lang w:val="es_ES" w:bidi="es_ES"/>
+        </w:rPr>
+      </w:r>
+      <w:r>
+        <w:rPr>
+          <w:lang w:val="es_ES" w:bidi="es_ES"/>
+        </w:rPr>
+      </w:r>
+    </w:p>
+    <w:p>
+      <w:pPr/>
+      <w:r>
+        <w:rPr>
+          <w:lang w:val="es_ES" w:bidi="es_ES"/>
+        </w:rPr>
+      </w:r>
+    </w:p>
+    <w:p>
+      <w:pPr>
+        <w:pStyle w:val="Heading2"/>
+      </w:pPr>
+      <w:r>
+        <w:rPr>
+          <w:lang w:val="es_ES" w:bidi="es_ES"/>
+        </w:rPr>
+        <w:t>Malaquías 4:2 (#2)</w:t>
+      </w:r>
+      <w:r>
+        <w:rPr>
+          <w:lang w:val="es_ES" w:bidi="es_ES"/>
+        </w:rPr>
+      </w:r>
+    </w:p>
+    <w:p>
+      <w:pPr/>
+      <w:r>
+        <w:rPr>
+          <w:lang w:val="es_ES" w:bidi="es_ES"/>
+        </w:rPr>
+      </w:r>
+      <w:r>
+        <w:rPr>
+          <w:b/>
+          <w:lang w:val="es_ES" w:bidi="es_ES"/>
+        </w:rPr>
+        <w:t>"que teméis mi nombre"</w:t>
+      </w:r>
+    </w:p>
+    <w:p>
+      <w:pPr/>
+      <w:r>
+        <w:rPr>
+          <w:lang w:val="es_ES" w:bidi="es_ES"/>
+        </w:rPr>
+      </w:r>
+      <w:r>
+        <w:rPr>
+          <w:lang w:val="es_ES" w:bidi="es_ES"/>
+        </w:rPr>
+        <w:t xml:space="preserve">Jehová está usando su </w:t>
+      </w:r>
+      <w:r>
+        <w:rPr>
+          <w:b/>
+          <w:lang w:val="es_ES" w:bidi="es_ES"/>
+        </w:rPr>
+        <w:t>nombre</w:t>
+      </w:r>
+      <w:r>
+        <w:rPr>
+          <w:lang w:val="es_ES" w:bidi="es_ES"/>
+        </w:rPr>
+        <w:t xml:space="preserve"> para representar todo de él. Traducción alternativa: "que me temen".</w:t>
+      </w:r>
+    </w:p>
+    <w:p>
+      <w:pPr/>
+      <w:r>
+        <w:rPr>
+          <w:lang w:val="es_ES" w:bidi="es_ES"/>
+        </w:rPr>
+      </w:r>
+      <w:r>
+        <w:rPr>
+          <w:lang w:val="es_ES" w:bidi="es_ES"/>
+        </w:rPr>
+        <w:t xml:space="preserve">Ver: </w:t>
+      </w:r>
+      <w:r>
+        <w:rPr>
+          <w:lang w:val="es_ES" w:bidi="es_ES"/>
+        </w:rPr>
+        <w:t>Sinécdoque</w:t>
+      </w:r>
+      <w:r>
+        <w:rPr>
+          <w:lang w:val="es_ES" w:bidi="es_ES"/>
+        </w:rPr>
+      </w:r>
+      <w:r>
+        <w:rPr>
+          <w:lang w:val="es_ES" w:bidi="es_ES"/>
+        </w:rPr>
+      </w:r>
+    </w:p>
+    <w:p>
+      <w:pPr/>
+      <w:r>
+        <w:rPr>
+          <w:lang w:val="es_ES" w:bidi="es_ES"/>
+        </w:rPr>
+      </w:r>
+    </w:p>
+    <w:p>
+      <w:pPr>
+        <w:pStyle w:val="Heading2"/>
+      </w:pPr>
+      <w:r>
+        <w:rPr>
+          <w:lang w:val="es_ES" w:bidi="es_ES"/>
+        </w:rPr>
+        <w:t>Malaquías 4:2 (#3)</w:t>
+      </w:r>
+      <w:r>
+        <w:rPr>
+          <w:lang w:val="es_ES" w:bidi="es_ES"/>
+        </w:rPr>
+      </w:r>
+    </w:p>
+    <w:p>
+      <w:pPr/>
+      <w:r>
+        <w:rPr>
+          <w:lang w:val="es_ES" w:bidi="es_ES"/>
+        </w:rPr>
+      </w:r>
+      <w:r>
+        <w:rPr>
+          <w:b/>
+          <w:lang w:val="es_ES" w:bidi="es_ES"/>
+        </w:rPr>
+        <w:t>"y en sus alas traerá salud"</w:t>
+      </w:r>
+    </w:p>
+    <w:p>
+      <w:pPr/>
+      <w:r>
+        <w:rPr>
+          <w:lang w:val="es_ES" w:bidi="es_ES"/>
+        </w:rPr>
+      </w:r>
+      <w:r>
+        <w:rPr>
+          <w:lang w:val="es_ES" w:bidi="es_ES"/>
+        </w:rPr>
+        <w:t xml:space="preserve">Jehová está hablando como si el </w:t>
+      </w:r>
+      <w:r>
+        <w:rPr>
+          <w:b/>
+          <w:lang w:val="es_ES" w:bidi="es_ES"/>
+        </w:rPr>
+        <w:t>sol</w:t>
+      </w:r>
+      <w:r>
+        <w:rPr>
+          <w:lang w:val="es_ES" w:bidi="es_ES"/>
+        </w:rPr>
+        <w:t xml:space="preserve"> tuviera </w:t>
+      </w:r>
+      <w:r>
+        <w:rPr>
+          <w:b/>
+          <w:lang w:val="es_ES" w:bidi="es_ES"/>
+        </w:rPr>
+        <w:t>alas</w:t>
+      </w:r>
+      <w:r>
+        <w:rPr>
+          <w:lang w:val="es_ES" w:bidi="es_ES"/>
+        </w:rPr>
+        <w:t>. Está utilizando esta imagen para referirse a la llegada del sol, que simboliza los efectos de establecer su reino. Si fuera más claro en tu idioma, podrías expresarlo de manera sencilla. Traducción alternativa: "y les traerá sanación".</w:t>
+      </w:r>
+    </w:p>
+    <w:p>
+      <w:pPr/>
+      <w:r>
+        <w:rPr>
+          <w:lang w:val="es_ES" w:bidi="es_ES"/>
+        </w:rPr>
+      </w:r>
+      <w:r>
+        <w:rPr>
+          <w:lang w:val="es_ES" w:bidi="es_ES"/>
+        </w:rPr>
+        <w:t xml:space="preserve">Ver: </w:t>
+      </w:r>
+      <w:r>
+        <w:rPr>
+          <w:lang w:val="es_ES" w:bidi="es_ES"/>
+        </w:rPr>
+        <w:t>Metáfora</w:t>
+      </w:r>
+      <w:r>
+        <w:rPr>
+          <w:lang w:val="es_ES" w:bidi="es_ES"/>
+        </w:rPr>
+      </w:r>
+      <w:r>
+        <w:rPr>
+          <w:lang w:val="es_ES" w:bidi="es_ES"/>
+        </w:rPr>
+      </w:r>
+    </w:p>
+    <w:p>
+      <w:pPr/>
+      <w:r>
+        <w:rPr>
+          <w:lang w:val="es_ES" w:bidi="es_ES"/>
+        </w:rPr>
+      </w:r>
+    </w:p>
+    <w:p>
+      <w:pPr>
+        <w:pStyle w:val="Heading2"/>
+      </w:pPr>
+      <w:r>
+        <w:rPr>
+          <w:lang w:val="es_ES" w:bidi="es_ES"/>
+        </w:rPr>
+        <w:t>Malaquías 4:2 (#4)</w:t>
+      </w:r>
+      <w:r>
+        <w:rPr>
+          <w:lang w:val="es_ES" w:bidi="es_ES"/>
+        </w:rPr>
+      </w:r>
+    </w:p>
+    <w:p>
+      <w:pPr/>
+      <w:r>
+        <w:rPr>
+          <w:lang w:val="es_ES" w:bidi="es_ES"/>
+        </w:rPr>
+      </w:r>
+      <w:r>
+        <w:rPr>
+          <w:b/>
+          <w:lang w:val="es_ES" w:bidi="es_ES"/>
+        </w:rPr>
+        <w:t>"y saldréis, y saltaréis"</w:t>
+      </w:r>
+    </w:p>
+    <w:p>
+      <w:pPr/>
+      <w:r>
+        <w:rPr>
+          <w:lang w:val="es_ES" w:bidi="es_ES"/>
+        </w:rPr>
+      </w:r>
+      <w:r>
+        <w:rPr>
+          <w:lang w:val="es_ES" w:bidi="es_ES"/>
+        </w:rPr>
+        <w:t xml:space="preserve">Jehová está hablando como si la gente estuviera tan feliz que </w:t>
+      </w:r>
+      <w:r>
+        <w:rPr>
+          <w:b/>
+          <w:lang w:val="es_ES" w:bidi="es_ES"/>
+        </w:rPr>
+        <w:t>saldría</w:t>
+      </w:r>
+      <w:r>
+        <w:rPr>
+          <w:lang w:val="es_ES" w:bidi="es_ES"/>
+        </w:rPr>
+        <w:t xml:space="preserve"> y </w:t>
+      </w:r>
+      <w:r>
+        <w:rPr>
+          <w:b/>
+          <w:lang w:val="es_ES" w:bidi="es_ES"/>
+        </w:rPr>
+        <w:t>saltaría</w:t>
+      </w:r>
+      <w:r>
+        <w:rPr>
+          <w:lang w:val="es_ES" w:bidi="es_ES"/>
+        </w:rPr>
+        <w:t xml:space="preserve"> de alegría. Si fuera más claro en tu idioma, podrías expresarlo claramente. Traducción alternativa: "y estarán muy alegres".</w:t>
+      </w:r>
+    </w:p>
+    <w:p>
+      <w:pPr/>
+      <w:r>
+        <w:rPr>
+          <w:lang w:val="es_ES" w:bidi="es_ES"/>
+        </w:rPr>
+      </w:r>
+      <w:r>
+        <w:rPr>
+          <w:lang w:val="es_ES" w:bidi="es_ES"/>
+        </w:rPr>
+        <w:t xml:space="preserve">Ver: </w:t>
+      </w:r>
+      <w:r>
+        <w:rPr>
+          <w:lang w:val="es_ES" w:bidi="es_ES"/>
+        </w:rPr>
+        <w:t>Metáfora</w:t>
+      </w:r>
+      <w:r>
+        <w:rPr>
+          <w:lang w:val="es_ES" w:bidi="es_ES"/>
+        </w:rPr>
+      </w:r>
+      <w:r>
+        <w:rPr>
+          <w:lang w:val="es_ES" w:bidi="es_ES"/>
+        </w:rPr>
+      </w:r>
+    </w:p>
+    <w:p>
+      <w:pPr/>
+      <w:r>
+        <w:rPr>
+          <w:lang w:val="es_ES" w:bidi="es_ES"/>
+        </w:rPr>
+      </w:r>
+    </w:p>
+    <w:p>
+      <w:pPr>
+        <w:pStyle w:val="Heading2"/>
+      </w:pPr>
+      <w:r>
+        <w:rPr>
+          <w:lang w:val="es_ES" w:bidi="es_ES"/>
+        </w:rPr>
+        <w:t>Malaquías 4:2 (#5)</w:t>
+      </w:r>
+      <w:r>
+        <w:rPr>
+          <w:lang w:val="es_ES" w:bidi="es_ES"/>
+        </w:rPr>
+      </w:r>
+    </w:p>
+    <w:p>
+      <w:pPr/>
+      <w:r>
+        <w:rPr>
+          <w:lang w:val="es_ES" w:bidi="es_ES"/>
+        </w:rPr>
+      </w:r>
+      <w:r>
+        <w:rPr>
+          <w:b/>
+          <w:lang w:val="es_ES" w:bidi="es_ES"/>
+        </w:rPr>
+        <w:t>"y saldréis, y saltaréis como becerros de la manada"</w:t>
+      </w:r>
+    </w:p>
+    <w:p>
+      <w:pPr/>
+      <w:r>
+        <w:rPr>
+          <w:lang w:val="es_ES" w:bidi="es_ES"/>
+        </w:rPr>
+      </w:r>
+      <w:r>
+        <w:rPr>
+          <w:lang w:val="es_ES" w:bidi="es_ES"/>
+        </w:rPr>
+        <w:t>El objetivo de esta comparación es que, al igual que los terneros que han sido mantenidos en un establo son muy alegres cuando se les deja salir, las personas actuarán con mucha alegría. Si fuera útil en tu idioma, podrías expresar este punto explícitamente. Traducción alternativa: "y se sentirán tan alegres como los terneros que han sido liberados de su establo".</w:t>
+      </w:r>
+    </w:p>
+    <w:p>
+      <w:pPr/>
+      <w:r>
+        <w:rPr>
+          <w:lang w:val="es_ES" w:bidi="es_ES"/>
+        </w:rPr>
+      </w:r>
+      <w:r>
+        <w:rPr>
+          <w:lang w:val="es_ES" w:bidi="es_ES"/>
+        </w:rPr>
+        <w:t xml:space="preserve">Ver: </w:t>
+      </w:r>
+      <w:r>
+        <w:rPr>
+          <w:lang w:val="es_ES" w:bidi="es_ES"/>
+        </w:rPr>
+        <w:t>Símil</w:t>
+      </w:r>
+      <w:r>
+        <w:rPr>
+          <w:lang w:val="es_ES" w:bidi="es_ES"/>
+        </w:rPr>
+      </w:r>
+      <w:r>
+        <w:rPr>
+          <w:lang w:val="es_ES" w:bidi="es_ES"/>
+        </w:rPr>
+      </w:r>
+    </w:p>
+    <w:p>
+      <w:pPr/>
+      <w:r>
+        <w:rPr>
+          <w:lang w:val="es_ES" w:bidi="es_ES"/>
+        </w:rPr>
+      </w:r>
+    </w:p>
+    <w:p>
+      <w:pPr>
+        <w:pStyle w:val="Heading2"/>
+      </w:pPr>
+      <w:r>
+        <w:rPr>
+          <w:lang w:val="es_ES" w:bidi="es_ES"/>
+        </w:rPr>
+        <w:t>Malaquías 4:3 (#1)</w:t>
+      </w:r>
+      <w:r>
+        <w:rPr>
+          <w:lang w:val="es_ES" w:bidi="es_ES"/>
+        </w:rPr>
+      </w:r>
+    </w:p>
+    <w:p>
+      <w:pPr/>
+      <w:r>
+        <w:rPr>
+          <w:lang w:val="es_ES" w:bidi="es_ES"/>
+        </w:rPr>
+      </w:r>
+      <w:r>
+        <w:rPr>
+          <w:b/>
+          <w:lang w:val="es_ES" w:bidi="es_ES"/>
+        </w:rPr>
+        <w:t>"Y hollaréis á los malos, los cuales serán ceniza bajo las plantas de vuestros pies"</w:t>
+      </w:r>
+    </w:p>
+    <w:p>
+      <w:pPr/>
+      <w:r>
+        <w:rPr>
+          <w:lang w:val="es_ES" w:bidi="es_ES"/>
+        </w:rPr>
+      </w:r>
+      <w:r>
+        <w:rPr>
+          <w:lang w:val="es_ES" w:bidi="es_ES"/>
+        </w:rPr>
+        <w:t>Si fuera más natural en tu idioma, podrías invertir el orden de estas frases, ya que la segunda frase explica la razón del resultado que describe la primera frase. Traducción alternativa: "Los malvados serán como cenizas bajo las plantas de vuestros pies, por que ustedes los pisotearán".</w:t>
+      </w:r>
+    </w:p>
+    <w:p>
+      <w:pPr/>
+      <w:r>
+        <w:rPr>
+          <w:lang w:val="es_ES" w:bidi="es_ES"/>
+        </w:rPr>
+      </w:r>
+      <w:r>
+        <w:rPr>
+          <w:lang w:val="es_ES" w:bidi="es_ES"/>
+        </w:rPr>
+        <w:t xml:space="preserve">Ver: </w:t>
+      </w:r>
+      <w:r>
+        <w:rPr>
+          <w:lang w:val="es_ES" w:bidi="es_ES"/>
+        </w:rPr>
+        <w:t>Conectar — Relación de Causa y Efecto</w:t>
+      </w:r>
+      <w:r>
+        <w:rPr>
+          <w:lang w:val="es_ES" w:bidi="es_ES"/>
+        </w:rPr>
+      </w:r>
+      <w:r>
+        <w:rPr>
+          <w:lang w:val="es_ES" w:bidi="es_ES"/>
+        </w:rPr>
+      </w:r>
+    </w:p>
+    <w:p>
+      <w:pPr/>
+      <w:r>
+        <w:rPr>
+          <w:lang w:val="es_ES" w:bidi="es_ES"/>
+        </w:rPr>
+      </w:r>
+    </w:p>
+    <w:p>
+      <w:pPr>
+        <w:pStyle w:val="Heading2"/>
+      </w:pPr>
+      <w:r>
+        <w:rPr>
+          <w:lang w:val="es_ES" w:bidi="es_ES"/>
+        </w:rPr>
+        <w:t>Malaquías 4:3 (#2)</w:t>
+      </w:r>
+      <w:r>
+        <w:rPr>
+          <w:lang w:val="es_ES" w:bidi="es_ES"/>
+        </w:rPr>
+      </w:r>
+    </w:p>
+    <w:p>
+      <w:pPr/>
+      <w:r>
+        <w:rPr>
+          <w:lang w:val="es_ES" w:bidi="es_ES"/>
+        </w:rPr>
+      </w:r>
+      <w:r>
+        <w:rPr>
+          <w:b/>
+          <w:lang w:val="es_ES" w:bidi="es_ES"/>
+        </w:rPr>
+        <w:t>"Y hollaréis á los malos"</w:t>
+      </w:r>
+    </w:p>
+    <w:p>
+      <w:pPr/>
+      <w:r>
+        <w:rPr>
+          <w:lang w:val="es_ES" w:bidi="es_ES"/>
+        </w:rPr>
+      </w:r>
+      <w:r>
+        <w:rPr>
+          <w:lang w:val="es_ES" w:bidi="es_ES"/>
+        </w:rPr>
+        <w:t xml:space="preserve">Jehová habla de la victoria del pueblo sobre los malvados, describiéndola como si fueran a </w:t>
+      </w:r>
+      <w:r>
+        <w:rPr>
+          <w:b/>
+          <w:lang w:val="es_ES" w:bidi="es_ES"/>
+        </w:rPr>
+        <w:t>hollarlos</w:t>
+      </w:r>
+      <w:r>
+        <w:rPr>
+          <w:lang w:val="es_ES" w:bidi="es_ES"/>
+        </w:rPr>
+        <w:t xml:space="preserve"> (o pisotearlos). Si fuera más claro en tu idioma, podrías expresarlo de manera sencilla. Traducción alternativa: "Y serán triunfantes sobre los malvados".</w:t>
+      </w:r>
+    </w:p>
+    <w:p>
+      <w:pPr/>
+      <w:r>
+        <w:rPr>
+          <w:lang w:val="es_ES" w:bidi="es_ES"/>
+        </w:rPr>
+      </w:r>
+      <w:r>
+        <w:rPr>
+          <w:lang w:val="es_ES" w:bidi="es_ES"/>
+        </w:rPr>
+        <w:t xml:space="preserve">Ver: </w:t>
+      </w:r>
+      <w:r>
+        <w:rPr>
+          <w:lang w:val="es_ES" w:bidi="es_ES"/>
+        </w:rPr>
+        <w:t>Metáfora</w:t>
+      </w:r>
+      <w:r>
+        <w:rPr>
+          <w:lang w:val="es_ES" w:bidi="es_ES"/>
+        </w:rPr>
+      </w:r>
+      <w:r>
+        <w:rPr>
+          <w:lang w:val="es_ES" w:bidi="es_ES"/>
+        </w:rPr>
+      </w:r>
+    </w:p>
+    <w:p>
+      <w:pPr/>
+      <w:r>
+        <w:rPr>
+          <w:lang w:val="es_ES" w:bidi="es_ES"/>
+        </w:rPr>
+      </w:r>
+    </w:p>
+    <w:p>
+      <w:pPr>
+        <w:pStyle w:val="Heading2"/>
+      </w:pPr>
+      <w:r>
+        <w:rPr>
+          <w:lang w:val="es_ES" w:bidi="es_ES"/>
+        </w:rPr>
+        <w:t>Malaquías 4:3 (#3)</w:t>
+      </w:r>
+      <w:r>
+        <w:rPr>
+          <w:lang w:val="es_ES" w:bidi="es_ES"/>
+        </w:rPr>
+      </w:r>
+    </w:p>
+    <w:p>
+      <w:pPr/>
+      <w:r>
+        <w:rPr>
+          <w:lang w:val="es_ES" w:bidi="es_ES"/>
+        </w:rPr>
+      </w:r>
+      <w:r>
+        <w:rPr>
+          <w:b/>
+          <w:lang w:val="es_ES" w:bidi="es_ES"/>
+        </w:rPr>
+        <w:t>"</w:t>
+      </w:r>
+      <w:r>
+        <w:rPr>
+          <w:lang w:val="es_ES" w:bidi="es_ES"/>
+        </w:rPr>
+        <w:t>los malos</w:t>
+      </w:r>
+      <w:r>
+        <w:rPr>
+          <w:b/>
+          <w:lang w:val="es_ES" w:bidi="es_ES"/>
+        </w:rPr>
+        <w:t>"</w:t>
+      </w:r>
+    </w:p>
+    <w:p>
+      <w:pPr/>
+      <w:r>
+        <w:rPr>
+          <w:lang w:val="es_ES" w:bidi="es_ES"/>
+        </w:rPr>
+      </w:r>
+      <w:r>
+        <w:rPr>
+          <w:lang w:val="es_ES" w:bidi="es_ES"/>
+        </w:rPr>
+        <w:t xml:space="preserve">Jehová está utilizando el adjetivo </w:t>
+      </w:r>
+      <w:r>
+        <w:rPr>
+          <w:b/>
+          <w:lang w:val="es_ES" w:bidi="es_ES"/>
+        </w:rPr>
+        <w:t xml:space="preserve">malo </w:t>
+      </w:r>
+      <w:r>
+        <w:rPr>
+          <w:lang w:val="es_ES" w:bidi="es_ES"/>
+        </w:rPr>
+        <w:t>como un sustantivo para referirse a un tipo específico de persona. Tu idioma podría usar adjetivos de manera similar. Si no fuera así, podrías traducir este adjetivo con una frase equivalente. Traducción alternativa: "las personas malvadas".</w:t>
+      </w:r>
+    </w:p>
+    <w:p>
+      <w:pPr/>
+      <w:r>
+        <w:rPr>
+          <w:lang w:val="es_ES" w:bidi="es_ES"/>
+        </w:rPr>
+      </w:r>
+      <w:r>
+        <w:rPr>
+          <w:lang w:val="es_ES" w:bidi="es_ES"/>
+        </w:rPr>
+        <w:t xml:space="preserve">Ver: </w:t>
+      </w:r>
+      <w:r>
+        <w:rPr>
+          <w:lang w:val="es_ES" w:bidi="es_ES"/>
+        </w:rPr>
+        <w:t>Adjetivos Nominales</w:t>
+      </w:r>
+      <w:r>
+        <w:rPr>
+          <w:lang w:val="es_ES" w:bidi="es_ES"/>
+        </w:rPr>
+      </w:r>
+      <w:r>
+        <w:rPr>
+          <w:lang w:val="es_ES" w:bidi="es_ES"/>
+        </w:rPr>
+      </w:r>
+    </w:p>
+    <w:p>
+      <w:pPr/>
+      <w:r>
+        <w:rPr>
+          <w:lang w:val="es_ES" w:bidi="es_ES"/>
+        </w:rPr>
+      </w:r>
+    </w:p>
+    <w:p>
+      <w:pPr>
+        <w:pStyle w:val="Heading2"/>
+      </w:pPr>
+      <w:r>
+        <w:rPr>
+          <w:lang w:val="es_ES" w:bidi="es_ES"/>
+        </w:rPr>
+        <w:t>Malaquías 4:3 (#4)</w:t>
+      </w:r>
+      <w:r>
+        <w:rPr>
+          <w:lang w:val="es_ES" w:bidi="es_ES"/>
+        </w:rPr>
+      </w:r>
+    </w:p>
+    <w:p>
+      <w:pPr/>
+      <w:r>
+        <w:rPr>
+          <w:lang w:val="es_ES" w:bidi="es_ES"/>
+        </w:rPr>
+      </w:r>
+      <w:r>
+        <w:rPr>
+          <w:b/>
+          <w:lang w:val="es_ES" w:bidi="es_ES"/>
+        </w:rPr>
+        <w:t>"los cuales serán ceniza bajo las plantas de vuestros pies"</w:t>
+      </w:r>
+    </w:p>
+    <w:p>
+      <w:pPr/>
+      <w:r>
+        <w:rPr>
+          <w:lang w:val="es_ES" w:bidi="es_ES"/>
+        </w:rPr>
+      </w:r>
+      <w:r>
+        <w:rPr>
+          <w:lang w:val="es_ES" w:bidi="es_ES"/>
+        </w:rPr>
+        <w:t xml:space="preserve">Jehová habla de la derrota total de los malvados, describiéndola como si literalmente se convirtieran en </w:t>
+      </w:r>
+      <w:r>
+        <w:rPr>
+          <w:b/>
+          <w:lang w:val="es_ES" w:bidi="es_ES"/>
+        </w:rPr>
+        <w:t>cenizas</w:t>
+      </w:r>
+      <w:r>
+        <w:rPr>
+          <w:lang w:val="es_ES" w:bidi="es_ES"/>
+        </w:rPr>
+        <w:t xml:space="preserve"> bajo los pies del pueblo. Si fuera más claro en tu idioma, podrías expresarlo de manera sencilla. Traducción alternativa: "porque los derrotarán completamente".</w:t>
+      </w:r>
+    </w:p>
+    <w:p>
+      <w:pPr/>
+      <w:r>
+        <w:rPr>
+          <w:lang w:val="es_ES" w:bidi="es_ES"/>
+        </w:rPr>
+      </w:r>
+      <w:r>
+        <w:rPr>
+          <w:lang w:val="es_ES" w:bidi="es_ES"/>
+        </w:rPr>
+        <w:t xml:space="preserve">Ver: </w:t>
+      </w:r>
+      <w:r>
+        <w:rPr>
+          <w:lang w:val="es_ES" w:bidi="es_ES"/>
+        </w:rPr>
+        <w:t>Metáfora</w:t>
+      </w:r>
+      <w:r>
+        <w:rPr>
+          <w:lang w:val="es_ES" w:bidi="es_ES"/>
+        </w:rPr>
+      </w:r>
+      <w:r>
+        <w:rPr>
+          <w:lang w:val="es_ES" w:bidi="es_ES"/>
+        </w:rPr>
+      </w:r>
+    </w:p>
+    <w:p>
+      <w:pPr/>
+      <w:r>
+        <w:rPr>
+          <w:lang w:val="es_ES" w:bidi="es_ES"/>
+        </w:rPr>
+      </w:r>
+    </w:p>
+    <w:p>
+      <w:pPr>
+        <w:pStyle w:val="Heading2"/>
+      </w:pPr>
+      <w:r>
+        <w:rPr>
+          <w:lang w:val="es_ES" w:bidi="es_ES"/>
+        </w:rPr>
+        <w:t>Malaquías 4:3 (#5)</w:t>
+      </w:r>
+      <w:r>
+        <w:rPr>
+          <w:lang w:val="es_ES" w:bidi="es_ES"/>
+        </w:rPr>
+      </w:r>
+    </w:p>
+    <w:p>
+      <w:pPr/>
+      <w:r>
+        <w:rPr>
+          <w:lang w:val="es_ES" w:bidi="es_ES"/>
+        </w:rPr>
+      </w:r>
+      <w:r>
+        <w:rPr>
+          <w:b/>
+          <w:lang w:val="es_ES" w:bidi="es_ES"/>
+        </w:rPr>
+        <w:t>"en el día que yo hago"</w:t>
+      </w:r>
+    </w:p>
+    <w:p>
+      <w:pPr/>
+      <w:r>
+        <w:rPr>
+          <w:lang w:val="es_ES" w:bidi="es_ES"/>
+        </w:rPr>
+      </w:r>
+      <w:r>
+        <w:rPr>
+          <w:lang w:val="es_ES" w:bidi="es_ES"/>
+        </w:rPr>
+        <w:t xml:space="preserve">Observe cómo se tradujo esta expresión en </w:t>
+      </w:r>
+      <w:hyperlink r:id="rId24">
+        <w:r>
+          <w:rPr>
+            <w:lang w:val="es_ES" w:bidi="es_ES"/>
+          </w:rPr>
+          <w:rPr>
+            <w:color w:val="0000EE"/>
+            <w:u w:val="single"/>
+          </w:rPr>
+          <w:t>3:17</w:t>
+        </w:r>
+      </w:hyperlink>
+      <w:r>
+        <w:rPr>
+          <w:lang w:val="es_ES" w:bidi="es_ES"/>
+        </w:rPr>
+        <w:t>. Traducción alternativa: "en el momento en que actúe, tal como me estoy preparando para hacerlo".</w:t>
+      </w:r>
+    </w:p>
+    <w:p>
+      <w:pPr/>
+      <w:r>
+        <w:rPr>
+          <w:lang w:val="es_ES" w:bidi="es_ES"/>
+        </w:rPr>
+      </w:r>
+      <w:r>
+        <w:rPr>
+          <w:lang w:val="es_ES" w:bidi="es_ES"/>
+        </w:rPr>
+        <w:t xml:space="preserve">Ver: </w:t>
+      </w:r>
+      <w:r>
+        <w:rPr>
+          <w:lang w:val="es_ES" w:bidi="es_ES"/>
+        </w:rPr>
+        <w:t>Metáfora</w:t>
+      </w:r>
+      <w:r>
+        <w:rPr>
+          <w:lang w:val="es_ES" w:bidi="es_ES"/>
+        </w:rPr>
+      </w:r>
+      <w:r>
+        <w:rPr>
+          <w:lang w:val="es_ES" w:bidi="es_ES"/>
+        </w:rPr>
+      </w:r>
+    </w:p>
+    <w:p>
+      <w:pPr/>
+      <w:r>
+        <w:rPr>
+          <w:lang w:val="es_ES" w:bidi="es_ES"/>
+        </w:rPr>
+      </w:r>
+    </w:p>
+    <w:p>
+      <w:pPr>
+        <w:pStyle w:val="Heading2"/>
+      </w:pPr>
+      <w:r>
+        <w:rPr>
+          <w:lang w:val="es_ES" w:bidi="es_ES"/>
+        </w:rPr>
+        <w:t>Malaquías 4:4 (#1)</w:t>
+      </w:r>
+      <w:r>
+        <w:rPr>
+          <w:lang w:val="es_ES" w:bidi="es_ES"/>
+        </w:rPr>
+      </w:r>
+    </w:p>
+    <w:p>
+      <w:pPr/>
+      <w:r>
+        <w:rPr>
+          <w:lang w:val="es_ES" w:bidi="es_ES"/>
+        </w:rPr>
+      </w:r>
+      <w:r>
+        <w:rPr>
+          <w:b/>
+          <w:lang w:val="es_ES" w:bidi="es_ES"/>
+        </w:rPr>
+        <w:t>"Acordaos "</w:t>
+      </w:r>
+    </w:p>
+    <w:p>
+      <w:pPr/>
+      <w:r>
+        <w:rPr>
+          <w:lang w:val="es_ES" w:bidi="es_ES"/>
+        </w:rPr>
+      </w:r>
+      <w:r>
+        <w:rPr>
+          <w:lang w:val="es_ES" w:bidi="es_ES"/>
+        </w:rPr>
+        <w:t xml:space="preserve">Jehová utiliza la palabra </w:t>
+      </w:r>
+      <w:r>
+        <w:rPr>
+          <w:b/>
+          <w:lang w:val="es_ES" w:bidi="es_ES"/>
+        </w:rPr>
+        <w:t xml:space="preserve">Acordar </w:t>
+      </w:r>
+      <w:r>
+        <w:rPr>
+          <w:lang w:val="es_ES" w:bidi="es_ES"/>
+        </w:rPr>
+        <w:t>para denotar obedecer, asociándola con la manera en que las personas deben acordarse de algo para poder obedecerlo. Traducción alternativa: "Obedezcan".</w:t>
+      </w:r>
+    </w:p>
+    <w:p>
+      <w:pPr/>
+      <w:r>
+        <w:rPr>
+          <w:lang w:val="es_ES" w:bidi="es_ES"/>
+        </w:rPr>
+      </w:r>
+      <w:r>
+        <w:rPr>
+          <w:lang w:val="es_ES" w:bidi="es_ES"/>
+        </w:rPr>
+        <w:t xml:space="preserve">Ver: </w:t>
+      </w:r>
+      <w:r>
+        <w:rPr>
+          <w:lang w:val="es_ES" w:bidi="es_ES"/>
+        </w:rPr>
+        <w:t>Metonimia</w:t>
+      </w:r>
+      <w:r>
+        <w:rPr>
+          <w:lang w:val="es_ES" w:bidi="es_ES"/>
+        </w:rPr>
+      </w:r>
+      <w:r>
+        <w:rPr>
+          <w:lang w:val="es_ES" w:bidi="es_ES"/>
+        </w:rPr>
+      </w:r>
+    </w:p>
+    <w:p>
+      <w:pPr/>
+      <w:r>
+        <w:rPr>
+          <w:lang w:val="es_ES" w:bidi="es_ES"/>
+        </w:rPr>
+      </w:r>
+    </w:p>
+    <w:p>
+      <w:pPr>
+        <w:pStyle w:val="Heading2"/>
+      </w:pPr>
+      <w:r>
+        <w:rPr>
+          <w:lang w:val="es_ES" w:bidi="es_ES"/>
+        </w:rPr>
+        <w:t>Malaquías 4:4 (#2)</w:t>
+      </w:r>
+      <w:r>
+        <w:rPr>
+          <w:lang w:val="es_ES" w:bidi="es_ES"/>
+        </w:rPr>
+      </w:r>
+    </w:p>
+    <w:p>
+      <w:pPr/>
+      <w:r>
+        <w:rPr>
+          <w:lang w:val="es_ES" w:bidi="es_ES"/>
+        </w:rPr>
+      </w:r>
+      <w:r>
+        <w:rPr>
+          <w:b/>
+          <w:lang w:val="es_ES" w:bidi="es_ES"/>
+        </w:rPr>
+        <w:t>"ordenanzas y leyes para todo Israel"</w:t>
+      </w:r>
+    </w:p>
+    <w:p>
+      <w:pPr/>
+      <w:r>
+        <w:rPr>
+          <w:lang w:val="es_ES" w:bidi="es_ES"/>
+        </w:rPr>
+      </w:r>
+      <w:r>
+        <w:rPr>
+          <w:lang w:val="es_ES" w:bidi="es_ES"/>
+        </w:rPr>
+        <w:t>Jehová está hablando de dos tipos de estatutos para incluirlos a ellos y a todos los demás tipos de leyes. Si fuera útil en tu idioma, podrías usar una expresión equivalente o un lenguaje sencillo. Traducción alternativa: "incluyendo todas sus leyes".</w:t>
+      </w:r>
+    </w:p>
+    <w:p>
+      <w:pPr/>
+      <w:r>
+        <w:rPr>
+          <w:lang w:val="es_ES" w:bidi="es_ES"/>
+        </w:rPr>
+      </w:r>
+      <w:r>
+        <w:rPr>
+          <w:lang w:val="es_ES" w:bidi="es_ES"/>
+        </w:rPr>
+        <w:t xml:space="preserve">Ver: </w:t>
+      </w:r>
+      <w:r>
+        <w:rPr>
+          <w:lang w:val="es_ES" w:bidi="es_ES"/>
+        </w:rPr>
+        <w:t>Merismo</w:t>
+      </w:r>
+      <w:r>
+        <w:rPr>
+          <w:lang w:val="es_ES" w:bidi="es_ES"/>
+        </w:rPr>
+      </w:r>
+      <w:r>
+        <w:rPr>
+          <w:lang w:val="es_ES" w:bidi="es_ES"/>
+        </w:rPr>
+      </w:r>
+    </w:p>
+    <w:p>
+      <w:pPr/>
+      <w:r>
+        <w:rPr>
+          <w:lang w:val="es_ES" w:bidi="es_ES"/>
+        </w:rPr>
+      </w:r>
+    </w:p>
+    <w:p>
+      <w:pPr>
+        <w:pStyle w:val="Heading2"/>
+      </w:pPr>
+      <w:r>
+        <w:rPr>
+          <w:lang w:val="es_ES" w:bidi="es_ES"/>
+        </w:rPr>
+        <w:t>Malaquías 4:5 (#1)</w:t>
+      </w:r>
+      <w:r>
+        <w:rPr>
+          <w:lang w:val="es_ES" w:bidi="es_ES"/>
+        </w:rPr>
+      </w:r>
+    </w:p>
+    <w:p>
+      <w:pPr/>
+      <w:r>
+        <w:rPr>
+          <w:lang w:val="es_ES" w:bidi="es_ES"/>
+        </w:rPr>
+      </w:r>
+      <w:r>
+        <w:rPr>
+          <w:b/>
+          <w:lang w:val="es_ES" w:bidi="es_ES"/>
+        </w:rPr>
+        <w:t>"He aquí"</w:t>
+      </w:r>
+    </w:p>
+    <w:p>
+      <w:pPr/>
+      <w:r>
+        <w:rPr>
+          <w:lang w:val="es_ES" w:bidi="es_ES"/>
+        </w:rPr>
+      </w:r>
+      <w:r>
+        <w:rPr>
+          <w:lang w:val="es_ES" w:bidi="es_ES"/>
+        </w:rPr>
+        <w:t xml:space="preserve">Observe cómo se tradujo esta expresión en </w:t>
+      </w:r>
+      <w:hyperlink r:id="rId25">
+        <w:r>
+          <w:rPr>
+            <w:lang w:val="es_ES" w:bidi="es_ES"/>
+          </w:rPr>
+          <w:rPr>
+            <w:color w:val="0000EE"/>
+            <w:u w:val="single"/>
+          </w:rPr>
+          <w:t>4:1</w:t>
+        </w:r>
+      </w:hyperlink>
+      <w:r>
+        <w:rPr>
+          <w:lang w:val="es_ES" w:bidi="es_ES"/>
+        </w:rPr>
+        <w:t>. Traducción alternativa: "Presten atención a lo que estoy a punto de decir".</w:t>
+      </w:r>
+    </w:p>
+    <w:p>
+      <w:pPr/>
+      <w:r>
+        <w:rPr>
+          <w:lang w:val="es_ES" w:bidi="es_ES"/>
+        </w:rPr>
+      </w:r>
+      <w:r>
+        <w:rPr>
+          <w:lang w:val="es_ES" w:bidi="es_ES"/>
+        </w:rPr>
+        <w:t xml:space="preserve">Ver: </w:t>
+      </w:r>
+      <w:r>
+        <w:rPr>
+          <w:lang w:val="es_ES" w:bidi="es_ES"/>
+        </w:rPr>
+        <w:t>Metáfora</w:t>
+      </w:r>
+      <w:r>
+        <w:rPr>
+          <w:lang w:val="es_ES" w:bidi="es_ES"/>
+        </w:rPr>
+      </w:r>
+      <w:r>
+        <w:rPr>
+          <w:lang w:val="es_ES" w:bidi="es_ES"/>
+        </w:rPr>
+      </w:r>
+    </w:p>
+    <w:p>
+      <w:pPr/>
+      <w:r>
+        <w:rPr>
+          <w:lang w:val="es_ES" w:bidi="es_ES"/>
+        </w:rPr>
+      </w:r>
+    </w:p>
+    <w:p>
+      <w:pPr>
+        <w:pStyle w:val="Heading2"/>
+      </w:pPr>
+      <w:r>
+        <w:rPr>
+          <w:lang w:val="es_ES" w:bidi="es_ES"/>
+        </w:rPr>
+        <w:t>Malaquías 4:5 (#2)</w:t>
+      </w:r>
+      <w:r>
+        <w:rPr>
+          <w:lang w:val="es_ES" w:bidi="es_ES"/>
+        </w:rPr>
+      </w:r>
+    </w:p>
+    <w:p>
+      <w:pPr/>
+      <w:r>
+        <w:rPr>
+          <w:lang w:val="es_ES" w:bidi="es_ES"/>
+        </w:rPr>
+      </w:r>
+      <w:r>
+        <w:rPr>
+          <w:b/>
+          <w:lang w:val="es_ES" w:bidi="es_ES"/>
+        </w:rPr>
+        <w:t>"antes que venga el día"</w:t>
+      </w:r>
+    </w:p>
+    <w:p>
+      <w:pPr/>
+      <w:r>
+        <w:rPr>
+          <w:lang w:val="es_ES" w:bidi="es_ES"/>
+        </w:rPr>
+      </w:r>
+      <w:r>
+        <w:rPr>
+          <w:lang w:val="es_ES" w:bidi="es_ES"/>
+        </w:rPr>
+        <w:t xml:space="preserve">Algunas traducciones de esta frase dicen "de cara al día". Malaquías utiliza la frase </w:t>
+      </w:r>
+      <w:r>
+        <w:rPr>
+          <w:b/>
+          <w:lang w:val="es_ES" w:bidi="es_ES"/>
+        </w:rPr>
+        <w:t>de cara</w:t>
+      </w:r>
+      <w:r>
+        <w:rPr>
+          <w:lang w:val="es_ES" w:bidi="es_ES"/>
+        </w:rPr>
+        <w:t xml:space="preserve"> para referirse a lo que está frente a alguien o algo. En este contexto, se trata de un </w:t>
+      </w:r>
+      <w:r>
+        <w:rPr>
+          <w:b/>
+          <w:lang w:val="es_ES" w:bidi="es_ES"/>
+        </w:rPr>
+        <w:t>día</w:t>
+      </w:r>
+      <w:r>
+        <w:rPr>
+          <w:lang w:val="es_ES" w:bidi="es_ES"/>
+        </w:rPr>
+        <w:t xml:space="preserve"> descrito como si fuera una persona que </w:t>
+      </w:r>
+      <w:r>
+        <w:rPr>
+          <w:b/>
+          <w:lang w:val="es_ES" w:bidi="es_ES"/>
+        </w:rPr>
+        <w:t>llega</w:t>
+      </w:r>
+      <w:r>
+        <w:rPr>
+          <w:lang w:val="es_ES" w:bidi="es_ES"/>
+        </w:rPr>
+        <w:t xml:space="preserve">, por lo que, lo que está </w:t>
+      </w:r>
+      <w:r>
+        <w:rPr>
+          <w:b/>
+          <w:lang w:val="es_ES" w:bidi="es_ES"/>
+        </w:rPr>
+        <w:t>de cara al día</w:t>
+      </w:r>
+      <w:r>
+        <w:rPr>
+          <w:lang w:val="es_ES" w:bidi="es_ES"/>
+        </w:rPr>
+        <w:t xml:space="preserve">, está presente antes de que ese día llegue. Por lo tanto, </w:t>
+      </w:r>
+      <w:r>
+        <w:rPr>
+          <w:b/>
+          <w:lang w:val="es_ES" w:bidi="es_ES"/>
+        </w:rPr>
+        <w:t xml:space="preserve">de cara al día </w:t>
+      </w:r>
+      <w:r>
+        <w:rPr>
+          <w:lang w:val="es_ES" w:bidi="es_ES"/>
+        </w:rPr>
+        <w:t>significa “antes de la llegada del día”. Si fuera útil en tu idioma, podrías emplear una expresión equivalente o expresarlo de manera clara como lo hace la RVR09. Traducción alternativa: "antes de la llegada del día".</w:t>
+      </w:r>
+    </w:p>
+    <w:p>
+      <w:pPr/>
+      <w:r>
+        <w:rPr>
+          <w:lang w:val="es_ES" w:bidi="es_ES"/>
+        </w:rPr>
+      </w:r>
+      <w:r>
+        <w:rPr>
+          <w:lang w:val="es_ES" w:bidi="es_ES"/>
+        </w:rPr>
+        <w:t xml:space="preserve">Ver: </w:t>
+      </w:r>
+      <w:r>
+        <w:rPr>
+          <w:lang w:val="es_ES" w:bidi="es_ES"/>
+        </w:rPr>
+        <w:t>Metonimia</w:t>
+      </w:r>
+      <w:r>
+        <w:rPr>
+          <w:lang w:val="es_ES" w:bidi="es_ES"/>
+        </w:rPr>
+      </w:r>
+      <w:r>
+        <w:rPr>
+          <w:lang w:val="es_ES" w:bidi="es_ES"/>
+        </w:rPr>
+      </w:r>
+    </w:p>
+    <w:p>
+      <w:pPr/>
+      <w:r>
+        <w:rPr>
+          <w:lang w:val="es_ES" w:bidi="es_ES"/>
+        </w:rPr>
+      </w:r>
+    </w:p>
+    <w:p>
+      <w:pPr>
+        <w:pStyle w:val="Heading2"/>
+      </w:pPr>
+      <w:r>
+        <w:rPr>
+          <w:lang w:val="es_ES" w:bidi="es_ES"/>
+        </w:rPr>
+        <w:t>Malaquías 4:5 (#3)</w:t>
+      </w:r>
+      <w:r>
+        <w:rPr>
+          <w:lang w:val="es_ES" w:bidi="es_ES"/>
+        </w:rPr>
+      </w:r>
+    </w:p>
+    <w:p>
+      <w:pPr/>
+      <w:r>
+        <w:rPr>
+          <w:lang w:val="es_ES" w:bidi="es_ES"/>
+        </w:rPr>
+      </w:r>
+      <w:r>
+        <w:rPr>
+          <w:b/>
+          <w:lang w:val="es_ES" w:bidi="es_ES"/>
+        </w:rPr>
+        <w:t>"de Jehová grande y terrible"</w:t>
+      </w:r>
+    </w:p>
+    <w:p>
+      <w:pPr/>
+      <w:r>
+        <w:rPr>
+          <w:lang w:val="es_ES" w:bidi="es_ES"/>
+        </w:rPr>
+      </w:r>
+      <w:r>
+        <w:rPr>
+          <w:lang w:val="es_ES" w:bidi="es_ES"/>
+        </w:rPr>
+        <w:t>Jehová está hablando de sí mismo en tercera persona. Si fuera útil en tu idioma, podrías traducir esto en primera persona. Traducción alternativa: "mi gran y terrible día".</w:t>
+      </w:r>
+    </w:p>
+    <w:p>
+      <w:pPr/>
+      <w:r>
+        <w:rPr>
+          <w:lang w:val="es_ES" w:bidi="es_ES"/>
+        </w:rPr>
+      </w:r>
+      <w:r>
+        <w:rPr>
+          <w:lang w:val="es_ES" w:bidi="es_ES"/>
+        </w:rPr>
+        <w:t xml:space="preserve">Ver: </w:t>
+      </w:r>
+      <w:r>
+        <w:rPr>
+          <w:lang w:val="es_ES" w:bidi="es_ES"/>
+        </w:rPr>
+        <w:t>Primera, Segunda o Tercera Persona</w:t>
+      </w:r>
+      <w:r>
+        <w:rPr>
+          <w:lang w:val="es_ES" w:bidi="es_ES"/>
+        </w:rPr>
+      </w:r>
+      <w:r>
+        <w:rPr>
+          <w:lang w:val="es_ES" w:bidi="es_ES"/>
+        </w:rPr>
+      </w:r>
+    </w:p>
+    <w:p>
+      <w:pPr/>
+      <w:r>
+        <w:rPr>
+          <w:lang w:val="es_ES" w:bidi="es_ES"/>
+        </w:rPr>
+      </w:r>
+    </w:p>
+    <w:p>
+      <w:pPr>
+        <w:pStyle w:val="Heading2"/>
+      </w:pPr>
+      <w:r>
+        <w:rPr>
+          <w:lang w:val="es_ES" w:bidi="es_ES"/>
+        </w:rPr>
+        <w:t>Malaquías 4:6 (#1)</w:t>
+      </w:r>
+      <w:r>
+        <w:rPr>
+          <w:lang w:val="es_ES" w:bidi="es_ES"/>
+        </w:rPr>
+      </w:r>
+    </w:p>
+    <w:p>
+      <w:pPr/>
+      <w:r>
+        <w:rPr>
+          <w:lang w:val="es_ES" w:bidi="es_ES"/>
+        </w:rPr>
+      </w:r>
+      <w:r>
+        <w:rPr>
+          <w:b/>
+          <w:lang w:val="es_ES" w:bidi="es_ES"/>
+        </w:rPr>
+        <w:t>"El convertirá el corazón de los padres á los hijos, y el corazón de los hijos á los padres"</w:t>
+      </w:r>
+    </w:p>
+    <w:p>
+      <w:pPr/>
+      <w:r>
+        <w:rPr>
+          <w:lang w:val="es_ES" w:bidi="es_ES"/>
+        </w:rPr>
+      </w:r>
+      <w:r>
+        <w:rPr>
+          <w:lang w:val="es_ES" w:bidi="es_ES"/>
+        </w:rPr>
+        <w:t xml:space="preserve">Aquí, los términos masculinos </w:t>
+      </w:r>
+      <w:r>
+        <w:rPr>
+          <w:b/>
+          <w:lang w:val="es_ES" w:bidi="es_ES"/>
+        </w:rPr>
+        <w:t>padres</w:t>
+      </w:r>
+      <w:r>
+        <w:rPr>
+          <w:lang w:val="es_ES" w:bidi="es_ES"/>
+        </w:rPr>
+        <w:t xml:space="preserve"> e </w:t>
+      </w:r>
+      <w:r>
+        <w:rPr>
+          <w:b/>
+          <w:lang w:val="es_ES" w:bidi="es_ES"/>
+        </w:rPr>
+        <w:t>hijos</w:t>
+      </w:r>
+      <w:r>
+        <w:rPr>
+          <w:lang w:val="es_ES" w:bidi="es_ES"/>
+        </w:rPr>
+        <w:t xml:space="preserve"> se utilizan de manera genérica para incluir tanto a hombres como a mujeres. Si fuera útil para tus lectores, podrías emplear un lenguaje en tu traducción que sea claramente inclusivo de ambos géneros. Traducción alternativa: "Él convertirá el corazón de los progenitores hacia sus descendientes y el corazón de los descendientes hacia sus progenitores".</w:t>
+      </w:r>
+    </w:p>
+    <w:p>
+      <w:pPr/>
+      <w:r>
+        <w:rPr>
+          <w:lang w:val="es_ES" w:bidi="es_ES"/>
+        </w:rPr>
+      </w:r>
+      <w:r>
+        <w:rPr>
+          <w:lang w:val="es_ES" w:bidi="es_ES"/>
+        </w:rPr>
+        <w:t xml:space="preserve">Ver: </w:t>
+      </w:r>
+      <w:r>
+        <w:rPr>
+          <w:lang w:val="es_ES" w:bidi="es_ES"/>
+        </w:rPr>
+        <w:t xml:space="preserve">Cuando las Palabras Masculinas Incluyen a las Mujeres </w:t>
+      </w:r>
+      <w:r>
+        <w:rPr>
+          <w:lang w:val="es_ES" w:bidi="es_ES"/>
+        </w:rPr>
+      </w:r>
+      <w:r>
+        <w:rPr>
+          <w:lang w:val="es_ES" w:bidi="es_ES"/>
+        </w:rPr>
+      </w:r>
+    </w:p>
+    <w:p>
+      <w:pPr/>
+      <w:r>
+        <w:rPr>
+          <w:lang w:val="es_ES" w:bidi="es_ES"/>
+        </w:rPr>
+      </w:r>
+    </w:p>
+    <w:p>
+      <w:pPr>
+        <w:pStyle w:val="Heading2"/>
+      </w:pPr>
+      <w:r>
+        <w:rPr>
+          <w:lang w:val="es_ES" w:bidi="es_ES"/>
+        </w:rPr>
+        <w:t>Malaquías 4:6 (#2)</w:t>
+      </w:r>
+      <w:r>
+        <w:rPr>
+          <w:lang w:val="es_ES" w:bidi="es_ES"/>
+        </w:rPr>
+      </w:r>
+    </w:p>
+    <w:p>
+      <w:pPr/>
+      <w:r>
+        <w:rPr>
+          <w:lang w:val="es_ES" w:bidi="es_ES"/>
+        </w:rPr>
+      </w:r>
+      <w:r>
+        <w:rPr>
+          <w:b/>
+          <w:lang w:val="es_ES" w:bidi="es_ES"/>
+        </w:rPr>
+        <w:t>"El convertirá el corazón de los padres á los hijos, y el corazón de los hijos á los padres"</w:t>
+      </w:r>
+    </w:p>
+    <w:p>
+      <w:pPr/>
+      <w:r>
+        <w:rPr>
+          <w:lang w:val="es_ES" w:bidi="es_ES"/>
+        </w:rPr>
+      </w:r>
+      <w:r>
+        <w:rPr>
+          <w:lang w:val="es_ES" w:bidi="es_ES"/>
+        </w:rPr>
+        <w:t>Esta es una expresión que la gente de esta cultura usaría comúnmente para significar "reconciliar a las personas entre sí". Si fuera útil en tu idioma, podrías expresarlo claramente. Traducción alternativa: "Él reconciliará a los padres con sus hijos".</w:t>
+      </w:r>
+    </w:p>
+    <w:p>
+      <w:pPr/>
+      <w:r>
+        <w:rPr>
+          <w:lang w:val="es_ES" w:bidi="es_ES"/>
+        </w:rPr>
+      </w:r>
+      <w:r>
+        <w:rPr>
+          <w:lang w:val="es_ES" w:bidi="es_ES"/>
+        </w:rPr>
+        <w:t xml:space="preserve">Ver: </w:t>
+      </w:r>
+      <w:r>
+        <w:rPr>
+          <w:lang w:val="es_ES" w:bidi="es_ES"/>
+        </w:rPr>
+        <w:t>Modismo</w:t>
+      </w:r>
+      <w:r>
+        <w:rPr>
+          <w:lang w:val="es_ES" w:bidi="es_ES"/>
+        </w:rPr>
+      </w:r>
+      <w:r>
+        <w:rPr>
+          <w:lang w:val="es_ES" w:bidi="es_ES"/>
+        </w:rPr>
+      </w:r>
+    </w:p>
+    <w:p>
+      <w:pPr/>
+      <w:r>
+        <w:rPr>
+          <w:lang w:val="es_ES" w:bidi="es_ES"/>
+        </w:rPr>
+      </w:r>
+    </w:p>
+    <w:p>
+      <w:pPr>
+        <w:pStyle w:val="Heading2"/>
+      </w:pPr>
+      <w:r>
+        <w:rPr>
+          <w:lang w:val="es_ES" w:bidi="es_ES"/>
+        </w:rPr>
+        <w:t>Malaquías 4:6 (#3)</w:t>
+      </w:r>
+      <w:r>
+        <w:rPr>
+          <w:lang w:val="es_ES" w:bidi="es_ES"/>
+        </w:rPr>
+      </w:r>
+    </w:p>
+    <w:p>
+      <w:pPr/>
+      <w:r>
+        <w:rPr>
+          <w:lang w:val="es_ES" w:bidi="es_ES"/>
+        </w:rPr>
+      </w:r>
+      <w:r>
+        <w:rPr>
+          <w:b/>
+          <w:lang w:val="es_ES" w:bidi="es_ES"/>
+        </w:rPr>
+        <w:t>"y el corazón de los hijos á los padres"</w:t>
+      </w:r>
+    </w:p>
+    <w:p>
+      <w:pPr/>
+      <w:r>
+        <w:rPr>
+          <w:lang w:val="es_ES" w:bidi="es_ES"/>
+        </w:rPr>
+      </w:r>
+      <w:r>
+        <w:rPr>
+          <w:lang w:val="es_ES" w:bidi="es_ES"/>
+        </w:rPr>
+        <w:t>Jehová omite algunas de las palabras que en varios idiomas serían necesarias para completar una oración. Si fuera más claro en tu idioma, podrías añadir estas palabras según el contexto. Traducción alternativa: "y él hará que el corazón de los hijos se vuelva hacia sus padres".</w:t>
+      </w:r>
+    </w:p>
+    <w:p>
+      <w:pPr/>
+      <w:r>
+        <w:rPr>
+          <w:lang w:val="es_ES" w:bidi="es_ES"/>
+        </w:rPr>
+      </w:r>
+      <w:r>
+        <w:rPr>
+          <w:lang w:val="es_ES" w:bidi="es_ES"/>
+        </w:rPr>
+        <w:t xml:space="preserve">Ver: </w:t>
+      </w:r>
+      <w:r>
+        <w:rPr>
+          <w:lang w:val="es_ES" w:bidi="es_ES"/>
+        </w:rPr>
+        <w:t>Elipsis</w:t>
+      </w:r>
+      <w:r>
+        <w:rPr>
+          <w:lang w:val="es_ES" w:bidi="es_ES"/>
+        </w:rPr>
+      </w:r>
+      <w:r>
+        <w:rPr>
+          <w:lang w:val="es_ES" w:bidi="es_ES"/>
+        </w:rPr>
+      </w:r>
+    </w:p>
+    <w:p>
+      <w:pPr/>
+      <w:r>
+        <w:rPr>
+          <w:lang w:val="es_ES" w:bidi="es_ES"/>
+        </w:rPr>
+      </w:r>
+    </w:p>
+    <w:p>
+      <w:pPr>
+        <w:pStyle w:val="Heading2"/>
+      </w:pPr>
+      <w:r>
+        <w:rPr>
+          <w:lang w:val="es_ES" w:bidi="es_ES"/>
+        </w:rPr>
+        <w:t>Malaquías 4:6 (#4)</w:t>
+      </w:r>
+      <w:r>
+        <w:rPr>
+          <w:lang w:val="es_ES" w:bidi="es_ES"/>
+        </w:rPr>
+      </w:r>
+    </w:p>
+    <w:p>
+      <w:pPr/>
+      <w:r>
+        <w:rPr>
+          <w:lang w:val="es_ES" w:bidi="es_ES"/>
+        </w:rPr>
+      </w:r>
+      <w:r>
+        <w:rPr>
+          <w:b/>
+          <w:lang w:val="es_ES" w:bidi="es_ES"/>
+        </w:rPr>
+        <w:t>"el corazón de"</w:t>
+      </w:r>
+      <w:r>
+        <w:rPr>
+          <w:lang w:val="es_ES" w:bidi="es_ES"/>
+        </w:rPr>
+        <w:t xml:space="preserve"> - </w:t>
+      </w:r>
+      <w:r>
+        <w:rPr>
+          <w:b/>
+          <w:lang w:val="es_ES" w:bidi="es_ES"/>
+        </w:rPr>
+        <w:t>"y el corazón de"</w:t>
+      </w:r>
+    </w:p>
+    <w:p>
+      <w:pPr/>
+      <w:r>
+        <w:rPr>
+          <w:lang w:val="es_ES" w:bidi="es_ES"/>
+        </w:rPr>
+      </w:r>
+      <w:r>
+        <w:rPr>
+          <w:lang w:val="es_ES" w:bidi="es_ES"/>
+        </w:rPr>
+        <w:t xml:space="preserve">Como Jehová se refiere a un grupo de personas, podría ser más natural en tu idioma usar la forma plural de </w:t>
+      </w:r>
+      <w:r>
+        <w:rPr>
+          <w:b/>
+          <w:lang w:val="es_ES" w:bidi="es_ES"/>
+        </w:rPr>
+        <w:t>corazón</w:t>
+      </w:r>
+      <w:r>
+        <w:rPr>
+          <w:lang w:val="es_ES" w:bidi="es_ES"/>
+        </w:rPr>
+        <w:t>. Traducción alternativa: "los corazones de… y los corazones de".</w:t>
+      </w:r>
+    </w:p>
+    <w:p>
+      <w:pPr/>
+      <w:r>
+        <w:rPr>
+          <w:lang w:val="es_ES" w:bidi="es_ES"/>
+        </w:rPr>
+      </w:r>
+      <w:r>
+        <w:rPr>
+          <w:lang w:val="es_ES" w:bidi="es_ES"/>
+        </w:rPr>
+        <w:t xml:space="preserve">Ver: </w:t>
+      </w:r>
+      <w:r>
+        <w:rPr>
+          <w:lang w:val="es_ES" w:bidi="es_ES"/>
+        </w:rPr>
+        <w:t>Sustantivos Colectivos</w:t>
+      </w:r>
+      <w:r>
+        <w:rPr>
+          <w:lang w:val="es_ES" w:bidi="es_ES"/>
+        </w:rPr>
+      </w:r>
+      <w:r>
+        <w:rPr>
+          <w:lang w:val="es_ES" w:bidi="es_ES"/>
+        </w:rPr>
+      </w:r>
+    </w:p>
+    <w:p>
+      <w:pPr/>
+      <w:r>
+        <w:rPr>
+          <w:lang w:val="es_ES" w:bidi="es_ES"/>
+        </w:rPr>
+      </w:r>
+    </w:p>
+    <w:p>
+      <w:pPr>
+        <w:pStyle w:val="Heading2"/>
+      </w:pPr>
+      <w:r>
+        <w:rPr>
+          <w:lang w:val="es_ES" w:bidi="es_ES"/>
+        </w:rPr>
+        <w:t>Malaquías - Capítulo 1 Introducción</w:t>
+      </w:r>
+      <w:r>
+        <w:rPr>
+          <w:lang w:val="es_ES" w:bidi="es_ES"/>
+        </w:rPr>
+      </w:r>
+    </w:p>
+    <w:p>
+      <w:pPr>
+        <w:pStyle w:val="Heading3"/>
+      </w:pPr>
+      <w:r>
+        <w:rPr>
+          <w:lang w:val="es_ES" w:bidi="es_ES"/>
+        </w:rPr>
+        <w:t>Estructura y formato</w:t>
+      </w:r>
+    </w:p>
+    <w:p>
+      <w:pPr/>
+      <w:r>
+        <w:rPr>
+          <w:lang w:val="es_ES" w:bidi="es_ES"/>
+        </w:rPr>
+      </w:r>
+      <w:r>
+        <w:rPr>
+          <w:lang w:val="es_ES" w:bidi="es_ES"/>
+        </w:rPr>
+        <w:t xml:space="preserve">1:1 Título </w:t>
+      </w:r>
+    </w:p>
+    <w:p>
+      <w:pPr/>
+      <w:r>
+        <w:rPr>
+          <w:lang w:val="es_ES" w:bidi="es_ES"/>
+        </w:rPr>
+      </w:r>
+      <w:r>
+        <w:rPr>
+          <w:lang w:val="es_ES" w:bidi="es_ES"/>
+        </w:rPr>
+        <w:t>1:2–5 Jehová castigará a los malvados: Edom</w:t>
+      </w:r>
+    </w:p>
+    <w:p>
+      <w:pPr/>
+      <w:r>
+        <w:rPr>
+          <w:lang w:val="es_ES" w:bidi="es_ES"/>
+        </w:rPr>
+      </w:r>
+      <w:r>
+        <w:rPr>
+          <w:lang w:val="es_ES" w:bidi="es_ES"/>
+        </w:rPr>
+        <w:t>1:6–14 Judíos no ofrecen sacrificios aceptables</w:t>
+      </w:r>
+      <w:r>
+        <w:rPr>
+          <w:lang w:val="es_ES" w:bidi="es_ES"/>
+        </w:rPr>
+      </w:r>
+      <w:r>
+        <w:rPr>
+          <w:lang w:val="es_ES" w:bidi="es_ES"/>
+        </w:rPr>
+      </w:r>
+    </w:p>
+    <w:p>
+      <w:pPr/>
+      <w:r>
+        <w:rPr>
+          <w:lang w:val="es_ES" w:bidi="es_ES"/>
+        </w:rPr>
+      </w:r>
+    </w:p>
+    <w:p>
+      <w:pPr>
+        <w:pStyle w:val="Heading2"/>
+      </w:pPr>
+      <w:r>
+        <w:rPr>
+          <w:lang w:val="es_ES" w:bidi="es_ES"/>
+        </w:rPr>
+        <w:t>Malaquías - Capítulo 2 Introducción</w:t>
+      </w:r>
+      <w:r>
+        <w:rPr>
+          <w:lang w:val="es_ES" w:bidi="es_ES"/>
+        </w:rPr>
+      </w:r>
+    </w:p>
+    <w:p>
+      <w:pPr>
+        <w:pStyle w:val="Heading3"/>
+      </w:pPr>
+      <w:r>
+        <w:rPr>
+          <w:lang w:val="es_ES" w:bidi="es_ES"/>
+        </w:rPr>
+        <w:t>Estructura y formato</w:t>
+      </w:r>
+    </w:p>
+    <w:p>
+      <w:pPr/>
+      <w:r>
+        <w:rPr>
+          <w:lang w:val="es_ES" w:bidi="es_ES"/>
+        </w:rPr>
+      </w:r>
+      <w:r>
+        <w:rPr>
+          <w:lang w:val="es_ES" w:bidi="es_ES"/>
+        </w:rPr>
+        <w:t>2:1–9 Los sacerdotes deben enseñar y aplicar la ley con fidelidad</w:t>
+      </w:r>
+    </w:p>
+    <w:p>
+      <w:pPr/>
+      <w:r>
+        <w:rPr>
+          <w:lang w:val="es_ES" w:bidi="es_ES"/>
+        </w:rPr>
+      </w:r>
+      <w:r>
+        <w:rPr>
+          <w:lang w:val="es_ES" w:bidi="es_ES"/>
+        </w:rPr>
+        <w:t>2:10–16 Jehová se preocupa por la justicia: no el divorcio.</w:t>
+      </w:r>
+    </w:p>
+    <w:p>
+      <w:pPr/>
+      <w:r>
+        <w:rPr>
+          <w:lang w:val="es_ES" w:bidi="es_ES"/>
+        </w:rPr>
+      </w:r>
+      <w:r>
+        <w:rPr>
+          <w:lang w:val="es_ES" w:bidi="es_ES"/>
+        </w:rPr>
+        <w:t>2:17–3:5 Jehová se preocupa por la justicia y castigará a los malvados</w:t>
+      </w:r>
+    </w:p>
+    <w:p>
+      <w:pPr>
+        <w:pStyle w:val="Heading3"/>
+      </w:pPr>
+      <w:r>
+        <w:rPr>
+          <w:lang w:val="es_ES" w:bidi="es_ES"/>
+        </w:rPr>
+        <w:t>Conceptos religiosos y culturales en este capítulo</w:t>
+      </w:r>
+    </w:p>
+    <w:p>
+      <w:pPr>
+        <w:pStyle w:val="Heading4"/>
+      </w:pPr>
+      <w:r>
+        <w:rPr>
+          <w:lang w:val="es_ES" w:bidi="es_ES"/>
+        </w:rPr>
+        <w:t>“Mi pacto fué con él de vida y de paz, las cuales cosas yo le dí por el temor” (2:5)</w:t>
+      </w:r>
+    </w:p>
+    <w:p>
+      <w:pPr/>
+      <w:r>
+        <w:rPr>
+          <w:lang w:val="es_ES" w:bidi="es_ES"/>
+        </w:rPr>
+      </w:r>
+      <w:r>
+        <w:rPr>
+          <w:lang w:val="es_ES" w:bidi="es_ES"/>
+        </w:rPr>
+        <w:t xml:space="preserve">Aquí, Jehová parece referirse implícitamente a lo mencionado en </w:t>
+      </w:r>
+      <w:hyperlink r:id="rId26">
+        <w:r>
+          <w:rPr>
+            <w:lang w:val="es_ES" w:bidi="es_ES"/>
+          </w:rPr>
+          <w:rPr>
+            <w:color w:val="0000EE"/>
+            <w:u w:val="single"/>
+          </w:rPr>
+          <w:t>Números 25:12–13</w:t>
+        </w:r>
+      </w:hyperlink>
+      <w:r>
+        <w:rPr>
+          <w:lang w:val="es_ES" w:bidi="es_ES"/>
+        </w:rPr>
+        <w:t xml:space="preserve">, donde establece un </w:t>
+      </w:r>
+      <w:r>
+        <w:rPr>
+          <w:b/>
+          <w:lang w:val="es_ES" w:bidi="es_ES"/>
+        </w:rPr>
+        <w:t>pacto</w:t>
+      </w:r>
+      <w:r>
+        <w:rPr>
+          <w:lang w:val="es_ES" w:bidi="es_ES"/>
+        </w:rPr>
+        <w:t xml:space="preserve"> de </w:t>
+      </w:r>
+      <w:r>
+        <w:rPr>
+          <w:b/>
+          <w:lang w:val="es_ES" w:bidi="es_ES"/>
+        </w:rPr>
+        <w:t>Paz</w:t>
+      </w:r>
+      <w:r>
+        <w:rPr>
+          <w:lang w:val="es_ES" w:bidi="es_ES"/>
+        </w:rPr>
+        <w:t xml:space="preserve"> al designar a Phinees (hijo del primer sumo sacerdote, Aarón) y a sus descendientes en el sacerdocio de manera permanente. Jehová hizo esto porque Phinees se opuso con celo a la adoración de dioses extranjeros. Con "yo le di por el temor", Jehová quiere decir, en otras palabras, "porque me adoró exclusivamente y con devoción". Jehová estaba castigando a los israelitas por su idolatría con una plaga que estaba causando muchas muertes, pero detuvo la plaga gracias a la acción de Phinees. Así que este fue un pacto de </w:t>
+      </w:r>
+      <w:r>
+        <w:rPr>
+          <w:b/>
+          <w:lang w:val="es_ES" w:bidi="es_ES"/>
+        </w:rPr>
+        <w:t>Paz</w:t>
+      </w:r>
+      <w:r>
+        <w:rPr>
+          <w:lang w:val="es_ES" w:bidi="es_ES"/>
+        </w:rPr>
+        <w:t xml:space="preserve"> (Jehová ya no era hostil hacia los israelitas). También fue un pacto de </w:t>
+      </w:r>
+      <w:r>
+        <w:rPr>
+          <w:b/>
+          <w:lang w:val="es_ES" w:bidi="es_ES"/>
+        </w:rPr>
+        <w:t>vida</w:t>
+      </w:r>
+      <w:r>
+        <w:rPr>
+          <w:lang w:val="es_ES" w:bidi="es_ES"/>
+        </w:rPr>
+        <w:t xml:space="preserve"> (Jehová ya no estaba castigando a los israelitas con la muerte). La palabra </w:t>
+      </w:r>
+      <w:r>
+        <w:rPr>
+          <w:b/>
+          <w:lang w:val="es_ES" w:bidi="es_ES"/>
+        </w:rPr>
+        <w:t>vida</w:t>
+      </w:r>
+      <w:r>
+        <w:rPr>
+          <w:lang w:val="es_ES" w:bidi="es_ES"/>
+        </w:rPr>
+        <w:t xml:space="preserve"> también puede indicar que este fue un pacto permanente que no terminaría. Las notas a en </w:t>
+      </w:r>
+      <w:hyperlink r:id="rId27">
+        <w:r>
+          <w:rPr>
+            <w:lang w:val="es_ES" w:bidi="es_ES"/>
+          </w:rPr>
+          <w:rPr>
+            <w:color w:val="0000EE"/>
+            <w:u w:val="single"/>
+          </w:rPr>
+          <w:t>Malaquías 2:5</w:t>
+        </w:r>
+      </w:hyperlink>
+      <w:r>
+        <w:rPr>
+          <w:lang w:val="es_ES" w:bidi="es_ES"/>
+        </w:rPr>
+        <w:t xml:space="preserve"> sugieren formas de traducir estas declaraciones.</w:t>
+      </w:r>
+    </w:p>
+    <w:p>
+      <w:pPr>
+        <w:pStyle w:val="Heading3"/>
+      </w:pPr>
+      <w:r>
+        <w:rPr>
+          <w:lang w:val="es_ES" w:bidi="es_ES"/>
+        </w:rPr>
+        <w:t>Problemas de traducción</w:t>
+      </w:r>
+    </w:p>
+    <w:p>
+      <w:pPr>
+        <w:pStyle w:val="Heading4"/>
+      </w:pPr>
+      <w:r>
+        <w:rPr>
+          <w:lang w:val="es_ES" w:bidi="es_ES"/>
+        </w:rPr>
+        <w:t>Pues qué ¿no hizo él uno solo? (2:15a)</w:t>
+      </w:r>
+    </w:p>
+    <w:p>
+      <w:pPr/>
+      <w:r>
+        <w:rPr>
+          <w:lang w:val="es_ES" w:bidi="es_ES"/>
+        </w:rPr>
+      </w:r>
+      <w:r>
+        <w:rPr>
+          <w:lang w:val="es_ES" w:bidi="es_ES"/>
+        </w:rPr>
+        <w:t xml:space="preserve">Aquí se presentan dos perspectivas que tienen los estudiosos de la Biblia sobre la interpretación correcta de estas palabras. (1) La palabra </w:t>
+      </w:r>
+      <w:r>
+        <w:rPr>
+          <w:b/>
+          <w:lang w:val="es_ES" w:bidi="es_ES"/>
+        </w:rPr>
+        <w:t>uno</w:t>
+      </w:r>
+      <w:r>
+        <w:rPr>
+          <w:lang w:val="es_ES" w:bidi="es_ES"/>
+        </w:rPr>
+        <w:t xml:space="preserve"> se refiere a la conexión cercana entre un marido y su esposa. Traducción alternativa: "¿Y no te hizo Dios uno con tu esposa?". (2) La palabra </w:t>
+      </w:r>
+      <w:r>
+        <w:rPr>
+          <w:b/>
+          <w:lang w:val="es_ES" w:bidi="es_ES"/>
+        </w:rPr>
+        <w:t>uno</w:t>
+      </w:r>
+      <w:r>
+        <w:rPr>
+          <w:lang w:val="es_ES" w:bidi="es_ES"/>
+        </w:rPr>
+        <w:t xml:space="preserve"> se refiere a Dios. Traducción alternativa: "¿Y no te hizo el único Dios?".</w:t>
+      </w:r>
+    </w:p>
+    <w:p>
+      <w:pPr>
+        <w:pStyle w:val="Heading4"/>
+      </w:pPr>
+      <w:r>
+        <w:rPr>
+          <w:lang w:val="es_ES" w:bidi="es_ES"/>
+        </w:rPr>
+        <w:t>¿aunque tenía la abundancia del espíritu? (2:15b)</w:t>
+      </w:r>
+    </w:p>
+    <w:p>
+      <w:pPr/>
+      <w:r>
+        <w:rPr>
+          <w:lang w:val="es_ES" w:bidi="es_ES"/>
+        </w:rPr>
+      </w:r>
+      <w:r>
+        <w:rPr>
+          <w:lang w:val="es_ES" w:bidi="es_ES"/>
+        </w:rPr>
+        <w:t>Existen dos puntos de vista, entre muchos, que los estudiosos de la Biblia tienen respecto a la interpretación correcta de estas palabras. (1) Estas palabras indican que un marido y su esposa están unidos en cuerpo y espíritu. Traducción alternativa: "Dios te creó para unirte con tu esposa en cuerpo y espíritu". (2) Estas palabras sugieren que los cuerpos y espíritus de un marido y su esposa pertenecen a Dios. Traducción alternativa: "tú y tu esposa pertenecen a Dios".</w:t>
+      </w:r>
+    </w:p>
+    <w:p>
+      <w:pPr>
+        <w:pStyle w:val="Heading4"/>
+      </w:pPr>
+      <w:r>
+        <w:rPr>
+          <w:lang w:val="es_ES" w:bidi="es_ES"/>
+        </w:rPr>
+        <w:t>“y cubra la iniquidad con su vestido” (2:16)</w:t>
+      </w:r>
+    </w:p>
+    <w:p>
+      <w:pPr/>
+      <w:r>
+        <w:rPr>
+          <w:lang w:val="es_ES" w:bidi="es_ES"/>
+        </w:rPr>
+      </w:r>
+      <w:r>
+        <w:rPr>
+          <w:lang w:val="es_ES" w:bidi="es_ES"/>
+        </w:rPr>
+        <w:t xml:space="preserve">Aquí se presentan tres perspectivas que tienen los estudiosos de la Biblia sobre la interpretación correcta de estas palabras. (1) Significa que el marido y la esposa en Malaquías están hablando como si la </w:t>
+      </w:r>
+      <w:r>
+        <w:rPr>
+          <w:b/>
+          <w:lang w:val="es_ES" w:bidi="es_ES"/>
+        </w:rPr>
+        <w:t>iniquidad</w:t>
+      </w:r>
+      <w:r>
+        <w:rPr>
+          <w:lang w:val="es_ES" w:bidi="es_ES"/>
+        </w:rPr>
+        <w:t xml:space="preserve"> fuera una sustancia con la que una persona podría cubrir con su </w:t>
+      </w:r>
+      <w:r>
+        <w:rPr>
+          <w:b/>
+          <w:lang w:val="es_ES" w:bidi="es_ES"/>
+        </w:rPr>
+        <w:t>vestido</w:t>
+      </w:r>
+      <w:r>
+        <w:rPr>
+          <w:lang w:val="es_ES" w:bidi="es_ES"/>
+        </w:rPr>
+        <w:t xml:space="preserve">. Si fuera más claro en tu idioma, podrías expresarlo claramente. La idea de cubrir completamente transmite énfasis. Traducción alternativa: "y quien esconde actos de violencia". (2) La palabra </w:t>
+      </w:r>
+      <w:r>
+        <w:rPr>
+          <w:b/>
+          <w:lang w:val="es_ES" w:bidi="es_ES"/>
+        </w:rPr>
+        <w:t>iniquidad</w:t>
+      </w:r>
+      <w:r>
+        <w:rPr>
+          <w:lang w:val="es_ES" w:bidi="es_ES"/>
+        </w:rPr>
+        <w:t xml:space="preserve"> se refiere a acciones severas que podrían incluir acciones distintas al divorcio. Traducción alternativa: "y quien actúa violentamente". (3) La palabra </w:t>
+      </w:r>
+      <w:r>
+        <w:rPr>
+          <w:b/>
+          <w:lang w:val="es_ES" w:bidi="es_ES"/>
+        </w:rPr>
+        <w:t>iniquidad</w:t>
+      </w:r>
+      <w:r>
+        <w:rPr>
+          <w:lang w:val="es_ES" w:bidi="es_ES"/>
+        </w:rPr>
+        <w:t xml:space="preserve"> se refiere a acciones violentas o crueles que una persona oculta. Traducción alternativa: "y quien oculta su violencia".</w:t>
+      </w:r>
+      <w:r>
+        <w:rPr>
+          <w:lang w:val="es_ES" w:bidi="es_ES"/>
+        </w:rPr>
+      </w:r>
+      <w:r>
+        <w:rPr>
+          <w:lang w:val="es_ES" w:bidi="es_ES"/>
+        </w:rPr>
+      </w:r>
+    </w:p>
+    <w:p>
+      <w:pPr/>
+      <w:r>
+        <w:rPr>
+          <w:lang w:val="es_ES" w:bidi="es_ES"/>
+        </w:rPr>
+      </w:r>
+    </w:p>
+    <w:p>
+      <w:pPr>
+        <w:pStyle w:val="Heading2"/>
+      </w:pPr>
+      <w:r>
+        <w:rPr>
+          <w:lang w:val="es_ES" w:bidi="es_ES"/>
+        </w:rPr>
+        <w:t>Malaquías - Capítulo 3 Introducción</w:t>
+      </w:r>
+      <w:r>
+        <w:rPr>
+          <w:lang w:val="es_ES" w:bidi="es_ES"/>
+        </w:rPr>
+      </w:r>
+    </w:p>
+    <w:p>
+      <w:pPr>
+        <w:pStyle w:val="Heading3"/>
+      </w:pPr>
+      <w:r>
+        <w:rPr>
+          <w:lang w:val="es_ES" w:bidi="es_ES"/>
+        </w:rPr>
+        <w:t>Estructura y formato</w:t>
+      </w:r>
+    </w:p>
+    <w:p>
+      <w:pPr/>
+      <w:r>
+        <w:rPr>
+          <w:lang w:val="es_ES" w:bidi="es_ES"/>
+        </w:rPr>
+      </w:r>
+      <w:r>
+        <w:rPr>
+          <w:lang w:val="es_ES" w:bidi="es_ES"/>
+        </w:rPr>
+        <w:t>2:17–3:5 Jehová se preocupa por la justicia y castigará a los malhechores.</w:t>
+      </w:r>
+    </w:p>
+    <w:p>
+      <w:pPr/>
+      <w:r>
+        <w:rPr>
+          <w:lang w:val="es_ES" w:bidi="es_ES"/>
+        </w:rPr>
+      </w:r>
+      <w:r>
+        <w:rPr>
+          <w:lang w:val="es_ES" w:bidi="es_ES"/>
+        </w:rPr>
+        <w:t>3:6–12 Los judíos no están entregando los diezmos correctamente.</w:t>
+      </w:r>
+    </w:p>
+    <w:p>
+      <w:pPr/>
+      <w:r>
+        <w:rPr>
+          <w:lang w:val="es_ES" w:bidi="es_ES"/>
+        </w:rPr>
+      </w:r>
+      <w:r>
+        <w:rPr>
+          <w:lang w:val="es_ES" w:bidi="es_ES"/>
+        </w:rPr>
+        <w:t>3:13–15 Jehová castigará a los malvados, a pesar de lo que afirman los judíos.</w:t>
+      </w:r>
+    </w:p>
+    <w:p>
+      <w:pPr/>
+      <w:r>
+        <w:rPr>
+          <w:lang w:val="es_ES" w:bidi="es_ES"/>
+        </w:rPr>
+      </w:r>
+      <w:r>
+        <w:rPr>
+          <w:lang w:val="es_ES" w:bidi="es_ES"/>
+        </w:rPr>
+        <w:t>3:16–4:6 Jehová bendecirá y protegerá a quienes le temen.</w:t>
+      </w:r>
+      <w:r>
+        <w:rPr>
+          <w:lang w:val="es_ES" w:bidi="es_ES"/>
+        </w:rPr>
+      </w:r>
+      <w:r>
+        <w:rPr>
+          <w:lang w:val="es_ES" w:bidi="es_ES"/>
+        </w:rPr>
+      </w:r>
+    </w:p>
+    <w:p>
+      <w:pPr/>
+      <w:r>
+        <w:rPr>
+          <w:lang w:val="es_ES" w:bidi="es_ES"/>
+        </w:rPr>
+      </w:r>
+    </w:p>
+    <w:p>
+      <w:pPr>
+        <w:pStyle w:val="Heading2"/>
+      </w:pPr>
+      <w:r>
+        <w:rPr>
+          <w:lang w:val="es_ES" w:bidi="es_ES"/>
+        </w:rPr>
         <w:t>Malaquías - Introducción del Capítulo 4</w:t>
       </w:r>
       <w:r>
@@ -22226,7 +24714,7 @@
         </w:rPr>
         <w:t>Aunque los oyentes de Malaquías y las generaciones posteriores de judíos pudieron haber esperado que esta profecía se cumpliera con el regreso del propio Elías, Jesús explicó que se cumplió a través de la vida y testimonio de Juan el Bautista (</w:t>
       </w:r>
-      <w:hyperlink r:id="rId26">
+      <w:hyperlink r:id="rId28">
         <w:r>
           <w:rPr>
             <w:lang w:val="es_ES" w:bidi="es_ES"/>
@@ -22243,2507 +24731,6 @@
           <w:lang w:val="es_ES" w:bidi="es_ES"/>
         </w:rPr>
         <w:t>).</w:t>
-      </w:r>
-      <w:r>
-        <w:rPr>
-          <w:lang w:val="es_ES" w:bidi="es_ES"/>
-        </w:rPr>
-      </w:r>
-      <w:r>
-        <w:rPr>
-          <w:lang w:val="es_ES" w:bidi="es_ES"/>
-        </w:rPr>
-      </w:r>
-    </w:p>
-    <w:p>
-      <w:pPr/>
-      <w:r>
-        <w:rPr>
-          <w:lang w:val="es_ES" w:bidi="es_ES"/>
-        </w:rPr>
-      </w:r>
-    </w:p>
-    <w:p>
-      <w:pPr>
-        <w:pStyle w:val="Heading2"/>
-      </w:pPr>
-      <w:r>
-        <w:rPr>
-          <w:lang w:val="es_ES" w:bidi="es_ES"/>
-        </w:rPr>
-        <w:t>Malaquías 4:1 (#1)</w:t>
-      </w:r>
-      <w:r>
-        <w:rPr>
-          <w:lang w:val="es_ES" w:bidi="es_ES"/>
-        </w:rPr>
-      </w:r>
-    </w:p>
-    <w:p>
-      <w:pPr/>
-      <w:r>
-        <w:rPr>
-          <w:lang w:val="es_ES" w:bidi="es_ES"/>
-        </w:rPr>
-      </w:r>
-      <w:r>
-        <w:rPr>
-          <w:b/>
-          <w:lang w:val="es_ES" w:bidi="es_ES"/>
-        </w:rPr>
-        <w:t>"he aquí"</w:t>
-      </w:r>
-    </w:p>
-    <w:p>
-      <w:pPr/>
-      <w:r>
-        <w:rPr>
-          <w:lang w:val="es_ES" w:bidi="es_ES"/>
-        </w:rPr>
-      </w:r>
-      <w:r>
-        <w:rPr>
-          <w:lang w:val="es_ES" w:bidi="es_ES"/>
-        </w:rPr>
-        <w:t>Jehová habla como si quisiera que sus oyentes observen o miren algo. Usa este término para centrar la atención de sus oyentes en lo que va a decir. Es posible que en tu idioma tenga una expresión similar que puedas usar en tu traducción.</w:t>
-      </w:r>
-    </w:p>
-    <w:p>
-      <w:pPr/>
-      <w:r>
-        <w:rPr>
-          <w:lang w:val="es_ES" w:bidi="es_ES"/>
-        </w:rPr>
-      </w:r>
-      <w:r>
-        <w:rPr>
-          <w:lang w:val="es_ES" w:bidi="es_ES"/>
-        </w:rPr>
-        <w:t xml:space="preserve">Ver: </w:t>
-      </w:r>
-      <w:r>
-        <w:rPr>
-          <w:lang w:val="es_ES" w:bidi="es_ES"/>
-        </w:rPr>
-        <w:t>Metáfora</w:t>
-      </w:r>
-      <w:r>
-        <w:rPr>
-          <w:lang w:val="es_ES" w:bidi="es_ES"/>
-        </w:rPr>
-      </w:r>
-      <w:r>
-        <w:rPr>
-          <w:lang w:val="es_ES" w:bidi="es_ES"/>
-        </w:rPr>
-      </w:r>
-    </w:p>
-    <w:p>
-      <w:pPr/>
-      <w:r>
-        <w:rPr>
-          <w:lang w:val="es_ES" w:bidi="es_ES"/>
-        </w:rPr>
-      </w:r>
-    </w:p>
-    <w:p>
-      <w:pPr>
-        <w:pStyle w:val="Heading2"/>
-      </w:pPr>
-      <w:r>
-        <w:rPr>
-          <w:lang w:val="es_ES" w:bidi="es_ES"/>
-        </w:rPr>
-        <w:t>Malaquías 4:1 (#2)</w:t>
-      </w:r>
-      <w:r>
-        <w:rPr>
-          <w:lang w:val="es_ES" w:bidi="es_ES"/>
-        </w:rPr>
-      </w:r>
-    </w:p>
-    <w:p>
-      <w:pPr/>
-      <w:r>
-        <w:rPr>
-          <w:lang w:val="es_ES" w:bidi="es_ES"/>
-        </w:rPr>
-      </w:r>
-      <w:r>
-        <w:rPr>
-          <w:b/>
-          <w:lang w:val="es_ES" w:bidi="es_ES"/>
-        </w:rPr>
-        <w:t>"ardiente como un horno; y todos los soberbios, y todos los que hacen maldad, serán estopa"</w:t>
-      </w:r>
-    </w:p>
-    <w:p>
-      <w:pPr/>
-      <w:r>
-        <w:rPr>
-          <w:lang w:val="es_ES" w:bidi="es_ES"/>
-        </w:rPr>
-      </w:r>
-      <w:r>
-        <w:rPr>
-          <w:lang w:val="es_ES" w:bidi="es_ES"/>
-        </w:rPr>
-        <w:t xml:space="preserve">Jehová habla del día del juicio comparándolo con un </w:t>
-      </w:r>
-      <w:r>
-        <w:rPr>
-          <w:b/>
-          <w:lang w:val="es_ES" w:bidi="es_ES"/>
-        </w:rPr>
-        <w:t>horno</w:t>
-      </w:r>
-      <w:r>
-        <w:rPr>
-          <w:lang w:val="es_ES" w:bidi="es_ES"/>
-        </w:rPr>
-        <w:t xml:space="preserve"> que </w:t>
-      </w:r>
-      <w:r>
-        <w:rPr>
-          <w:b/>
-          <w:lang w:val="es_ES" w:bidi="es_ES"/>
-        </w:rPr>
-        <w:t>quema</w:t>
-      </w:r>
-      <w:r>
-        <w:rPr>
-          <w:lang w:val="es_ES" w:bidi="es_ES"/>
-        </w:rPr>
-        <w:t xml:space="preserve"> a la gente. Para mayor claridad en tu idioma, podrías expresar esta imagen como una comparación. Traducción alternativa: "en que destruiré a todas las personas arrogantes y a todos los que hacen maldad, como si fueran estopa quemadas en un horno".</w:t>
-      </w:r>
-    </w:p>
-    <w:p>
-      <w:pPr/>
-      <w:r>
-        <w:rPr>
-          <w:lang w:val="es_ES" w:bidi="es_ES"/>
-        </w:rPr>
-      </w:r>
-      <w:r>
-        <w:rPr>
-          <w:lang w:val="es_ES" w:bidi="es_ES"/>
-        </w:rPr>
-        <w:t xml:space="preserve">Ver: </w:t>
-      </w:r>
-      <w:r>
-        <w:rPr>
-          <w:lang w:val="es_ES" w:bidi="es_ES"/>
-        </w:rPr>
-        <w:t>Metáfora</w:t>
-      </w:r>
-      <w:r>
-        <w:rPr>
-          <w:lang w:val="es_ES" w:bidi="es_ES"/>
-        </w:rPr>
-      </w:r>
-      <w:r>
-        <w:rPr>
-          <w:lang w:val="es_ES" w:bidi="es_ES"/>
-        </w:rPr>
-      </w:r>
-    </w:p>
-    <w:p>
-      <w:pPr/>
-      <w:r>
-        <w:rPr>
-          <w:lang w:val="es_ES" w:bidi="es_ES"/>
-        </w:rPr>
-      </w:r>
-    </w:p>
-    <w:p>
-      <w:pPr>
-        <w:pStyle w:val="Heading2"/>
-      </w:pPr>
-      <w:r>
-        <w:rPr>
-          <w:lang w:val="es_ES" w:bidi="es_ES"/>
-        </w:rPr>
-        <w:t>Malaquías 4:1 (#3)</w:t>
-      </w:r>
-      <w:r>
-        <w:rPr>
-          <w:lang w:val="es_ES" w:bidi="es_ES"/>
-        </w:rPr>
-      </w:r>
-    </w:p>
-    <w:p>
-      <w:pPr/>
-      <w:r>
-        <w:rPr>
-          <w:lang w:val="es_ES" w:bidi="es_ES"/>
-        </w:rPr>
-      </w:r>
-      <w:r>
-        <w:rPr>
-          <w:b/>
-          <w:lang w:val="es_ES" w:bidi="es_ES"/>
-        </w:rPr>
-        <w:t>"todos los soberbios"</w:t>
-      </w:r>
-    </w:p>
-    <w:p>
-      <w:pPr/>
-      <w:r>
-        <w:rPr>
-          <w:lang w:val="es_ES" w:bidi="es_ES"/>
-        </w:rPr>
-      </w:r>
-      <w:r>
-        <w:rPr>
-          <w:lang w:val="es_ES" w:bidi="es_ES"/>
-        </w:rPr>
-        <w:t xml:space="preserve">Jehová está utilizando el adjetivo </w:t>
-      </w:r>
-      <w:r>
-        <w:rPr>
-          <w:b/>
-          <w:lang w:val="es_ES" w:bidi="es_ES"/>
-        </w:rPr>
-        <w:t xml:space="preserve">soberbio </w:t>
-      </w:r>
-      <w:r>
-        <w:rPr>
-          <w:lang w:val="es_ES" w:bidi="es_ES"/>
-        </w:rPr>
-        <w:t>como un sustantivo para referirse a un tipo específico de persona. Tu idioma podría usar adjetivos de manera similar. Si no fuera así, podrías traducir este adjetivo con una frase equivalente. Traducción alternativa: "todas las personas arrogantes".</w:t>
-      </w:r>
-    </w:p>
-    <w:p>
-      <w:pPr/>
-      <w:r>
-        <w:rPr>
-          <w:lang w:val="es_ES" w:bidi="es_ES"/>
-        </w:rPr>
-      </w:r>
-      <w:r>
-        <w:rPr>
-          <w:lang w:val="es_ES" w:bidi="es_ES"/>
-        </w:rPr>
-        <w:t xml:space="preserve">Ver: </w:t>
-      </w:r>
-      <w:r>
-        <w:rPr>
-          <w:lang w:val="es_ES" w:bidi="es_ES"/>
-        </w:rPr>
-        <w:t>Adjetivos Nominales</w:t>
-      </w:r>
-      <w:r>
-        <w:rPr>
-          <w:lang w:val="es_ES" w:bidi="es_ES"/>
-        </w:rPr>
-      </w:r>
-      <w:r>
-        <w:rPr>
-          <w:lang w:val="es_ES" w:bidi="es_ES"/>
-        </w:rPr>
-      </w:r>
-    </w:p>
-    <w:p>
-      <w:pPr/>
-      <w:r>
-        <w:rPr>
-          <w:lang w:val="es_ES" w:bidi="es_ES"/>
-        </w:rPr>
-      </w:r>
-    </w:p>
-    <w:p>
-      <w:pPr>
-        <w:pStyle w:val="Heading2"/>
-      </w:pPr>
-      <w:r>
-        <w:rPr>
-          <w:lang w:val="es_ES" w:bidi="es_ES"/>
-        </w:rPr>
-        <w:t>Malaquías 4:1 (#4)</w:t>
-      </w:r>
-      <w:r>
-        <w:rPr>
-          <w:lang w:val="es_ES" w:bidi="es_ES"/>
-        </w:rPr>
-      </w:r>
-    </w:p>
-    <w:p>
-      <w:pPr/>
-      <w:r>
-        <w:rPr>
-          <w:lang w:val="es_ES" w:bidi="es_ES"/>
-        </w:rPr>
-      </w:r>
-      <w:r>
-        <w:rPr>
-          <w:b/>
-          <w:lang w:val="es_ES" w:bidi="es_ES"/>
-        </w:rPr>
-        <w:t>"y todos los que hacen maldad"</w:t>
-      </w:r>
-    </w:p>
-    <w:p>
-      <w:pPr/>
-      <w:r>
-        <w:rPr>
-          <w:lang w:val="es_ES" w:bidi="es_ES"/>
-        </w:rPr>
-      </w:r>
-      <w:r>
-        <w:rPr>
-          <w:lang w:val="es_ES" w:bidi="es_ES"/>
-        </w:rPr>
-        <w:t xml:space="preserve">Si tu idioma no utiliza un sustantivo abstracto para la idea de la </w:t>
-      </w:r>
-      <w:r>
-        <w:rPr>
-          <w:b/>
-          <w:lang w:val="es_ES" w:bidi="es_ES"/>
-        </w:rPr>
-        <w:t>maldad</w:t>
-      </w:r>
-      <w:r>
-        <w:rPr>
-          <w:lang w:val="es_ES" w:bidi="es_ES"/>
-        </w:rPr>
-        <w:t>, podrías expresar la misma idea de otra manera. Traducción alternativa: "todas las personas que cometen actos malvados".</w:t>
-      </w:r>
-    </w:p>
-    <w:p>
-      <w:pPr/>
-      <w:r>
-        <w:rPr>
-          <w:lang w:val="es_ES" w:bidi="es_ES"/>
-        </w:rPr>
-      </w:r>
-      <w:r>
-        <w:rPr>
-          <w:lang w:val="es_ES" w:bidi="es_ES"/>
-        </w:rPr>
-        <w:t xml:space="preserve">Ver: </w:t>
-      </w:r>
-      <w:r>
-        <w:rPr>
-          <w:lang w:val="es_ES" w:bidi="es_ES"/>
-        </w:rPr>
-        <w:t>Sustantivos Abstractos</w:t>
-      </w:r>
-      <w:r>
-        <w:rPr>
-          <w:lang w:val="es_ES" w:bidi="es_ES"/>
-        </w:rPr>
-      </w:r>
-      <w:r>
-        <w:rPr>
-          <w:lang w:val="es_ES" w:bidi="es_ES"/>
-        </w:rPr>
-      </w:r>
-    </w:p>
-    <w:p>
-      <w:pPr/>
-      <w:r>
-        <w:rPr>
-          <w:lang w:val="es_ES" w:bidi="es_ES"/>
-        </w:rPr>
-      </w:r>
-    </w:p>
-    <w:p>
-      <w:pPr>
-        <w:pStyle w:val="Heading2"/>
-      </w:pPr>
-      <w:r>
-        <w:rPr>
-          <w:lang w:val="es_ES" w:bidi="es_ES"/>
-        </w:rPr>
-        <w:t>Malaquías 4:1 (#5)</w:t>
-      </w:r>
-      <w:r>
-        <w:rPr>
-          <w:lang w:val="es_ES" w:bidi="es_ES"/>
-        </w:rPr>
-      </w:r>
-    </w:p>
-    <w:p>
-      <w:pPr/>
-      <w:r>
-        <w:rPr>
-          <w:lang w:val="es_ES" w:bidi="es_ES"/>
-        </w:rPr>
-      </w:r>
-      <w:r>
-        <w:rPr>
-          <w:b/>
-          <w:lang w:val="es_ES" w:bidi="es_ES"/>
-        </w:rPr>
-        <w:t>"y todos los soberbios, y todos los que hacen maldad, serán estopa"</w:t>
-      </w:r>
-    </w:p>
-    <w:p>
-      <w:pPr/>
-      <w:r>
-        <w:rPr>
-          <w:lang w:val="es_ES" w:bidi="es_ES"/>
-        </w:rPr>
-      </w:r>
-      <w:r>
-        <w:rPr>
-          <w:lang w:val="es_ES" w:bidi="es_ES"/>
-        </w:rPr>
-        <w:t xml:space="preserve">Jehová está hablando de personas malvadas comparándolas con </w:t>
-      </w:r>
-      <w:r>
-        <w:rPr>
-          <w:b/>
-          <w:lang w:val="es_ES" w:bidi="es_ES"/>
-        </w:rPr>
-        <w:t>estopa</w:t>
-      </w:r>
-      <w:r>
-        <w:rPr>
-          <w:lang w:val="es_ES" w:bidi="es_ES"/>
-        </w:rPr>
-        <w:t xml:space="preserve"> que su juicio encendería</w:t>
-      </w:r>
-      <w:r>
-        <w:rPr>
-          <w:b/>
-          <w:lang w:val="es_ES" w:bidi="es_ES"/>
-        </w:rPr>
-        <w:t xml:space="preserve"> </w:t>
-      </w:r>
-      <w:r>
-        <w:rPr>
-          <w:lang w:val="es_ES" w:bidi="es_ES"/>
-        </w:rPr>
-        <w:t>y quemaría. Para que sea más claro en tu idioma, podrías expresar esta imagen como una comparación. Traducción alternativa: "cuando todos los soberbios y todos los que hacen maldad sean completamente destruidos, como si fueran estopa que ha sido quemada".</w:t>
-      </w:r>
-    </w:p>
-    <w:p>
-      <w:pPr/>
-      <w:r>
-        <w:rPr>
-          <w:lang w:val="es_ES" w:bidi="es_ES"/>
-        </w:rPr>
-      </w:r>
-      <w:r>
-        <w:rPr>
-          <w:lang w:val="es_ES" w:bidi="es_ES"/>
-        </w:rPr>
-        <w:t xml:space="preserve">Ver: </w:t>
-      </w:r>
-      <w:r>
-        <w:rPr>
-          <w:lang w:val="es_ES" w:bidi="es_ES"/>
-        </w:rPr>
-        <w:t>Metáfora</w:t>
-      </w:r>
-      <w:r>
-        <w:rPr>
-          <w:lang w:val="es_ES" w:bidi="es_ES"/>
-        </w:rPr>
-      </w:r>
-      <w:r>
-        <w:rPr>
-          <w:lang w:val="es_ES" w:bidi="es_ES"/>
-        </w:rPr>
-      </w:r>
-    </w:p>
-    <w:p>
-      <w:pPr/>
-      <w:r>
-        <w:rPr>
-          <w:lang w:val="es_ES" w:bidi="es_ES"/>
-        </w:rPr>
-      </w:r>
-    </w:p>
-    <w:p>
-      <w:pPr>
-        <w:pStyle w:val="Heading2"/>
-      </w:pPr>
-      <w:r>
-        <w:rPr>
-          <w:lang w:val="es_ES" w:bidi="es_ES"/>
-        </w:rPr>
-        <w:t>Malaquías 4:1 (#6)</w:t>
-      </w:r>
-      <w:r>
-        <w:rPr>
-          <w:lang w:val="es_ES" w:bidi="es_ES"/>
-        </w:rPr>
-      </w:r>
-    </w:p>
-    <w:p>
-      <w:pPr/>
-      <w:r>
-        <w:rPr>
-          <w:lang w:val="es_ES" w:bidi="es_ES"/>
-        </w:rPr>
-      </w:r>
-      <w:r>
-        <w:rPr>
-          <w:b/>
-          <w:lang w:val="es_ES" w:bidi="es_ES"/>
-        </w:rPr>
-        <w:t>"el cual no les dejará ni raíz ni rama."</w:t>
-      </w:r>
-    </w:p>
-    <w:p>
-      <w:pPr/>
-      <w:r>
-        <w:rPr>
-          <w:lang w:val="es_ES" w:bidi="es_ES"/>
-        </w:rPr>
-      </w:r>
-      <w:r>
-        <w:rPr>
-          <w:lang w:val="es_ES" w:bidi="es_ES"/>
-        </w:rPr>
-        <w:t>Jehová está hablando de dos extremos para incluirlos a ellos y todo lo que hay en medio. Si fuera útil en tu idioma, podrías usar una expresión equivalente o un lenguaje sencillo. Traducción alternativa: "destruyendolos completamente" o "consumiendo todas las partes de ellos".</w:t>
-      </w:r>
-    </w:p>
-    <w:p>
-      <w:pPr/>
-      <w:r>
-        <w:rPr>
-          <w:lang w:val="es_ES" w:bidi="es_ES"/>
-        </w:rPr>
-      </w:r>
-      <w:r>
-        <w:rPr>
-          <w:lang w:val="es_ES" w:bidi="es_ES"/>
-        </w:rPr>
-        <w:t xml:space="preserve">Ver: </w:t>
-      </w:r>
-      <w:r>
-        <w:rPr>
-          <w:lang w:val="es_ES" w:bidi="es_ES"/>
-        </w:rPr>
-        <w:t>Merismo</w:t>
-      </w:r>
-      <w:r>
-        <w:rPr>
-          <w:lang w:val="es_ES" w:bidi="es_ES"/>
-        </w:rPr>
-      </w:r>
-      <w:r>
-        <w:rPr>
-          <w:lang w:val="es_ES" w:bidi="es_ES"/>
-        </w:rPr>
-      </w:r>
-    </w:p>
-    <w:p>
-      <w:pPr/>
-      <w:r>
-        <w:rPr>
-          <w:lang w:val="es_ES" w:bidi="es_ES"/>
-        </w:rPr>
-      </w:r>
-    </w:p>
-    <w:p>
-      <w:pPr>
-        <w:pStyle w:val="Heading2"/>
-      </w:pPr>
-      <w:r>
-        <w:rPr>
-          <w:lang w:val="es_ES" w:bidi="es_ES"/>
-        </w:rPr>
-        <w:t>Malaquías 4:2 (#1)</w:t>
-      </w:r>
-      <w:r>
-        <w:rPr>
-          <w:lang w:val="es_ES" w:bidi="es_ES"/>
-        </w:rPr>
-      </w:r>
-    </w:p>
-    <w:p>
-      <w:pPr/>
-      <w:r>
-        <w:rPr>
-          <w:lang w:val="es_ES" w:bidi="es_ES"/>
-        </w:rPr>
-      </w:r>
-      <w:r>
-        <w:rPr>
-          <w:b/>
-          <w:lang w:val="es_ES" w:bidi="es_ES"/>
-        </w:rPr>
-        <w:t>"Mas á vosotros los que teméis mi nombre, nacerá el Sol de justicia"</w:t>
-      </w:r>
-    </w:p>
-    <w:p>
-      <w:pPr/>
-      <w:r>
-        <w:rPr>
-          <w:lang w:val="es_ES" w:bidi="es_ES"/>
-        </w:rPr>
-      </w:r>
-      <w:r>
-        <w:rPr>
-          <w:lang w:val="es_ES" w:bidi="es_ES"/>
-        </w:rPr>
-        <w:t xml:space="preserve">Jehová está hablando como si la </w:t>
-      </w:r>
-      <w:r>
-        <w:rPr>
-          <w:b/>
-          <w:lang w:val="es_ES" w:bidi="es_ES"/>
-        </w:rPr>
-        <w:t>justicia</w:t>
-      </w:r>
-      <w:r>
-        <w:rPr>
-          <w:lang w:val="es_ES" w:bidi="es_ES"/>
-        </w:rPr>
-        <w:t xml:space="preserve"> fuera el </w:t>
-      </w:r>
-      <w:r>
-        <w:rPr>
-          <w:b/>
-          <w:lang w:val="es_ES" w:bidi="es_ES"/>
-        </w:rPr>
-        <w:t>sol</w:t>
-      </w:r>
-      <w:r>
-        <w:rPr>
-          <w:lang w:val="es_ES" w:bidi="es_ES"/>
-        </w:rPr>
-        <w:t xml:space="preserve"> que </w:t>
-      </w:r>
-      <w:r>
-        <w:rPr>
-          <w:b/>
-          <w:lang w:val="es_ES" w:bidi="es_ES"/>
-        </w:rPr>
-        <w:t>saldrá</w:t>
-      </w:r>
-      <w:r>
-        <w:rPr>
-          <w:lang w:val="es_ES" w:bidi="es_ES"/>
-        </w:rPr>
-        <w:t xml:space="preserve"> sobre los </w:t>
-      </w:r>
-      <w:r>
-        <w:rPr>
-          <w:b/>
-          <w:lang w:val="es_ES" w:bidi="es_ES"/>
-        </w:rPr>
-        <w:t>temerosos</w:t>
-      </w:r>
-      <w:r>
-        <w:rPr>
-          <w:lang w:val="es_ES" w:bidi="es_ES"/>
-        </w:rPr>
-        <w:t xml:space="preserve"> de su </w:t>
-      </w:r>
-      <w:r>
-        <w:rPr>
-          <w:b/>
-          <w:lang w:val="es_ES" w:bidi="es_ES"/>
-        </w:rPr>
-        <w:t>nombre</w:t>
-      </w:r>
-      <w:r>
-        <w:rPr>
-          <w:lang w:val="es_ES" w:bidi="es_ES"/>
-        </w:rPr>
-        <w:t>. Esto significa que establecerá su gobierno justo para que aquellos que le obedecen, así serán reivindicados, honrados y bendecidos. En un lenguaje más claro, podrías expresar esta imagen como una comparación. Traducción alternativa: "Pero cuando establezca mi gobierno justo, ustedes que temen mi nombre serán honrados como si el sol brillara intensamente sobre ustedes".</w:t>
-      </w:r>
-    </w:p>
-    <w:p>
-      <w:pPr/>
-      <w:r>
-        <w:rPr>
-          <w:lang w:val="es_ES" w:bidi="es_ES"/>
-        </w:rPr>
-      </w:r>
-      <w:r>
-        <w:rPr>
-          <w:lang w:val="es_ES" w:bidi="es_ES"/>
-        </w:rPr>
-        <w:t xml:space="preserve">Ver: </w:t>
-      </w:r>
-      <w:r>
-        <w:rPr>
-          <w:lang w:val="es_ES" w:bidi="es_ES"/>
-        </w:rPr>
-        <w:t>Metáfora</w:t>
-      </w:r>
-      <w:r>
-        <w:rPr>
-          <w:lang w:val="es_ES" w:bidi="es_ES"/>
-        </w:rPr>
-      </w:r>
-      <w:r>
-        <w:rPr>
-          <w:lang w:val="es_ES" w:bidi="es_ES"/>
-        </w:rPr>
-      </w:r>
-    </w:p>
-    <w:p>
-      <w:pPr/>
-      <w:r>
-        <w:rPr>
-          <w:lang w:val="es_ES" w:bidi="es_ES"/>
-        </w:rPr>
-      </w:r>
-    </w:p>
-    <w:p>
-      <w:pPr>
-        <w:pStyle w:val="Heading2"/>
-      </w:pPr>
-      <w:r>
-        <w:rPr>
-          <w:lang w:val="es_ES" w:bidi="es_ES"/>
-        </w:rPr>
-        <w:t>Malaquías 4:2 (#2)</w:t>
-      </w:r>
-      <w:r>
-        <w:rPr>
-          <w:lang w:val="es_ES" w:bidi="es_ES"/>
-        </w:rPr>
-      </w:r>
-    </w:p>
-    <w:p>
-      <w:pPr/>
-      <w:r>
-        <w:rPr>
-          <w:lang w:val="es_ES" w:bidi="es_ES"/>
-        </w:rPr>
-      </w:r>
-      <w:r>
-        <w:rPr>
-          <w:b/>
-          <w:lang w:val="es_ES" w:bidi="es_ES"/>
-        </w:rPr>
-        <w:t>"que teméis mi nombre"</w:t>
-      </w:r>
-    </w:p>
-    <w:p>
-      <w:pPr/>
-      <w:r>
-        <w:rPr>
-          <w:lang w:val="es_ES" w:bidi="es_ES"/>
-        </w:rPr>
-      </w:r>
-      <w:r>
-        <w:rPr>
-          <w:lang w:val="es_ES" w:bidi="es_ES"/>
-        </w:rPr>
-        <w:t xml:space="preserve">Jehová está usando su </w:t>
-      </w:r>
-      <w:r>
-        <w:rPr>
-          <w:b/>
-          <w:lang w:val="es_ES" w:bidi="es_ES"/>
-        </w:rPr>
-        <w:t>nombre</w:t>
-      </w:r>
-      <w:r>
-        <w:rPr>
-          <w:lang w:val="es_ES" w:bidi="es_ES"/>
-        </w:rPr>
-        <w:t xml:space="preserve"> para representar todo de él. Traducción alternativa: "que me temen".</w:t>
-      </w:r>
-    </w:p>
-    <w:p>
-      <w:pPr/>
-      <w:r>
-        <w:rPr>
-          <w:lang w:val="es_ES" w:bidi="es_ES"/>
-        </w:rPr>
-      </w:r>
-      <w:r>
-        <w:rPr>
-          <w:lang w:val="es_ES" w:bidi="es_ES"/>
-        </w:rPr>
-        <w:t xml:space="preserve">Ver: </w:t>
-      </w:r>
-      <w:r>
-        <w:rPr>
-          <w:lang w:val="es_ES" w:bidi="es_ES"/>
-        </w:rPr>
-        <w:t>Sinécdoque</w:t>
-      </w:r>
-      <w:r>
-        <w:rPr>
-          <w:lang w:val="es_ES" w:bidi="es_ES"/>
-        </w:rPr>
-      </w:r>
-      <w:r>
-        <w:rPr>
-          <w:lang w:val="es_ES" w:bidi="es_ES"/>
-        </w:rPr>
-      </w:r>
-    </w:p>
-    <w:p>
-      <w:pPr/>
-      <w:r>
-        <w:rPr>
-          <w:lang w:val="es_ES" w:bidi="es_ES"/>
-        </w:rPr>
-      </w:r>
-    </w:p>
-    <w:p>
-      <w:pPr>
-        <w:pStyle w:val="Heading2"/>
-      </w:pPr>
-      <w:r>
-        <w:rPr>
-          <w:lang w:val="es_ES" w:bidi="es_ES"/>
-        </w:rPr>
-        <w:t>Malaquías 4:2 (#3)</w:t>
-      </w:r>
-      <w:r>
-        <w:rPr>
-          <w:lang w:val="es_ES" w:bidi="es_ES"/>
-        </w:rPr>
-      </w:r>
-    </w:p>
-    <w:p>
-      <w:pPr/>
-      <w:r>
-        <w:rPr>
-          <w:lang w:val="es_ES" w:bidi="es_ES"/>
-        </w:rPr>
-      </w:r>
-      <w:r>
-        <w:rPr>
-          <w:b/>
-          <w:lang w:val="es_ES" w:bidi="es_ES"/>
-        </w:rPr>
-        <w:t>"y en sus alas traerá salud"</w:t>
-      </w:r>
-    </w:p>
-    <w:p>
-      <w:pPr/>
-      <w:r>
-        <w:rPr>
-          <w:lang w:val="es_ES" w:bidi="es_ES"/>
-        </w:rPr>
-      </w:r>
-      <w:r>
-        <w:rPr>
-          <w:lang w:val="es_ES" w:bidi="es_ES"/>
-        </w:rPr>
-        <w:t xml:space="preserve">Jehová está hablando como si el </w:t>
-      </w:r>
-      <w:r>
-        <w:rPr>
-          <w:b/>
-          <w:lang w:val="es_ES" w:bidi="es_ES"/>
-        </w:rPr>
-        <w:t>sol</w:t>
-      </w:r>
-      <w:r>
-        <w:rPr>
-          <w:lang w:val="es_ES" w:bidi="es_ES"/>
-        </w:rPr>
-        <w:t xml:space="preserve"> tuviera </w:t>
-      </w:r>
-      <w:r>
-        <w:rPr>
-          <w:b/>
-          <w:lang w:val="es_ES" w:bidi="es_ES"/>
-        </w:rPr>
-        <w:t>alas</w:t>
-      </w:r>
-      <w:r>
-        <w:rPr>
-          <w:lang w:val="es_ES" w:bidi="es_ES"/>
-        </w:rPr>
-        <w:t>. Está utilizando esta imagen para referirse a la llegada del sol, que simboliza los efectos de establecer su reino. Si fuera más claro en tu idioma, podrías expresarlo de manera sencilla. Traducción alternativa: "y les traerá sanación".</w:t>
-      </w:r>
-    </w:p>
-    <w:p>
-      <w:pPr/>
-      <w:r>
-        <w:rPr>
-          <w:lang w:val="es_ES" w:bidi="es_ES"/>
-        </w:rPr>
-      </w:r>
-      <w:r>
-        <w:rPr>
-          <w:lang w:val="es_ES" w:bidi="es_ES"/>
-        </w:rPr>
-        <w:t xml:space="preserve">Ver: </w:t>
-      </w:r>
-      <w:r>
-        <w:rPr>
-          <w:lang w:val="es_ES" w:bidi="es_ES"/>
-        </w:rPr>
-        <w:t>Metáfora</w:t>
-      </w:r>
-      <w:r>
-        <w:rPr>
-          <w:lang w:val="es_ES" w:bidi="es_ES"/>
-        </w:rPr>
-      </w:r>
-      <w:r>
-        <w:rPr>
-          <w:lang w:val="es_ES" w:bidi="es_ES"/>
-        </w:rPr>
-      </w:r>
-    </w:p>
-    <w:p>
-      <w:pPr/>
-      <w:r>
-        <w:rPr>
-          <w:lang w:val="es_ES" w:bidi="es_ES"/>
-        </w:rPr>
-      </w:r>
-    </w:p>
-    <w:p>
-      <w:pPr>
-        <w:pStyle w:val="Heading2"/>
-      </w:pPr>
-      <w:r>
-        <w:rPr>
-          <w:lang w:val="es_ES" w:bidi="es_ES"/>
-        </w:rPr>
-        <w:t>Malaquías 4:2 (#4)</w:t>
-      </w:r>
-      <w:r>
-        <w:rPr>
-          <w:lang w:val="es_ES" w:bidi="es_ES"/>
-        </w:rPr>
-      </w:r>
-    </w:p>
-    <w:p>
-      <w:pPr/>
-      <w:r>
-        <w:rPr>
-          <w:lang w:val="es_ES" w:bidi="es_ES"/>
-        </w:rPr>
-      </w:r>
-      <w:r>
-        <w:rPr>
-          <w:b/>
-          <w:lang w:val="es_ES" w:bidi="es_ES"/>
-        </w:rPr>
-        <w:t>"y saldréis, y saltaréis"</w:t>
-      </w:r>
-    </w:p>
-    <w:p>
-      <w:pPr/>
-      <w:r>
-        <w:rPr>
-          <w:lang w:val="es_ES" w:bidi="es_ES"/>
-        </w:rPr>
-      </w:r>
-      <w:r>
-        <w:rPr>
-          <w:lang w:val="es_ES" w:bidi="es_ES"/>
-        </w:rPr>
-        <w:t xml:space="preserve">Jehová está hablando como si la gente estuviera tan feliz que </w:t>
-      </w:r>
-      <w:r>
-        <w:rPr>
-          <w:b/>
-          <w:lang w:val="es_ES" w:bidi="es_ES"/>
-        </w:rPr>
-        <w:t>saldría</w:t>
-      </w:r>
-      <w:r>
-        <w:rPr>
-          <w:lang w:val="es_ES" w:bidi="es_ES"/>
-        </w:rPr>
-        <w:t xml:space="preserve"> y </w:t>
-      </w:r>
-      <w:r>
-        <w:rPr>
-          <w:b/>
-          <w:lang w:val="es_ES" w:bidi="es_ES"/>
-        </w:rPr>
-        <w:t>saltaría</w:t>
-      </w:r>
-      <w:r>
-        <w:rPr>
-          <w:lang w:val="es_ES" w:bidi="es_ES"/>
-        </w:rPr>
-        <w:t xml:space="preserve"> de alegría. Si fuera más claro en tu idioma, podrías expresarlo claramente. Traducción alternativa: "y estarán muy alegres".</w:t>
-      </w:r>
-    </w:p>
-    <w:p>
-      <w:pPr/>
-      <w:r>
-        <w:rPr>
-          <w:lang w:val="es_ES" w:bidi="es_ES"/>
-        </w:rPr>
-      </w:r>
-      <w:r>
-        <w:rPr>
-          <w:lang w:val="es_ES" w:bidi="es_ES"/>
-        </w:rPr>
-        <w:t xml:space="preserve">Ver: </w:t>
-      </w:r>
-      <w:r>
-        <w:rPr>
-          <w:lang w:val="es_ES" w:bidi="es_ES"/>
-        </w:rPr>
-        <w:t>Metáfora</w:t>
-      </w:r>
-      <w:r>
-        <w:rPr>
-          <w:lang w:val="es_ES" w:bidi="es_ES"/>
-        </w:rPr>
-      </w:r>
-      <w:r>
-        <w:rPr>
-          <w:lang w:val="es_ES" w:bidi="es_ES"/>
-        </w:rPr>
-      </w:r>
-    </w:p>
-    <w:p>
-      <w:pPr/>
-      <w:r>
-        <w:rPr>
-          <w:lang w:val="es_ES" w:bidi="es_ES"/>
-        </w:rPr>
-      </w:r>
-    </w:p>
-    <w:p>
-      <w:pPr>
-        <w:pStyle w:val="Heading2"/>
-      </w:pPr>
-      <w:r>
-        <w:rPr>
-          <w:lang w:val="es_ES" w:bidi="es_ES"/>
-        </w:rPr>
-        <w:t>Malaquías 4:2 (#5)</w:t>
-      </w:r>
-      <w:r>
-        <w:rPr>
-          <w:lang w:val="es_ES" w:bidi="es_ES"/>
-        </w:rPr>
-      </w:r>
-    </w:p>
-    <w:p>
-      <w:pPr/>
-      <w:r>
-        <w:rPr>
-          <w:lang w:val="es_ES" w:bidi="es_ES"/>
-        </w:rPr>
-      </w:r>
-      <w:r>
-        <w:rPr>
-          <w:b/>
-          <w:lang w:val="es_ES" w:bidi="es_ES"/>
-        </w:rPr>
-        <w:t>"y saldréis, y saltaréis como becerros de la manada"</w:t>
-      </w:r>
-    </w:p>
-    <w:p>
-      <w:pPr/>
-      <w:r>
-        <w:rPr>
-          <w:lang w:val="es_ES" w:bidi="es_ES"/>
-        </w:rPr>
-      </w:r>
-      <w:r>
-        <w:rPr>
-          <w:lang w:val="es_ES" w:bidi="es_ES"/>
-        </w:rPr>
-        <w:t>El objetivo de esta comparación es que, al igual que los terneros que han sido mantenidos en un establo son muy alegres cuando se les deja salir, las personas actuarán con mucha alegría. Si fuera útil en tu idioma, podrías expresar este punto explícitamente. Traducción alternativa: "y se sentirán tan alegres como los terneros que han sido liberados de su establo".</w:t>
-      </w:r>
-    </w:p>
-    <w:p>
-      <w:pPr/>
-      <w:r>
-        <w:rPr>
-          <w:lang w:val="es_ES" w:bidi="es_ES"/>
-        </w:rPr>
-      </w:r>
-      <w:r>
-        <w:rPr>
-          <w:lang w:val="es_ES" w:bidi="es_ES"/>
-        </w:rPr>
-        <w:t xml:space="preserve">Ver: </w:t>
-      </w:r>
-      <w:r>
-        <w:rPr>
-          <w:lang w:val="es_ES" w:bidi="es_ES"/>
-        </w:rPr>
-        <w:t>Símil</w:t>
-      </w:r>
-      <w:r>
-        <w:rPr>
-          <w:lang w:val="es_ES" w:bidi="es_ES"/>
-        </w:rPr>
-      </w:r>
-      <w:r>
-        <w:rPr>
-          <w:lang w:val="es_ES" w:bidi="es_ES"/>
-        </w:rPr>
-      </w:r>
-    </w:p>
-    <w:p>
-      <w:pPr/>
-      <w:r>
-        <w:rPr>
-          <w:lang w:val="es_ES" w:bidi="es_ES"/>
-        </w:rPr>
-      </w:r>
-    </w:p>
-    <w:p>
-      <w:pPr>
-        <w:pStyle w:val="Heading2"/>
-      </w:pPr>
-      <w:r>
-        <w:rPr>
-          <w:lang w:val="es_ES" w:bidi="es_ES"/>
-        </w:rPr>
-        <w:t>Malaquías 4:3 (#1)</w:t>
-      </w:r>
-      <w:r>
-        <w:rPr>
-          <w:lang w:val="es_ES" w:bidi="es_ES"/>
-        </w:rPr>
-      </w:r>
-    </w:p>
-    <w:p>
-      <w:pPr/>
-      <w:r>
-        <w:rPr>
-          <w:lang w:val="es_ES" w:bidi="es_ES"/>
-        </w:rPr>
-      </w:r>
-      <w:r>
-        <w:rPr>
-          <w:b/>
-          <w:lang w:val="es_ES" w:bidi="es_ES"/>
-        </w:rPr>
-        <w:t>"Y hollaréis á los malos, los cuales serán ceniza bajo las plantas de vuestros pies"</w:t>
-      </w:r>
-    </w:p>
-    <w:p>
-      <w:pPr/>
-      <w:r>
-        <w:rPr>
-          <w:lang w:val="es_ES" w:bidi="es_ES"/>
-        </w:rPr>
-      </w:r>
-      <w:r>
-        <w:rPr>
-          <w:lang w:val="es_ES" w:bidi="es_ES"/>
-        </w:rPr>
-        <w:t>Si fuera más natural en tu idioma, podrías invertir el orden de estas frases, ya que la segunda frase explica la razón del resultado que describe la primera frase. Traducción alternativa: "Los malvados serán como cenizas bajo las plantas de vuestros pies, por que ustedes los pisotearán".</w:t>
-      </w:r>
-    </w:p>
-    <w:p>
-      <w:pPr/>
-      <w:r>
-        <w:rPr>
-          <w:lang w:val="es_ES" w:bidi="es_ES"/>
-        </w:rPr>
-      </w:r>
-      <w:r>
-        <w:rPr>
-          <w:lang w:val="es_ES" w:bidi="es_ES"/>
-        </w:rPr>
-        <w:t xml:space="preserve">Ver: </w:t>
-      </w:r>
-      <w:r>
-        <w:rPr>
-          <w:lang w:val="es_ES" w:bidi="es_ES"/>
-        </w:rPr>
-        <w:t>Conectar — Relación de Causa y Efecto</w:t>
-      </w:r>
-      <w:r>
-        <w:rPr>
-          <w:lang w:val="es_ES" w:bidi="es_ES"/>
-        </w:rPr>
-      </w:r>
-      <w:r>
-        <w:rPr>
-          <w:lang w:val="es_ES" w:bidi="es_ES"/>
-        </w:rPr>
-      </w:r>
-    </w:p>
-    <w:p>
-      <w:pPr/>
-      <w:r>
-        <w:rPr>
-          <w:lang w:val="es_ES" w:bidi="es_ES"/>
-        </w:rPr>
-      </w:r>
-    </w:p>
-    <w:p>
-      <w:pPr>
-        <w:pStyle w:val="Heading2"/>
-      </w:pPr>
-      <w:r>
-        <w:rPr>
-          <w:lang w:val="es_ES" w:bidi="es_ES"/>
-        </w:rPr>
-        <w:t>Malaquías 4:3 (#2)</w:t>
-      </w:r>
-      <w:r>
-        <w:rPr>
-          <w:lang w:val="es_ES" w:bidi="es_ES"/>
-        </w:rPr>
-      </w:r>
-    </w:p>
-    <w:p>
-      <w:pPr/>
-      <w:r>
-        <w:rPr>
-          <w:lang w:val="es_ES" w:bidi="es_ES"/>
-        </w:rPr>
-      </w:r>
-      <w:r>
-        <w:rPr>
-          <w:b/>
-          <w:lang w:val="es_ES" w:bidi="es_ES"/>
-        </w:rPr>
-        <w:t>"Y hollaréis á los malos"</w:t>
-      </w:r>
-    </w:p>
-    <w:p>
-      <w:pPr/>
-      <w:r>
-        <w:rPr>
-          <w:lang w:val="es_ES" w:bidi="es_ES"/>
-        </w:rPr>
-      </w:r>
-      <w:r>
-        <w:rPr>
-          <w:lang w:val="es_ES" w:bidi="es_ES"/>
-        </w:rPr>
-        <w:t xml:space="preserve">Jehová habla de la victoria del pueblo sobre los malvados, describiéndola como si fueran a </w:t>
-      </w:r>
-      <w:r>
-        <w:rPr>
-          <w:b/>
-          <w:lang w:val="es_ES" w:bidi="es_ES"/>
-        </w:rPr>
-        <w:t>hollarlos</w:t>
-      </w:r>
-      <w:r>
-        <w:rPr>
-          <w:lang w:val="es_ES" w:bidi="es_ES"/>
-        </w:rPr>
-        <w:t xml:space="preserve"> (o pisotearlos). Si fuera más claro en tu idioma, podrías expresarlo de manera sencilla. Traducción alternativa: "Y serán triunfantes sobre los malvados".</w:t>
-      </w:r>
-    </w:p>
-    <w:p>
-      <w:pPr/>
-      <w:r>
-        <w:rPr>
-          <w:lang w:val="es_ES" w:bidi="es_ES"/>
-        </w:rPr>
-      </w:r>
-      <w:r>
-        <w:rPr>
-          <w:lang w:val="es_ES" w:bidi="es_ES"/>
-        </w:rPr>
-        <w:t xml:space="preserve">Ver: </w:t>
-      </w:r>
-      <w:r>
-        <w:rPr>
-          <w:lang w:val="es_ES" w:bidi="es_ES"/>
-        </w:rPr>
-        <w:t>Metáfora</w:t>
-      </w:r>
-      <w:r>
-        <w:rPr>
-          <w:lang w:val="es_ES" w:bidi="es_ES"/>
-        </w:rPr>
-      </w:r>
-      <w:r>
-        <w:rPr>
-          <w:lang w:val="es_ES" w:bidi="es_ES"/>
-        </w:rPr>
-      </w:r>
-    </w:p>
-    <w:p>
-      <w:pPr/>
-      <w:r>
-        <w:rPr>
-          <w:lang w:val="es_ES" w:bidi="es_ES"/>
-        </w:rPr>
-      </w:r>
-    </w:p>
-    <w:p>
-      <w:pPr>
-        <w:pStyle w:val="Heading2"/>
-      </w:pPr>
-      <w:r>
-        <w:rPr>
-          <w:lang w:val="es_ES" w:bidi="es_ES"/>
-        </w:rPr>
-        <w:t>Malaquías 4:3 (#3)</w:t>
-      </w:r>
-      <w:r>
-        <w:rPr>
-          <w:lang w:val="es_ES" w:bidi="es_ES"/>
-        </w:rPr>
-      </w:r>
-    </w:p>
-    <w:p>
-      <w:pPr/>
-      <w:r>
-        <w:rPr>
-          <w:lang w:val="es_ES" w:bidi="es_ES"/>
-        </w:rPr>
-      </w:r>
-      <w:r>
-        <w:rPr>
-          <w:b/>
-          <w:lang w:val="es_ES" w:bidi="es_ES"/>
-        </w:rPr>
-        <w:t>"</w:t>
-      </w:r>
-      <w:r>
-        <w:rPr>
-          <w:lang w:val="es_ES" w:bidi="es_ES"/>
-        </w:rPr>
-        <w:t>los malos</w:t>
-      </w:r>
-      <w:r>
-        <w:rPr>
-          <w:b/>
-          <w:lang w:val="es_ES" w:bidi="es_ES"/>
-        </w:rPr>
-        <w:t>"</w:t>
-      </w:r>
-    </w:p>
-    <w:p>
-      <w:pPr/>
-      <w:r>
-        <w:rPr>
-          <w:lang w:val="es_ES" w:bidi="es_ES"/>
-        </w:rPr>
-      </w:r>
-      <w:r>
-        <w:rPr>
-          <w:lang w:val="es_ES" w:bidi="es_ES"/>
-        </w:rPr>
-        <w:t xml:space="preserve">Jehová está utilizando el adjetivo </w:t>
-      </w:r>
-      <w:r>
-        <w:rPr>
-          <w:b/>
-          <w:lang w:val="es_ES" w:bidi="es_ES"/>
-        </w:rPr>
-        <w:t xml:space="preserve">malo </w:t>
-      </w:r>
-      <w:r>
-        <w:rPr>
-          <w:lang w:val="es_ES" w:bidi="es_ES"/>
-        </w:rPr>
-        <w:t>como un sustantivo para referirse a un tipo específico de persona. Tu idioma podría usar adjetivos de manera similar. Si no fuera así, podrías traducir este adjetivo con una frase equivalente. Traducción alternativa: "las personas malvadas".</w:t>
-      </w:r>
-    </w:p>
-    <w:p>
-      <w:pPr/>
-      <w:r>
-        <w:rPr>
-          <w:lang w:val="es_ES" w:bidi="es_ES"/>
-        </w:rPr>
-      </w:r>
-      <w:r>
-        <w:rPr>
-          <w:lang w:val="es_ES" w:bidi="es_ES"/>
-        </w:rPr>
-        <w:t xml:space="preserve">Ver: </w:t>
-      </w:r>
-      <w:r>
-        <w:rPr>
-          <w:lang w:val="es_ES" w:bidi="es_ES"/>
-        </w:rPr>
-        <w:t>Adjetivos Nominales</w:t>
-      </w:r>
-      <w:r>
-        <w:rPr>
-          <w:lang w:val="es_ES" w:bidi="es_ES"/>
-        </w:rPr>
-      </w:r>
-      <w:r>
-        <w:rPr>
-          <w:lang w:val="es_ES" w:bidi="es_ES"/>
-        </w:rPr>
-      </w:r>
-    </w:p>
-    <w:p>
-      <w:pPr/>
-      <w:r>
-        <w:rPr>
-          <w:lang w:val="es_ES" w:bidi="es_ES"/>
-        </w:rPr>
-      </w:r>
-    </w:p>
-    <w:p>
-      <w:pPr>
-        <w:pStyle w:val="Heading2"/>
-      </w:pPr>
-      <w:r>
-        <w:rPr>
-          <w:lang w:val="es_ES" w:bidi="es_ES"/>
-        </w:rPr>
-        <w:t>Malaquías 4:3 (#4)</w:t>
-      </w:r>
-      <w:r>
-        <w:rPr>
-          <w:lang w:val="es_ES" w:bidi="es_ES"/>
-        </w:rPr>
-      </w:r>
-    </w:p>
-    <w:p>
-      <w:pPr/>
-      <w:r>
-        <w:rPr>
-          <w:lang w:val="es_ES" w:bidi="es_ES"/>
-        </w:rPr>
-      </w:r>
-      <w:r>
-        <w:rPr>
-          <w:b/>
-          <w:lang w:val="es_ES" w:bidi="es_ES"/>
-        </w:rPr>
-        <w:t>"los cuales serán ceniza bajo las plantas de vuestros pies"</w:t>
-      </w:r>
-    </w:p>
-    <w:p>
-      <w:pPr/>
-      <w:r>
-        <w:rPr>
-          <w:lang w:val="es_ES" w:bidi="es_ES"/>
-        </w:rPr>
-      </w:r>
-      <w:r>
-        <w:rPr>
-          <w:lang w:val="es_ES" w:bidi="es_ES"/>
-        </w:rPr>
-        <w:t xml:space="preserve">Jehová habla de la derrota total de los malvados, describiéndola como si literalmente se convirtieran en </w:t>
-      </w:r>
-      <w:r>
-        <w:rPr>
-          <w:b/>
-          <w:lang w:val="es_ES" w:bidi="es_ES"/>
-        </w:rPr>
-        <w:t>cenizas</w:t>
-      </w:r>
-      <w:r>
-        <w:rPr>
-          <w:lang w:val="es_ES" w:bidi="es_ES"/>
-        </w:rPr>
-        <w:t xml:space="preserve"> bajo los pies del pueblo. Si fuera más claro en tu idioma, podrías expresarlo de manera sencilla. Traducción alternativa: "porque los derrotarán completamente".</w:t>
-      </w:r>
-    </w:p>
-    <w:p>
-      <w:pPr/>
-      <w:r>
-        <w:rPr>
-          <w:lang w:val="es_ES" w:bidi="es_ES"/>
-        </w:rPr>
-      </w:r>
-      <w:r>
-        <w:rPr>
-          <w:lang w:val="es_ES" w:bidi="es_ES"/>
-        </w:rPr>
-        <w:t xml:space="preserve">Ver: </w:t>
-      </w:r>
-      <w:r>
-        <w:rPr>
-          <w:lang w:val="es_ES" w:bidi="es_ES"/>
-        </w:rPr>
-        <w:t>Metáfora</w:t>
-      </w:r>
-      <w:r>
-        <w:rPr>
-          <w:lang w:val="es_ES" w:bidi="es_ES"/>
-        </w:rPr>
-      </w:r>
-      <w:r>
-        <w:rPr>
-          <w:lang w:val="es_ES" w:bidi="es_ES"/>
-        </w:rPr>
-      </w:r>
-    </w:p>
-    <w:p>
-      <w:pPr/>
-      <w:r>
-        <w:rPr>
-          <w:lang w:val="es_ES" w:bidi="es_ES"/>
-        </w:rPr>
-      </w:r>
-    </w:p>
-    <w:p>
-      <w:pPr>
-        <w:pStyle w:val="Heading2"/>
-      </w:pPr>
-      <w:r>
-        <w:rPr>
-          <w:lang w:val="es_ES" w:bidi="es_ES"/>
-        </w:rPr>
-        <w:t>Malaquías 4:3 (#5)</w:t>
-      </w:r>
-      <w:r>
-        <w:rPr>
-          <w:lang w:val="es_ES" w:bidi="es_ES"/>
-        </w:rPr>
-      </w:r>
-    </w:p>
-    <w:p>
-      <w:pPr/>
-      <w:r>
-        <w:rPr>
-          <w:lang w:val="es_ES" w:bidi="es_ES"/>
-        </w:rPr>
-      </w:r>
-      <w:r>
-        <w:rPr>
-          <w:b/>
-          <w:lang w:val="es_ES" w:bidi="es_ES"/>
-        </w:rPr>
-        <w:t>"en el día que yo hago"</w:t>
-      </w:r>
-    </w:p>
-    <w:p>
-      <w:pPr/>
-      <w:r>
-        <w:rPr>
-          <w:lang w:val="es_ES" w:bidi="es_ES"/>
-        </w:rPr>
-      </w:r>
-      <w:r>
-        <w:rPr>
-          <w:lang w:val="es_ES" w:bidi="es_ES"/>
-        </w:rPr>
-        <w:t xml:space="preserve">Observe cómo se tradujo esta expresión en </w:t>
-      </w:r>
-      <w:hyperlink r:id="rId27">
-        <w:r>
-          <w:rPr>
-            <w:lang w:val="es_ES" w:bidi="es_ES"/>
-          </w:rPr>
-          <w:rPr>
-            <w:color w:val="0000EE"/>
-            <w:u w:val="single"/>
-          </w:rPr>
-          <w:t>3:17</w:t>
-        </w:r>
-      </w:hyperlink>
-      <w:r>
-        <w:rPr>
-          <w:lang w:val="es_ES" w:bidi="es_ES"/>
-        </w:rPr>
-        <w:t>. Traducción alternativa: "en el momento en que actúe, tal como me estoy preparando para hacerlo".</w:t>
-      </w:r>
-    </w:p>
-    <w:p>
-      <w:pPr/>
-      <w:r>
-        <w:rPr>
-          <w:lang w:val="es_ES" w:bidi="es_ES"/>
-        </w:rPr>
-      </w:r>
-      <w:r>
-        <w:rPr>
-          <w:lang w:val="es_ES" w:bidi="es_ES"/>
-        </w:rPr>
-        <w:t xml:space="preserve">Ver: </w:t>
-      </w:r>
-      <w:r>
-        <w:rPr>
-          <w:lang w:val="es_ES" w:bidi="es_ES"/>
-        </w:rPr>
-        <w:t>Metáfora</w:t>
-      </w:r>
-      <w:r>
-        <w:rPr>
-          <w:lang w:val="es_ES" w:bidi="es_ES"/>
-        </w:rPr>
-      </w:r>
-      <w:r>
-        <w:rPr>
-          <w:lang w:val="es_ES" w:bidi="es_ES"/>
-        </w:rPr>
-      </w:r>
-    </w:p>
-    <w:p>
-      <w:pPr/>
-      <w:r>
-        <w:rPr>
-          <w:lang w:val="es_ES" w:bidi="es_ES"/>
-        </w:rPr>
-      </w:r>
-    </w:p>
-    <w:p>
-      <w:pPr>
-        <w:pStyle w:val="Heading2"/>
-      </w:pPr>
-      <w:r>
-        <w:rPr>
-          <w:lang w:val="es_ES" w:bidi="es_ES"/>
-        </w:rPr>
-        <w:t>Malaquías 4:4 (#1)</w:t>
-      </w:r>
-      <w:r>
-        <w:rPr>
-          <w:lang w:val="es_ES" w:bidi="es_ES"/>
-        </w:rPr>
-      </w:r>
-    </w:p>
-    <w:p>
-      <w:pPr/>
-      <w:r>
-        <w:rPr>
-          <w:lang w:val="es_ES" w:bidi="es_ES"/>
-        </w:rPr>
-      </w:r>
-      <w:r>
-        <w:rPr>
-          <w:b/>
-          <w:lang w:val="es_ES" w:bidi="es_ES"/>
-        </w:rPr>
-        <w:t>"Acordaos "</w:t>
-      </w:r>
-    </w:p>
-    <w:p>
-      <w:pPr/>
-      <w:r>
-        <w:rPr>
-          <w:lang w:val="es_ES" w:bidi="es_ES"/>
-        </w:rPr>
-      </w:r>
-      <w:r>
-        <w:rPr>
-          <w:lang w:val="es_ES" w:bidi="es_ES"/>
-        </w:rPr>
-        <w:t xml:space="preserve">Jehová utiliza la palabra </w:t>
-      </w:r>
-      <w:r>
-        <w:rPr>
-          <w:b/>
-          <w:lang w:val="es_ES" w:bidi="es_ES"/>
-        </w:rPr>
-        <w:t xml:space="preserve">Acordar </w:t>
-      </w:r>
-      <w:r>
-        <w:rPr>
-          <w:lang w:val="es_ES" w:bidi="es_ES"/>
-        </w:rPr>
-        <w:t>para denotar obedecer, asociándola con la manera en que las personas deben acordarse de algo para poder obedecerlo. Traducción alternativa: "Obedezcan".</w:t>
-      </w:r>
-    </w:p>
-    <w:p>
-      <w:pPr/>
-      <w:r>
-        <w:rPr>
-          <w:lang w:val="es_ES" w:bidi="es_ES"/>
-        </w:rPr>
-      </w:r>
-      <w:r>
-        <w:rPr>
-          <w:lang w:val="es_ES" w:bidi="es_ES"/>
-        </w:rPr>
-        <w:t xml:space="preserve">Ver: </w:t>
-      </w:r>
-      <w:r>
-        <w:rPr>
-          <w:lang w:val="es_ES" w:bidi="es_ES"/>
-        </w:rPr>
-        <w:t>Metonimia</w:t>
-      </w:r>
-      <w:r>
-        <w:rPr>
-          <w:lang w:val="es_ES" w:bidi="es_ES"/>
-        </w:rPr>
-      </w:r>
-      <w:r>
-        <w:rPr>
-          <w:lang w:val="es_ES" w:bidi="es_ES"/>
-        </w:rPr>
-      </w:r>
-    </w:p>
-    <w:p>
-      <w:pPr/>
-      <w:r>
-        <w:rPr>
-          <w:lang w:val="es_ES" w:bidi="es_ES"/>
-        </w:rPr>
-      </w:r>
-    </w:p>
-    <w:p>
-      <w:pPr>
-        <w:pStyle w:val="Heading2"/>
-      </w:pPr>
-      <w:r>
-        <w:rPr>
-          <w:lang w:val="es_ES" w:bidi="es_ES"/>
-        </w:rPr>
-        <w:t>Malaquías 4:4 (#2)</w:t>
-      </w:r>
-      <w:r>
-        <w:rPr>
-          <w:lang w:val="es_ES" w:bidi="es_ES"/>
-        </w:rPr>
-      </w:r>
-    </w:p>
-    <w:p>
-      <w:pPr/>
-      <w:r>
-        <w:rPr>
-          <w:lang w:val="es_ES" w:bidi="es_ES"/>
-        </w:rPr>
-      </w:r>
-      <w:r>
-        <w:rPr>
-          <w:b/>
-          <w:lang w:val="es_ES" w:bidi="es_ES"/>
-        </w:rPr>
-        <w:t>"ordenanzas y leyes para todo Israel"</w:t>
-      </w:r>
-    </w:p>
-    <w:p>
-      <w:pPr/>
-      <w:r>
-        <w:rPr>
-          <w:lang w:val="es_ES" w:bidi="es_ES"/>
-        </w:rPr>
-      </w:r>
-      <w:r>
-        <w:rPr>
-          <w:lang w:val="es_ES" w:bidi="es_ES"/>
-        </w:rPr>
-        <w:t>Jehová está hablando de dos tipos de estatutos para incluirlos a ellos y a todos los demás tipos de leyes. Si fuera útil en tu idioma, podrías usar una expresión equivalente o un lenguaje sencillo. Traducción alternativa: "incluyendo todas sus leyes".</w:t>
-      </w:r>
-    </w:p>
-    <w:p>
-      <w:pPr/>
-      <w:r>
-        <w:rPr>
-          <w:lang w:val="es_ES" w:bidi="es_ES"/>
-        </w:rPr>
-      </w:r>
-      <w:r>
-        <w:rPr>
-          <w:lang w:val="es_ES" w:bidi="es_ES"/>
-        </w:rPr>
-        <w:t xml:space="preserve">Ver: </w:t>
-      </w:r>
-      <w:r>
-        <w:rPr>
-          <w:lang w:val="es_ES" w:bidi="es_ES"/>
-        </w:rPr>
-        <w:t>Merismo</w:t>
-      </w:r>
-      <w:r>
-        <w:rPr>
-          <w:lang w:val="es_ES" w:bidi="es_ES"/>
-        </w:rPr>
-      </w:r>
-      <w:r>
-        <w:rPr>
-          <w:lang w:val="es_ES" w:bidi="es_ES"/>
-        </w:rPr>
-      </w:r>
-    </w:p>
-    <w:p>
-      <w:pPr/>
-      <w:r>
-        <w:rPr>
-          <w:lang w:val="es_ES" w:bidi="es_ES"/>
-        </w:rPr>
-      </w:r>
-    </w:p>
-    <w:p>
-      <w:pPr>
-        <w:pStyle w:val="Heading2"/>
-      </w:pPr>
-      <w:r>
-        <w:rPr>
-          <w:lang w:val="es_ES" w:bidi="es_ES"/>
-        </w:rPr>
-        <w:t>Malaquías 4:5 (#1)</w:t>
-      </w:r>
-      <w:r>
-        <w:rPr>
-          <w:lang w:val="es_ES" w:bidi="es_ES"/>
-        </w:rPr>
-      </w:r>
-    </w:p>
-    <w:p>
-      <w:pPr/>
-      <w:r>
-        <w:rPr>
-          <w:lang w:val="es_ES" w:bidi="es_ES"/>
-        </w:rPr>
-      </w:r>
-      <w:r>
-        <w:rPr>
-          <w:b/>
-          <w:lang w:val="es_ES" w:bidi="es_ES"/>
-        </w:rPr>
-        <w:t>"He aquí"</w:t>
-      </w:r>
-    </w:p>
-    <w:p>
-      <w:pPr/>
-      <w:r>
-        <w:rPr>
-          <w:lang w:val="es_ES" w:bidi="es_ES"/>
-        </w:rPr>
-      </w:r>
-      <w:r>
-        <w:rPr>
-          <w:lang w:val="es_ES" w:bidi="es_ES"/>
-        </w:rPr>
-        <w:t xml:space="preserve">Observe cómo se tradujo esta expresión en </w:t>
-      </w:r>
-      <w:hyperlink r:id="rId28">
-        <w:r>
-          <w:rPr>
-            <w:lang w:val="es_ES" w:bidi="es_ES"/>
-          </w:rPr>
-          <w:rPr>
-            <w:color w:val="0000EE"/>
-            <w:u w:val="single"/>
-          </w:rPr>
-          <w:t>4:1</w:t>
-        </w:r>
-      </w:hyperlink>
-      <w:r>
-        <w:rPr>
-          <w:lang w:val="es_ES" w:bidi="es_ES"/>
-        </w:rPr>
-        <w:t>. Traducción alternativa: "Presten atención a lo que estoy a punto de decir".</w:t>
-      </w:r>
-    </w:p>
-    <w:p>
-      <w:pPr/>
-      <w:r>
-        <w:rPr>
-          <w:lang w:val="es_ES" w:bidi="es_ES"/>
-        </w:rPr>
-      </w:r>
-      <w:r>
-        <w:rPr>
-          <w:lang w:val="es_ES" w:bidi="es_ES"/>
-        </w:rPr>
-        <w:t xml:space="preserve">Ver: </w:t>
-      </w:r>
-      <w:r>
-        <w:rPr>
-          <w:lang w:val="es_ES" w:bidi="es_ES"/>
-        </w:rPr>
-        <w:t>Metáfora</w:t>
-      </w:r>
-      <w:r>
-        <w:rPr>
-          <w:lang w:val="es_ES" w:bidi="es_ES"/>
-        </w:rPr>
-      </w:r>
-      <w:r>
-        <w:rPr>
-          <w:lang w:val="es_ES" w:bidi="es_ES"/>
-        </w:rPr>
-      </w:r>
-    </w:p>
-    <w:p>
-      <w:pPr/>
-      <w:r>
-        <w:rPr>
-          <w:lang w:val="es_ES" w:bidi="es_ES"/>
-        </w:rPr>
-      </w:r>
-    </w:p>
-    <w:p>
-      <w:pPr>
-        <w:pStyle w:val="Heading2"/>
-      </w:pPr>
-      <w:r>
-        <w:rPr>
-          <w:lang w:val="es_ES" w:bidi="es_ES"/>
-        </w:rPr>
-        <w:t>Malaquías 4:5 (#2)</w:t>
-      </w:r>
-      <w:r>
-        <w:rPr>
-          <w:lang w:val="es_ES" w:bidi="es_ES"/>
-        </w:rPr>
-      </w:r>
-    </w:p>
-    <w:p>
-      <w:pPr/>
-      <w:r>
-        <w:rPr>
-          <w:lang w:val="es_ES" w:bidi="es_ES"/>
-        </w:rPr>
-      </w:r>
-      <w:r>
-        <w:rPr>
-          <w:b/>
-          <w:lang w:val="es_ES" w:bidi="es_ES"/>
-        </w:rPr>
-        <w:t>"antes que venga el día"</w:t>
-      </w:r>
-    </w:p>
-    <w:p>
-      <w:pPr/>
-      <w:r>
-        <w:rPr>
-          <w:lang w:val="es_ES" w:bidi="es_ES"/>
-        </w:rPr>
-      </w:r>
-      <w:r>
-        <w:rPr>
-          <w:lang w:val="es_ES" w:bidi="es_ES"/>
-        </w:rPr>
-        <w:t xml:space="preserve">Algunas traducciones de esta frase dicen "de cara al día". Malaquías utiliza la frase </w:t>
-      </w:r>
-      <w:r>
-        <w:rPr>
-          <w:b/>
-          <w:lang w:val="es_ES" w:bidi="es_ES"/>
-        </w:rPr>
-        <w:t>de cara</w:t>
-      </w:r>
-      <w:r>
-        <w:rPr>
-          <w:lang w:val="es_ES" w:bidi="es_ES"/>
-        </w:rPr>
-        <w:t xml:space="preserve"> para referirse a lo que está frente a alguien o algo. En este contexto, se trata de un </w:t>
-      </w:r>
-      <w:r>
-        <w:rPr>
-          <w:b/>
-          <w:lang w:val="es_ES" w:bidi="es_ES"/>
-        </w:rPr>
-        <w:t>día</w:t>
-      </w:r>
-      <w:r>
-        <w:rPr>
-          <w:lang w:val="es_ES" w:bidi="es_ES"/>
-        </w:rPr>
-        <w:t xml:space="preserve"> descrito como si fuera una persona que </w:t>
-      </w:r>
-      <w:r>
-        <w:rPr>
-          <w:b/>
-          <w:lang w:val="es_ES" w:bidi="es_ES"/>
-        </w:rPr>
-        <w:t>llega</w:t>
-      </w:r>
-      <w:r>
-        <w:rPr>
-          <w:lang w:val="es_ES" w:bidi="es_ES"/>
-        </w:rPr>
-        <w:t xml:space="preserve">, por lo que, lo que está </w:t>
-      </w:r>
-      <w:r>
-        <w:rPr>
-          <w:b/>
-          <w:lang w:val="es_ES" w:bidi="es_ES"/>
-        </w:rPr>
-        <w:t>de cara al día</w:t>
-      </w:r>
-      <w:r>
-        <w:rPr>
-          <w:lang w:val="es_ES" w:bidi="es_ES"/>
-        </w:rPr>
-        <w:t xml:space="preserve">, está presente antes de que ese día llegue. Por lo tanto, </w:t>
-      </w:r>
-      <w:r>
-        <w:rPr>
-          <w:b/>
-          <w:lang w:val="es_ES" w:bidi="es_ES"/>
-        </w:rPr>
-        <w:t xml:space="preserve">de cara al día </w:t>
-      </w:r>
-      <w:r>
-        <w:rPr>
-          <w:lang w:val="es_ES" w:bidi="es_ES"/>
-        </w:rPr>
-        <w:t>significa “antes de la llegada del día”. Si fuera útil en tu idioma, podrías emplear una expresión equivalente o expresarlo de manera clara como lo hace la RVR09. Traducción alternativa: "antes de la llegada del día".</w:t>
-      </w:r>
-    </w:p>
-    <w:p>
-      <w:pPr/>
-      <w:r>
-        <w:rPr>
-          <w:lang w:val="es_ES" w:bidi="es_ES"/>
-        </w:rPr>
-      </w:r>
-      <w:r>
-        <w:rPr>
-          <w:lang w:val="es_ES" w:bidi="es_ES"/>
-        </w:rPr>
-        <w:t xml:space="preserve">Ver: </w:t>
-      </w:r>
-      <w:r>
-        <w:rPr>
-          <w:lang w:val="es_ES" w:bidi="es_ES"/>
-        </w:rPr>
-        <w:t>Metonimia</w:t>
-      </w:r>
-      <w:r>
-        <w:rPr>
-          <w:lang w:val="es_ES" w:bidi="es_ES"/>
-        </w:rPr>
-      </w:r>
-      <w:r>
-        <w:rPr>
-          <w:lang w:val="es_ES" w:bidi="es_ES"/>
-        </w:rPr>
-      </w:r>
-    </w:p>
-    <w:p>
-      <w:pPr/>
-      <w:r>
-        <w:rPr>
-          <w:lang w:val="es_ES" w:bidi="es_ES"/>
-        </w:rPr>
-      </w:r>
-    </w:p>
-    <w:p>
-      <w:pPr>
-        <w:pStyle w:val="Heading2"/>
-      </w:pPr>
-      <w:r>
-        <w:rPr>
-          <w:lang w:val="es_ES" w:bidi="es_ES"/>
-        </w:rPr>
-        <w:t>Malaquías 4:5 (#3)</w:t>
-      </w:r>
-      <w:r>
-        <w:rPr>
-          <w:lang w:val="es_ES" w:bidi="es_ES"/>
-        </w:rPr>
-      </w:r>
-    </w:p>
-    <w:p>
-      <w:pPr/>
-      <w:r>
-        <w:rPr>
-          <w:lang w:val="es_ES" w:bidi="es_ES"/>
-        </w:rPr>
-      </w:r>
-      <w:r>
-        <w:rPr>
-          <w:b/>
-          <w:lang w:val="es_ES" w:bidi="es_ES"/>
-        </w:rPr>
-        <w:t>"de Jehová grande y terrible"</w:t>
-      </w:r>
-    </w:p>
-    <w:p>
-      <w:pPr/>
-      <w:r>
-        <w:rPr>
-          <w:lang w:val="es_ES" w:bidi="es_ES"/>
-        </w:rPr>
-      </w:r>
-      <w:r>
-        <w:rPr>
-          <w:lang w:val="es_ES" w:bidi="es_ES"/>
-        </w:rPr>
-        <w:t>Jehová está hablando de sí mismo en tercera persona. Si fuera útil en tu idioma, podrías traducir esto en primera persona. Traducción alternativa: "mi gran y terrible día".</w:t>
-      </w:r>
-    </w:p>
-    <w:p>
-      <w:pPr/>
-      <w:r>
-        <w:rPr>
-          <w:lang w:val="es_ES" w:bidi="es_ES"/>
-        </w:rPr>
-      </w:r>
-      <w:r>
-        <w:rPr>
-          <w:lang w:val="es_ES" w:bidi="es_ES"/>
-        </w:rPr>
-        <w:t xml:space="preserve">Ver: </w:t>
-      </w:r>
-      <w:r>
-        <w:rPr>
-          <w:lang w:val="es_ES" w:bidi="es_ES"/>
-        </w:rPr>
-        <w:t>Primera, Segunda o Tercera Persona</w:t>
-      </w:r>
-      <w:r>
-        <w:rPr>
-          <w:lang w:val="es_ES" w:bidi="es_ES"/>
-        </w:rPr>
-      </w:r>
-      <w:r>
-        <w:rPr>
-          <w:lang w:val="es_ES" w:bidi="es_ES"/>
-        </w:rPr>
-      </w:r>
-    </w:p>
-    <w:p>
-      <w:pPr/>
-      <w:r>
-        <w:rPr>
-          <w:lang w:val="es_ES" w:bidi="es_ES"/>
-        </w:rPr>
-      </w:r>
-    </w:p>
-    <w:p>
-      <w:pPr>
-        <w:pStyle w:val="Heading2"/>
-      </w:pPr>
-      <w:r>
-        <w:rPr>
-          <w:lang w:val="es_ES" w:bidi="es_ES"/>
-        </w:rPr>
-        <w:t>Malaquías 4:6 (#1)</w:t>
-      </w:r>
-      <w:r>
-        <w:rPr>
-          <w:lang w:val="es_ES" w:bidi="es_ES"/>
-        </w:rPr>
-      </w:r>
-    </w:p>
-    <w:p>
-      <w:pPr/>
-      <w:r>
-        <w:rPr>
-          <w:lang w:val="es_ES" w:bidi="es_ES"/>
-        </w:rPr>
-      </w:r>
-      <w:r>
-        <w:rPr>
-          <w:b/>
-          <w:lang w:val="es_ES" w:bidi="es_ES"/>
-        </w:rPr>
-        <w:t>"El convertirá el corazón de los padres á los hijos, y el corazón de los hijos á los padres"</w:t>
-      </w:r>
-    </w:p>
-    <w:p>
-      <w:pPr/>
-      <w:r>
-        <w:rPr>
-          <w:lang w:val="es_ES" w:bidi="es_ES"/>
-        </w:rPr>
-      </w:r>
-      <w:r>
-        <w:rPr>
-          <w:lang w:val="es_ES" w:bidi="es_ES"/>
-        </w:rPr>
-        <w:t xml:space="preserve">Aquí, los términos masculinos </w:t>
-      </w:r>
-      <w:r>
-        <w:rPr>
-          <w:b/>
-          <w:lang w:val="es_ES" w:bidi="es_ES"/>
-        </w:rPr>
-        <w:t>padres</w:t>
-      </w:r>
-      <w:r>
-        <w:rPr>
-          <w:lang w:val="es_ES" w:bidi="es_ES"/>
-        </w:rPr>
-        <w:t xml:space="preserve"> e </w:t>
-      </w:r>
-      <w:r>
-        <w:rPr>
-          <w:b/>
-          <w:lang w:val="es_ES" w:bidi="es_ES"/>
-        </w:rPr>
-        <w:t>hijos</w:t>
-      </w:r>
-      <w:r>
-        <w:rPr>
-          <w:lang w:val="es_ES" w:bidi="es_ES"/>
-        </w:rPr>
-        <w:t xml:space="preserve"> se utilizan de manera genérica para incluir tanto a hombres como a mujeres. Si fuera útil para tus lectores, podrías emplear un lenguaje en tu traducción que sea claramente inclusivo de ambos géneros. Traducción alternativa: "Él convertirá el corazón de los progenitores hacia sus descendientes y el corazón de los descendientes hacia sus progenitores".</w:t>
-      </w:r>
-    </w:p>
-    <w:p>
-      <w:pPr/>
-      <w:r>
-        <w:rPr>
-          <w:lang w:val="es_ES" w:bidi="es_ES"/>
-        </w:rPr>
-      </w:r>
-      <w:r>
-        <w:rPr>
-          <w:lang w:val="es_ES" w:bidi="es_ES"/>
-        </w:rPr>
-        <w:t xml:space="preserve">Ver: </w:t>
-      </w:r>
-      <w:r>
-        <w:rPr>
-          <w:lang w:val="es_ES" w:bidi="es_ES"/>
-        </w:rPr>
-        <w:t>Cuando las Palabras Masculinas Incluyen a las Mujeres</w:t>
-      </w:r>
-      <w:r>
-        <w:rPr>
-          <w:lang w:val="es_ES" w:bidi="es_ES"/>
-        </w:rPr>
-      </w:r>
-      <w:r>
-        <w:rPr>
-          <w:lang w:val="es_ES" w:bidi="es_ES"/>
-        </w:rPr>
-      </w:r>
-    </w:p>
-    <w:p>
-      <w:pPr/>
-      <w:r>
-        <w:rPr>
-          <w:lang w:val="es_ES" w:bidi="es_ES"/>
-        </w:rPr>
-      </w:r>
-    </w:p>
-    <w:p>
-      <w:pPr>
-        <w:pStyle w:val="Heading2"/>
-      </w:pPr>
-      <w:r>
-        <w:rPr>
-          <w:lang w:val="es_ES" w:bidi="es_ES"/>
-        </w:rPr>
-        <w:t>Malaquías 4:6 (#2)</w:t>
-      </w:r>
-      <w:r>
-        <w:rPr>
-          <w:lang w:val="es_ES" w:bidi="es_ES"/>
-        </w:rPr>
-      </w:r>
-    </w:p>
-    <w:p>
-      <w:pPr/>
-      <w:r>
-        <w:rPr>
-          <w:lang w:val="es_ES" w:bidi="es_ES"/>
-        </w:rPr>
-      </w:r>
-      <w:r>
-        <w:rPr>
-          <w:b/>
-          <w:lang w:val="es_ES" w:bidi="es_ES"/>
-        </w:rPr>
-        <w:t>"El convertirá el corazón de los padres á los hijos, y el corazón de los hijos á los padres"</w:t>
-      </w:r>
-    </w:p>
-    <w:p>
-      <w:pPr/>
-      <w:r>
-        <w:rPr>
-          <w:lang w:val="es_ES" w:bidi="es_ES"/>
-        </w:rPr>
-      </w:r>
-      <w:r>
-        <w:rPr>
-          <w:lang w:val="es_ES" w:bidi="es_ES"/>
-        </w:rPr>
-        <w:t>Esta es una expresión que la gente de esta cultura usaría comúnmente para significar "reconciliar a las personas entre sí". Si fuera útil en tu idioma, podrías expresarlo claramente. Traducción alternativa: "Él reconciliará a los padres con sus hijos".</w:t>
-      </w:r>
-    </w:p>
-    <w:p>
-      <w:pPr/>
-      <w:r>
-        <w:rPr>
-          <w:lang w:val="es_ES" w:bidi="es_ES"/>
-        </w:rPr>
-      </w:r>
-      <w:r>
-        <w:rPr>
-          <w:lang w:val="es_ES" w:bidi="es_ES"/>
-        </w:rPr>
-        <w:t xml:space="preserve">Ver: </w:t>
-      </w:r>
-      <w:r>
-        <w:rPr>
-          <w:lang w:val="es_ES" w:bidi="es_ES"/>
-        </w:rPr>
-        <w:t>Modismo</w:t>
-      </w:r>
-      <w:r>
-        <w:rPr>
-          <w:lang w:val="es_ES" w:bidi="es_ES"/>
-        </w:rPr>
-      </w:r>
-      <w:r>
-        <w:rPr>
-          <w:lang w:val="es_ES" w:bidi="es_ES"/>
-        </w:rPr>
-      </w:r>
-    </w:p>
-    <w:p>
-      <w:pPr/>
-      <w:r>
-        <w:rPr>
-          <w:lang w:val="es_ES" w:bidi="es_ES"/>
-        </w:rPr>
-      </w:r>
-    </w:p>
-    <w:p>
-      <w:pPr>
-        <w:pStyle w:val="Heading2"/>
-      </w:pPr>
-      <w:r>
-        <w:rPr>
-          <w:lang w:val="es_ES" w:bidi="es_ES"/>
-        </w:rPr>
-        <w:t>Malaquías 4:6 (#3)</w:t>
-      </w:r>
-      <w:r>
-        <w:rPr>
-          <w:lang w:val="es_ES" w:bidi="es_ES"/>
-        </w:rPr>
-      </w:r>
-    </w:p>
-    <w:p>
-      <w:pPr/>
-      <w:r>
-        <w:rPr>
-          <w:lang w:val="es_ES" w:bidi="es_ES"/>
-        </w:rPr>
-      </w:r>
-      <w:r>
-        <w:rPr>
-          <w:b/>
-          <w:lang w:val="es_ES" w:bidi="es_ES"/>
-        </w:rPr>
-        <w:t>"y el corazón de los hijos á los padres"</w:t>
-      </w:r>
-    </w:p>
-    <w:p>
-      <w:pPr/>
-      <w:r>
-        <w:rPr>
-          <w:lang w:val="es_ES" w:bidi="es_ES"/>
-        </w:rPr>
-      </w:r>
-      <w:r>
-        <w:rPr>
-          <w:lang w:val="es_ES" w:bidi="es_ES"/>
-        </w:rPr>
-        <w:t>Jehová omite algunas de las palabras que en varios idiomas serían necesarias para completar una oración. Si fuera más claro en tu idioma, podrías añadir estas palabras según el contexto. Traducción alternativa: "y él hará que el corazón de los hijos se vuelva hacia sus padres".</w:t>
-      </w:r>
-    </w:p>
-    <w:p>
-      <w:pPr/>
-      <w:r>
-        <w:rPr>
-          <w:lang w:val="es_ES" w:bidi="es_ES"/>
-        </w:rPr>
-      </w:r>
-      <w:r>
-        <w:rPr>
-          <w:lang w:val="es_ES" w:bidi="es_ES"/>
-        </w:rPr>
-        <w:t xml:space="preserve">Ver: </w:t>
-      </w:r>
-      <w:r>
-        <w:rPr>
-          <w:lang w:val="es_ES" w:bidi="es_ES"/>
-        </w:rPr>
-        <w:t>Elipsis</w:t>
-      </w:r>
-      <w:r>
-        <w:rPr>
-          <w:lang w:val="es_ES" w:bidi="es_ES"/>
-        </w:rPr>
-      </w:r>
-      <w:r>
-        <w:rPr>
-          <w:lang w:val="es_ES" w:bidi="es_ES"/>
-        </w:rPr>
-      </w:r>
-    </w:p>
-    <w:p>
-      <w:pPr/>
-      <w:r>
-        <w:rPr>
-          <w:lang w:val="es_ES" w:bidi="es_ES"/>
-        </w:rPr>
-      </w:r>
-    </w:p>
-    <w:p>
-      <w:pPr>
-        <w:pStyle w:val="Heading2"/>
-      </w:pPr>
-      <w:r>
-        <w:rPr>
-          <w:lang w:val="es_ES" w:bidi="es_ES"/>
-        </w:rPr>
-        <w:t>Malaquías 4:6 (#4)</w:t>
-      </w:r>
-      <w:r>
-        <w:rPr>
-          <w:lang w:val="es_ES" w:bidi="es_ES"/>
-        </w:rPr>
-      </w:r>
-    </w:p>
-    <w:p>
-      <w:pPr/>
-      <w:r>
-        <w:rPr>
-          <w:lang w:val="es_ES" w:bidi="es_ES"/>
-        </w:rPr>
-      </w:r>
-      <w:r>
-        <w:rPr>
-          <w:b/>
-          <w:lang w:val="es_ES" w:bidi="es_ES"/>
-        </w:rPr>
-        <w:t>"el corazón de"</w:t>
-      </w:r>
-      <w:r>
-        <w:rPr>
-          <w:lang w:val="es_ES" w:bidi="es_ES"/>
-        </w:rPr>
-        <w:t xml:space="preserve"> - </w:t>
-      </w:r>
-      <w:r>
-        <w:rPr>
-          <w:b/>
-          <w:lang w:val="es_ES" w:bidi="es_ES"/>
-        </w:rPr>
-        <w:t>"y el corazón de"</w:t>
-      </w:r>
-    </w:p>
-    <w:p>
-      <w:pPr/>
-      <w:r>
-        <w:rPr>
-          <w:lang w:val="es_ES" w:bidi="es_ES"/>
-        </w:rPr>
-      </w:r>
-      <w:r>
-        <w:rPr>
-          <w:lang w:val="es_ES" w:bidi="es_ES"/>
-        </w:rPr>
-        <w:t xml:space="preserve">Como Jehová se refiere a un grupo de personas, podría ser más natural en tu idioma usar la forma plural de </w:t>
-      </w:r>
-      <w:r>
-        <w:rPr>
-          <w:b/>
-          <w:lang w:val="es_ES" w:bidi="es_ES"/>
-        </w:rPr>
-        <w:t>corazón</w:t>
-      </w:r>
-      <w:r>
-        <w:rPr>
-          <w:lang w:val="es_ES" w:bidi="es_ES"/>
-        </w:rPr>
-        <w:t>. Traducción alternativa: "los corazones de… y los corazones de".</w:t>
-      </w:r>
-    </w:p>
-    <w:p>
-      <w:pPr/>
-      <w:r>
-        <w:rPr>
-          <w:lang w:val="es_ES" w:bidi="es_ES"/>
-        </w:rPr>
-      </w:r>
-      <w:r>
-        <w:rPr>
-          <w:lang w:val="es_ES" w:bidi="es_ES"/>
-        </w:rPr>
-        <w:t xml:space="preserve">Ver: </w:t>
-      </w:r>
-      <w:r>
-        <w:rPr>
-          <w:lang w:val="es_ES" w:bidi="es_ES"/>
-        </w:rPr>
-        <w:t>Sustantivos Colectivos</w:t>
       </w:r>
       <w:r>
         <w:rPr>

--- a/spa/docx/39.content.docx
+++ b/spa/docx/39.content.docx
@@ -19,7 +19,7 @@
         <w:rPr>
           <w:lang w:val="es_ES" w:bidi="es_ES"/>
         </w:rPr>
-        <w:t>Resource: Notas de Traducción (unfoldingWord)</w:t>
+        <w:t>Resource: unfoldingWord® Translation Notes</w:t>
       </w:r>
       <w:r>
         <w:rPr>
@@ -90,7 +90,7 @@
         <w:rPr>
           <w:lang w:val="es_ES" w:bidi="es_ES"/>
         </w:rPr>
-        <w:t>Notas de Traducción (unfoldingWord)</w:t>
+        <w:t>unfoldingWord® Translation Notes</w:t>
       </w:r>
     </w:p>
     <w:p>

--- a/spa/docx/39.content.docx
+++ b/spa/docx/39.content.docx
@@ -190,6 +190,93 @@
         <w:rPr>
           <w:lang w:val="es_ES" w:bidi="es_ES"/>
         </w:rPr>
+        <w:t>Malaquías - Capítulo 1 Introducción</w:t>
+      </w:r>
+      <w:r>
+        <w:rPr>
+          <w:lang w:val="es_ES" w:bidi="es_ES"/>
+        </w:rPr>
+      </w:r>
+    </w:p>
+    <w:p>
+      <w:pPr>
+        <w:pStyle w:val="Heading3"/>
+      </w:pPr>
+      <w:r>
+        <w:rPr>
+          <w:lang w:val="es_ES" w:bidi="es_ES"/>
+        </w:rPr>
+        <w:t>Estructura y formato</w:t>
+      </w:r>
+    </w:p>
+    <w:p>
+      <w:pPr/>
+      <w:r>
+        <w:rPr>
+          <w:lang w:val="es_ES" w:bidi="es_ES"/>
+        </w:rPr>
+      </w:r>
+      <w:r>
+        <w:rPr>
+          <w:lang w:val="es_ES" w:bidi="es_ES"/>
+        </w:rPr>
+        <w:t xml:space="preserve">1:1 Título </w:t>
+      </w:r>
+    </w:p>
+    <w:p>
+      <w:pPr/>
+      <w:r>
+        <w:rPr>
+          <w:lang w:val="es_ES" w:bidi="es_ES"/>
+        </w:rPr>
+      </w:r>
+      <w:r>
+        <w:rPr>
+          <w:lang w:val="es_ES" w:bidi="es_ES"/>
+        </w:rPr>
+        <w:t>1:2–5 Jehová castigará a los malvados: Edom</w:t>
+      </w:r>
+    </w:p>
+    <w:p>
+      <w:pPr/>
+      <w:r>
+        <w:rPr>
+          <w:lang w:val="es_ES" w:bidi="es_ES"/>
+        </w:rPr>
+      </w:r>
+      <w:r>
+        <w:rPr>
+          <w:lang w:val="es_ES" w:bidi="es_ES"/>
+        </w:rPr>
+        <w:t>1:6–14 Judíos no ofrecen sacrificios aceptables</w:t>
+      </w:r>
+      <w:r>
+        <w:rPr>
+          <w:lang w:val="es_ES" w:bidi="es_ES"/>
+        </w:rPr>
+      </w:r>
+      <w:r>
+        <w:rPr>
+          <w:lang w:val="es_ES" w:bidi="es_ES"/>
+        </w:rPr>
+      </w:r>
+    </w:p>
+    <w:p>
+      <w:pPr/>
+      <w:r>
+        <w:rPr>
+          <w:lang w:val="es_ES" w:bidi="es_ES"/>
+        </w:rPr>
+      </w:r>
+    </w:p>
+    <w:p>
+      <w:pPr>
+        <w:pStyle w:val="Heading2"/>
+      </w:pPr>
+      <w:r>
+        <w:rPr>
+          <w:lang w:val="es_ES" w:bidi="es_ES"/>
+        </w:rPr>
         <w:t>Malaquías 1:1 (#1)</w:t>
       </w:r>
       <w:r>
@@ -7723,6 +7810,394 @@
         <w:rPr>
           <w:lang w:val="es_ES" w:bidi="es_ES"/>
         </w:rPr>
+        <w:t>Malaquías - Capítulo 2 Introducción</w:t>
+      </w:r>
+      <w:r>
+        <w:rPr>
+          <w:lang w:val="es_ES" w:bidi="es_ES"/>
+        </w:rPr>
+      </w:r>
+    </w:p>
+    <w:p>
+      <w:pPr>
+        <w:pStyle w:val="Heading3"/>
+      </w:pPr>
+      <w:r>
+        <w:rPr>
+          <w:lang w:val="es_ES" w:bidi="es_ES"/>
+        </w:rPr>
+        <w:t>Estructura y formato</w:t>
+      </w:r>
+    </w:p>
+    <w:p>
+      <w:pPr/>
+      <w:r>
+        <w:rPr>
+          <w:lang w:val="es_ES" w:bidi="es_ES"/>
+        </w:rPr>
+      </w:r>
+      <w:r>
+        <w:rPr>
+          <w:lang w:val="es_ES" w:bidi="es_ES"/>
+        </w:rPr>
+        <w:t>2:1–9 Los sacerdotes deben enseñar y aplicar la ley con fidelidad</w:t>
+      </w:r>
+    </w:p>
+    <w:p>
+      <w:pPr/>
+      <w:r>
+        <w:rPr>
+          <w:lang w:val="es_ES" w:bidi="es_ES"/>
+        </w:rPr>
+      </w:r>
+      <w:r>
+        <w:rPr>
+          <w:lang w:val="es_ES" w:bidi="es_ES"/>
+        </w:rPr>
+        <w:t>2:10–16 Jehová se preocupa por la justicia: no el divorcio.</w:t>
+      </w:r>
+    </w:p>
+    <w:p>
+      <w:pPr/>
+      <w:r>
+        <w:rPr>
+          <w:lang w:val="es_ES" w:bidi="es_ES"/>
+        </w:rPr>
+      </w:r>
+      <w:r>
+        <w:rPr>
+          <w:lang w:val="es_ES" w:bidi="es_ES"/>
+        </w:rPr>
+        <w:t>2:17–3:5 Jehová se preocupa por la justicia y castigará a los malvados</w:t>
+      </w:r>
+    </w:p>
+    <w:p>
+      <w:pPr>
+        <w:pStyle w:val="Heading3"/>
+      </w:pPr>
+      <w:r>
+        <w:rPr>
+          <w:lang w:val="es_ES" w:bidi="es_ES"/>
+        </w:rPr>
+        <w:t>Conceptos religiosos y culturales en este capítulo</w:t>
+      </w:r>
+    </w:p>
+    <w:p>
+      <w:pPr>
+        <w:pStyle w:val="Heading4"/>
+      </w:pPr>
+      <w:r>
+        <w:rPr>
+          <w:lang w:val="es_ES" w:bidi="es_ES"/>
+        </w:rPr>
+        <w:t>“Mi pacto fué con él de vida y de paz, las cuales cosas yo le dí por el temor” (2:5)</w:t>
+      </w:r>
+    </w:p>
+    <w:p>
+      <w:pPr/>
+      <w:r>
+        <w:rPr>
+          <w:lang w:val="es_ES" w:bidi="es_ES"/>
+        </w:rPr>
+      </w:r>
+      <w:r>
+        <w:rPr>
+          <w:lang w:val="es_ES" w:bidi="es_ES"/>
+        </w:rPr>
+        <w:t xml:space="preserve">Aquí, Jehová parece referirse implícitamente a lo mencionado en </w:t>
+      </w:r>
+      <w:hyperlink r:id="rId16">
+        <w:r>
+          <w:rPr>
+            <w:lang w:val="es_ES" w:bidi="es_ES"/>
+          </w:rPr>
+          <w:rPr>
+            <w:color w:val="0000EE"/>
+            <w:u w:val="single"/>
+          </w:rPr>
+          <w:t>Números 25:12–13</w:t>
+        </w:r>
+      </w:hyperlink>
+      <w:r>
+        <w:rPr>
+          <w:lang w:val="es_ES" w:bidi="es_ES"/>
+        </w:rPr>
+        <w:t xml:space="preserve">, donde establece un </w:t>
+      </w:r>
+      <w:r>
+        <w:rPr>
+          <w:b/>
+          <w:lang w:val="es_ES" w:bidi="es_ES"/>
+        </w:rPr>
+        <w:t>pacto</w:t>
+      </w:r>
+      <w:r>
+        <w:rPr>
+          <w:lang w:val="es_ES" w:bidi="es_ES"/>
+        </w:rPr>
+        <w:t xml:space="preserve"> de </w:t>
+      </w:r>
+      <w:r>
+        <w:rPr>
+          <w:b/>
+          <w:lang w:val="es_ES" w:bidi="es_ES"/>
+        </w:rPr>
+        <w:t>Paz</w:t>
+      </w:r>
+      <w:r>
+        <w:rPr>
+          <w:lang w:val="es_ES" w:bidi="es_ES"/>
+        </w:rPr>
+        <w:t xml:space="preserve"> al designar a Phinees (hijo del primer sumo sacerdote, Aarón) y a sus descendientes en el sacerdocio de manera permanente. Jehová hizo esto porque Phinees se opuso con celo a la adoración de dioses extranjeros. Con "yo le di por el temor", Jehová quiere decir, en otras palabras, "porque me adoró exclusivamente y con devoción". Jehová estaba castigando a los israelitas por su idolatría con una plaga que estaba causando muchas muertes, pero detuvo la plaga gracias a la acción de Phinees. Así que este fue un pacto de </w:t>
+      </w:r>
+      <w:r>
+        <w:rPr>
+          <w:b/>
+          <w:lang w:val="es_ES" w:bidi="es_ES"/>
+        </w:rPr>
+        <w:t>Paz</w:t>
+      </w:r>
+      <w:r>
+        <w:rPr>
+          <w:lang w:val="es_ES" w:bidi="es_ES"/>
+        </w:rPr>
+        <w:t xml:space="preserve"> (Jehová ya no era hostil hacia los israelitas). También fue un pacto de </w:t>
+      </w:r>
+      <w:r>
+        <w:rPr>
+          <w:b/>
+          <w:lang w:val="es_ES" w:bidi="es_ES"/>
+        </w:rPr>
+        <w:t>vida</w:t>
+      </w:r>
+      <w:r>
+        <w:rPr>
+          <w:lang w:val="es_ES" w:bidi="es_ES"/>
+        </w:rPr>
+        <w:t xml:space="preserve"> (Jehová ya no estaba castigando a los israelitas con la muerte). La palabra </w:t>
+      </w:r>
+      <w:r>
+        <w:rPr>
+          <w:b/>
+          <w:lang w:val="es_ES" w:bidi="es_ES"/>
+        </w:rPr>
+        <w:t>vida</w:t>
+      </w:r>
+      <w:r>
+        <w:rPr>
+          <w:lang w:val="es_ES" w:bidi="es_ES"/>
+        </w:rPr>
+        <w:t xml:space="preserve"> también puede indicar que este fue un pacto permanente que no terminaría. Las notas a en </w:t>
+      </w:r>
+      <w:hyperlink r:id="rId17">
+        <w:r>
+          <w:rPr>
+            <w:lang w:val="es_ES" w:bidi="es_ES"/>
+          </w:rPr>
+          <w:rPr>
+            <w:color w:val="0000EE"/>
+            <w:u w:val="single"/>
+          </w:rPr>
+          <w:t>Malaquías 2:5</w:t>
+        </w:r>
+      </w:hyperlink>
+      <w:r>
+        <w:rPr>
+          <w:lang w:val="es_ES" w:bidi="es_ES"/>
+        </w:rPr>
+        <w:t xml:space="preserve"> sugieren formas de traducir estas declaraciones.</w:t>
+      </w:r>
+    </w:p>
+    <w:p>
+      <w:pPr>
+        <w:pStyle w:val="Heading3"/>
+      </w:pPr>
+      <w:r>
+        <w:rPr>
+          <w:lang w:val="es_ES" w:bidi="es_ES"/>
+        </w:rPr>
+        <w:t>Problemas de traducción</w:t>
+      </w:r>
+    </w:p>
+    <w:p>
+      <w:pPr>
+        <w:pStyle w:val="Heading4"/>
+      </w:pPr>
+      <w:r>
+        <w:rPr>
+          <w:lang w:val="es_ES" w:bidi="es_ES"/>
+        </w:rPr>
+        <w:t>Pues qué ¿no hizo él uno solo? (2:15a)</w:t>
+      </w:r>
+    </w:p>
+    <w:p>
+      <w:pPr/>
+      <w:r>
+        <w:rPr>
+          <w:lang w:val="es_ES" w:bidi="es_ES"/>
+        </w:rPr>
+      </w:r>
+      <w:r>
+        <w:rPr>
+          <w:lang w:val="es_ES" w:bidi="es_ES"/>
+        </w:rPr>
+        <w:t xml:space="preserve">Aquí se presentan dos perspectivas que tienen los estudiosos de la Biblia sobre la interpretación correcta de estas palabras. (1) La palabra </w:t>
+      </w:r>
+      <w:r>
+        <w:rPr>
+          <w:b/>
+          <w:lang w:val="es_ES" w:bidi="es_ES"/>
+        </w:rPr>
+        <w:t>uno</w:t>
+      </w:r>
+      <w:r>
+        <w:rPr>
+          <w:lang w:val="es_ES" w:bidi="es_ES"/>
+        </w:rPr>
+        <w:t xml:space="preserve"> se refiere a la conexión cercana entre un marido y su esposa. Traducción alternativa: "¿Y no te hizo Dios uno con tu esposa?". (2) La palabra </w:t>
+      </w:r>
+      <w:r>
+        <w:rPr>
+          <w:b/>
+          <w:lang w:val="es_ES" w:bidi="es_ES"/>
+        </w:rPr>
+        <w:t>uno</w:t>
+      </w:r>
+      <w:r>
+        <w:rPr>
+          <w:lang w:val="es_ES" w:bidi="es_ES"/>
+        </w:rPr>
+        <w:t xml:space="preserve"> se refiere a Dios. Traducción alternativa: "¿Y no te hizo el único Dios?".</w:t>
+      </w:r>
+    </w:p>
+    <w:p>
+      <w:pPr>
+        <w:pStyle w:val="Heading4"/>
+      </w:pPr>
+      <w:r>
+        <w:rPr>
+          <w:lang w:val="es_ES" w:bidi="es_ES"/>
+        </w:rPr>
+        <w:t>¿aunque tenía la abundancia del espíritu? (2:15b)</w:t>
+      </w:r>
+    </w:p>
+    <w:p>
+      <w:pPr/>
+      <w:r>
+        <w:rPr>
+          <w:lang w:val="es_ES" w:bidi="es_ES"/>
+        </w:rPr>
+      </w:r>
+      <w:r>
+        <w:rPr>
+          <w:lang w:val="es_ES" w:bidi="es_ES"/>
+        </w:rPr>
+        <w:t>Existen dos puntos de vista, entre muchos, que los estudiosos de la Biblia tienen respecto a la interpretación correcta de estas palabras. (1) Estas palabras indican que un marido y su esposa están unidos en cuerpo y espíritu. Traducción alternativa: "Dios te creó para unirte con tu esposa en cuerpo y espíritu". (2) Estas palabras sugieren que los cuerpos y espíritus de un marido y su esposa pertenecen a Dios. Traducción alternativa: "tú y tu esposa pertenecen a Dios".</w:t>
+      </w:r>
+    </w:p>
+    <w:p>
+      <w:pPr>
+        <w:pStyle w:val="Heading4"/>
+      </w:pPr>
+      <w:r>
+        <w:rPr>
+          <w:lang w:val="es_ES" w:bidi="es_ES"/>
+        </w:rPr>
+        <w:t>“y cubra la iniquidad con su vestido” (2:16)</w:t>
+      </w:r>
+    </w:p>
+    <w:p>
+      <w:pPr/>
+      <w:r>
+        <w:rPr>
+          <w:lang w:val="es_ES" w:bidi="es_ES"/>
+        </w:rPr>
+      </w:r>
+      <w:r>
+        <w:rPr>
+          <w:lang w:val="es_ES" w:bidi="es_ES"/>
+        </w:rPr>
+        <w:t xml:space="preserve">Aquí se presentan tres perspectivas que tienen los estudiosos de la Biblia sobre la interpretación correcta de estas palabras. (1) Significa que el marido y la esposa en Malaquías están hablando como si la </w:t>
+      </w:r>
+      <w:r>
+        <w:rPr>
+          <w:b/>
+          <w:lang w:val="es_ES" w:bidi="es_ES"/>
+        </w:rPr>
+        <w:t>iniquidad</w:t>
+      </w:r>
+      <w:r>
+        <w:rPr>
+          <w:lang w:val="es_ES" w:bidi="es_ES"/>
+        </w:rPr>
+        <w:t xml:space="preserve"> fuera una sustancia con la que una persona podría cubrir con su </w:t>
+      </w:r>
+      <w:r>
+        <w:rPr>
+          <w:b/>
+          <w:lang w:val="es_ES" w:bidi="es_ES"/>
+        </w:rPr>
+        <w:t>vestido</w:t>
+      </w:r>
+      <w:r>
+        <w:rPr>
+          <w:lang w:val="es_ES" w:bidi="es_ES"/>
+        </w:rPr>
+        <w:t xml:space="preserve">. Si fuera más claro en tu idioma, podrías expresarlo claramente. La idea de cubrir completamente transmite énfasis. Traducción alternativa: "y quien esconde actos de violencia". (2) La palabra </w:t>
+      </w:r>
+      <w:r>
+        <w:rPr>
+          <w:b/>
+          <w:lang w:val="es_ES" w:bidi="es_ES"/>
+        </w:rPr>
+        <w:t>iniquidad</w:t>
+      </w:r>
+      <w:r>
+        <w:rPr>
+          <w:lang w:val="es_ES" w:bidi="es_ES"/>
+        </w:rPr>
+        <w:t xml:space="preserve"> se refiere a acciones severas que podrían incluir acciones distintas al divorcio. Traducción alternativa: "y quien actúa violentamente". (3) La palabra </w:t>
+      </w:r>
+      <w:r>
+        <w:rPr>
+          <w:b/>
+          <w:lang w:val="es_ES" w:bidi="es_ES"/>
+        </w:rPr>
+        <w:t>iniquidad</w:t>
+      </w:r>
+      <w:r>
+        <w:rPr>
+          <w:lang w:val="es_ES" w:bidi="es_ES"/>
+        </w:rPr>
+        <w:t xml:space="preserve"> se refiere a acciones violentas o crueles que una persona oculta. Traducción alternativa: "y quien oculta su violencia".</w:t>
+      </w:r>
+      <w:r>
+        <w:rPr>
+          <w:lang w:val="es_ES" w:bidi="es_ES"/>
+        </w:rPr>
+      </w:r>
+      <w:r>
+        <w:rPr>
+          <w:lang w:val="es_ES" w:bidi="es_ES"/>
+        </w:rPr>
+      </w:r>
+    </w:p>
+    <w:p>
+      <w:pPr/>
+      <w:r>
+        <w:rPr>
+          <w:lang w:val="es_ES" w:bidi="es_ES"/>
+        </w:rPr>
+      </w:r>
+    </w:p>
+    <w:p>
+      <w:pPr>
+        <w:pStyle w:val="Heading2"/>
+      </w:pPr>
+      <w:r>
+        <w:rPr>
+          <w:lang w:val="es_ES" w:bidi="es_ES"/>
+        </w:rPr>
         <w:t>Malaquías 2:1 (#1)</w:t>
       </w:r>
       <w:r>
@@ -7759,7 +8234,7 @@
         </w:rPr>
         <w:t xml:space="preserve">Observa cómo se tradujo la misma expresión en </w:t>
       </w:r>
-      <w:hyperlink r:id="rId16">
+      <w:hyperlink r:id="rId18">
         <w:r>
           <w:rPr>
             <w:lang w:val="es_ES" w:bidi="es_ES"/>
@@ -9188,7 +9663,7 @@
         </w:rPr>
         <w:t xml:space="preserve"> perdure. En </w:t>
       </w:r>
-      <w:hyperlink r:id="rId17">
+      <w:hyperlink r:id="rId19">
         <w:r>
           <w:rPr>
             <w:lang w:val="es_ES" w:bidi="es_ES"/>
@@ -11439,7 +11914,7 @@
         </w:rPr>
         <w:t xml:space="preserve">Observa cómo se tradujo la imagen similar en </w:t>
       </w:r>
-      <w:hyperlink r:id="rId18">
+      <w:hyperlink r:id="rId20">
         <w:r>
           <w:rPr>
             <w:lang w:val="es_ES" w:bidi="es_ES"/>
@@ -11758,7 +12233,7 @@
         </w:rPr>
         <w:t xml:space="preserve">, es decir, dañado físicamente y vuelto inútil, como los cultivos devorados por plagas descritos con el mismo término en </w:t>
       </w:r>
-      <w:hyperlink r:id="rId19">
+      <w:hyperlink r:id="rId21">
         <w:r>
           <w:rPr>
             <w:lang w:val="es_ES" w:bidi="es_ES"/>
@@ -11859,7 +12334,7 @@
         </w:rPr>
         <w:t xml:space="preserve">Observa cómo se tradujo la misma expresión en </w:t>
       </w:r>
-      <w:hyperlink r:id="rId20">
+      <w:hyperlink r:id="rId22">
         <w:r>
           <w:rPr>
             <w:lang w:val="es_ES" w:bidi="es_ES"/>
@@ -15263,6 +15738,107 @@
         <w:rPr>
           <w:lang w:val="es_ES" w:bidi="es_ES"/>
         </w:rPr>
+        <w:t>Malaquías - Capítulo 3 Introducción</w:t>
+      </w:r>
+      <w:r>
+        <w:rPr>
+          <w:lang w:val="es_ES" w:bidi="es_ES"/>
+        </w:rPr>
+      </w:r>
+    </w:p>
+    <w:p>
+      <w:pPr>
+        <w:pStyle w:val="Heading3"/>
+      </w:pPr>
+      <w:r>
+        <w:rPr>
+          <w:lang w:val="es_ES" w:bidi="es_ES"/>
+        </w:rPr>
+        <w:t>Estructura y formato</w:t>
+      </w:r>
+    </w:p>
+    <w:p>
+      <w:pPr/>
+      <w:r>
+        <w:rPr>
+          <w:lang w:val="es_ES" w:bidi="es_ES"/>
+        </w:rPr>
+      </w:r>
+      <w:r>
+        <w:rPr>
+          <w:lang w:val="es_ES" w:bidi="es_ES"/>
+        </w:rPr>
+        <w:t>2:17–3:5 Jehová se preocupa por la justicia y castigará a los malhechores.</w:t>
+      </w:r>
+    </w:p>
+    <w:p>
+      <w:pPr/>
+      <w:r>
+        <w:rPr>
+          <w:lang w:val="es_ES" w:bidi="es_ES"/>
+        </w:rPr>
+      </w:r>
+      <w:r>
+        <w:rPr>
+          <w:lang w:val="es_ES" w:bidi="es_ES"/>
+        </w:rPr>
+        <w:t>3:6–12 Los judíos no están entregando los diezmos correctamente.</w:t>
+      </w:r>
+    </w:p>
+    <w:p>
+      <w:pPr/>
+      <w:r>
+        <w:rPr>
+          <w:lang w:val="es_ES" w:bidi="es_ES"/>
+        </w:rPr>
+      </w:r>
+      <w:r>
+        <w:rPr>
+          <w:lang w:val="es_ES" w:bidi="es_ES"/>
+        </w:rPr>
+        <w:t>3:13–15 Jehová castigará a los malvados, a pesar de lo que afirman los judíos.</w:t>
+      </w:r>
+    </w:p>
+    <w:p>
+      <w:pPr/>
+      <w:r>
+        <w:rPr>
+          <w:lang w:val="es_ES" w:bidi="es_ES"/>
+        </w:rPr>
+      </w:r>
+      <w:r>
+        <w:rPr>
+          <w:lang w:val="es_ES" w:bidi="es_ES"/>
+        </w:rPr>
+        <w:t>3:16–4:6 Jehová bendecirá y protegerá a quienes le temen.</w:t>
+      </w:r>
+      <w:r>
+        <w:rPr>
+          <w:lang w:val="es_ES" w:bidi="es_ES"/>
+        </w:rPr>
+      </w:r>
+      <w:r>
+        <w:rPr>
+          <w:lang w:val="es_ES" w:bidi="es_ES"/>
+        </w:rPr>
+      </w:r>
+    </w:p>
+    <w:p>
+      <w:pPr/>
+      <w:r>
+        <w:rPr>
+          <w:lang w:val="es_ES" w:bidi="es_ES"/>
+        </w:rPr>
+      </w:r>
+    </w:p>
+    <w:p>
+      <w:pPr>
+        <w:pStyle w:val="Heading2"/>
+      </w:pPr>
+      <w:r>
+        <w:rPr>
+          <w:lang w:val="es_ES" w:bidi="es_ES"/>
+        </w:rPr>
         <w:t>Malaquías 3:1 (#1)</w:t>
       </w:r>
       <w:r>
@@ -15306,7 +15882,7 @@
         </w:rPr>
         <w:t xml:space="preserve"> es una expresión que la gente de esta cultura usaba comúnmente para indicar que están a punto de hacer algo. Observa cómo se tradujo la expresión similar en </w:t>
       </w:r>
-      <w:hyperlink r:id="rId21">
+      <w:hyperlink r:id="rId23">
         <w:r>
           <w:rPr>
             <w:lang w:val="es_ES" w:bidi="es_ES"/>
@@ -15599,7 +16175,7 @@
         </w:rPr>
         <w:t xml:space="preserve">Jehová utiliza esta palabra para captar la atención del pueblo. Observa cómo se tradujo una frase similar en </w:t>
       </w:r>
-      <w:hyperlink r:id="rId22">
+      <w:hyperlink r:id="rId24">
         <w:r>
           <w:rPr>
             <w:lang w:val="es_ES" w:bidi="es_ES"/>
@@ -17498,7 +18074,7 @@
         </w:rPr>
         <w:t xml:space="preserve"> de su antepasado Jacob. Observe cómo se tradujo una expresión similar en </w:t>
       </w:r>
-      <w:hyperlink r:id="rId17">
+      <w:hyperlink r:id="rId19">
         <w:r>
           <w:rPr>
             <w:lang w:val="es_ES" w:bidi="es_ES"/>
@@ -17984,7 +18560,7 @@
         </w:rPr>
         <w:t xml:space="preserve"> para obtener información. Más bien, formula la pregunta y luego responde él mismo. Observa cómo se tradujo un caso similar en </w:t>
       </w:r>
-      <w:hyperlink r:id="rId23">
+      <w:hyperlink r:id="rId25">
         <w:r>
           <w:rPr>
             <w:lang w:val="es_ES" w:bidi="es_ES"/>
@@ -21569,6 +22145,119 @@
         <w:rPr>
           <w:lang w:val="es_ES" w:bidi="es_ES"/>
         </w:rPr>
+        <w:t>Malaquías - Introducción del Capítulo 4</w:t>
+      </w:r>
+      <w:r>
+        <w:rPr>
+          <w:lang w:val="es_ES" w:bidi="es_ES"/>
+        </w:rPr>
+      </w:r>
+    </w:p>
+    <w:p>
+      <w:pPr>
+        <w:pStyle w:val="Heading3"/>
+      </w:pPr>
+      <w:r>
+        <w:rPr>
+          <w:lang w:val="es_ES" w:bidi="es_ES"/>
+        </w:rPr>
+        <w:t>Estructura y Formato</w:t>
+      </w:r>
+    </w:p>
+    <w:p>
+      <w:pPr/>
+      <w:r>
+        <w:rPr>
+          <w:lang w:val="es_ES" w:bidi="es_ES"/>
+        </w:rPr>
+      </w:r>
+      <w:r>
+        <w:rPr>
+          <w:lang w:val="es_ES" w:bidi="es_ES"/>
+        </w:rPr>
+        <w:t>3:16–4:6 Jehová bendecirá y protegerá a quienes le temen</w:t>
+      </w:r>
+    </w:p>
+    <w:p>
+      <w:pPr>
+        <w:pStyle w:val="Heading3"/>
+      </w:pPr>
+      <w:r>
+        <w:rPr>
+          <w:lang w:val="es_ES" w:bidi="es_ES"/>
+        </w:rPr>
+        <w:t>Conceptos Religiosos y Culturales en este capítulo</w:t>
+      </w:r>
+    </w:p>
+    <w:p>
+      <w:pPr>
+        <w:pStyle w:val="Heading4"/>
+      </w:pPr>
+      <w:r>
+        <w:rPr>
+          <w:lang w:val="es_ES" w:bidi="es_ES"/>
+        </w:rPr>
+        <w:t>“He aquí, yo os envío á Elías el profeta” (4:5)</w:t>
+      </w:r>
+    </w:p>
+    <w:p>
+      <w:pPr/>
+      <w:r>
+        <w:rPr>
+          <w:lang w:val="es_ES" w:bidi="es_ES"/>
+        </w:rPr>
+      </w:r>
+      <w:r>
+        <w:rPr>
+          <w:lang w:val="es_ES" w:bidi="es_ES"/>
+        </w:rPr>
+        <w:t>Aunque los oyentes de Malaquías y las generaciones posteriores de judíos pudieron haber esperado que esta profecía se cumpliera con el regreso del propio Elías, Jesús explicó que se cumplió a través de la vida y testimonio de Juan el Bautista (</w:t>
+      </w:r>
+      <w:hyperlink r:id="rId26">
+        <w:r>
+          <w:rPr>
+            <w:lang w:val="es_ES" w:bidi="es_ES"/>
+          </w:rPr>
+          <w:rPr>
+            <w:color w:val="0000EE"/>
+            <w:u w:val="single"/>
+          </w:rPr>
+          <w:t>Mt 17:10–13</w:t>
+        </w:r>
+      </w:hyperlink>
+      <w:r>
+        <w:rPr>
+          <w:lang w:val="es_ES" w:bidi="es_ES"/>
+        </w:rPr>
+        <w:t>).</w:t>
+      </w:r>
+      <w:r>
+        <w:rPr>
+          <w:lang w:val="es_ES" w:bidi="es_ES"/>
+        </w:rPr>
+      </w:r>
+      <w:r>
+        <w:rPr>
+          <w:lang w:val="es_ES" w:bidi="es_ES"/>
+        </w:rPr>
+      </w:r>
+    </w:p>
+    <w:p>
+      <w:pPr/>
+      <w:r>
+        <w:rPr>
+          <w:lang w:val="es_ES" w:bidi="es_ES"/>
+        </w:rPr>
+      </w:r>
+    </w:p>
+    <w:p>
+      <w:pPr>
+        <w:pStyle w:val="Heading2"/>
+      </w:pPr>
+      <w:r>
+        <w:rPr>
+          <w:lang w:val="es_ES" w:bidi="es_ES"/>
+        </w:rPr>
         <w:t>Malaquías 4:1 (#1)</w:t>
       </w:r>
       <w:r>
@@ -23110,7 +23799,7 @@
         </w:rPr>
         <w:t xml:space="preserve">Observe cómo se tradujo esta expresión en </w:t>
       </w:r>
-      <w:hyperlink r:id="rId24">
+      <w:hyperlink r:id="rId27">
         <w:r>
           <w:rPr>
             <w:lang w:val="es_ES" w:bidi="es_ES"/>
@@ -23390,7 +24079,7 @@
         </w:rPr>
         <w:t xml:space="preserve">Observe cómo se tradujo esta expresión en </w:t>
       </w:r>
-      <w:hyperlink r:id="rId25">
+      <w:hyperlink r:id="rId28">
         <w:r>
           <w:rPr>
             <w:lang w:val="es_ES" w:bidi="es_ES"/>
@@ -24042,695 +24731,6 @@
           <w:lang w:val="es_ES" w:bidi="es_ES"/>
         </w:rPr>
         <w:t>Sustantivos Colectivos</w:t>
-      </w:r>
-      <w:r>
-        <w:rPr>
-          <w:lang w:val="es_ES" w:bidi="es_ES"/>
-        </w:rPr>
-      </w:r>
-      <w:r>
-        <w:rPr>
-          <w:lang w:val="es_ES" w:bidi="es_ES"/>
-        </w:rPr>
-      </w:r>
-    </w:p>
-    <w:p>
-      <w:pPr/>
-      <w:r>
-        <w:rPr>
-          <w:lang w:val="es_ES" w:bidi="es_ES"/>
-        </w:rPr>
-      </w:r>
-    </w:p>
-    <w:p>
-      <w:pPr>
-        <w:pStyle w:val="Heading2"/>
-      </w:pPr>
-      <w:r>
-        <w:rPr>
-          <w:lang w:val="es_ES" w:bidi="es_ES"/>
-        </w:rPr>
-        <w:t>Malaquías - Capítulo 1 Introducción</w:t>
-      </w:r>
-      <w:r>
-        <w:rPr>
-          <w:lang w:val="es_ES" w:bidi="es_ES"/>
-        </w:rPr>
-      </w:r>
-    </w:p>
-    <w:p>
-      <w:pPr>
-        <w:pStyle w:val="Heading3"/>
-      </w:pPr>
-      <w:r>
-        <w:rPr>
-          <w:lang w:val="es_ES" w:bidi="es_ES"/>
-        </w:rPr>
-        <w:t>Estructura y formato</w:t>
-      </w:r>
-    </w:p>
-    <w:p>
-      <w:pPr/>
-      <w:r>
-        <w:rPr>
-          <w:lang w:val="es_ES" w:bidi="es_ES"/>
-        </w:rPr>
-      </w:r>
-      <w:r>
-        <w:rPr>
-          <w:lang w:val="es_ES" w:bidi="es_ES"/>
-        </w:rPr>
-        <w:t xml:space="preserve">1:1 Título </w:t>
-      </w:r>
-    </w:p>
-    <w:p>
-      <w:pPr/>
-      <w:r>
-        <w:rPr>
-          <w:lang w:val="es_ES" w:bidi="es_ES"/>
-        </w:rPr>
-      </w:r>
-      <w:r>
-        <w:rPr>
-          <w:lang w:val="es_ES" w:bidi="es_ES"/>
-        </w:rPr>
-        <w:t>1:2–5 Jehová castigará a los malvados: Edom</w:t>
-      </w:r>
-    </w:p>
-    <w:p>
-      <w:pPr/>
-      <w:r>
-        <w:rPr>
-          <w:lang w:val="es_ES" w:bidi="es_ES"/>
-        </w:rPr>
-      </w:r>
-      <w:r>
-        <w:rPr>
-          <w:lang w:val="es_ES" w:bidi="es_ES"/>
-        </w:rPr>
-        <w:t>1:6–14 Judíos no ofrecen sacrificios aceptables</w:t>
-      </w:r>
-      <w:r>
-        <w:rPr>
-          <w:lang w:val="es_ES" w:bidi="es_ES"/>
-        </w:rPr>
-      </w:r>
-      <w:r>
-        <w:rPr>
-          <w:lang w:val="es_ES" w:bidi="es_ES"/>
-        </w:rPr>
-      </w:r>
-    </w:p>
-    <w:p>
-      <w:pPr/>
-      <w:r>
-        <w:rPr>
-          <w:lang w:val="es_ES" w:bidi="es_ES"/>
-        </w:rPr>
-      </w:r>
-    </w:p>
-    <w:p>
-      <w:pPr>
-        <w:pStyle w:val="Heading2"/>
-      </w:pPr>
-      <w:r>
-        <w:rPr>
-          <w:lang w:val="es_ES" w:bidi="es_ES"/>
-        </w:rPr>
-        <w:t>Malaquías - Capítulo 2 Introducción</w:t>
-      </w:r>
-      <w:r>
-        <w:rPr>
-          <w:lang w:val="es_ES" w:bidi="es_ES"/>
-        </w:rPr>
-      </w:r>
-    </w:p>
-    <w:p>
-      <w:pPr>
-        <w:pStyle w:val="Heading3"/>
-      </w:pPr>
-      <w:r>
-        <w:rPr>
-          <w:lang w:val="es_ES" w:bidi="es_ES"/>
-        </w:rPr>
-        <w:t>Estructura y formato</w:t>
-      </w:r>
-    </w:p>
-    <w:p>
-      <w:pPr/>
-      <w:r>
-        <w:rPr>
-          <w:lang w:val="es_ES" w:bidi="es_ES"/>
-        </w:rPr>
-      </w:r>
-      <w:r>
-        <w:rPr>
-          <w:lang w:val="es_ES" w:bidi="es_ES"/>
-        </w:rPr>
-        <w:t>2:1–9 Los sacerdotes deben enseñar y aplicar la ley con fidelidad</w:t>
-      </w:r>
-    </w:p>
-    <w:p>
-      <w:pPr/>
-      <w:r>
-        <w:rPr>
-          <w:lang w:val="es_ES" w:bidi="es_ES"/>
-        </w:rPr>
-      </w:r>
-      <w:r>
-        <w:rPr>
-          <w:lang w:val="es_ES" w:bidi="es_ES"/>
-        </w:rPr>
-        <w:t>2:10–16 Jehová se preocupa por la justicia: no el divorcio.</w:t>
-      </w:r>
-    </w:p>
-    <w:p>
-      <w:pPr/>
-      <w:r>
-        <w:rPr>
-          <w:lang w:val="es_ES" w:bidi="es_ES"/>
-        </w:rPr>
-      </w:r>
-      <w:r>
-        <w:rPr>
-          <w:lang w:val="es_ES" w:bidi="es_ES"/>
-        </w:rPr>
-        <w:t>2:17–3:5 Jehová se preocupa por la justicia y castigará a los malvados</w:t>
-      </w:r>
-    </w:p>
-    <w:p>
-      <w:pPr>
-        <w:pStyle w:val="Heading3"/>
-      </w:pPr>
-      <w:r>
-        <w:rPr>
-          <w:lang w:val="es_ES" w:bidi="es_ES"/>
-        </w:rPr>
-        <w:t>Conceptos religiosos y culturales en este capítulo</w:t>
-      </w:r>
-    </w:p>
-    <w:p>
-      <w:pPr>
-        <w:pStyle w:val="Heading4"/>
-      </w:pPr>
-      <w:r>
-        <w:rPr>
-          <w:lang w:val="es_ES" w:bidi="es_ES"/>
-        </w:rPr>
-        <w:t>“Mi pacto fué con él de vida y de paz, las cuales cosas yo le dí por el temor” (2:5)</w:t>
-      </w:r>
-    </w:p>
-    <w:p>
-      <w:pPr/>
-      <w:r>
-        <w:rPr>
-          <w:lang w:val="es_ES" w:bidi="es_ES"/>
-        </w:rPr>
-      </w:r>
-      <w:r>
-        <w:rPr>
-          <w:lang w:val="es_ES" w:bidi="es_ES"/>
-        </w:rPr>
-        <w:t xml:space="preserve">Aquí, Jehová parece referirse implícitamente a lo mencionado en </w:t>
-      </w:r>
-      <w:hyperlink r:id="rId26">
-        <w:r>
-          <w:rPr>
-            <w:lang w:val="es_ES" w:bidi="es_ES"/>
-          </w:rPr>
-          <w:rPr>
-            <w:color w:val="0000EE"/>
-            <w:u w:val="single"/>
-          </w:rPr>
-          <w:t>Números 25:12–13</w:t>
-        </w:r>
-      </w:hyperlink>
-      <w:r>
-        <w:rPr>
-          <w:lang w:val="es_ES" w:bidi="es_ES"/>
-        </w:rPr>
-        <w:t xml:space="preserve">, donde establece un </w:t>
-      </w:r>
-      <w:r>
-        <w:rPr>
-          <w:b/>
-          <w:lang w:val="es_ES" w:bidi="es_ES"/>
-        </w:rPr>
-        <w:t>pacto</w:t>
-      </w:r>
-      <w:r>
-        <w:rPr>
-          <w:lang w:val="es_ES" w:bidi="es_ES"/>
-        </w:rPr>
-        <w:t xml:space="preserve"> de </w:t>
-      </w:r>
-      <w:r>
-        <w:rPr>
-          <w:b/>
-          <w:lang w:val="es_ES" w:bidi="es_ES"/>
-        </w:rPr>
-        <w:t>Paz</w:t>
-      </w:r>
-      <w:r>
-        <w:rPr>
-          <w:lang w:val="es_ES" w:bidi="es_ES"/>
-        </w:rPr>
-        <w:t xml:space="preserve"> al designar a Phinees (hijo del primer sumo sacerdote, Aarón) y a sus descendientes en el sacerdocio de manera permanente. Jehová hizo esto porque Phinees se opuso con celo a la adoración de dioses extranjeros. Con "yo le di por el temor", Jehová quiere decir, en otras palabras, "porque me adoró exclusivamente y con devoción". Jehová estaba castigando a los israelitas por su idolatría con una plaga que estaba causando muchas muertes, pero detuvo la plaga gracias a la acción de Phinees. Así que este fue un pacto de </w:t>
-      </w:r>
-      <w:r>
-        <w:rPr>
-          <w:b/>
-          <w:lang w:val="es_ES" w:bidi="es_ES"/>
-        </w:rPr>
-        <w:t>Paz</w:t>
-      </w:r>
-      <w:r>
-        <w:rPr>
-          <w:lang w:val="es_ES" w:bidi="es_ES"/>
-        </w:rPr>
-        <w:t xml:space="preserve"> (Jehová ya no era hostil hacia los israelitas). También fue un pacto de </w:t>
-      </w:r>
-      <w:r>
-        <w:rPr>
-          <w:b/>
-          <w:lang w:val="es_ES" w:bidi="es_ES"/>
-        </w:rPr>
-        <w:t>vida</w:t>
-      </w:r>
-      <w:r>
-        <w:rPr>
-          <w:lang w:val="es_ES" w:bidi="es_ES"/>
-        </w:rPr>
-        <w:t xml:space="preserve"> (Jehová ya no estaba castigando a los israelitas con la muerte). La palabra </w:t>
-      </w:r>
-      <w:r>
-        <w:rPr>
-          <w:b/>
-          <w:lang w:val="es_ES" w:bidi="es_ES"/>
-        </w:rPr>
-        <w:t>vida</w:t>
-      </w:r>
-      <w:r>
-        <w:rPr>
-          <w:lang w:val="es_ES" w:bidi="es_ES"/>
-        </w:rPr>
-        <w:t xml:space="preserve"> también puede indicar que este fue un pacto permanente que no terminaría. Las notas a en </w:t>
-      </w:r>
-      <w:hyperlink r:id="rId27">
-        <w:r>
-          <w:rPr>
-            <w:lang w:val="es_ES" w:bidi="es_ES"/>
-          </w:rPr>
-          <w:rPr>
-            <w:color w:val="0000EE"/>
-            <w:u w:val="single"/>
-          </w:rPr>
-          <w:t>Malaquías 2:5</w:t>
-        </w:r>
-      </w:hyperlink>
-      <w:r>
-        <w:rPr>
-          <w:lang w:val="es_ES" w:bidi="es_ES"/>
-        </w:rPr>
-        <w:t xml:space="preserve"> sugieren formas de traducir estas declaraciones.</w:t>
-      </w:r>
-    </w:p>
-    <w:p>
-      <w:pPr>
-        <w:pStyle w:val="Heading3"/>
-      </w:pPr>
-      <w:r>
-        <w:rPr>
-          <w:lang w:val="es_ES" w:bidi="es_ES"/>
-        </w:rPr>
-        <w:t>Problemas de traducción</w:t>
-      </w:r>
-    </w:p>
-    <w:p>
-      <w:pPr>
-        <w:pStyle w:val="Heading4"/>
-      </w:pPr>
-      <w:r>
-        <w:rPr>
-          <w:lang w:val="es_ES" w:bidi="es_ES"/>
-        </w:rPr>
-        <w:t>Pues qué ¿no hizo él uno solo? (2:15a)</w:t>
-      </w:r>
-    </w:p>
-    <w:p>
-      <w:pPr/>
-      <w:r>
-        <w:rPr>
-          <w:lang w:val="es_ES" w:bidi="es_ES"/>
-        </w:rPr>
-      </w:r>
-      <w:r>
-        <w:rPr>
-          <w:lang w:val="es_ES" w:bidi="es_ES"/>
-        </w:rPr>
-        <w:t xml:space="preserve">Aquí se presentan dos perspectivas que tienen los estudiosos de la Biblia sobre la interpretación correcta de estas palabras. (1) La palabra </w:t>
-      </w:r>
-      <w:r>
-        <w:rPr>
-          <w:b/>
-          <w:lang w:val="es_ES" w:bidi="es_ES"/>
-        </w:rPr>
-        <w:t>uno</w:t>
-      </w:r>
-      <w:r>
-        <w:rPr>
-          <w:lang w:val="es_ES" w:bidi="es_ES"/>
-        </w:rPr>
-        <w:t xml:space="preserve"> se refiere a la conexión cercana entre un marido y su esposa. Traducción alternativa: "¿Y no te hizo Dios uno con tu esposa?". (2) La palabra </w:t>
-      </w:r>
-      <w:r>
-        <w:rPr>
-          <w:b/>
-          <w:lang w:val="es_ES" w:bidi="es_ES"/>
-        </w:rPr>
-        <w:t>uno</w:t>
-      </w:r>
-      <w:r>
-        <w:rPr>
-          <w:lang w:val="es_ES" w:bidi="es_ES"/>
-        </w:rPr>
-        <w:t xml:space="preserve"> se refiere a Dios. Traducción alternativa: "¿Y no te hizo el único Dios?".</w:t>
-      </w:r>
-    </w:p>
-    <w:p>
-      <w:pPr>
-        <w:pStyle w:val="Heading4"/>
-      </w:pPr>
-      <w:r>
-        <w:rPr>
-          <w:lang w:val="es_ES" w:bidi="es_ES"/>
-        </w:rPr>
-        <w:t>¿aunque tenía la abundancia del espíritu? (2:15b)</w:t>
-      </w:r>
-    </w:p>
-    <w:p>
-      <w:pPr/>
-      <w:r>
-        <w:rPr>
-          <w:lang w:val="es_ES" w:bidi="es_ES"/>
-        </w:rPr>
-      </w:r>
-      <w:r>
-        <w:rPr>
-          <w:lang w:val="es_ES" w:bidi="es_ES"/>
-        </w:rPr>
-        <w:t>Existen dos puntos de vista, entre muchos, que los estudiosos de la Biblia tienen respecto a la interpretación correcta de estas palabras. (1) Estas palabras indican que un marido y su esposa están unidos en cuerpo y espíritu. Traducción alternativa: "Dios te creó para unirte con tu esposa en cuerpo y espíritu". (2) Estas palabras sugieren que los cuerpos y espíritus de un marido y su esposa pertenecen a Dios. Traducción alternativa: "tú y tu esposa pertenecen a Dios".</w:t>
-      </w:r>
-    </w:p>
-    <w:p>
-      <w:pPr>
-        <w:pStyle w:val="Heading4"/>
-      </w:pPr>
-      <w:r>
-        <w:rPr>
-          <w:lang w:val="es_ES" w:bidi="es_ES"/>
-        </w:rPr>
-        <w:t>“y cubra la iniquidad con su vestido” (2:16)</w:t>
-      </w:r>
-    </w:p>
-    <w:p>
-      <w:pPr/>
-      <w:r>
-        <w:rPr>
-          <w:lang w:val="es_ES" w:bidi="es_ES"/>
-        </w:rPr>
-      </w:r>
-      <w:r>
-        <w:rPr>
-          <w:lang w:val="es_ES" w:bidi="es_ES"/>
-        </w:rPr>
-        <w:t xml:space="preserve">Aquí se presentan tres perspectivas que tienen los estudiosos de la Biblia sobre la interpretación correcta de estas palabras. (1) Significa que el marido y la esposa en Malaquías están hablando como si la </w:t>
-      </w:r>
-      <w:r>
-        <w:rPr>
-          <w:b/>
-          <w:lang w:val="es_ES" w:bidi="es_ES"/>
-        </w:rPr>
-        <w:t>iniquidad</w:t>
-      </w:r>
-      <w:r>
-        <w:rPr>
-          <w:lang w:val="es_ES" w:bidi="es_ES"/>
-        </w:rPr>
-        <w:t xml:space="preserve"> fuera una sustancia con la que una persona podría cubrir con su </w:t>
-      </w:r>
-      <w:r>
-        <w:rPr>
-          <w:b/>
-          <w:lang w:val="es_ES" w:bidi="es_ES"/>
-        </w:rPr>
-        <w:t>vestido</w:t>
-      </w:r>
-      <w:r>
-        <w:rPr>
-          <w:lang w:val="es_ES" w:bidi="es_ES"/>
-        </w:rPr>
-        <w:t xml:space="preserve">. Si fuera más claro en tu idioma, podrías expresarlo claramente. La idea de cubrir completamente transmite énfasis. Traducción alternativa: "y quien esconde actos de violencia". (2) La palabra </w:t>
-      </w:r>
-      <w:r>
-        <w:rPr>
-          <w:b/>
-          <w:lang w:val="es_ES" w:bidi="es_ES"/>
-        </w:rPr>
-        <w:t>iniquidad</w:t>
-      </w:r>
-      <w:r>
-        <w:rPr>
-          <w:lang w:val="es_ES" w:bidi="es_ES"/>
-        </w:rPr>
-        <w:t xml:space="preserve"> se refiere a acciones severas que podrían incluir acciones distintas al divorcio. Traducción alternativa: "y quien actúa violentamente". (3) La palabra </w:t>
-      </w:r>
-      <w:r>
-        <w:rPr>
-          <w:b/>
-          <w:lang w:val="es_ES" w:bidi="es_ES"/>
-        </w:rPr>
-        <w:t>iniquidad</w:t>
-      </w:r>
-      <w:r>
-        <w:rPr>
-          <w:lang w:val="es_ES" w:bidi="es_ES"/>
-        </w:rPr>
-        <w:t xml:space="preserve"> se refiere a acciones violentas o crueles que una persona oculta. Traducción alternativa: "y quien oculta su violencia".</w:t>
-      </w:r>
-      <w:r>
-        <w:rPr>
-          <w:lang w:val="es_ES" w:bidi="es_ES"/>
-        </w:rPr>
-      </w:r>
-      <w:r>
-        <w:rPr>
-          <w:lang w:val="es_ES" w:bidi="es_ES"/>
-        </w:rPr>
-      </w:r>
-    </w:p>
-    <w:p>
-      <w:pPr/>
-      <w:r>
-        <w:rPr>
-          <w:lang w:val="es_ES" w:bidi="es_ES"/>
-        </w:rPr>
-      </w:r>
-    </w:p>
-    <w:p>
-      <w:pPr>
-        <w:pStyle w:val="Heading2"/>
-      </w:pPr>
-      <w:r>
-        <w:rPr>
-          <w:lang w:val="es_ES" w:bidi="es_ES"/>
-        </w:rPr>
-        <w:t>Malaquías - Capítulo 3 Introducción</w:t>
-      </w:r>
-      <w:r>
-        <w:rPr>
-          <w:lang w:val="es_ES" w:bidi="es_ES"/>
-        </w:rPr>
-      </w:r>
-    </w:p>
-    <w:p>
-      <w:pPr>
-        <w:pStyle w:val="Heading3"/>
-      </w:pPr>
-      <w:r>
-        <w:rPr>
-          <w:lang w:val="es_ES" w:bidi="es_ES"/>
-        </w:rPr>
-        <w:t>Estructura y formato</w:t>
-      </w:r>
-    </w:p>
-    <w:p>
-      <w:pPr/>
-      <w:r>
-        <w:rPr>
-          <w:lang w:val="es_ES" w:bidi="es_ES"/>
-        </w:rPr>
-      </w:r>
-      <w:r>
-        <w:rPr>
-          <w:lang w:val="es_ES" w:bidi="es_ES"/>
-        </w:rPr>
-        <w:t>2:17–3:5 Jehová se preocupa por la justicia y castigará a los malhechores.</w:t>
-      </w:r>
-    </w:p>
-    <w:p>
-      <w:pPr/>
-      <w:r>
-        <w:rPr>
-          <w:lang w:val="es_ES" w:bidi="es_ES"/>
-        </w:rPr>
-      </w:r>
-      <w:r>
-        <w:rPr>
-          <w:lang w:val="es_ES" w:bidi="es_ES"/>
-        </w:rPr>
-        <w:t>3:6–12 Los judíos no están entregando los diezmos correctamente.</w:t>
-      </w:r>
-    </w:p>
-    <w:p>
-      <w:pPr/>
-      <w:r>
-        <w:rPr>
-          <w:lang w:val="es_ES" w:bidi="es_ES"/>
-        </w:rPr>
-      </w:r>
-      <w:r>
-        <w:rPr>
-          <w:lang w:val="es_ES" w:bidi="es_ES"/>
-        </w:rPr>
-        <w:t>3:13–15 Jehová castigará a los malvados, a pesar de lo que afirman los judíos.</w:t>
-      </w:r>
-    </w:p>
-    <w:p>
-      <w:pPr/>
-      <w:r>
-        <w:rPr>
-          <w:lang w:val="es_ES" w:bidi="es_ES"/>
-        </w:rPr>
-      </w:r>
-      <w:r>
-        <w:rPr>
-          <w:lang w:val="es_ES" w:bidi="es_ES"/>
-        </w:rPr>
-        <w:t>3:16–4:6 Jehová bendecirá y protegerá a quienes le temen.</w:t>
-      </w:r>
-      <w:r>
-        <w:rPr>
-          <w:lang w:val="es_ES" w:bidi="es_ES"/>
-        </w:rPr>
-      </w:r>
-      <w:r>
-        <w:rPr>
-          <w:lang w:val="es_ES" w:bidi="es_ES"/>
-        </w:rPr>
-      </w:r>
-    </w:p>
-    <w:p>
-      <w:pPr/>
-      <w:r>
-        <w:rPr>
-          <w:lang w:val="es_ES" w:bidi="es_ES"/>
-        </w:rPr>
-      </w:r>
-    </w:p>
-    <w:p>
-      <w:pPr>
-        <w:pStyle w:val="Heading2"/>
-      </w:pPr>
-      <w:r>
-        <w:rPr>
-          <w:lang w:val="es_ES" w:bidi="es_ES"/>
-        </w:rPr>
-        <w:t>Malaquías - Introducción del Capítulo 4</w:t>
-      </w:r>
-      <w:r>
-        <w:rPr>
-          <w:lang w:val="es_ES" w:bidi="es_ES"/>
-        </w:rPr>
-      </w:r>
-    </w:p>
-    <w:p>
-      <w:pPr>
-        <w:pStyle w:val="Heading3"/>
-      </w:pPr>
-      <w:r>
-        <w:rPr>
-          <w:lang w:val="es_ES" w:bidi="es_ES"/>
-        </w:rPr>
-        <w:t>Estructura y Formato</w:t>
-      </w:r>
-    </w:p>
-    <w:p>
-      <w:pPr/>
-      <w:r>
-        <w:rPr>
-          <w:lang w:val="es_ES" w:bidi="es_ES"/>
-        </w:rPr>
-      </w:r>
-      <w:r>
-        <w:rPr>
-          <w:lang w:val="es_ES" w:bidi="es_ES"/>
-        </w:rPr>
-        <w:t>3:16–4:6 Jehová bendecirá y protegerá a quienes le temen</w:t>
-      </w:r>
-    </w:p>
-    <w:p>
-      <w:pPr>
-        <w:pStyle w:val="Heading3"/>
-      </w:pPr>
-      <w:r>
-        <w:rPr>
-          <w:lang w:val="es_ES" w:bidi="es_ES"/>
-        </w:rPr>
-        <w:t>Conceptos Religiosos y Culturales en este capítulo</w:t>
-      </w:r>
-    </w:p>
-    <w:p>
-      <w:pPr>
-        <w:pStyle w:val="Heading4"/>
-      </w:pPr>
-      <w:r>
-        <w:rPr>
-          <w:lang w:val="es_ES" w:bidi="es_ES"/>
-        </w:rPr>
-        <w:t>“He aquí, yo os envío á Elías el profeta” (4:5)</w:t>
-      </w:r>
-    </w:p>
-    <w:p>
-      <w:pPr/>
-      <w:r>
-        <w:rPr>
-          <w:lang w:val="es_ES" w:bidi="es_ES"/>
-        </w:rPr>
-      </w:r>
-      <w:r>
-        <w:rPr>
-          <w:lang w:val="es_ES" w:bidi="es_ES"/>
-        </w:rPr>
-        <w:t>Aunque los oyentes de Malaquías y las generaciones posteriores de judíos pudieron haber esperado que esta profecía se cumpliera con el regreso del propio Elías, Jesús explicó que se cumplió a través de la vida y testimonio de Juan el Bautista (</w:t>
-      </w:r>
-      <w:hyperlink r:id="rId28">
-        <w:r>
-          <w:rPr>
-            <w:lang w:val="es_ES" w:bidi="es_ES"/>
-          </w:rPr>
-          <w:rPr>
-            <w:color w:val="0000EE"/>
-            <w:u w:val="single"/>
-          </w:rPr>
-          <w:t>Mt 17:10–13</w:t>
-        </w:r>
-      </w:hyperlink>
-      <w:r>
-        <w:rPr>
-          <w:lang w:val="es_ES" w:bidi="es_ES"/>
-        </w:rPr>
-        <w:t>).</w:t>
       </w:r>
       <w:r>
         <w:rPr>

--- a/spa/docx/39.content.docx
+++ b/spa/docx/39.content.docx
@@ -294,6 +294,20 @@
       </w:r>
       <w:r>
         <w:rPr>
+          <w:lang w:val="es_ES" w:bidi="es_ES"/>
+        </w:rPr>
+        <w:t>מַשָּׂ֥א דְבַר־יְהוָ֖ה</w:t>
+      </w:r>
+    </w:p>
+    <w:p>
+      <w:pPr/>
+      <w:r>
+        <w:rPr>
+          <w:lang w:val="es_ES" w:bidi="es_ES"/>
+        </w:rPr>
+      </w:r>
+      <w:r>
+        <w:rPr>
           <w:b/>
           <w:lang w:val="es_ES" w:bidi="es_ES"/>
         </w:rPr>
@@ -403,6 +417,20 @@
       </w:r>
       <w:r>
         <w:rPr>
+          <w:lang w:val="es_ES" w:bidi="es_ES"/>
+        </w:rPr>
+        <w:t>דְבַר־יְהוָ֖ה</w:t>
+      </w:r>
+    </w:p>
+    <w:p>
+      <w:pPr/>
+      <w:r>
+        <w:rPr>
+          <w:lang w:val="es_ES" w:bidi="es_ES"/>
+        </w:rPr>
+      </w:r>
+      <w:r>
+        <w:rPr>
           <w:b/>
           <w:lang w:val="es_ES" w:bidi="es_ES"/>
         </w:rPr>
@@ -499,6 +527,20 @@
       </w:r>
       <w:r>
         <w:rPr>
+          <w:lang w:val="es_ES" w:bidi="es_ES"/>
+        </w:rPr>
+        <w:t>אֶל־יִשְׂרָאֵ֑ל</w:t>
+      </w:r>
+    </w:p>
+    <w:p>
+      <w:pPr/>
+      <w:r>
+        <w:rPr>
+          <w:lang w:val="es_ES" w:bidi="es_ES"/>
+        </w:rPr>
+      </w:r>
+      <w:r>
+        <w:rPr>
           <w:b/>
           <w:lang w:val="es_ES" w:bidi="es_ES"/>
         </w:rPr>
@@ -595,6 +637,20 @@
       </w:r>
       <w:r>
         <w:rPr>
+          <w:lang w:val="es_ES" w:bidi="es_ES"/>
+        </w:rPr>
+        <w:t>בְּ⁠יַ֖ד</w:t>
+      </w:r>
+    </w:p>
+    <w:p>
+      <w:pPr/>
+      <w:r>
+        <w:rPr>
+          <w:lang w:val="es_ES" w:bidi="es_ES"/>
+        </w:rPr>
+      </w:r>
+      <w:r>
+        <w:rPr>
           <w:b/>
           <w:lang w:val="es_ES" w:bidi="es_ES"/>
         </w:rPr>
@@ -691,6 +747,20 @@
       </w:r>
       <w:r>
         <w:rPr>
+          <w:lang w:val="es_ES" w:bidi="es_ES"/>
+        </w:rPr>
+        <w:t>מַלְאָכִֽי</w:t>
+      </w:r>
+    </w:p>
+    <w:p>
+      <w:pPr/>
+      <w:r>
+        <w:rPr>
+          <w:lang w:val="es_ES" w:bidi="es_ES"/>
+        </w:rPr>
+      </w:r>
+      <w:r>
+        <w:rPr>
           <w:b/>
           <w:lang w:val="es_ES" w:bidi="es_ES"/>
         </w:rPr>
@@ -870,6 +940,20 @@
       </w:r>
       <w:r>
         <w:rPr>
+          <w:lang w:val="es_ES" w:bidi="es_ES"/>
+        </w:rPr>
+        <w:t>אֶתְ⁠כֶם֙</w:t>
+      </w:r>
+    </w:p>
+    <w:p>
+      <w:pPr/>
+      <w:r>
+        <w:rPr>
+          <w:lang w:val="es_ES" w:bidi="es_ES"/>
+        </w:rPr>
+      </w:r>
+      <w:r>
+        <w:rPr>
           <w:b/>
           <w:lang w:val="es_ES" w:bidi="es_ES"/>
         </w:rPr>
@@ -966,6 +1050,20 @@
       </w:r>
       <w:r>
         <w:rPr>
+          <w:lang w:val="es_ES" w:bidi="es_ES"/>
+        </w:rPr>
+        <w:t>וַ⁠אֲמַרְתֶּ֖ם</w:t>
+      </w:r>
+    </w:p>
+    <w:p>
+      <w:pPr/>
+      <w:r>
+        <w:rPr>
+          <w:lang w:val="es_ES" w:bidi="es_ES"/>
+        </w:rPr>
+      </w:r>
+      <w:r>
+        <w:rPr>
           <w:b/>
           <w:lang w:val="es_ES" w:bidi="es_ES"/>
         </w:rPr>
@@ -1145,6 +1243,20 @@
       </w:r>
       <w:r>
         <w:rPr>
+          <w:lang w:val="es_ES" w:bidi="es_ES"/>
+        </w:rPr>
+        <w:t>הֲ⁠לוֹא־אָ֨ח עֵשָׂ֤ו לְ⁠יַֽעֲקֹב֙</w:t>
+      </w:r>
+    </w:p>
+    <w:p>
+      <w:pPr/>
+      <w:r>
+        <w:rPr>
+          <w:lang w:val="es_ES" w:bidi="es_ES"/>
+        </w:rPr>
+      </w:r>
+      <w:r>
+        <w:rPr>
           <w:b/>
           <w:lang w:val="es_ES" w:bidi="es_ES"/>
         </w:rPr>
@@ -1228,6 +1340,20 @@
       </w:r>
       <w:r>
         <w:rPr>
+          <w:lang w:val="es_ES" w:bidi="es_ES"/>
+        </w:rPr>
+        <w:t>הֲ⁠לוֹא־אָ֨ח עֵשָׂ֤ו לְ⁠יַֽעֲקֹב֙</w:t>
+      </w:r>
+    </w:p>
+    <w:p>
+      <w:pPr/>
+      <w:r>
+        <w:rPr>
+          <w:lang w:val="es_ES" w:bidi="es_ES"/>
+        </w:rPr>
+      </w:r>
+      <w:r>
+        <w:rPr>
           <w:b/>
           <w:lang w:val="es_ES" w:bidi="es_ES"/>
         </w:rPr>
@@ -1337,6 +1463,20 @@
       </w:r>
       <w:r>
         <w:rPr>
+          <w:lang w:val="es_ES" w:bidi="es_ES"/>
+        </w:rPr>
+        <w:t>נְאֻם־יְהוָ֔ה</w:t>
+      </w:r>
+    </w:p>
+    <w:p>
+      <w:pPr/>
+      <w:r>
+        <w:rPr>
+          <w:lang w:val="es_ES" w:bidi="es_ES"/>
+        </w:rPr>
+      </w:r>
+      <w:r>
+        <w:rPr>
           <w:b/>
           <w:lang w:val="es_ES" w:bidi="es_ES"/>
         </w:rPr>
@@ -1433,6 +1573,20 @@
       </w:r>
       <w:r>
         <w:rPr>
+          <w:lang w:val="es_ES" w:bidi="es_ES"/>
+        </w:rPr>
+        <w:t>וָ⁠אֹהַ֖ב אֶֽת־יַעֲקֹֽב</w:t>
+      </w:r>
+    </w:p>
+    <w:p>
+      <w:pPr/>
+      <w:r>
+        <w:rPr>
+          <w:lang w:val="es_ES" w:bidi="es_ES"/>
+        </w:rPr>
+      </w:r>
+      <w:r>
+        <w:rPr>
           <w:b/>
           <w:lang w:val="es_ES" w:bidi="es_ES"/>
         </w:rPr>
@@ -1529,6 +1683,20 @@
       </w:r>
       <w:r>
         <w:rPr>
+          <w:lang w:val="es_ES" w:bidi="es_ES"/>
+        </w:rPr>
+        <w:t>וָ⁠אֹהַ֖ב אֶֽת־יַעֲקֹֽב׃ וְ⁠אֶת־עֵשָׂ֖ו שָׂנֵ֑אתִי</w:t>
+      </w:r>
+    </w:p>
+    <w:p>
+      <w:pPr/>
+      <w:r>
+        <w:rPr>
+          <w:lang w:val="es_ES" w:bidi="es_ES"/>
+        </w:rPr>
+      </w:r>
+      <w:r>
+        <w:rPr>
           <w:b/>
           <w:lang w:val="es_ES" w:bidi="es_ES"/>
         </w:rPr>
@@ -1664,6 +1832,20 @@
       </w:r>
       <w:r>
         <w:rPr>
+          <w:lang w:val="es_ES" w:bidi="es_ES"/>
+        </w:rPr>
+        <w:t>וְ⁠אֶת־עֵשָׂ֖ו שָׂנֵ֑אתִי</w:t>
+      </w:r>
+    </w:p>
+    <w:p>
+      <w:pPr/>
+      <w:r>
+        <w:rPr>
+          <w:lang w:val="es_ES" w:bidi="es_ES"/>
+        </w:rPr>
+      </w:r>
+      <w:r>
+        <w:rPr>
           <w:b/>
           <w:lang w:val="es_ES" w:bidi="es_ES"/>
         </w:rPr>
@@ -1760,6 +1942,20 @@
       </w:r>
       <w:r>
         <w:rPr>
+          <w:lang w:val="es_ES" w:bidi="es_ES"/>
+        </w:rPr>
+        <w:t>שְׁמָמָ֔ה</w:t>
+      </w:r>
+    </w:p>
+    <w:p>
+      <w:pPr/>
+      <w:r>
+        <w:rPr>
+          <w:lang w:val="es_ES" w:bidi="es_ES"/>
+        </w:rPr>
+      </w:r>
+      <w:r>
+        <w:rPr>
           <w:b/>
           <w:lang w:val="es_ES" w:bidi="es_ES"/>
         </w:rPr>
@@ -1856,6 +2052,20 @@
       </w:r>
       <w:r>
         <w:rPr>
+          <w:lang w:val="es_ES" w:bidi="es_ES"/>
+        </w:rPr>
+        <w:t>לְ⁠תַנּ֥וֹת</w:t>
+      </w:r>
+    </w:p>
+    <w:p>
+      <w:pPr/>
+      <w:r>
+        <w:rPr>
+          <w:lang w:val="es_ES" w:bidi="es_ES"/>
+        </w:rPr>
+      </w:r>
+      <w:r>
+        <w:rPr>
           <w:b/>
           <w:lang w:val="es_ES" w:bidi="es_ES"/>
         </w:rPr>
@@ -1952,6 +2162,20 @@
       </w:r>
       <w:r>
         <w:rPr>
+          <w:lang w:val="es_ES" w:bidi="es_ES"/>
+        </w:rPr>
+        <w:t>כִּֽי־תֹאמַ֨ר אֱד֜וֹם</w:t>
+      </w:r>
+    </w:p>
+    <w:p>
+      <w:pPr/>
+      <w:r>
+        <w:rPr>
+          <w:lang w:val="es_ES" w:bidi="es_ES"/>
+        </w:rPr>
+      </w:r>
+      <w:r>
+        <w:rPr>
           <w:b/>
           <w:lang w:val="es_ES" w:bidi="es_ES"/>
         </w:rPr>
@@ -2061,6 +2285,20 @@
       </w:r>
       <w:r>
         <w:rPr>
+          <w:lang w:val="es_ES" w:bidi="es_ES"/>
+        </w:rPr>
+        <w:t>רֻשַּׁ֗שְׁנוּ</w:t>
+      </w:r>
+    </w:p>
+    <w:p>
+      <w:pPr/>
+      <w:r>
+        <w:rPr>
+          <w:lang w:val="es_ES" w:bidi="es_ES"/>
+        </w:rPr>
+      </w:r>
+      <w:r>
+        <w:rPr>
           <w:b/>
           <w:lang w:val="es_ES" w:bidi="es_ES"/>
         </w:rPr>
@@ -2227,6 +2465,20 @@
       </w:r>
       <w:r>
         <w:rPr>
+          <w:lang w:val="es_ES" w:bidi="es_ES"/>
+        </w:rPr>
+        <w:t>וְ⁠קָרְא֤וּ לָ⁠הֶם֙</w:t>
+      </w:r>
+    </w:p>
+    <w:p>
+      <w:pPr/>
+      <w:r>
+        <w:rPr>
+          <w:lang w:val="es_ES" w:bidi="es_ES"/>
+        </w:rPr>
+      </w:r>
+      <w:r>
+        <w:rPr>
           <w:b/>
           <w:lang w:val="es_ES" w:bidi="es_ES"/>
         </w:rPr>
@@ -2323,6 +2575,20 @@
       </w:r>
       <w:r>
         <w:rPr>
+          <w:lang w:val="es_ES" w:bidi="es_ES"/>
+        </w:rPr>
+        <w:t>גְּב֣וּל רִשְׁעָ֔ה</w:t>
+      </w:r>
+    </w:p>
+    <w:p>
+      <w:pPr/>
+      <w:r>
+        <w:rPr>
+          <w:lang w:val="es_ES" w:bidi="es_ES"/>
+        </w:rPr>
+      </w:r>
+      <w:r>
+        <w:rPr>
           <w:b/>
           <w:lang w:val="es_ES" w:bidi="es_ES"/>
         </w:rPr>
@@ -2419,6 +2685,20 @@
       </w:r>
       <w:r>
         <w:rPr>
+          <w:lang w:val="es_ES" w:bidi="es_ES"/>
+        </w:rPr>
+        <w:t>וְ⁠עֵינֵי⁠כֶ֖ם תִּרְאֶ֑ינָה וְ⁠אַתֶּ֤ם תֹּֽאמְרוּ֙ יִגְדַּ֣ל יְהוָ֔ה מֵ⁠עַ֖ל לִ⁠גְב֥וּל יִשְׂרָאֵֽל</w:t>
+      </w:r>
+    </w:p>
+    <w:p>
+      <w:pPr/>
+      <w:r>
+        <w:rPr>
+          <w:lang w:val="es_ES" w:bidi="es_ES"/>
+        </w:rPr>
+      </w:r>
+      <w:r>
+        <w:rPr>
           <w:b/>
           <w:lang w:val="es_ES" w:bidi="es_ES"/>
         </w:rPr>
@@ -2502,6 +2782,20 @@
       </w:r>
       <w:r>
         <w:rPr>
+          <w:lang w:val="es_ES" w:bidi="es_ES"/>
+        </w:rPr>
+        <w:t>וְ⁠עֵינֵי⁠כֶ֖ם תִּרְאֶ֑ינָה</w:t>
+      </w:r>
+    </w:p>
+    <w:p>
+      <w:pPr/>
+      <w:r>
+        <w:rPr>
+          <w:lang w:val="es_ES" w:bidi="es_ES"/>
+        </w:rPr>
+      </w:r>
+      <w:r>
+        <w:rPr>
           <w:b/>
           <w:lang w:val="es_ES" w:bidi="es_ES"/>
         </w:rPr>
@@ -2764,6 +3058,20 @@
       </w:r>
       <w:r>
         <w:rPr>
+          <w:lang w:val="es_ES" w:bidi="es_ES"/>
+        </w:rPr>
+        <w:t>שְׁמִ֔⁠י &amp; אֶת־שְׁמֶֽ⁠ךָ</w:t>
+      </w:r>
+    </w:p>
+    <w:p>
+      <w:pPr/>
+      <w:r>
+        <w:rPr>
+          <w:lang w:val="es_ES" w:bidi="es_ES"/>
+        </w:rPr>
+      </w:r>
+      <w:r>
+        <w:rPr>
           <w:b/>
           <w:lang w:val="es_ES" w:bidi="es_ES"/>
         </w:rPr>
@@ -2873,6 +3181,20 @@
       </w:r>
       <w:r>
         <w:rPr>
+          <w:lang w:val="es_ES" w:bidi="es_ES"/>
+        </w:rPr>
+        <w:t>לֶ֣חֶם מְגֹאָ֔ל</w:t>
+      </w:r>
+    </w:p>
+    <w:p>
+      <w:pPr/>
+      <w:r>
+        <w:rPr>
+          <w:lang w:val="es_ES" w:bidi="es_ES"/>
+        </w:rPr>
+      </w:r>
+      <w:r>
+        <w:rPr>
           <w:b/>
           <w:lang w:val="es_ES" w:bidi="es_ES"/>
         </w:rPr>
@@ -3122,6 +3444,20 @@
       </w:r>
       <w:r>
         <w:rPr>
+          <w:lang w:val="es_ES" w:bidi="es_ES"/>
+        </w:rPr>
+        <w:t>שֻׁלְחַ֥ן יְהוָ֖ה</w:t>
+      </w:r>
+    </w:p>
+    <w:p>
+      <w:pPr/>
+      <w:r>
+        <w:rPr>
+          <w:lang w:val="es_ES" w:bidi="es_ES"/>
+        </w:rPr>
+      </w:r>
+      <w:r>
+        <w:rPr>
           <w:b/>
           <w:lang w:val="es_ES" w:bidi="es_ES"/>
         </w:rPr>
@@ -3301,6 +3637,20 @@
       </w:r>
       <w:r>
         <w:rPr>
+          <w:lang w:val="es_ES" w:bidi="es_ES"/>
+        </w:rPr>
+        <w:t>עִוֵּ֤ר &amp; פִּסֵּ֥חַ וְ⁠חֹלֶ֖ה</w:t>
+      </w:r>
+    </w:p>
+    <w:p>
+      <w:pPr/>
+      <w:r>
+        <w:rPr>
+          <w:lang w:val="es_ES" w:bidi="es_ES"/>
+        </w:rPr>
+      </w:r>
+      <w:r>
+        <w:rPr>
           <w:b/>
           <w:lang w:val="es_ES" w:bidi="es_ES"/>
         </w:rPr>
@@ -3397,6 +3747,20 @@
       </w:r>
       <w:r>
         <w:rPr>
+          <w:lang w:val="es_ES" w:bidi="es_ES"/>
+        </w:rPr>
+        <w:t>הַקְרִיבֵ֨⁠הוּ</w:t>
+      </w:r>
+    </w:p>
+    <w:p>
+      <w:pPr/>
+      <w:r>
+        <w:rPr>
+          <w:lang w:val="es_ES" w:bidi="es_ES"/>
+        </w:rPr>
+      </w:r>
+      <w:r>
+        <w:rPr>
           <w:b/>
           <w:lang w:val="es_ES" w:bidi="es_ES"/>
         </w:rPr>
@@ -3493,6 +3857,20 @@
       </w:r>
       <w:r>
         <w:rPr>
+          <w:lang w:val="es_ES" w:bidi="es_ES"/>
+        </w:rPr>
+        <w:t>לְ⁠פֶחָתֶ֗⁠ךָ הֲ⁠יִּרְצְ⁠ךָ֙ &amp; פָנֶ֔י⁠ךָ</w:t>
+      </w:r>
+    </w:p>
+    <w:p>
+      <w:pPr/>
+      <w:r>
+        <w:rPr>
+          <w:lang w:val="es_ES" w:bidi="es_ES"/>
+        </w:rPr>
+      </w:r>
+      <w:r>
+        <w:rPr>
           <w:b/>
           <w:lang w:val="es_ES" w:bidi="es_ES"/>
         </w:rPr>
@@ -3615,6 +3993,20 @@
       </w:r>
       <w:r>
         <w:rPr>
+          <w:lang w:val="es_ES" w:bidi="es_ES"/>
+        </w:rPr>
+        <w:t>הֲ⁠יִּרְצְ⁠ךָ֙ א֚וֹ הֲ⁠יִשָּׂ֣א פָנֶ֔י⁠ךָ</w:t>
+      </w:r>
+    </w:p>
+    <w:p>
+      <w:pPr/>
+      <w:r>
+        <w:rPr>
+          <w:lang w:val="es_ES" w:bidi="es_ES"/>
+        </w:rPr>
+      </w:r>
+      <w:r>
+        <w:rPr>
           <w:b/>
           <w:lang w:val="es_ES" w:bidi="es_ES"/>
         </w:rPr>
@@ -3698,6 +4090,20 @@
       </w:r>
       <w:r>
         <w:rPr>
+          <w:lang w:val="es_ES" w:bidi="es_ES"/>
+        </w:rPr>
+        <w:t>הֲ⁠יִּרְצְ⁠ךָ֙ א֚וֹ הֲ⁠יִשָּׂ֣א פָנֶ֔י⁠ךָ</w:t>
+      </w:r>
+    </w:p>
+    <w:p>
+      <w:pPr/>
+      <w:r>
+        <w:rPr>
+          <w:lang w:val="es_ES" w:bidi="es_ES"/>
+        </w:rPr>
+      </w:r>
+      <w:r>
+        <w:rPr>
           <w:b/>
           <w:lang w:val="es_ES" w:bidi="es_ES"/>
         </w:rPr>
@@ -3807,6 +4213,20 @@
       </w:r>
       <w:r>
         <w:rPr>
+          <w:lang w:val="es_ES" w:bidi="es_ES"/>
+        </w:rPr>
+        <w:t>א֚וֹ הֲ⁠יִשָּׂ֣א פָנֶ֔י⁠ךָ</w:t>
+      </w:r>
+    </w:p>
+    <w:p>
+      <w:pPr/>
+      <w:r>
+        <w:rPr>
+          <w:lang w:val="es_ES" w:bidi="es_ES"/>
+        </w:rPr>
+      </w:r>
+      <w:r>
+        <w:rPr>
           <w:b/>
           <w:lang w:val="es_ES" w:bidi="es_ES"/>
         </w:rPr>
@@ -3890,6 +4310,20 @@
       </w:r>
       <w:r>
         <w:rPr>
+          <w:lang w:val="es_ES" w:bidi="es_ES"/>
+        </w:rPr>
+        <w:t>וְ⁠עַתָּ֛ה</w:t>
+      </w:r>
+    </w:p>
+    <w:p>
+      <w:pPr/>
+      <w:r>
+        <w:rPr>
+          <w:lang w:val="es_ES" w:bidi="es_ES"/>
+        </w:rPr>
+      </w:r>
+      <w:r>
+        <w:rPr>
           <w:b/>
           <w:lang w:val="es_ES" w:bidi="es_ES"/>
         </w:rPr>
@@ -3986,6 +4420,20 @@
       </w:r>
       <w:r>
         <w:rPr>
+          <w:lang w:val="es_ES" w:bidi="es_ES"/>
+        </w:rPr>
+        <w:t>הֲ⁠יִשָּׂ֤א מִ⁠כֶּם֙ פָּנִ֔ים</w:t>
+      </w:r>
+    </w:p>
+    <w:p>
+      <w:pPr/>
+      <w:r>
+        <w:rPr>
+          <w:lang w:val="es_ES" w:bidi="es_ES"/>
+        </w:rPr>
+      </w:r>
+      <w:r>
+        <w:rPr>
           <w:b/>
           <w:lang w:val="es_ES" w:bidi="es_ES"/>
         </w:rPr>
@@ -4069,6 +4517,20 @@
       </w:r>
       <w:r>
         <w:rPr>
+          <w:lang w:val="es_ES" w:bidi="es_ES"/>
+        </w:rPr>
+        <w:t>פְנֵי־אֵ֖ל וִֽ⁠יחָנֵ֑⁠נוּ</w:t>
+      </w:r>
+    </w:p>
+    <w:p>
+      <w:pPr/>
+      <w:r>
+        <w:rPr>
+          <w:lang w:val="es_ES" w:bidi="es_ES"/>
+        </w:rPr>
+      </w:r>
+      <w:r>
+        <w:rPr>
           <w:b/>
           <w:lang w:val="es_ES" w:bidi="es_ES"/>
         </w:rPr>
@@ -4152,6 +4614,20 @@
       </w:r>
       <w:r>
         <w:rPr>
+          <w:lang w:val="es_ES" w:bidi="es_ES"/>
+        </w:rPr>
+        <w:t>פְנֵי־אֵ֖ל</w:t>
+      </w:r>
+    </w:p>
+    <w:p>
+      <w:pPr/>
+      <w:r>
+        <w:rPr>
+          <w:lang w:val="es_ES" w:bidi="es_ES"/>
+        </w:rPr>
+      </w:r>
+      <w:r>
+        <w:rPr>
           <w:b/>
           <w:lang w:val="es_ES" w:bidi="es_ES"/>
         </w:rPr>
@@ -4261,6 +4737,20 @@
       </w:r>
       <w:r>
         <w:rPr>
+          <w:lang w:val="es_ES" w:bidi="es_ES"/>
+        </w:rPr>
+        <w:t>פְנֵי־אֵ֖ל</w:t>
+      </w:r>
+    </w:p>
+    <w:p>
+      <w:pPr/>
+      <w:r>
+        <w:rPr>
+          <w:lang w:val="es_ES" w:bidi="es_ES"/>
+        </w:rPr>
+      </w:r>
+      <w:r>
+        <w:rPr>
           <w:b/>
           <w:lang w:val="es_ES" w:bidi="es_ES"/>
         </w:rPr>
@@ -4357,6 +4847,20 @@
       </w:r>
       <w:r>
         <w:rPr>
+          <w:lang w:val="es_ES" w:bidi="es_ES"/>
+        </w:rPr>
+        <w:t>וִֽ⁠יחָנֵ֑⁠נוּ</w:t>
+      </w:r>
+    </w:p>
+    <w:p>
+      <w:pPr/>
+      <w:r>
+        <w:rPr>
+          <w:lang w:val="es_ES" w:bidi="es_ES"/>
+        </w:rPr>
+      </w:r>
+      <w:r>
+        <w:rPr>
           <w:b/>
           <w:lang w:val="es_ES" w:bidi="es_ES"/>
         </w:rPr>
@@ -4453,6 +4957,20 @@
       </w:r>
       <w:r>
         <w:rPr>
+          <w:lang w:val="es_ES" w:bidi="es_ES"/>
+        </w:rPr>
+        <w:t>מִ⁠יֶּדְ⁠כֶם֙ הָ֣יְתָה זֹּ֔את</w:t>
+      </w:r>
+    </w:p>
+    <w:p>
+      <w:pPr/>
+      <w:r>
+        <w:rPr>
+          <w:lang w:val="es_ES" w:bidi="es_ES"/>
+        </w:rPr>
+      </w:r>
+      <w:r>
+        <w:rPr>
           <w:b/>
           <w:lang w:val="es_ES" w:bidi="es_ES"/>
         </w:rPr>
@@ -4549,6 +5067,20 @@
       </w:r>
       <w:r>
         <w:rPr>
+          <w:lang w:val="es_ES" w:bidi="es_ES"/>
+        </w:rPr>
+        <w:t>מִ⁠יֶּדְ⁠כֶם֙</w:t>
+      </w:r>
+    </w:p>
+    <w:p>
+      <w:pPr/>
+      <w:r>
+        <w:rPr>
+          <w:lang w:val="es_ES" w:bidi="es_ES"/>
+        </w:rPr>
+      </w:r>
+      <w:r>
+        <w:rPr>
           <w:b/>
           <w:lang w:val="es_ES" w:bidi="es_ES"/>
         </w:rPr>
@@ -4634,6 +5166,20 @@
         <w:rPr>
           <w:lang w:val="es_ES" w:bidi="es_ES"/>
         </w:rPr>
+      </w:r>
+    </w:p>
+    <w:p>
+      <w:pPr/>
+      <w:r>
+        <w:rPr>
+          <w:lang w:val="es_ES" w:bidi="es_ES"/>
+        </w:rPr>
+      </w:r>
+      <w:r>
+        <w:rPr>
+          <w:lang w:val="es_ES" w:bidi="es_ES"/>
+        </w:rPr>
+        <w:t>מִ⁠יֶּדְ⁠כֶם֙</w:t>
       </w:r>
     </w:p>
     <w:p>
@@ -4925,6 +5471,20 @@
       </w:r>
       <w:r>
         <w:rPr>
+          <w:lang w:val="es_ES" w:bidi="es_ES"/>
+        </w:rPr>
+        <w:t>דְּלָתַ֔יִם</w:t>
+      </w:r>
+    </w:p>
+    <w:p>
+      <w:pPr/>
+      <w:r>
+        <w:rPr>
+          <w:lang w:val="es_ES" w:bidi="es_ES"/>
+        </w:rPr>
+      </w:r>
+      <w:r>
+        <w:rPr>
           <w:b/>
           <w:lang w:val="es_ES" w:bidi="es_ES"/>
         </w:rPr>
@@ -5021,6 +5581,20 @@
       </w:r>
       <w:r>
         <w:rPr>
+          <w:lang w:val="es_ES" w:bidi="es_ES"/>
+        </w:rPr>
+        <w:t>אֶרְצֶ֥ה מִ⁠יֶּדְ⁠כֶֽם</w:t>
+      </w:r>
+    </w:p>
+    <w:p>
+      <w:pPr/>
+      <w:r>
+        <w:rPr>
+          <w:lang w:val="es_ES" w:bidi="es_ES"/>
+        </w:rPr>
+      </w:r>
+      <w:r>
+        <w:rPr>
           <w:b/>
           <w:lang w:val="es_ES" w:bidi="es_ES"/>
         </w:rPr>
@@ -5106,6 +5680,20 @@
         <w:rPr>
           <w:lang w:val="es_ES" w:bidi="es_ES"/>
         </w:rPr>
+      </w:r>
+    </w:p>
+    <w:p>
+      <w:pPr/>
+      <w:r>
+        <w:rPr>
+          <w:lang w:val="es_ES" w:bidi="es_ES"/>
+        </w:rPr>
+      </w:r>
+      <w:r>
+        <w:rPr>
+          <w:lang w:val="es_ES" w:bidi="es_ES"/>
+        </w:rPr>
+        <w:t>מִ⁠יֶּדְ⁠כֶֽם</w:t>
       </w:r>
     </w:p>
     <w:p>
@@ -5532,6 +6120,20 @@
       </w:r>
       <w:r>
         <w:rPr>
+          <w:lang w:val="es_ES" w:bidi="es_ES"/>
+        </w:rPr>
+        <w:t>לִ⁠שְׁמִ֖⁠י</w:t>
+      </w:r>
+    </w:p>
+    <w:p>
+      <w:pPr/>
+      <w:r>
+        <w:rPr>
+          <w:lang w:val="es_ES" w:bidi="es_ES"/>
+        </w:rPr>
+      </w:r>
+      <w:r>
+        <w:rPr>
           <w:b/>
           <w:lang w:val="es_ES" w:bidi="es_ES"/>
         </w:rPr>
@@ -5641,6 +6243,20 @@
       </w:r>
       <w:r>
         <w:rPr>
+          <w:lang w:val="es_ES" w:bidi="es_ES"/>
+        </w:rPr>
+        <w:t>גָּד֤וֹל שְׁמִ⁠י֙</w:t>
+      </w:r>
+    </w:p>
+    <w:p>
+      <w:pPr/>
+      <w:r>
+        <w:rPr>
+          <w:lang w:val="es_ES" w:bidi="es_ES"/>
+        </w:rPr>
+      </w:r>
+      <w:r>
+        <w:rPr>
           <w:b/>
           <w:lang w:val="es_ES" w:bidi="es_ES"/>
         </w:rPr>
@@ -5713,6 +6329,20 @@
         <w:rPr>
           <w:lang w:val="es_ES" w:bidi="es_ES"/>
         </w:rPr>
+      </w:r>
+    </w:p>
+    <w:p>
+      <w:pPr/>
+      <w:r>
+        <w:rPr>
+          <w:lang w:val="es_ES" w:bidi="es_ES"/>
+        </w:rPr>
+      </w:r>
+      <w:r>
+        <w:rPr>
+          <w:lang w:val="es_ES" w:bidi="es_ES"/>
+        </w:rPr>
+        <w:t>וְ⁠אַתֶּ֖ם מְחַלְּלִ֣ים אוֹת֑⁠וֹ</w:t>
       </w:r>
     </w:p>
     <w:p>
@@ -6018,6 +6648,20 @@
       </w:r>
       <w:r>
         <w:rPr>
+          <w:lang w:val="es_ES" w:bidi="es_ES"/>
+        </w:rPr>
+        <w:t>אֲדֹנָ⁠י֙</w:t>
+      </w:r>
+    </w:p>
+    <w:p>
+      <w:pPr/>
+      <w:r>
+        <w:rPr>
+          <w:lang w:val="es_ES" w:bidi="es_ES"/>
+        </w:rPr>
+      </w:r>
+      <w:r>
+        <w:rPr>
           <w:b/>
           <w:lang w:val="es_ES" w:bidi="es_ES"/>
         </w:rPr>
@@ -6158,6 +6802,20 @@
       </w:r>
       <w:r>
         <w:rPr>
+          <w:lang w:val="es_ES" w:bidi="es_ES"/>
+        </w:rPr>
+        <w:t>מְגֹאָ֣ל ה֔וּא</w:t>
+      </w:r>
+    </w:p>
+    <w:p>
+      <w:pPr/>
+      <w:r>
+        <w:rPr>
+          <w:lang w:val="es_ES" w:bidi="es_ES"/>
+        </w:rPr>
+      </w:r>
+      <w:r>
+        <w:rPr>
           <w:b/>
           <w:lang w:val="es_ES" w:bidi="es_ES"/>
         </w:rPr>
@@ -6241,6 +6899,20 @@
       </w:r>
       <w:r>
         <w:rPr>
+          <w:lang w:val="es_ES" w:bidi="es_ES"/>
+        </w:rPr>
+        <w:t>וְ⁠נִיב֖⁠וֹ</w:t>
+      </w:r>
+    </w:p>
+    <w:p>
+      <w:pPr/>
+      <w:r>
+        <w:rPr>
+          <w:lang w:val="es_ES" w:bidi="es_ES"/>
+        </w:rPr>
+      </w:r>
+      <w:r>
+        <w:rPr>
           <w:b/>
           <w:lang w:val="es_ES" w:bidi="es_ES"/>
         </w:rPr>
@@ -6350,6 +7022,20 @@
       </w:r>
       <w:r>
         <w:rPr>
+          <w:lang w:val="es_ES" w:bidi="es_ES"/>
+        </w:rPr>
+        <w:t>אָכְלֽ⁠וֹ</w:t>
+      </w:r>
+    </w:p>
+    <w:p>
+      <w:pPr/>
+      <w:r>
+        <w:rPr>
+          <w:lang w:val="es_ES" w:bidi="es_ES"/>
+        </w:rPr>
+      </w:r>
+      <w:r>
+        <w:rPr>
           <w:b/>
           <w:lang w:val="es_ES" w:bidi="es_ES"/>
         </w:rPr>
@@ -6446,6 +7132,20 @@
       </w:r>
       <w:r>
         <w:rPr>
+          <w:lang w:val="es_ES" w:bidi="es_ES"/>
+        </w:rPr>
+        <w:t>נִבְזֶ֥ה</w:t>
+      </w:r>
+    </w:p>
+    <w:p>
+      <w:pPr/>
+      <w:r>
+        <w:rPr>
+          <w:lang w:val="es_ES" w:bidi="es_ES"/>
+        </w:rPr>
+      </w:r>
+      <w:r>
+        <w:rPr>
           <w:b/>
           <w:lang w:val="es_ES" w:bidi="es_ES"/>
         </w:rPr>
@@ -6612,6 +7312,20 @@
       </w:r>
       <w:r>
         <w:rPr>
+          <w:lang w:val="es_ES" w:bidi="es_ES"/>
+        </w:rPr>
+        <w:t>הִנֵּ֨ה</w:t>
+      </w:r>
+    </w:p>
+    <w:p>
+      <w:pPr/>
+      <w:r>
+        <w:rPr>
+          <w:lang w:val="es_ES" w:bidi="es_ES"/>
+        </w:rPr>
+      </w:r>
+      <w:r>
+        <w:rPr>
           <w:b/>
           <w:lang w:val="es_ES" w:bidi="es_ES"/>
         </w:rPr>
@@ -6708,6 +7422,20 @@
       </w:r>
       <w:r>
         <w:rPr>
+          <w:lang w:val="es_ES" w:bidi="es_ES"/>
+        </w:rPr>
+        <w:t>מַ⁠תְּלָאָ֜ה</w:t>
+      </w:r>
+    </w:p>
+    <w:p>
+      <w:pPr/>
+      <w:r>
+        <w:rPr>
+          <w:lang w:val="es_ES" w:bidi="es_ES"/>
+        </w:rPr>
+      </w:r>
+      <w:r>
+        <w:rPr>
           <w:b/>
           <w:lang w:val="es_ES" w:bidi="es_ES"/>
         </w:rPr>
@@ -6791,6 +7519,20 @@
       </w:r>
       <w:r>
         <w:rPr>
+          <w:lang w:val="es_ES" w:bidi="es_ES"/>
+        </w:rPr>
+        <w:t>גָּז֗וּל וְ⁠אֶת־הַ⁠פִּסֵּ֨חַ֙ וְ⁠אֶת־הַ֣⁠חוֹלֶ֔ה</w:t>
+      </w:r>
+    </w:p>
+    <w:p>
+      <w:pPr/>
+      <w:r>
+        <w:rPr>
+          <w:lang w:val="es_ES" w:bidi="es_ES"/>
+        </w:rPr>
+      </w:r>
+      <w:r>
+        <w:rPr>
           <w:b/>
           <w:lang w:val="es_ES" w:bidi="es_ES"/>
         </w:rPr>
@@ -6952,6 +7694,20 @@
       </w:r>
       <w:r>
         <w:rPr>
+          <w:lang w:val="es_ES" w:bidi="es_ES"/>
+        </w:rPr>
+        <w:t>גָּז֗וּל</w:t>
+      </w:r>
+    </w:p>
+    <w:p>
+      <w:pPr/>
+      <w:r>
+        <w:rPr>
+          <w:lang w:val="es_ES" w:bidi="es_ES"/>
+        </w:rPr>
+      </w:r>
+      <w:r>
+        <w:rPr>
           <w:b/>
           <w:lang w:val="es_ES" w:bidi="es_ES"/>
         </w:rPr>
@@ -7028,6 +7784,20 @@
       </w:r>
       <w:r>
         <w:rPr>
+          <w:lang w:val="es_ES" w:bidi="es_ES"/>
+        </w:rPr>
+        <w:t>גָּז֗וּל</w:t>
+      </w:r>
+    </w:p>
+    <w:p>
+      <w:pPr/>
+      <w:r>
+        <w:rPr>
+          <w:lang w:val="es_ES" w:bidi="es_ES"/>
+        </w:rPr>
+      </w:r>
+      <w:r>
+        <w:rPr>
           <w:b/>
           <w:lang w:val="es_ES" w:bidi="es_ES"/>
         </w:rPr>
@@ -7111,6 +7881,20 @@
       </w:r>
       <w:r>
         <w:rPr>
+          <w:lang w:val="es_ES" w:bidi="es_ES"/>
+        </w:rPr>
+        <w:t>הַ⁠אֶרְצֶ֥ה אוֹתָ֛⁠הּ מִ⁠יֶּדְ⁠כֶ֖ם</w:t>
+      </w:r>
+    </w:p>
+    <w:p>
+      <w:pPr/>
+      <w:r>
+        <w:rPr>
+          <w:lang w:val="es_ES" w:bidi="es_ES"/>
+        </w:rPr>
+      </w:r>
+      <w:r>
+        <w:rPr>
           <w:b/>
           <w:lang w:val="es_ES" w:bidi="es_ES"/>
         </w:rPr>
@@ -7194,6 +7978,20 @@
       </w:r>
       <w:r>
         <w:rPr>
+          <w:lang w:val="es_ES" w:bidi="es_ES"/>
+        </w:rPr>
+        <w:t>וְ⁠הִפַּחְתֶּ֣ם אוֹת֗⁠וֹ</w:t>
+      </w:r>
+    </w:p>
+    <w:p>
+      <w:pPr/>
+      <w:r>
+        <w:rPr>
+          <w:lang w:val="es_ES" w:bidi="es_ES"/>
+        </w:rPr>
+      </w:r>
+      <w:r>
+        <w:rPr>
           <w:b/>
           <w:lang w:val="es_ES" w:bidi="es_ES"/>
         </w:rPr>
@@ -7373,6 +8171,20 @@
       </w:r>
       <w:r>
         <w:rPr>
+          <w:lang w:val="es_ES" w:bidi="es_ES"/>
+        </w:rPr>
+        <w:t>וְ⁠אָר֣וּר</w:t>
+      </w:r>
+    </w:p>
+    <w:p>
+      <w:pPr/>
+      <w:r>
+        <w:rPr>
+          <w:lang w:val="es_ES" w:bidi="es_ES"/>
+        </w:rPr>
+      </w:r>
+      <w:r>
+        <w:rPr>
           <w:b/>
           <w:lang w:val="es_ES" w:bidi="es_ES"/>
         </w:rPr>
@@ -7456,6 +8268,20 @@
       </w:r>
       <w:r>
         <w:rPr>
+          <w:lang w:val="es_ES" w:bidi="es_ES"/>
+        </w:rPr>
+        <w:t>וְ⁠יֵ֤שׁ בְּ⁠עֶדְר⁠וֹ֙ זָכָ֔ר</w:t>
+      </w:r>
+    </w:p>
+    <w:p>
+      <w:pPr/>
+      <w:r>
+        <w:rPr>
+          <w:lang w:val="es_ES" w:bidi="es_ES"/>
+        </w:rPr>
+      </w:r>
+      <w:r>
+        <w:rPr>
           <w:b/>
           <w:lang w:val="es_ES" w:bidi="es_ES"/>
         </w:rPr>
@@ -7552,6 +8378,20 @@
       </w:r>
       <w:r>
         <w:rPr>
+          <w:lang w:val="es_ES" w:bidi="es_ES"/>
+        </w:rPr>
+        <w:t>מָשְׁחָ֖ת</w:t>
+      </w:r>
+    </w:p>
+    <w:p>
+      <w:pPr/>
+      <w:r>
+        <w:rPr>
+          <w:lang w:val="es_ES" w:bidi="es_ES"/>
+        </w:rPr>
+      </w:r>
+      <w:r>
+        <w:rPr>
           <w:b/>
           <w:lang w:val="es_ES" w:bidi="es_ES"/>
         </w:rPr>
@@ -7720,6 +8560,20 @@
         <w:rPr>
           <w:lang w:val="es_ES" w:bidi="es_ES"/>
         </w:rPr>
+      </w:r>
+    </w:p>
+    <w:p>
+      <w:pPr/>
+      <w:r>
+        <w:rPr>
+          <w:lang w:val="es_ES" w:bidi="es_ES"/>
+        </w:rPr>
+      </w:r>
+      <w:r>
+        <w:rPr>
+          <w:lang w:val="es_ES" w:bidi="es_ES"/>
+        </w:rPr>
+        <w:t>וּ⁠שְׁמִ֖⁠י נוֹרָ֥א בַ⁠גּוֹיִֽם</w:t>
       </w:r>
     </w:p>
     <w:p>
@@ -8316,6 +9170,20 @@
       </w:r>
       <w:r>
         <w:rPr>
+          <w:lang w:val="es_ES" w:bidi="es_ES"/>
+        </w:rPr>
+        <w:t>לֹ֣א תִשְׁמְע֡וּ</w:t>
+      </w:r>
+    </w:p>
+    <w:p>
+      <w:pPr/>
+      <w:r>
+        <w:rPr>
+          <w:lang w:val="es_ES" w:bidi="es_ES"/>
+        </w:rPr>
+      </w:r>
+      <w:r>
+        <w:rPr>
           <w:b/>
           <w:lang w:val="es_ES" w:bidi="es_ES"/>
         </w:rPr>
@@ -8523,6 +9391,20 @@
       </w:r>
       <w:r>
         <w:rPr>
+          <w:lang w:val="es_ES" w:bidi="es_ES"/>
+        </w:rPr>
+        <w:t>לָ⁠תֵ֧ת כָּב֣וֹד לִ⁠שְׁמִ֗⁠י</w:t>
+      </w:r>
+    </w:p>
+    <w:p>
+      <w:pPr/>
+      <w:r>
+        <w:rPr>
+          <w:lang w:val="es_ES" w:bidi="es_ES"/>
+        </w:rPr>
+      </w:r>
+      <w:r>
+        <w:rPr>
           <w:b/>
           <w:lang w:val="es_ES" w:bidi="es_ES"/>
         </w:rPr>
@@ -8619,6 +9501,20 @@
       </w:r>
       <w:r>
         <w:rPr>
+          <w:lang w:val="es_ES" w:bidi="es_ES"/>
+        </w:rPr>
+        <w:t>לִ⁠שְׁמִ֗⁠י</w:t>
+      </w:r>
+    </w:p>
+    <w:p>
+      <w:pPr/>
+      <w:r>
+        <w:rPr>
+          <w:lang w:val="es_ES" w:bidi="es_ES"/>
+        </w:rPr>
+      </w:r>
+      <w:r>
+        <w:rPr>
           <w:b/>
           <w:lang w:val="es_ES" w:bidi="es_ES"/>
         </w:rPr>
@@ -8824,6 +9720,20 @@
       </w:r>
       <w:r>
         <w:rPr>
+          <w:lang w:val="es_ES" w:bidi="es_ES"/>
+        </w:rPr>
+        <w:t>וְ⁠אָרוֹתִ֖י אֶת־בִּרְכֽוֹתֵי⁠כֶ֑ם</w:t>
+      </w:r>
+    </w:p>
+    <w:p>
+      <w:pPr/>
+      <w:r>
+        <w:rPr>
+          <w:lang w:val="es_ES" w:bidi="es_ES"/>
+        </w:rPr>
+      </w:r>
+      <w:r>
+        <w:rPr>
           <w:b/>
           <w:lang w:val="es_ES" w:bidi="es_ES"/>
         </w:rPr>
@@ -8920,6 +9830,20 @@
       </w:r>
       <w:r>
         <w:rPr>
+          <w:lang w:val="es_ES" w:bidi="es_ES"/>
+        </w:rPr>
+        <w:t>אָרוֹתִ֔י⁠הָ</w:t>
+      </w:r>
+    </w:p>
+    <w:p>
+      <w:pPr/>
+      <w:r>
+        <w:rPr>
+          <w:lang w:val="es_ES" w:bidi="es_ES"/>
+        </w:rPr>
+      </w:r>
+      <w:r>
+        <w:rPr>
           <w:b/>
           <w:lang w:val="es_ES" w:bidi="es_ES"/>
         </w:rPr>
@@ -9042,6 +9966,20 @@
       </w:r>
       <w:r>
         <w:rPr>
+          <w:lang w:val="es_ES" w:bidi="es_ES"/>
+        </w:rPr>
+        <w:t>הִנְ⁠נִ֨י גֹעֵ֤ר</w:t>
+      </w:r>
+    </w:p>
+    <w:p>
+      <w:pPr/>
+      <w:r>
+        <w:rPr>
+          <w:lang w:val="es_ES" w:bidi="es_ES"/>
+        </w:rPr>
+      </w:r>
+      <w:r>
+        <w:rPr>
           <w:b/>
           <w:lang w:val="es_ES" w:bidi="es_ES"/>
         </w:rPr>
@@ -9228,6 +10166,20 @@
       </w:r>
       <w:r>
         <w:rPr>
+          <w:lang w:val="es_ES" w:bidi="es_ES"/>
+        </w:rPr>
+        <w:t>וְ⁠זֵרִ֤יתִי פֶ֨רֶשׁ֙ עַל־פְּנֵי⁠כֶ֔ם</w:t>
+      </w:r>
+    </w:p>
+    <w:p>
+      <w:pPr/>
+      <w:r>
+        <w:rPr>
+          <w:lang w:val="es_ES" w:bidi="es_ES"/>
+        </w:rPr>
+      </w:r>
+      <w:r>
+        <w:rPr>
           <w:b/>
           <w:lang w:val="es_ES" w:bidi="es_ES"/>
         </w:rPr>
@@ -9324,6 +10276,20 @@
       </w:r>
       <w:r>
         <w:rPr>
+          <w:lang w:val="es_ES" w:bidi="es_ES"/>
+        </w:rPr>
+        <w:t>פֶּ֖רֶשׁ חַגֵּי⁠כֶ֑ם</w:t>
+      </w:r>
+    </w:p>
+    <w:p>
+      <w:pPr/>
+      <w:r>
+        <w:rPr>
+          <w:lang w:val="es_ES" w:bidi="es_ES"/>
+        </w:rPr>
+      </w:r>
+      <w:r>
+        <w:rPr>
           <w:b/>
           <w:lang w:val="es_ES" w:bidi="es_ES"/>
         </w:rPr>
@@ -9420,6 +10386,20 @@
       </w:r>
       <w:r>
         <w:rPr>
+          <w:lang w:val="es_ES" w:bidi="es_ES"/>
+        </w:rPr>
+        <w:t>וְ⁠נָשָׂ֥א אֶתְ⁠כֶ֖ם אֵלָֽי⁠ו</w:t>
+      </w:r>
+    </w:p>
+    <w:p>
+      <w:pPr/>
+      <w:r>
+        <w:rPr>
+          <w:lang w:val="es_ES" w:bidi="es_ES"/>
+        </w:rPr>
+      </w:r>
+      <w:r>
+        <w:rPr>
           <w:b/>
           <w:lang w:val="es_ES" w:bidi="es_ES"/>
         </w:rPr>
@@ -9509,6 +10489,20 @@
       </w:r>
       <w:r>
         <w:rPr>
+          <w:lang w:val="es_ES" w:bidi="es_ES"/>
+        </w:rPr>
+        <w:t>שִׁלַּ֣חְתִּי אֲלֵי⁠כֶ֔ם אֵ֖ת הַ⁠מִּצְוָ֣ה הַ⁠זֹּ֑את</w:t>
+      </w:r>
+    </w:p>
+    <w:p>
+      <w:pPr/>
+      <w:r>
+        <w:rPr>
+          <w:lang w:val="es_ES" w:bidi="es_ES"/>
+        </w:rPr>
+      </w:r>
+      <w:r>
+        <w:rPr>
           <w:b/>
           <w:lang w:val="es_ES" w:bidi="es_ES"/>
         </w:rPr>
@@ -9607,6 +10601,20 @@
         <w:rPr>
           <w:lang w:val="es_ES" w:bidi="es_ES"/>
         </w:rPr>
+      </w:r>
+    </w:p>
+    <w:p>
+      <w:pPr/>
+      <w:r>
+        <w:rPr>
+          <w:lang w:val="es_ES" w:bidi="es_ES"/>
+        </w:rPr>
+      </w:r>
+      <w:r>
+        <w:rPr>
+          <w:lang w:val="es_ES" w:bidi="es_ES"/>
+        </w:rPr>
+        <w:t>לִֽ⁠הְי֤וֹת בְּרִיתִ⁠י֙ אֶת־לֵוִ֔י</w:t>
       </w:r>
     </w:p>
     <w:p>
@@ -9757,6 +10765,20 @@
       </w:r>
       <w:r>
         <w:rPr>
+          <w:lang w:val="es_ES" w:bidi="es_ES"/>
+        </w:rPr>
+        <w:t>לֵוִ֔י</w:t>
+      </w:r>
+    </w:p>
+    <w:p>
+      <w:pPr/>
+      <w:r>
+        <w:rPr>
+          <w:lang w:val="es_ES" w:bidi="es_ES"/>
+        </w:rPr>
+      </w:r>
+      <w:r>
+        <w:rPr>
           <w:b/>
           <w:lang w:val="es_ES" w:bidi="es_ES"/>
         </w:rPr>
@@ -9853,6 +10875,20 @@
       </w:r>
       <w:r>
         <w:rPr>
+          <w:lang w:val="es_ES" w:bidi="es_ES"/>
+        </w:rPr>
+        <w:t>בְּרִיתִ֣⁠י ׀ הָיְתָ֣ה אִתּ֗⁠וֹ הַֽ⁠חַיִּים֙ וְ⁠הַ֨⁠שָּׁל֔וֹם</w:t>
+      </w:r>
+    </w:p>
+    <w:p>
+      <w:pPr/>
+      <w:r>
+        <w:rPr>
+          <w:lang w:val="es_ES" w:bidi="es_ES"/>
+        </w:rPr>
+      </w:r>
+      <w:r>
+        <w:rPr>
           <w:b/>
           <w:lang w:val="es_ES" w:bidi="es_ES"/>
         </w:rPr>
@@ -10045,6 +11081,20 @@
       </w:r>
       <w:r>
         <w:rPr>
+          <w:lang w:val="es_ES" w:bidi="es_ES"/>
+        </w:rPr>
+        <w:t>שְׁמִ֖⁠י</w:t>
+      </w:r>
+    </w:p>
+    <w:p>
+      <w:pPr/>
+      <w:r>
+        <w:rPr>
+          <w:lang w:val="es_ES" w:bidi="es_ES"/>
+        </w:rPr>
+      </w:r>
+      <w:r>
+        <w:rPr>
           <w:b/>
           <w:lang w:val="es_ES" w:bidi="es_ES"/>
         </w:rPr>
@@ -10333,6 +11383,20 @@
       </w:r>
       <w:r>
         <w:rPr>
+          <w:lang w:val="es_ES" w:bidi="es_ES"/>
+        </w:rPr>
+        <w:t>מֵ⁠עָוֺֽן</w:t>
+      </w:r>
+    </w:p>
+    <w:p>
+      <w:pPr/>
+      <w:r>
+        <w:rPr>
+          <w:lang w:val="es_ES" w:bidi="es_ES"/>
+        </w:rPr>
+      </w:r>
+      <w:r>
+        <w:rPr>
           <w:b/>
           <w:lang w:val="es_ES" w:bidi="es_ES"/>
         </w:rPr>
@@ -10813,6 +11877,20 @@
       </w:r>
       <w:r>
         <w:rPr>
+          <w:lang w:val="es_ES" w:bidi="es_ES"/>
+        </w:rPr>
+        <w:t>בְּ⁠שָׁל֤וֹם וּ⁠בְ⁠מִישׁוֹר֙</w:t>
+      </w:r>
+    </w:p>
+    <w:p>
+      <w:pPr/>
+      <w:r>
+        <w:rPr>
+          <w:lang w:val="es_ES" w:bidi="es_ES"/>
+        </w:rPr>
+      </w:r>
+      <w:r>
+        <w:rPr>
           <w:b/>
           <w:lang w:val="es_ES" w:bidi="es_ES"/>
         </w:rPr>
@@ -10922,6 +12000,20 @@
       </w:r>
       <w:r>
         <w:rPr>
+          <w:lang w:val="es_ES" w:bidi="es_ES"/>
+        </w:rPr>
+        <w:t>הָלַ֣ךְ אִתִּ֔⁠י</w:t>
+      </w:r>
+    </w:p>
+    <w:p>
+      <w:pPr/>
+      <w:r>
+        <w:rPr>
+          <w:lang w:val="es_ES" w:bidi="es_ES"/>
+        </w:rPr>
+      </w:r>
+      <w:r>
+        <w:rPr>
           <w:b/>
           <w:lang w:val="es_ES" w:bidi="es_ES"/>
         </w:rPr>
@@ -11018,6 +12110,20 @@
       </w:r>
       <w:r>
         <w:rPr>
+          <w:lang w:val="es_ES" w:bidi="es_ES"/>
+        </w:rPr>
+        <w:t>וְ⁠רַבִּ֖ים הֵשִׁ֥יב מֵ⁠עָוֺֽן</w:t>
+      </w:r>
+    </w:p>
+    <w:p>
+      <w:pPr/>
+      <w:r>
+        <w:rPr>
+          <w:lang w:val="es_ES" w:bidi="es_ES"/>
+        </w:rPr>
+      </w:r>
+      <w:r>
+        <w:rPr>
           <w:b/>
           <w:lang w:val="es_ES" w:bidi="es_ES"/>
         </w:rPr>
@@ -11127,6 +12233,20 @@
       </w:r>
       <w:r>
         <w:rPr>
+          <w:lang w:val="es_ES" w:bidi="es_ES"/>
+        </w:rPr>
+        <w:t>וְ⁠עַוְלָ֖ה לֹא־נִמְצָ֣א בִ⁠שְׂפָתָ֑י⁠ו</w:t>
+      </w:r>
+    </w:p>
+    <w:p>
+      <w:pPr/>
+      <w:r>
+        <w:rPr>
+          <w:lang w:val="es_ES" w:bidi="es_ES"/>
+        </w:rPr>
+      </w:r>
+      <w:r>
+        <w:rPr>
           <w:b/>
           <w:lang w:val="es_ES" w:bidi="es_ES"/>
         </w:rPr>
@@ -11223,6 +12343,20 @@
       </w:r>
       <w:r>
         <w:rPr>
+          <w:lang w:val="es_ES" w:bidi="es_ES"/>
+        </w:rPr>
+        <w:t>יִשְׁמְרוּ־דַ֔עַת</w:t>
+      </w:r>
+    </w:p>
+    <w:p>
+      <w:pPr/>
+      <w:r>
+        <w:rPr>
+          <w:lang w:val="es_ES" w:bidi="es_ES"/>
+        </w:rPr>
+      </w:r>
+      <w:r>
+        <w:rPr>
           <w:b/>
           <w:lang w:val="es_ES" w:bidi="es_ES"/>
         </w:rPr>
@@ -11332,6 +12466,20 @@
       </w:r>
       <w:r>
         <w:rPr>
+          <w:lang w:val="es_ES" w:bidi="es_ES"/>
+        </w:rPr>
+        <w:t>יִשְׁמְרוּ־דַ֔עַת</w:t>
+      </w:r>
+    </w:p>
+    <w:p>
+      <w:pPr/>
+      <w:r>
+        <w:rPr>
+          <w:lang w:val="es_ES" w:bidi="es_ES"/>
+        </w:rPr>
+      </w:r>
+      <w:r>
+        <w:rPr>
           <w:b/>
           <w:lang w:val="es_ES" w:bidi="es_ES"/>
         </w:rPr>
@@ -11428,6 +12576,20 @@
       </w:r>
       <w:r>
         <w:rPr>
+          <w:lang w:val="es_ES" w:bidi="es_ES"/>
+        </w:rPr>
+        <w:t>יְבַקְשׁ֣וּ</w:t>
+      </w:r>
+    </w:p>
+    <w:p>
+      <w:pPr/>
+      <w:r>
+        <w:rPr>
+          <w:lang w:val="es_ES" w:bidi="es_ES"/>
+        </w:rPr>
+      </w:r>
+      <w:r>
+        <w:rPr>
           <w:b/>
           <w:lang w:val="es_ES" w:bidi="es_ES"/>
         </w:rPr>
@@ -11620,6 +12782,20 @@
       </w:r>
       <w:r>
         <w:rPr>
+          <w:lang w:val="es_ES" w:bidi="es_ES"/>
+        </w:rPr>
+        <w:t>מִ⁠פִּ֑י⁠הוּ</w:t>
+      </w:r>
+    </w:p>
+    <w:p>
+      <w:pPr/>
+      <w:r>
+        <w:rPr>
+          <w:lang w:val="es_ES" w:bidi="es_ES"/>
+        </w:rPr>
+      </w:r>
+      <w:r>
+        <w:rPr>
           <w:b/>
           <w:lang w:val="es_ES" w:bidi="es_ES"/>
         </w:rPr>
@@ -11788,6 +12964,20 @@
         <w:rPr>
           <w:lang w:val="es_ES" w:bidi="es_ES"/>
         </w:rPr>
+      </w:r>
+    </w:p>
+    <w:p>
+      <w:pPr/>
+      <w:r>
+        <w:rPr>
+          <w:lang w:val="es_ES" w:bidi="es_ES"/>
+        </w:rPr>
+      </w:r>
+      <w:r>
+        <w:rPr>
+          <w:lang w:val="es_ES" w:bidi="es_ES"/>
+        </w:rPr>
+        <w:t>שִׂפְתֵ֤י כֹהֵן֙ יִשְׁמְרוּ־דַ֔עַת</w:t>
       </w:r>
     </w:p>
     <w:p>
@@ -11996,6 +13186,20 @@
       </w:r>
       <w:r>
         <w:rPr>
+          <w:lang w:val="es_ES" w:bidi="es_ES"/>
+        </w:rPr>
+        <w:t>הִכְשַׁלְתֶּ֥ם רַבִּ֖ים</w:t>
+      </w:r>
+    </w:p>
+    <w:p>
+      <w:pPr/>
+      <w:r>
+        <w:rPr>
+          <w:lang w:val="es_ES" w:bidi="es_ES"/>
+        </w:rPr>
+      </w:r>
+      <w:r>
+        <w:rPr>
           <w:b/>
           <w:lang w:val="es_ES" w:bidi="es_ES"/>
         </w:rPr>
@@ -12092,6 +13296,20 @@
       </w:r>
       <w:r>
         <w:rPr>
+          <w:lang w:val="es_ES" w:bidi="es_ES"/>
+        </w:rPr>
+        <w:t>בַּ⁠תּוֹרָ֑ה</w:t>
+      </w:r>
+    </w:p>
+    <w:p>
+      <w:pPr/>
+      <w:r>
+        <w:rPr>
+          <w:lang w:val="es_ES" w:bidi="es_ES"/>
+        </w:rPr>
+      </w:r>
+      <w:r>
+        <w:rPr>
           <w:b/>
           <w:lang w:val="es_ES" w:bidi="es_ES"/>
         </w:rPr>
@@ -12177,6 +13395,20 @@
         <w:rPr>
           <w:lang w:val="es_ES" w:bidi="es_ES"/>
         </w:rPr>
+      </w:r>
+    </w:p>
+    <w:p>
+      <w:pPr/>
+      <w:r>
+        <w:rPr>
+          <w:lang w:val="es_ES" w:bidi="es_ES"/>
+        </w:rPr>
+      </w:r>
+      <w:r>
+        <w:rPr>
+          <w:lang w:val="es_ES" w:bidi="es_ES"/>
+        </w:rPr>
+        <w:t>שִֽׁחַתֶּם֙</w:t>
       </w:r>
     </w:p>
     <w:p>
@@ -12315,6 +13547,20 @@
       </w:r>
       <w:r>
         <w:rPr>
+          <w:lang w:val="es_ES" w:bidi="es_ES"/>
+        </w:rPr>
+        <w:t>הַ⁠לֵּוִ֔י</w:t>
+      </w:r>
+    </w:p>
+    <w:p>
+      <w:pPr/>
+      <w:r>
+        <w:rPr>
+          <w:lang w:val="es_ES" w:bidi="es_ES"/>
+        </w:rPr>
+      </w:r>
+      <w:r>
+        <w:rPr>
           <w:b/>
           <w:lang w:val="es_ES" w:bidi="es_ES"/>
         </w:rPr>
@@ -12416,6 +13662,20 @@
       </w:r>
       <w:r>
         <w:rPr>
+          <w:lang w:val="es_ES" w:bidi="es_ES"/>
+        </w:rPr>
+        <w:t>בַּ⁠תּוֹרָֽה</w:t>
+      </w:r>
+    </w:p>
+    <w:p>
+      <w:pPr/>
+      <w:r>
+        <w:rPr>
+          <w:lang w:val="es_ES" w:bidi="es_ES"/>
+        </w:rPr>
+      </w:r>
+      <w:r>
+        <w:rPr>
           <w:b/>
           <w:lang w:val="es_ES" w:bidi="es_ES"/>
         </w:rPr>
@@ -12696,6 +13956,20 @@
       </w:r>
       <w:r>
         <w:rPr>
+          <w:lang w:val="es_ES" w:bidi="es_ES"/>
+        </w:rPr>
+        <w:t>הֲ⁠ל֨וֹא אָ֤ב אֶחָד֙ לְ⁠כֻלָּ֔⁠נוּ הֲ⁠ל֛וֹא אֵ֥ל אֶֽחָ֖ד בְּרָאָ֑⁠נוּ</w:t>
+      </w:r>
+    </w:p>
+    <w:p>
+      <w:pPr/>
+      <w:r>
+        <w:rPr>
+          <w:lang w:val="es_ES" w:bidi="es_ES"/>
+        </w:rPr>
+      </w:r>
+      <w:r>
+        <w:rPr>
           <w:b/>
           <w:lang w:val="es_ES" w:bidi="es_ES"/>
         </w:rPr>
@@ -12862,6 +14136,20 @@
       </w:r>
       <w:r>
         <w:rPr>
+          <w:lang w:val="es_ES" w:bidi="es_ES"/>
+        </w:rPr>
+        <w:t>אִ֣ישׁ בְּ⁠אָחִ֔י⁠ו</w:t>
+      </w:r>
+    </w:p>
+    <w:p>
+      <w:pPr/>
+      <w:r>
+        <w:rPr>
+          <w:lang w:val="es_ES" w:bidi="es_ES"/>
+        </w:rPr>
+      </w:r>
+      <w:r>
+        <w:rPr>
           <w:b/>
           <w:lang w:val="es_ES" w:bidi="es_ES"/>
         </w:rPr>
@@ -12945,6 +14233,20 @@
       </w:r>
       <w:r>
         <w:rPr>
+          <w:lang w:val="es_ES" w:bidi="es_ES"/>
+        </w:rPr>
+        <w:t>אֲבֹתֵֽי⁠נוּ</w:t>
+      </w:r>
+    </w:p>
+    <w:p>
+      <w:pPr/>
+      <w:r>
+        <w:rPr>
+          <w:lang w:val="es_ES" w:bidi="es_ES"/>
+        </w:rPr>
+      </w:r>
+      <w:r>
+        <w:rPr>
           <w:b/>
           <w:lang w:val="es_ES" w:bidi="es_ES"/>
         </w:rPr>
@@ -13303,6 +14605,20 @@
       </w:r>
       <w:r>
         <w:rPr>
+          <w:lang w:val="es_ES" w:bidi="es_ES"/>
+        </w:rPr>
+        <w:t>וּ⁠בָעַ֖ל בַּת־אֵ֥ל נֵכָֽר</w:t>
+      </w:r>
+    </w:p>
+    <w:p>
+      <w:pPr/>
+      <w:r>
+        <w:rPr>
+          <w:lang w:val="es_ES" w:bidi="es_ES"/>
+        </w:rPr>
+      </w:r>
+      <w:r>
+        <w:rPr>
           <w:b/>
           <w:lang w:val="es_ES" w:bidi="es_ES"/>
         </w:rPr>
@@ -13521,6 +14837,20 @@
       </w:r>
       <w:r>
         <w:rPr>
+          <w:lang w:val="es_ES" w:bidi="es_ES"/>
+        </w:rPr>
+        <w:t>יַכְרֵ֨ת יְהוָ֜ה</w:t>
+      </w:r>
+    </w:p>
+    <w:p>
+      <w:pPr/>
+      <w:r>
+        <w:rPr>
+          <w:lang w:val="es_ES" w:bidi="es_ES"/>
+        </w:rPr>
+      </w:r>
+      <w:r>
+        <w:rPr>
           <w:b/>
           <w:lang w:val="es_ES" w:bidi="es_ES"/>
         </w:rPr>
@@ -13726,6 +15056,20 @@
       </w:r>
       <w:r>
         <w:rPr>
+          <w:lang w:val="es_ES" w:bidi="es_ES"/>
+        </w:rPr>
+        <w:t>לָ⁠אִ֨ישׁ</w:t>
+      </w:r>
+    </w:p>
+    <w:p>
+      <w:pPr/>
+      <w:r>
+        <w:rPr>
+          <w:lang w:val="es_ES" w:bidi="es_ES"/>
+        </w:rPr>
+      </w:r>
+      <w:r>
+        <w:rPr>
           <w:b/>
           <w:lang w:val="es_ES" w:bidi="es_ES"/>
         </w:rPr>
@@ -13822,6 +15166,20 @@
       </w:r>
       <w:r>
         <w:rPr>
+          <w:lang w:val="es_ES" w:bidi="es_ES"/>
+        </w:rPr>
+        <w:t>עֵ֣ר וְ⁠עֹנֶ֔ה</w:t>
+      </w:r>
+    </w:p>
+    <w:p>
+      <w:pPr/>
+      <w:r>
+        <w:rPr>
+          <w:lang w:val="es_ES" w:bidi="es_ES"/>
+        </w:rPr>
+      </w:r>
+      <w:r>
+        <w:rPr>
           <w:b/>
           <w:lang w:val="es_ES" w:bidi="es_ES"/>
         </w:rPr>
@@ -14097,6 +15455,20 @@
       </w:r>
       <w:r>
         <w:rPr>
+          <w:lang w:val="es_ES" w:bidi="es_ES"/>
+        </w:rPr>
+        <w:t>פְּנוֹת֙ אֶל־הַ⁠מִּנְחָ֔ה</w:t>
+      </w:r>
+    </w:p>
+    <w:p>
+      <w:pPr/>
+      <w:r>
+        <w:rPr>
+          <w:lang w:val="es_ES" w:bidi="es_ES"/>
+        </w:rPr>
+      </w:r>
+      <w:r>
+        <w:rPr>
           <w:b/>
           <w:lang w:val="es_ES" w:bidi="es_ES"/>
         </w:rPr>
@@ -14206,6 +15578,20 @@
       </w:r>
       <w:r>
         <w:rPr>
+          <w:lang w:val="es_ES" w:bidi="es_ES"/>
+        </w:rPr>
+        <w:t>מִ⁠יֶּדְ⁠כֶֽם</w:t>
+      </w:r>
+    </w:p>
+    <w:p>
+      <w:pPr/>
+      <w:r>
+        <w:rPr>
+          <w:lang w:val="es_ES" w:bidi="es_ES"/>
+        </w:rPr>
+      </w:r>
+      <w:r>
+        <w:rPr>
           <w:b/>
           <w:lang w:val="es_ES" w:bidi="es_ES"/>
         </w:rPr>
@@ -14302,6 +15688,20 @@
       </w:r>
       <w:r>
         <w:rPr>
+          <w:lang w:val="es_ES" w:bidi="es_ES"/>
+        </w:rPr>
+        <w:t>יְהוָה֩ הֵעִ֨יד בֵּינְ⁠ךָ֜ וּ⁠בֵ֣ין ׀ אֵ֣שֶׁת נְעוּרֶ֗י⁠ךָ</w:t>
+      </w:r>
+    </w:p>
+    <w:p>
+      <w:pPr/>
+      <w:r>
+        <w:rPr>
+          <w:lang w:val="es_ES" w:bidi="es_ES"/>
+        </w:rPr>
+      </w:r>
+      <w:r>
+        <w:rPr>
           <w:b/>
           <w:lang w:val="es_ES" w:bidi="es_ES"/>
         </w:rPr>
@@ -14533,6 +15933,20 @@
       </w:r>
       <w:r>
         <w:rPr>
+          <w:lang w:val="es_ES" w:bidi="es_ES"/>
+        </w:rPr>
+        <w:t>אֵ֣שֶׁת נְעוּרֶ֗י⁠ךָ</w:t>
+      </w:r>
+    </w:p>
+    <w:p>
+      <w:pPr/>
+      <w:r>
+        <w:rPr>
+          <w:lang w:val="es_ES" w:bidi="es_ES"/>
+        </w:rPr>
+      </w:r>
+      <w:r>
+        <w:rPr>
           <w:b/>
           <w:lang w:val="es_ES" w:bidi="es_ES"/>
         </w:rPr>
@@ -14712,6 +16126,20 @@
       </w:r>
       <w:r>
         <w:rPr>
+          <w:lang w:val="es_ES" w:bidi="es_ES"/>
+        </w:rPr>
+        <w:t>וּ⁠מָה֙ הָֽ⁠אֶחָ֔ד מְבַקֵּ֖שׁ זֶ֣רַע אֱלֹהִ֑ים</w:t>
+      </w:r>
+    </w:p>
+    <w:p>
+      <w:pPr/>
+      <w:r>
+        <w:rPr>
+          <w:lang w:val="es_ES" w:bidi="es_ES"/>
+        </w:rPr>
+      </w:r>
+      <w:r>
+        <w:rPr>
           <w:b/>
           <w:lang w:val="es_ES" w:bidi="es_ES"/>
         </w:rPr>
@@ -14808,6 +16236,20 @@
       </w:r>
       <w:r>
         <w:rPr>
+          <w:lang w:val="es_ES" w:bidi="es_ES"/>
+        </w:rPr>
+        <w:t>זֶ֣רַע אֱלֹהִ֑ים</w:t>
+      </w:r>
+    </w:p>
+    <w:p>
+      <w:pPr/>
+      <w:r>
+        <w:rPr>
+          <w:lang w:val="es_ES" w:bidi="es_ES"/>
+        </w:rPr>
+      </w:r>
+      <w:r>
+        <w:rPr>
           <w:b/>
           <w:lang w:val="es_ES" w:bidi="es_ES"/>
         </w:rPr>
@@ -14891,6 +16333,20 @@
       </w:r>
       <w:r>
         <w:rPr>
+          <w:lang w:val="es_ES" w:bidi="es_ES"/>
+        </w:rPr>
+        <w:t>וְ⁠נִשְׁמַרְתֶּם֙ בְּ⁠ר֣וּחֲ⁠כֶ֔ם</w:t>
+      </w:r>
+    </w:p>
+    <w:p>
+      <w:pPr/>
+      <w:r>
+        <w:rPr>
+          <w:lang w:val="es_ES" w:bidi="es_ES"/>
+        </w:rPr>
+      </w:r>
+      <w:r>
+        <w:rPr>
           <w:b/>
           <w:lang w:val="es_ES" w:bidi="es_ES"/>
         </w:rPr>
@@ -15000,6 +16456,20 @@
       </w:r>
       <w:r>
         <w:rPr>
+          <w:lang w:val="es_ES" w:bidi="es_ES"/>
+        </w:rPr>
+        <w:t>וּ⁠שְׁאָ֥ר ר֨וּחַ֙ ל֔⁠וֹ</w:t>
+      </w:r>
+    </w:p>
+    <w:p>
+      <w:pPr/>
+      <w:r>
+        <w:rPr>
+          <w:lang w:val="es_ES" w:bidi="es_ES"/>
+        </w:rPr>
+      </w:r>
+      <w:r>
+        <w:rPr>
           <w:b/>
           <w:lang w:val="es_ES" w:bidi="es_ES"/>
         </w:rPr>
@@ -15288,6 +16758,20 @@
       </w:r>
       <w:r>
         <w:rPr>
+          <w:lang w:val="es_ES" w:bidi="es_ES"/>
+        </w:rPr>
+        <w:t>בְּ⁠דִבְרֵי⁠כֶ֔ם</w:t>
+      </w:r>
+    </w:p>
+    <w:p>
+      <w:pPr/>
+      <w:r>
+        <w:rPr>
+          <w:lang w:val="es_ES" w:bidi="es_ES"/>
+        </w:rPr>
+      </w:r>
+      <w:r>
+        <w:rPr>
           <w:b/>
           <w:lang w:val="es_ES" w:bidi="es_ES"/>
         </w:rPr>
@@ -15384,6 +16868,20 @@
       </w:r>
       <w:r>
         <w:rPr>
+          <w:lang w:val="es_ES" w:bidi="es_ES"/>
+        </w:rPr>
+        <w:t>עֹ֨שֵׂה רָ֜ע</w:t>
+      </w:r>
+    </w:p>
+    <w:p>
+      <w:pPr/>
+      <w:r>
+        <w:rPr>
+          <w:lang w:val="es_ES" w:bidi="es_ES"/>
+        </w:rPr>
+      </w:r>
+      <w:r>
+        <w:rPr>
           <w:b/>
           <w:lang w:val="es_ES" w:bidi="es_ES"/>
         </w:rPr>
@@ -15576,6 +17074,20 @@
       </w:r>
       <w:r>
         <w:rPr>
+          <w:lang w:val="es_ES" w:bidi="es_ES"/>
+        </w:rPr>
+        <w:t>אַיֵּ֖ה אֱלֹהֵ֥י הַ⁠מִּשְׁפָּֽט</w:t>
+      </w:r>
+    </w:p>
+    <w:p>
+      <w:pPr/>
+      <w:r>
+        <w:rPr>
+          <w:lang w:val="es_ES" w:bidi="es_ES"/>
+        </w:rPr>
+      </w:r>
+      <w:r>
+        <w:rPr>
           <w:b/>
           <w:lang w:val="es_ES" w:bidi="es_ES"/>
         </w:rPr>
@@ -15659,6 +17171,20 @@
       </w:r>
       <w:r>
         <w:rPr>
+          <w:lang w:val="es_ES" w:bidi="es_ES"/>
+        </w:rPr>
+        <w:t>בְּ⁠עֵינֵ֣י יְהוָ֗ה</w:t>
+      </w:r>
+    </w:p>
+    <w:p>
+      <w:pPr/>
+      <w:r>
+        <w:rPr>
+          <w:lang w:val="es_ES" w:bidi="es_ES"/>
+        </w:rPr>
+      </w:r>
+      <w:r>
+        <w:rPr>
           <w:b/>
           <w:lang w:val="es_ES" w:bidi="es_ES"/>
         </w:rPr>
@@ -15845,6 +17371,20 @@
         <w:rPr>
           <w:lang w:val="es_ES" w:bidi="es_ES"/>
         </w:rPr>
+      </w:r>
+    </w:p>
+    <w:p>
+      <w:pPr/>
+      <w:r>
+        <w:rPr>
+          <w:lang w:val="es_ES" w:bidi="es_ES"/>
+        </w:rPr>
+      </w:r>
+      <w:r>
+        <w:rPr>
+          <w:lang w:val="es_ES" w:bidi="es_ES"/>
+        </w:rPr>
+        <w:t>הִנְ⁠נִ֤י שֹׁלֵחַ֙</w:t>
       </w:r>
     </w:p>
     <w:p>
@@ -16060,6 +17600,20 @@
       </w:r>
       <w:r>
         <w:rPr>
+          <w:lang w:val="es_ES" w:bidi="es_ES"/>
+        </w:rPr>
+        <w:t>וּ⁠פִנָּה־דֶ֖רֶךְ לְ⁠פָנָ֑⁠י</w:t>
+      </w:r>
+    </w:p>
+    <w:p>
+      <w:pPr/>
+      <w:r>
+        <w:rPr>
+          <w:lang w:val="es_ES" w:bidi="es_ES"/>
+        </w:rPr>
+      </w:r>
+      <w:r>
+        <w:rPr>
           <w:b/>
           <w:lang w:val="es_ES" w:bidi="es_ES"/>
         </w:rPr>
@@ -16145,6 +17699,20 @@
         <w:rPr>
           <w:lang w:val="es_ES" w:bidi="es_ES"/>
         </w:rPr>
+      </w:r>
+    </w:p>
+    <w:p>
+      <w:pPr/>
+      <w:r>
+        <w:rPr>
+          <w:lang w:val="es_ES" w:bidi="es_ES"/>
+        </w:rPr>
+      </w:r>
+      <w:r>
+        <w:rPr>
+          <w:lang w:val="es_ES" w:bidi="es_ES"/>
+        </w:rPr>
+        <w:t>הִנֵּה</w:t>
       </w:r>
     </w:p>
     <w:p>
@@ -16423,6 +17991,20 @@
       </w:r>
       <w:r>
         <w:rPr>
+          <w:lang w:val="es_ES" w:bidi="es_ES"/>
+        </w:rPr>
+        <w:t>וּ⁠מִ֤י מְכַלְכֵּל֙ אֶת־י֣וֹם בּוֹא֔⁠וֹ וּ⁠מִ֥י הָ⁠עֹמֵ֖ד בְּ⁠הֵרָֽאוֹת֑⁠וֹ</w:t>
+      </w:r>
+    </w:p>
+    <w:p>
+      <w:pPr/>
+      <w:r>
+        <w:rPr>
+          <w:lang w:val="es_ES" w:bidi="es_ES"/>
+        </w:rPr>
+      </w:r>
+      <w:r>
+        <w:rPr>
           <w:b/>
           <w:lang w:val="es_ES" w:bidi="es_ES"/>
         </w:rPr>
@@ -16589,6 +18171,20 @@
       </w:r>
       <w:r>
         <w:rPr>
+          <w:lang w:val="es_ES" w:bidi="es_ES"/>
+        </w:rPr>
+        <w:t>הָ⁠עֹמֵ֖ד</w:t>
+      </w:r>
+    </w:p>
+    <w:p>
+      <w:pPr/>
+      <w:r>
+        <w:rPr>
+          <w:lang w:val="es_ES" w:bidi="es_ES"/>
+        </w:rPr>
+      </w:r>
+      <w:r>
+        <w:rPr>
           <w:b/>
           <w:lang w:val="es_ES" w:bidi="es_ES"/>
         </w:rPr>
@@ -16716,6 +18312,20 @@
       </w:r>
       <w:r>
         <w:rPr>
+          <w:lang w:val="es_ES" w:bidi="es_ES"/>
+        </w:rPr>
+        <w:t>וְ⁠יָשַׁ֨ב מְצָרֵ֤ף וּ⁠מְטַהֵר֙ כֶּ֔סֶף</w:t>
+      </w:r>
+    </w:p>
+    <w:p>
+      <w:pPr/>
+      <w:r>
+        <w:rPr>
+          <w:lang w:val="es_ES" w:bidi="es_ES"/>
+        </w:rPr>
+      </w:r>
+      <w:r>
+        <w:rPr>
           <w:b/>
           <w:lang w:val="es_ES" w:bidi="es_ES"/>
         </w:rPr>
@@ -16825,6 +18435,20 @@
       </w:r>
       <w:r>
         <w:rPr>
+          <w:lang w:val="es_ES" w:bidi="es_ES"/>
+        </w:rPr>
+        <w:t>אֶת־בְּנֵֽי־לֵוִי֙</w:t>
+      </w:r>
+    </w:p>
+    <w:p>
+      <w:pPr/>
+      <w:r>
+        <w:rPr>
+          <w:lang w:val="es_ES" w:bidi="es_ES"/>
+        </w:rPr>
+      </w:r>
+      <w:r>
+        <w:rPr>
           <w:b/>
           <w:lang w:val="es_ES" w:bidi="es_ES"/>
         </w:rPr>
@@ -16934,6 +18558,20 @@
       </w:r>
       <w:r>
         <w:rPr>
+          <w:lang w:val="es_ES" w:bidi="es_ES"/>
+        </w:rPr>
+        <w:t>וְ⁠זִקַּ֣ק אֹתָ֔⁠ם כַּ⁠זָּהָ֖ב וְ⁠כַ⁠כָּ֑סֶף</w:t>
+      </w:r>
+    </w:p>
+    <w:p>
+      <w:pPr/>
+      <w:r>
+        <w:rPr>
+          <w:lang w:val="es_ES" w:bidi="es_ES"/>
+        </w:rPr>
+      </w:r>
+      <w:r>
+        <w:rPr>
           <w:b/>
           <w:lang w:val="es_ES" w:bidi="es_ES"/>
         </w:rPr>
@@ -17266,6 +18904,20 @@
       </w:r>
       <w:r>
         <w:rPr>
+          <w:lang w:val="es_ES" w:bidi="es_ES"/>
+        </w:rPr>
+        <w:t>לַ⁠מִּשְׁפָּט֒</w:t>
+      </w:r>
+    </w:p>
+    <w:p>
+      <w:pPr/>
+      <w:r>
+        <w:rPr>
+          <w:lang w:val="es_ES" w:bidi="es_ES"/>
+        </w:rPr>
+      </w:r>
+      <w:r>
+        <w:rPr>
           <w:b/>
           <w:lang w:val="es_ES" w:bidi="es_ES"/>
         </w:rPr>
@@ -17741,6 +19393,20 @@
       </w:r>
       <w:r>
         <w:rPr>
+          <w:lang w:val="es_ES" w:bidi="es_ES"/>
+        </w:rPr>
+        <w:t>וּ⁠מַטֵּי־גֵר֙</w:t>
+      </w:r>
+    </w:p>
+    <w:p>
+      <w:pPr/>
+      <w:r>
+        <w:rPr>
+          <w:lang w:val="es_ES" w:bidi="es_ES"/>
+        </w:rPr>
+      </w:r>
+      <w:r>
+        <w:rPr>
           <w:b/>
           <w:lang w:val="es_ES" w:bidi="es_ES"/>
         </w:rPr>
@@ -17946,6 +19612,20 @@
       </w:r>
       <w:r>
         <w:rPr>
+          <w:lang w:val="es_ES" w:bidi="es_ES"/>
+        </w:rPr>
+        <w:t>לֹ֣א שָׁנִ֑יתִי</w:t>
+      </w:r>
+    </w:p>
+    <w:p>
+      <w:pPr/>
+      <w:r>
+        <w:rPr>
+          <w:lang w:val="es_ES" w:bidi="es_ES"/>
+        </w:rPr>
+      </w:r>
+      <w:r>
+        <w:rPr>
           <w:b/>
           <w:lang w:val="es_ES" w:bidi="es_ES"/>
         </w:rPr>
@@ -18031,6 +19711,20 @@
         <w:rPr>
           <w:lang w:val="es_ES" w:bidi="es_ES"/>
         </w:rPr>
+      </w:r>
+    </w:p>
+    <w:p>
+      <w:pPr/>
+      <w:r>
+        <w:rPr>
+          <w:lang w:val="es_ES" w:bidi="es_ES"/>
+        </w:rPr>
+      </w:r>
+      <w:r>
+        <w:rPr>
+          <w:lang w:val="es_ES" w:bidi="es_ES"/>
+        </w:rPr>
+        <w:t>בְּנֵֽי־יַעֲקֹ֖ב</w:t>
       </w:r>
     </w:p>
     <w:p>
@@ -18156,6 +19850,20 @@
       </w:r>
       <w:r>
         <w:rPr>
+          <w:lang w:val="es_ES" w:bidi="es_ES"/>
+        </w:rPr>
+        <w:t>אֲבֹתֵי⁠כֶ֜ם</w:t>
+      </w:r>
+    </w:p>
+    <w:p>
+      <w:pPr/>
+      <w:r>
+        <w:rPr>
+          <w:lang w:val="es_ES" w:bidi="es_ES"/>
+        </w:rPr>
+      </w:r>
+      <w:r>
+        <w:rPr>
           <w:b/>
           <w:lang w:val="es_ES" w:bidi="es_ES"/>
         </w:rPr>
@@ -18503,6 +20211,20 @@
         <w:rPr>
           <w:lang w:val="es_ES" w:bidi="es_ES"/>
         </w:rPr>
+      </w:r>
+    </w:p>
+    <w:p>
+      <w:pPr/>
+      <w:r>
+        <w:rPr>
+          <w:lang w:val="es_ES" w:bidi="es_ES"/>
+        </w:rPr>
+      </w:r>
+      <w:r>
+        <w:rPr>
+          <w:lang w:val="es_ES" w:bidi="es_ES"/>
+        </w:rPr>
+        <w:t>הֲ⁠יִקְבַּ֨ע אָדָ֜ם אֱלֹהִ֗ים כִּ֤י אַתֶּם֙ קֹבְעִ֣ים אֹתִ֔⁠י</w:t>
       </w:r>
     </w:p>
     <w:p>
@@ -18725,6 +20447,20 @@
       </w:r>
       <w:r>
         <w:rPr>
+          <w:lang w:val="es_ES" w:bidi="es_ES"/>
+        </w:rPr>
+        <w:t>הַֽ⁠מַּעֲשֵׂ֖ר וְ⁠הַ⁠תְּרוּמָֽה</w:t>
+      </w:r>
+    </w:p>
+    <w:p>
+      <w:pPr/>
+      <w:r>
+        <w:rPr>
+          <w:lang w:val="es_ES" w:bidi="es_ES"/>
+        </w:rPr>
+      </w:r>
+      <w:r>
+        <w:rPr>
           <w:b/>
           <w:lang w:val="es_ES" w:bidi="es_ES"/>
         </w:rPr>
@@ -18891,6 +20627,20 @@
       </w:r>
       <w:r>
         <w:rPr>
+          <w:lang w:val="es_ES" w:bidi="es_ES"/>
+        </w:rPr>
+        <w:t>בַּ⁠מְּאֵרָה֙ אַתֶּ֣ם נֵֽאָרִ֔ים</w:t>
+      </w:r>
+    </w:p>
+    <w:p>
+      <w:pPr/>
+      <w:r>
+        <w:rPr>
+          <w:lang w:val="es_ES" w:bidi="es_ES"/>
+        </w:rPr>
+      </w:r>
+      <w:r>
+        <w:rPr>
           <w:b/>
           <w:lang w:val="es_ES" w:bidi="es_ES"/>
         </w:rPr>
@@ -18974,6 +20724,20 @@
       </w:r>
       <w:r>
         <w:rPr>
+          <w:lang w:val="es_ES" w:bidi="es_ES"/>
+        </w:rPr>
+        <w:t>בַּ⁠מְּאֵרָה֙ אַתֶּ֣ם נֵֽאָרִ֔ים</w:t>
+      </w:r>
+    </w:p>
+    <w:p>
+      <w:pPr/>
+      <w:r>
+        <w:rPr>
+          <w:lang w:val="es_ES" w:bidi="es_ES"/>
+        </w:rPr>
+      </w:r>
+      <w:r>
+        <w:rPr>
           <w:b/>
           <w:lang w:val="es_ES" w:bidi="es_ES"/>
         </w:rPr>
@@ -19057,6 +20821,20 @@
       </w:r>
       <w:r>
         <w:rPr>
+          <w:lang w:val="es_ES" w:bidi="es_ES"/>
+        </w:rPr>
+        <w:t>הַ⁠גּ֖וֹי כֻּלּֽ⁠וֹ</w:t>
+      </w:r>
+    </w:p>
+    <w:p>
+      <w:pPr/>
+      <w:r>
+        <w:rPr>
+          <w:lang w:val="es_ES" w:bidi="es_ES"/>
+        </w:rPr>
+      </w:r>
+      <w:r>
+        <w:rPr>
           <w:b/>
           <w:lang w:val="es_ES" w:bidi="es_ES"/>
         </w:rPr>
@@ -19153,6 +20931,20 @@
       </w:r>
       <w:r>
         <w:rPr>
+          <w:lang w:val="es_ES" w:bidi="es_ES"/>
+        </w:rPr>
+        <w:t>בֵּ֣ית הָ⁠אוֹצָ֗ר</w:t>
+      </w:r>
+    </w:p>
+    <w:p>
+      <w:pPr/>
+      <w:r>
+        <w:rPr>
+          <w:lang w:val="es_ES" w:bidi="es_ES"/>
+        </w:rPr>
+      </w:r>
+      <w:r>
+        <w:rPr>
           <w:b/>
           <w:lang w:val="es_ES" w:bidi="es_ES"/>
         </w:rPr>
@@ -19289,6 +21081,20 @@
       </w:r>
       <w:r>
         <w:rPr>
+          <w:lang w:val="es_ES" w:bidi="es_ES"/>
+        </w:rPr>
+        <w:t>טֶ֨רֶף֙ בְּ⁠בֵיתִ֔⁠י</w:t>
+      </w:r>
+    </w:p>
+    <w:p>
+      <w:pPr/>
+      <w:r>
+        <w:rPr>
+          <w:lang w:val="es_ES" w:bidi="es_ES"/>
+        </w:rPr>
+      </w:r>
+      <w:r>
+        <w:rPr>
           <w:b/>
           <w:lang w:val="es_ES" w:bidi="es_ES"/>
         </w:rPr>
@@ -19482,6 +21288,20 @@
       </w:r>
       <w:r>
         <w:rPr>
+          <w:lang w:val="es_ES" w:bidi="es_ES"/>
+        </w:rPr>
+        <w:t>בְּרָכָ֖ה</w:t>
+      </w:r>
+    </w:p>
+    <w:p>
+      <w:pPr/>
+      <w:r>
+        <w:rPr>
+          <w:lang w:val="es_ES" w:bidi="es_ES"/>
+        </w:rPr>
+      </w:r>
+      <w:r>
+        <w:rPr>
           <w:b/>
           <w:lang w:val="es_ES" w:bidi="es_ES"/>
         </w:rPr>
@@ -19578,6 +21398,20 @@
       </w:r>
       <w:r>
         <w:rPr>
+          <w:lang w:val="es_ES" w:bidi="es_ES"/>
+        </w:rPr>
+        <w:t>עַד־בְּלִי־דָֽי</w:t>
+      </w:r>
+    </w:p>
+    <w:p>
+      <w:pPr/>
+      <w:r>
+        <w:rPr>
+          <w:lang w:val="es_ES" w:bidi="es_ES"/>
+        </w:rPr>
+      </w:r>
+      <w:r>
+        <w:rPr>
           <w:b/>
           <w:lang w:val="es_ES" w:bidi="es_ES"/>
         </w:rPr>
@@ -19674,6 +21508,20 @@
       </w:r>
       <w:r>
         <w:rPr>
+          <w:lang w:val="es_ES" w:bidi="es_ES"/>
+        </w:rPr>
+        <w:t>וְ⁠גָעַרְתִּ֤י לָ⁠כֶם֙ בָּֽ⁠אֹכֵ֔ל</w:t>
+      </w:r>
+    </w:p>
+    <w:p>
+      <w:pPr/>
+      <w:r>
+        <w:rPr>
+          <w:lang w:val="es_ES" w:bidi="es_ES"/>
+        </w:rPr>
+      </w:r>
+      <w:r>
+        <w:rPr>
           <w:b/>
           <w:lang w:val="es_ES" w:bidi="es_ES"/>
         </w:rPr>
@@ -20071,6 +21919,20 @@
       </w:r>
       <w:r>
         <w:rPr>
+          <w:lang w:val="es_ES" w:bidi="es_ES"/>
+        </w:rPr>
+        <w:t>אֶ֣רֶץ חֵ֔פֶץ</w:t>
+      </w:r>
+    </w:p>
+    <w:p>
+      <w:pPr/>
+      <w:r>
+        <w:rPr>
+          <w:lang w:val="es_ES" w:bidi="es_ES"/>
+        </w:rPr>
+      </w:r>
+      <w:r>
+        <w:rPr>
           <w:b/>
           <w:lang w:val="es_ES" w:bidi="es_ES"/>
         </w:rPr>
@@ -20442,6 +22304,20 @@
       </w:r>
       <w:r>
         <w:rPr>
+          <w:lang w:val="es_ES" w:bidi="es_ES"/>
+        </w:rPr>
+        <w:t>הָלַ֨כְנוּ֙</w:t>
+      </w:r>
+    </w:p>
+    <w:p>
+      <w:pPr/>
+      <w:r>
+        <w:rPr>
+          <w:lang w:val="es_ES" w:bidi="es_ES"/>
+        </w:rPr>
+      </w:r>
+      <w:r>
+        <w:rPr>
           <w:b/>
           <w:lang w:val="es_ES" w:bidi="es_ES"/>
         </w:rPr>
@@ -20717,6 +22593,20 @@
       </w:r>
       <w:r>
         <w:rPr>
+          <w:lang w:val="es_ES" w:bidi="es_ES"/>
+        </w:rPr>
+        <w:t>נִבְנוּ֙ עֹשֵׂ֣י רִשְׁעָ֔ה</w:t>
+      </w:r>
+    </w:p>
+    <w:p>
+      <w:pPr/>
+      <w:r>
+        <w:rPr>
+          <w:lang w:val="es_ES" w:bidi="es_ES"/>
+        </w:rPr>
+      </w:r>
+      <w:r>
+        <w:rPr>
           <w:b/>
           <w:lang w:val="es_ES" w:bidi="es_ES"/>
         </w:rPr>
@@ -20800,6 +22690,20 @@
       </w:r>
       <w:r>
         <w:rPr>
+          <w:lang w:val="es_ES" w:bidi="es_ES"/>
+        </w:rPr>
+        <w:t>עֹשֵׂ֣י רִשְׁעָ֔ה</w:t>
+      </w:r>
+    </w:p>
+    <w:p>
+      <w:pPr/>
+      <w:r>
+        <w:rPr>
+          <w:lang w:val="es_ES" w:bidi="es_ES"/>
+        </w:rPr>
+      </w:r>
+      <w:r>
+        <w:rPr>
           <w:b/>
           <w:lang w:val="es_ES" w:bidi="es_ES"/>
         </w:rPr>
@@ -20896,6 +22800,20 @@
       </w:r>
       <w:r>
         <w:rPr>
+          <w:lang w:val="es_ES" w:bidi="es_ES"/>
+        </w:rPr>
+        <w:t>אִ֣ישׁ אֶת־רֵעֵ֑⁠הוּ</w:t>
+      </w:r>
+    </w:p>
+    <w:p>
+      <w:pPr/>
+      <w:r>
+        <w:rPr>
+          <w:lang w:val="es_ES" w:bidi="es_ES"/>
+        </w:rPr>
+      </w:r>
+      <w:r>
+        <w:rPr>
           <w:b/>
           <w:lang w:val="es_ES" w:bidi="es_ES"/>
         </w:rPr>
@@ -20979,6 +22897,20 @@
       </w:r>
       <w:r>
         <w:rPr>
+          <w:lang w:val="es_ES" w:bidi="es_ES"/>
+        </w:rPr>
+        <w:t>וַ⁠יַּקְשֵׁ֤ב יְהוָה֙ וַ⁠יִּשְׁמָ֔ע</w:t>
+      </w:r>
+    </w:p>
+    <w:p>
+      <w:pPr/>
+      <w:r>
+        <w:rPr>
+          <w:lang w:val="es_ES" w:bidi="es_ES"/>
+        </w:rPr>
+      </w:r>
+      <w:r>
+        <w:rPr>
           <w:b/>
           <w:lang w:val="es_ES" w:bidi="es_ES"/>
         </w:rPr>
@@ -21145,6 +23077,20 @@
       </w:r>
       <w:r>
         <w:rPr>
+          <w:lang w:val="es_ES" w:bidi="es_ES"/>
+        </w:rPr>
+        <w:t>לְ⁠פָנָי⁠ו֙</w:t>
+      </w:r>
+    </w:p>
+    <w:p>
+      <w:pPr/>
+      <w:r>
+        <w:rPr>
+          <w:lang w:val="es_ES" w:bidi="es_ES"/>
+        </w:rPr>
+      </w:r>
+      <w:r>
+        <w:rPr>
           <w:b/>
           <w:lang w:val="es_ES" w:bidi="es_ES"/>
         </w:rPr>
@@ -21625,6 +23571,20 @@
       </w:r>
       <w:r>
         <w:rPr>
+          <w:lang w:val="es_ES" w:bidi="es_ES"/>
+        </w:rPr>
+        <w:t>כַּֽ⁠אֲשֶׁר֙</w:t>
+      </w:r>
+    </w:p>
+    <w:p>
+      <w:pPr/>
+      <w:r>
+        <w:rPr>
+          <w:lang w:val="es_ES" w:bidi="es_ES"/>
+        </w:rPr>
+      </w:r>
+      <w:r>
+        <w:rPr>
           <w:b/>
           <w:lang w:val="es_ES" w:bidi="es_ES"/>
         </w:rPr>
@@ -21708,6 +23668,20 @@
       </w:r>
       <w:r>
         <w:rPr>
+          <w:lang w:val="es_ES" w:bidi="es_ES"/>
+        </w:rPr>
+        <w:t>וְ⁠שַׁבְתֶּם֙ וּ⁠רְאִיתֶ֔ם</w:t>
+      </w:r>
+    </w:p>
+    <w:p>
+      <w:pPr/>
+      <w:r>
+        <w:rPr>
+          <w:lang w:val="es_ES" w:bidi="es_ES"/>
+        </w:rPr>
+      </w:r>
+      <w:r>
+        <w:rPr>
           <w:b/>
           <w:lang w:val="es_ES" w:bidi="es_ES"/>
         </w:rPr>
@@ -21791,6 +23765,20 @@
       </w:r>
       <w:r>
         <w:rPr>
+          <w:lang w:val="es_ES" w:bidi="es_ES"/>
+        </w:rPr>
+        <w:t>וְ⁠שַׁבְתֶּם֙ וּ⁠רְאִיתֶ֔ם</w:t>
+      </w:r>
+    </w:p>
+    <w:p>
+      <w:pPr/>
+      <w:r>
+        <w:rPr>
+          <w:lang w:val="es_ES" w:bidi="es_ES"/>
+        </w:rPr>
+      </w:r>
+      <w:r>
+        <w:rPr>
           <w:b/>
           <w:lang w:val="es_ES" w:bidi="es_ES"/>
         </w:rPr>
@@ -21887,6 +23875,20 @@
       </w:r>
       <w:r>
         <w:rPr>
+          <w:lang w:val="es_ES" w:bidi="es_ES"/>
+        </w:rPr>
+        <w:t>בֵּ֥ין צַדִּ֖יק לְ⁠רָשָׁ֑ע</w:t>
+      </w:r>
+    </w:p>
+    <w:p>
+      <w:pPr/>
+      <w:r>
+        <w:rPr>
+          <w:lang w:val="es_ES" w:bidi="es_ES"/>
+        </w:rPr>
+      </w:r>
+      <w:r>
+        <w:rPr>
           <w:b/>
           <w:lang w:val="es_ES" w:bidi="es_ES"/>
         </w:rPr>
@@ -22042,6 +24044,20 @@
         <w:rPr>
           <w:lang w:val="es_ES" w:bidi="es_ES"/>
         </w:rPr>
+      </w:r>
+    </w:p>
+    <w:p>
+      <w:pPr/>
+      <w:r>
+        <w:rPr>
+          <w:lang w:val="es_ES" w:bidi="es_ES"/>
+        </w:rPr>
+      </w:r>
+      <w:r>
+        <w:rPr>
+          <w:lang w:val="es_ES" w:bidi="es_ES"/>
+        </w:rPr>
+        <w:t>צַדִּ֖יק לְ⁠רָשָׁ֑ע</w:t>
       </w:r>
     </w:p>
     <w:p>
@@ -22275,6 +24291,20 @@
       </w:r>
       <w:r>
         <w:rPr>
+          <w:lang w:val="es_ES" w:bidi="es_ES"/>
+        </w:rPr>
+        <w:t>הִנֵּ֤ה</w:t>
+      </w:r>
+    </w:p>
+    <w:p>
+      <w:pPr/>
+      <w:r>
+        <w:rPr>
+          <w:lang w:val="es_ES" w:bidi="es_ES"/>
+        </w:rPr>
+      </w:r>
+      <w:r>
+        <w:rPr>
           <w:b/>
           <w:lang w:val="es_ES" w:bidi="es_ES"/>
         </w:rPr>
@@ -22467,6 +24497,20 @@
       </w:r>
       <w:r>
         <w:rPr>
+          <w:lang w:val="es_ES" w:bidi="es_ES"/>
+        </w:rPr>
+        <w:t>כָל־זֵדִ֜ים</w:t>
+      </w:r>
+    </w:p>
+    <w:p>
+      <w:pPr/>
+      <w:r>
+        <w:rPr>
+          <w:lang w:val="es_ES" w:bidi="es_ES"/>
+        </w:rPr>
+      </w:r>
+      <w:r>
+        <w:rPr>
           <w:b/>
           <w:lang w:val="es_ES" w:bidi="es_ES"/>
         </w:rPr>
@@ -22768,6 +24812,20 @@
       </w:r>
       <w:r>
         <w:rPr>
+          <w:lang w:val="es_ES" w:bidi="es_ES"/>
+        </w:rPr>
+        <w:t>לָ⁠הֶ֖ם שֹׁ֥רֶשׁ וְ⁠עָנָֽף</w:t>
+      </w:r>
+    </w:p>
+    <w:p>
+      <w:pPr/>
+      <w:r>
+        <w:rPr>
+          <w:lang w:val="es_ES" w:bidi="es_ES"/>
+        </w:rPr>
+      </w:r>
+      <w:r>
+        <w:rPr>
           <w:b/>
           <w:lang w:val="es_ES" w:bidi="es_ES"/>
         </w:rPr>
@@ -22851,6 +24909,20 @@
       </w:r>
       <w:r>
         <w:rPr>
+          <w:lang w:val="es_ES" w:bidi="es_ES"/>
+        </w:rPr>
+        <w:t>וְ⁠זָרְחָ֨ה לָ⁠כֶ֜ם יִרְאֵ֤י שְׁמִ⁠י֙ שֶׁ֣מֶשׁ צְדָקָ֔ה</w:t>
+      </w:r>
+    </w:p>
+    <w:p>
+      <w:pPr/>
+      <w:r>
+        <w:rPr>
+          <w:lang w:val="es_ES" w:bidi="es_ES"/>
+        </w:rPr>
+      </w:r>
+      <w:r>
+        <w:rPr>
           <w:b/>
           <w:lang w:val="es_ES" w:bidi="es_ES"/>
         </w:rPr>
@@ -23095,6 +25167,20 @@
       </w:r>
       <w:r>
         <w:rPr>
+          <w:lang w:val="es_ES" w:bidi="es_ES"/>
+        </w:rPr>
+        <w:t>וּ⁠מַרְפֵּ֖א בִּ⁠כְנָפֶ֑י⁠הָ</w:t>
+      </w:r>
+    </w:p>
+    <w:p>
+      <w:pPr/>
+      <w:r>
+        <w:rPr>
+          <w:lang w:val="es_ES" w:bidi="es_ES"/>
+        </w:rPr>
+      </w:r>
+      <w:r>
+        <w:rPr>
           <w:b/>
           <w:lang w:val="es_ES" w:bidi="es_ES"/>
         </w:rPr>
@@ -23204,6 +25290,20 @@
       </w:r>
       <w:r>
         <w:rPr>
+          <w:lang w:val="es_ES" w:bidi="es_ES"/>
+        </w:rPr>
+        <w:t>וִֽ⁠יצָאתֶ֥ם וּ⁠פִשְׁתֶּ֖ם</w:t>
+      </w:r>
+    </w:p>
+    <w:p>
+      <w:pPr/>
+      <w:r>
+        <w:rPr>
+          <w:lang w:val="es_ES" w:bidi="es_ES"/>
+        </w:rPr>
+      </w:r>
+      <w:r>
+        <w:rPr>
           <w:b/>
           <w:lang w:val="es_ES" w:bidi="es_ES"/>
         </w:rPr>
@@ -23313,6 +25413,20 @@
       </w:r>
       <w:r>
         <w:rPr>
+          <w:lang w:val="es_ES" w:bidi="es_ES"/>
+        </w:rPr>
+        <w:t>כְּ⁠עֶגְלֵ֥י מַרְבֵּֽק</w:t>
+      </w:r>
+    </w:p>
+    <w:p>
+      <w:pPr/>
+      <w:r>
+        <w:rPr>
+          <w:lang w:val="es_ES" w:bidi="es_ES"/>
+        </w:rPr>
+      </w:r>
+      <w:r>
+        <w:rPr>
           <w:b/>
           <w:lang w:val="es_ES" w:bidi="es_ES"/>
         </w:rPr>
@@ -23479,6 +25593,20 @@
       </w:r>
       <w:r>
         <w:rPr>
+          <w:lang w:val="es_ES" w:bidi="es_ES"/>
+        </w:rPr>
+        <w:t>וְ⁠עַסּוֹתֶ֣ם רְשָׁעִ֔ים</w:t>
+      </w:r>
+    </w:p>
+    <w:p>
+      <w:pPr/>
+      <w:r>
+        <w:rPr>
+          <w:lang w:val="es_ES" w:bidi="es_ES"/>
+        </w:rPr>
+      </w:r>
+      <w:r>
+        <w:rPr>
           <w:b/>
           <w:lang w:val="es_ES" w:bidi="es_ES"/>
         </w:rPr>
@@ -23564,6 +25692,20 @@
         <w:rPr>
           <w:lang w:val="es_ES" w:bidi="es_ES"/>
         </w:rPr>
+      </w:r>
+    </w:p>
+    <w:p>
+      <w:pPr/>
+      <w:r>
+        <w:rPr>
+          <w:lang w:val="es_ES" w:bidi="es_ES"/>
+        </w:rPr>
+      </w:r>
+      <w:r>
+        <w:rPr>
+          <w:lang w:val="es_ES" w:bidi="es_ES"/>
+        </w:rPr>
+        <w:t>רְשָׁעִ֔ים</w:t>
       </w:r>
     </w:p>
     <w:p>
@@ -23881,6 +26023,20 @@
       </w:r>
       <w:r>
         <w:rPr>
+          <w:lang w:val="es_ES" w:bidi="es_ES"/>
+        </w:rPr>
+        <w:t>זִכְר֕וּ</w:t>
+      </w:r>
+    </w:p>
+    <w:p>
+      <w:pPr/>
+      <w:r>
+        <w:rPr>
+          <w:lang w:val="es_ES" w:bidi="es_ES"/>
+        </w:rPr>
+      </w:r>
+      <w:r>
+        <w:rPr>
           <w:b/>
           <w:lang w:val="es_ES" w:bidi="es_ES"/>
         </w:rPr>
@@ -23977,6 +26133,20 @@
       </w:r>
       <w:r>
         <w:rPr>
+          <w:lang w:val="es_ES" w:bidi="es_ES"/>
+        </w:rPr>
+        <w:t>חֻקִּ֖ים וּ⁠מִשְׁפָּטִֽים</w:t>
+      </w:r>
+    </w:p>
+    <w:p>
+      <w:pPr/>
+      <w:r>
+        <w:rPr>
+          <w:lang w:val="es_ES" w:bidi="es_ES"/>
+        </w:rPr>
+      </w:r>
+      <w:r>
+        <w:rPr>
           <w:b/>
           <w:lang w:val="es_ES" w:bidi="es_ES"/>
         </w:rPr>
@@ -24049,6 +26219,20 @@
         <w:rPr>
           <w:lang w:val="es_ES" w:bidi="es_ES"/>
         </w:rPr>
+      </w:r>
+    </w:p>
+    <w:p>
+      <w:pPr/>
+      <w:r>
+        <w:rPr>
+          <w:lang w:val="es_ES" w:bidi="es_ES"/>
+        </w:rPr>
+      </w:r>
+      <w:r>
+        <w:rPr>
+          <w:lang w:val="es_ES" w:bidi="es_ES"/>
+        </w:rPr>
+        <w:t>הִנֵּ֤ה</w:t>
       </w:r>
     </w:p>
     <w:p>
@@ -24161,6 +26345,20 @@
       </w:r>
       <w:r>
         <w:rPr>
+          <w:lang w:val="es_ES" w:bidi="es_ES"/>
+        </w:rPr>
+        <w:t>לִ⁠פְנֵ֗י בּ֚וֹא</w:t>
+      </w:r>
+    </w:p>
+    <w:p>
+      <w:pPr/>
+      <w:r>
+        <w:rPr>
+          <w:lang w:val="es_ES" w:bidi="es_ES"/>
+        </w:rPr>
+      </w:r>
+      <w:r>
+        <w:rPr>
           <w:b/>
           <w:lang w:val="es_ES" w:bidi="es_ES"/>
         </w:rPr>
@@ -24573,6 +26771,20 @@
         <w:rPr>
           <w:lang w:val="es_ES" w:bidi="es_ES"/>
         </w:rPr>
+      </w:r>
+    </w:p>
+    <w:p>
+      <w:pPr/>
+      <w:r>
+        <w:rPr>
+          <w:lang w:val="es_ES" w:bidi="es_ES"/>
+        </w:rPr>
+      </w:r>
+      <w:r>
+        <w:rPr>
+          <w:lang w:val="es_ES" w:bidi="es_ES"/>
+        </w:rPr>
+        <w:t>וְ⁠לֵ֥ב בָּנִ֖ים עַל־אֲבוֹתָ֑⁠ם</w:t>
       </w:r>
     </w:p>
     <w:p>

--- a/spa/docx/39.content.docx
+++ b/spa/docx/39.content.docx
@@ -857,6 +857,20 @@
       </w:r>
       <w:r>
         <w:rPr>
+          <w:lang w:val="es_ES" w:bidi="es_ES"/>
+        </w:rPr>
+        <w:t>אָהַ֤בְתִּי אֶתְ⁠כֶם֙ אָמַ֣ר יְהוָ֔ה</w:t>
+      </w:r>
+    </w:p>
+    <w:p>
+      <w:pPr/>
+      <w:r>
+        <w:rPr>
+          <w:lang w:val="es_ES" w:bidi="es_ES"/>
+        </w:rPr>
+      </w:r>
+      <w:r>
+        <w:rPr>
           <w:b/>
           <w:lang w:val="es_ES" w:bidi="es_ES"/>
         </w:rPr>
@@ -1147,6 +1161,20 @@
       </w:r>
       <w:r>
         <w:rPr>
+          <w:lang w:val="es_ES" w:bidi="es_ES"/>
+        </w:rPr>
+        <w:t>הֲ⁠לוֹא־אָ֨ח עֵשָׂ֤ו לְ⁠יַֽעֲקֹב֙ נְאֻם־יְהוָ֔ה וָ⁠אֹהַ֖ב אֶֽת־יַעֲקֹֽב</w:t>
+      </w:r>
+    </w:p>
+    <w:p>
+      <w:pPr/>
+      <w:r>
+        <w:rPr>
+          <w:lang w:val="es_ES" w:bidi="es_ES"/>
+        </w:rPr>
+      </w:r>
+      <w:r>
+        <w:rPr>
           <w:b/>
           <w:lang w:val="es_ES" w:bidi="es_ES"/>
         </w:rPr>
@@ -2382,6 +2410,20 @@
       </w:r>
       <w:r>
         <w:rPr>
+          <w:lang w:val="es_ES" w:bidi="es_ES"/>
+        </w:rPr>
+        <w:t>וְ⁠קָרְא֤וּ לָ⁠הֶם֙ גְּב֣וּל רִשְׁעָ֔ה וְ⁠הָ⁠עָ֛ם אֲשֶׁר־זָעַ֥ם יְהוָ֖ה עַד־עוֹלָֽם</w:t>
+      </w:r>
+    </w:p>
+    <w:p>
+      <w:pPr/>
+      <w:r>
+        <w:rPr>
+          <w:lang w:val="es_ES" w:bidi="es_ES"/>
+        </w:rPr>
+      </w:r>
+      <w:r>
+        <w:rPr>
           <w:b/>
           <w:lang w:val="es_ES" w:bidi="es_ES"/>
         </w:rPr>
@@ -2892,6 +2934,20 @@
       </w:r>
       <w:r>
         <w:rPr>
+          <w:lang w:val="es_ES" w:bidi="es_ES"/>
+        </w:rPr>
+        <w:t>וְ⁠עֵינֵי⁠כֶ֖ם תִּרְאֶ֑ינָה וְ⁠אַתֶּ֤ם תֹּֽאמְרוּ֙ יִגְדַּ֣ל יְהוָ֔ה מֵ⁠עַ֖ל לִ⁠גְב֥וּל יִשְׂרָאֵֽל</w:t>
+      </w:r>
+    </w:p>
+    <w:p>
+      <w:pPr/>
+      <w:r>
+        <w:rPr>
+          <w:lang w:val="es_ES" w:bidi="es_ES"/>
+        </w:rPr>
+      </w:r>
+      <w:r>
+        <w:rPr>
           <w:b/>
           <w:lang w:val="es_ES" w:bidi="es_ES"/>
         </w:rPr>
@@ -2975,6 +3031,20 @@
       </w:r>
       <w:r>
         <w:rPr>
+          <w:lang w:val="es_ES" w:bidi="es_ES"/>
+        </w:rPr>
+        <w:t>וְ⁠אִם־אָ֣ב אָ֣נִי אַיֵּ֣ה כְבוֹדִ֡⁠י וְ⁠אִם־אֲדוֹנִ֣ים אָנִי֩ אַיֵּ֨ה מוֹרָאִ֜⁠י</w:t>
+      </w:r>
+    </w:p>
+    <w:p>
+      <w:pPr/>
+      <w:r>
+        <w:rPr>
+          <w:lang w:val="es_ES" w:bidi="es_ES"/>
+        </w:rPr>
+      </w:r>
+      <w:r>
+        <w:rPr>
           <w:b/>
           <w:lang w:val="es_ES" w:bidi="es_ES"/>
         </w:rPr>
@@ -3278,6 +3348,20 @@
       </w:r>
       <w:r>
         <w:rPr>
+          <w:lang w:val="es_ES" w:bidi="es_ES"/>
+        </w:rPr>
+        <w:t>וַ⁠אֲמַרְתֶּ֖ם בַּ⁠מֶּ֣ה גֵֽאַלְנ֑וּ⁠ךָ בֶּ⁠אֱמָרְ⁠כֶ֕ם שֻׁלְחַ֥ן יְהוָ֖ה נִבְזֶ֥ה הֽוּא</w:t>
+      </w:r>
+    </w:p>
+    <w:p>
+      <w:pPr/>
+      <w:r>
+        <w:rPr>
+          <w:lang w:val="es_ES" w:bidi="es_ES"/>
+        </w:rPr>
+      </w:r>
+      <w:r>
+        <w:rPr>
           <w:b/>
           <w:lang w:val="es_ES" w:bidi="es_ES"/>
         </w:rPr>
@@ -3361,6 +3445,20 @@
       </w:r>
       <w:r>
         <w:rPr>
+          <w:lang w:val="es_ES" w:bidi="es_ES"/>
+        </w:rPr>
+        <w:t>שֻׁלְחַ֥ן יְהוָ֖ה נִבְזֶ֥ה הֽוּא</w:t>
+      </w:r>
+    </w:p>
+    <w:p>
+      <w:pPr/>
+      <w:r>
+        <w:rPr>
+          <w:lang w:val="es_ES" w:bidi="es_ES"/>
+        </w:rPr>
+      </w:r>
+      <w:r>
+        <w:rPr>
           <w:b/>
           <w:lang w:val="es_ES" w:bidi="es_ES"/>
         </w:rPr>
@@ -3554,6 +3652,20 @@
       </w:r>
       <w:r>
         <w:rPr>
+          <w:lang w:val="es_ES" w:bidi="es_ES"/>
+        </w:rPr>
+        <w:t>וְ⁠כִֽי־תַגִּשׁ֨וּ⁠ן עִוֵּ֤ר לִ⁠זְבֹּ֨חַ֙ אֵ֣ין רָ֔ע וְ⁠כִ֥י תַגִּ֛ישׁוּ פִּסֵּ֥חַ וְ⁠חֹלֶ֖ה אֵ֣ין רָ֑ע</w:t>
+      </w:r>
+    </w:p>
+    <w:p>
+      <w:pPr/>
+      <w:r>
+        <w:rPr>
+          <w:lang w:val="es_ES" w:bidi="es_ES"/>
+        </w:rPr>
+      </w:r>
+      <w:r>
+        <w:rPr>
           <w:b/>
           <w:lang w:val="es_ES" w:bidi="es_ES"/>
         </w:rPr>
@@ -5276,6 +5388,20 @@
         <w:rPr>
           <w:lang w:val="es_ES" w:bidi="es_ES"/>
         </w:rPr>
+      </w:r>
+    </w:p>
+    <w:p>
+      <w:pPr/>
+      <w:r>
+        <w:rPr>
+          <w:lang w:val="es_ES" w:bidi="es_ES"/>
+        </w:rPr>
+      </w:r>
+      <w:r>
+        <w:rPr>
+          <w:lang w:val="es_ES" w:bidi="es_ES"/>
+        </w:rPr>
+        <w:t>הֲ⁠יִשָּׂ֤א מִ⁠כֶּם֙ פָּנִ֔ים</w:t>
       </w:r>
     </w:p>
     <w:p>
@@ -5388,6 +5514,20 @@
       </w:r>
       <w:r>
         <w:rPr>
+          <w:lang w:val="es_ES" w:bidi="es_ES"/>
+        </w:rPr>
+        <w:t>מִ֤י גַם־בָּ⁠כֶם֙ וְ⁠יִסְגֹּ֣ר דְּלָתַ֔יִם וְ⁠לֹֽא־תָאִ֥ירוּ מִזְבְּחִ֖⁠י חִנָּ֑ם</w:t>
+      </w:r>
+    </w:p>
+    <w:p>
+      <w:pPr/>
+      <w:r>
+        <w:rPr>
+          <w:lang w:val="es_ES" w:bidi="es_ES"/>
+        </w:rPr>
+      </w:r>
+      <w:r>
+        <w:rPr>
           <w:b/>
           <w:lang w:val="es_ES" w:bidi="es_ES"/>
         </w:rPr>
@@ -5801,6 +5941,20 @@
       </w:r>
       <w:r>
         <w:rPr>
+          <w:lang w:val="es_ES" w:bidi="es_ES"/>
+        </w:rPr>
+        <w:t>מִ⁠מִּזְרַח־שֶׁ֜מֶשׁ וְ⁠עַד־מְבוֹא֗⁠וֹ</w:t>
+      </w:r>
+    </w:p>
+    <w:p>
+      <w:pPr/>
+      <w:r>
+        <w:rPr>
+          <w:lang w:val="es_ES" w:bidi="es_ES"/>
+        </w:rPr>
+      </w:r>
+      <w:r>
+        <w:rPr>
           <w:b/>
           <w:lang w:val="es_ES" w:bidi="es_ES"/>
         </w:rPr>
@@ -5923,6 +6077,20 @@
       </w:r>
       <w:r>
         <w:rPr>
+          <w:lang w:val="es_ES" w:bidi="es_ES"/>
+        </w:rPr>
+        <w:t>מִ⁠מִּזְרַח־שֶׁ֜מֶשׁ וְ⁠עַד־מְבוֹא֗⁠וֹ</w:t>
+      </w:r>
+    </w:p>
+    <w:p>
+      <w:pPr/>
+      <w:r>
+        <w:rPr>
+          <w:lang w:val="es_ES" w:bidi="es_ES"/>
+        </w:rPr>
+      </w:r>
+      <w:r>
+        <w:rPr>
           <w:b/>
           <w:lang w:val="es_ES" w:bidi="es_ES"/>
         </w:rPr>
@@ -5995,6 +6163,20 @@
         <w:rPr>
           <w:lang w:val="es_ES" w:bidi="es_ES"/>
         </w:rPr>
+      </w:r>
+    </w:p>
+    <w:p>
+      <w:pPr/>
+      <w:r>
+        <w:rPr>
+          <w:lang w:val="es_ES" w:bidi="es_ES"/>
+        </w:rPr>
+      </w:r>
+      <w:r>
+        <w:rPr>
+          <w:lang w:val="es_ES" w:bidi="es_ES"/>
+        </w:rPr>
+        <w:t>גָּד֤וֹל שְׁמִ⁠י֙ &amp; גָד֤וֹל שְׁמִ⁠י֙</w:t>
       </w:r>
     </w:p>
     <w:p>
@@ -6464,6 +6646,20 @@
       </w:r>
       <w:r>
         <w:rPr>
+          <w:lang w:val="es_ES" w:bidi="es_ES"/>
+        </w:rPr>
+        <w:t>וְ⁠אַתֶּ֖ם מְחַלְּלִ֣ים אוֹת֑⁠וֹ בֶּ⁠אֱמָרְ⁠כֶ֗ם שֻׁלְחַ֤ן אֲדֹנָ⁠י֙ מְגֹאָ֣ל ה֔וּא וְ⁠נִיב֖⁠וֹ נִבְזֶ֥ה אָכְלֽ⁠וֹ</w:t>
+      </w:r>
+    </w:p>
+    <w:p>
+      <w:pPr/>
+      <w:r>
+        <w:rPr>
+          <w:lang w:val="es_ES" w:bidi="es_ES"/>
+        </w:rPr>
+      </w:r>
+      <w:r>
+        <w:rPr>
           <w:b/>
           <w:lang w:val="es_ES" w:bidi="es_ES"/>
         </w:rPr>
@@ -6536,6 +6732,20 @@
         <w:rPr>
           <w:lang w:val="es_ES" w:bidi="es_ES"/>
         </w:rPr>
+      </w:r>
+    </w:p>
+    <w:p>
+      <w:pPr/>
+      <w:r>
+        <w:rPr>
+          <w:lang w:val="es_ES" w:bidi="es_ES"/>
+        </w:rPr>
+      </w:r>
+      <w:r>
+        <w:rPr>
+          <w:lang w:val="es_ES" w:bidi="es_ES"/>
+        </w:rPr>
+        <w:t>שֻׁלְחַ֤ן אֲדֹנָ⁠י֙</w:t>
       </w:r>
     </w:p>
     <w:p>
@@ -7229,6 +7439,20 @@
       </w:r>
       <w:r>
         <w:rPr>
+          <w:lang w:val="es_ES" w:bidi="es_ES"/>
+        </w:rPr>
+        <w:t>וַ⁠אֲמַרְתֶּם֩ הִנֵּ֨ה מַ⁠תְּלָאָ֜ה</w:t>
+      </w:r>
+    </w:p>
+    <w:p>
+      <w:pPr/>
+      <w:r>
+        <w:rPr>
+          <w:lang w:val="es_ES" w:bidi="es_ES"/>
+        </w:rPr>
+      </w:r>
+      <w:r>
+        <w:rPr>
           <w:b/>
           <w:lang w:val="es_ES" w:bidi="es_ES"/>
         </w:rPr>
@@ -8088,6 +8312,20 @@
       </w:r>
       <w:r>
         <w:rPr>
+          <w:lang w:val="es_ES" w:bidi="es_ES"/>
+        </w:rPr>
+        <w:t>וְ⁠אָר֣וּר נוֹכֵ֗ל וְ⁠יֵ֤שׁ בְּ⁠עֶדְר⁠וֹ֙ זָכָ֔ר וְ⁠נֹדֵ֛ר וְ⁠זֹבֵ֥חַ מָשְׁחָ֖ת לַֽ⁠אדֹנָ֑⁠י</w:t>
+      </w:r>
+    </w:p>
+    <w:p>
+      <w:pPr/>
+      <w:r>
+        <w:rPr>
+          <w:lang w:val="es_ES" w:bidi="es_ES"/>
+        </w:rPr>
+      </w:r>
+      <w:r>
+        <w:rPr>
           <w:b/>
           <w:lang w:val="es_ES" w:bidi="es_ES"/>
         </w:rPr>
@@ -8477,6 +8715,20 @@
         <w:rPr>
           <w:lang w:val="es_ES" w:bidi="es_ES"/>
         </w:rPr>
+      </w:r>
+    </w:p>
+    <w:p>
+      <w:pPr/>
+      <w:r>
+        <w:rPr>
+          <w:lang w:val="es_ES" w:bidi="es_ES"/>
+        </w:rPr>
+      </w:r>
+      <w:r>
+        <w:rPr>
+          <w:lang w:val="es_ES" w:bidi="es_ES"/>
+        </w:rPr>
+        <w:t>לַֽ⁠אדֹנָ֑⁠י &amp; אָמַר֙ יְהוָ֣ה צְבָא֔וֹת</w:t>
       </w:r>
     </w:p>
     <w:p>
@@ -9069,6 +9321,20 @@
       </w:r>
       <w:r>
         <w:rPr>
+          <w:lang w:val="es_ES" w:bidi="es_ES"/>
+        </w:rPr>
+        <w:t>וְ⁠עַתָּ֗ה</w:t>
+      </w:r>
+    </w:p>
+    <w:p>
+      <w:pPr/>
+      <w:r>
+        <w:rPr>
+          <w:lang w:val="es_ES" w:bidi="es_ES"/>
+        </w:rPr>
+      </w:r>
+      <w:r>
+        <w:rPr>
           <w:b/>
           <w:lang w:val="es_ES" w:bidi="es_ES"/>
         </w:rPr>
@@ -9280,6 +9546,20 @@
       </w:r>
       <w:r>
         <w:rPr>
+          <w:lang w:val="es_ES" w:bidi="es_ES"/>
+        </w:rPr>
+        <w:t>לֹא֩ תָשִׂ֨ימוּ עַל־לֵ֜ב &amp; אֵינְ⁠כֶ֖ם שָׂמִ֥ים עַל־לֵֽב</w:t>
+      </w:r>
+    </w:p>
+    <w:p>
+      <w:pPr/>
+      <w:r>
+        <w:rPr>
+          <w:lang w:val="es_ES" w:bidi="es_ES"/>
+        </w:rPr>
+      </w:r>
+      <w:r>
+        <w:rPr>
           <w:b/>
           <w:lang w:val="es_ES" w:bidi="es_ES"/>
         </w:rPr>
@@ -9611,6 +9891,20 @@
       </w:r>
       <w:r>
         <w:rPr>
+          <w:lang w:val="es_ES" w:bidi="es_ES"/>
+        </w:rPr>
+        <w:t>וְ⁠שִׁלַּחְתִּ֤י בָ⁠כֶם֙ אֶת־הַ⁠מְּאֵרָ֔ה</w:t>
+      </w:r>
+    </w:p>
+    <w:p>
+      <w:pPr/>
+      <w:r>
+        <w:rPr>
+          <w:lang w:val="es_ES" w:bidi="es_ES"/>
+        </w:rPr>
+      </w:r>
+      <w:r>
+        <w:rPr>
           <w:b/>
           <w:lang w:val="es_ES" w:bidi="es_ES"/>
         </w:rPr>
@@ -10059,6 +10353,20 @@
         <w:rPr>
           <w:lang w:val="es_ES" w:bidi="es_ES"/>
         </w:rPr>
+      </w:r>
+    </w:p>
+    <w:p>
+      <w:pPr/>
+      <w:r>
+        <w:rPr>
+          <w:lang w:val="es_ES" w:bidi="es_ES"/>
+        </w:rPr>
+      </w:r>
+      <w:r>
+        <w:rPr>
+          <w:lang w:val="es_ES" w:bidi="es_ES"/>
+        </w:rPr>
+        <w:t>גֹעֵ֤ר לָ⁠כֶם֙ אֶת־הַ⁠זֶּ֔רַע</w:t>
       </w:r>
     </w:p>
     <w:p>
@@ -10998,6 +11306,20 @@
       </w:r>
       <w:r>
         <w:rPr>
+          <w:lang w:val="es_ES" w:bidi="es_ES"/>
+        </w:rPr>
+        <w:t>וַ⁠יִּֽירָאֵ֑⁠נִי וּ⁠מִ⁠פְּנֵ֥י שְׁמִ֖⁠י נִחַ֥ת הֽוּא</w:t>
+      </w:r>
+    </w:p>
+    <w:p>
+      <w:pPr/>
+      <w:r>
+        <w:rPr>
+          <w:lang w:val="es_ES" w:bidi="es_ES"/>
+        </w:rPr>
+      </w:r>
+      <w:r>
+        <w:rPr>
           <w:b/>
           <w:lang w:val="es_ES" w:bidi="es_ES"/>
         </w:rPr>
@@ -11191,6 +11513,20 @@
       </w:r>
       <w:r>
         <w:rPr>
+          <w:lang w:val="es_ES" w:bidi="es_ES"/>
+        </w:rPr>
+        <w:t>הָיְתָ֣ה אִתּ֗⁠וֹ &amp; ל֥⁠וֹ &amp; וַ⁠יִּֽירָאֵ֑⁠נִי &amp; נִחַ֥ת הֽוּא</w:t>
+      </w:r>
+    </w:p>
+    <w:p>
+      <w:pPr/>
+      <w:r>
+        <w:rPr>
+          <w:lang w:val="es_ES" w:bidi="es_ES"/>
+        </w:rPr>
+      </w:r>
+      <w:r>
+        <w:rPr>
           <w:b/>
           <w:lang w:val="es_ES" w:bidi="es_ES"/>
         </w:rPr>
@@ -11274,6 +11610,20 @@
       </w:r>
       <w:r>
         <w:rPr>
+          <w:lang w:val="es_ES" w:bidi="es_ES"/>
+        </w:rPr>
+        <w:t>בְּ⁠פִ֔י⁠הוּ &amp; בִ⁠שְׂפָתָ֑י⁠ו &amp; הָלַ֣ךְ &amp; הֵשִׁ֥יב</w:t>
+      </w:r>
+    </w:p>
+    <w:p>
+      <w:pPr/>
+      <w:r>
+        <w:rPr>
+          <w:lang w:val="es_ES" w:bidi="es_ES"/>
+        </w:rPr>
+      </w:r>
+      <w:r>
+        <w:rPr>
           <w:b/>
           <w:lang w:val="es_ES" w:bidi="es_ES"/>
         </w:rPr>
@@ -11493,6 +11843,20 @@
       </w:r>
       <w:r>
         <w:rPr>
+          <w:lang w:val="es_ES" w:bidi="es_ES"/>
+        </w:rPr>
+        <w:t>תּוֹרַ֤ת אֱמֶת֙ הָיְתָ֣ה בְּ⁠פִ֔י⁠הוּ</w:t>
+      </w:r>
+    </w:p>
+    <w:p>
+      <w:pPr/>
+      <w:r>
+        <w:rPr>
+          <w:lang w:val="es_ES" w:bidi="es_ES"/>
+        </w:rPr>
+      </w:r>
+      <w:r>
+        <w:rPr>
           <w:b/>
           <w:lang w:val="es_ES" w:bidi="es_ES"/>
         </w:rPr>
@@ -11589,6 +11953,20 @@
       </w:r>
       <w:r>
         <w:rPr>
+          <w:lang w:val="es_ES" w:bidi="es_ES"/>
+        </w:rPr>
+        <w:t>תּוֹרַ֤ת אֱמֶת֙ הָיְתָ֣ה בְּ⁠פִ֔י⁠הוּ</w:t>
+      </w:r>
+    </w:p>
+    <w:p>
+      <w:pPr/>
+      <w:r>
+        <w:rPr>
+          <w:lang w:val="es_ES" w:bidi="es_ES"/>
+        </w:rPr>
+      </w:r>
+      <w:r>
+        <w:rPr>
           <w:b/>
           <w:lang w:val="es_ES" w:bidi="es_ES"/>
         </w:rPr>
@@ -11685,6 +12063,20 @@
       </w:r>
       <w:r>
         <w:rPr>
+          <w:lang w:val="es_ES" w:bidi="es_ES"/>
+        </w:rPr>
+        <w:t>וְ⁠עַוְלָ֖ה לֹא־נִמְצָ֣א בִ⁠שְׂפָתָ֑י⁠ו</w:t>
+      </w:r>
+    </w:p>
+    <w:p>
+      <w:pPr/>
+      <w:r>
+        <w:rPr>
+          <w:lang w:val="es_ES" w:bidi="es_ES"/>
+        </w:rPr>
+      </w:r>
+      <w:r>
+        <w:rPr>
           <w:b/>
           <w:lang w:val="es_ES" w:bidi="es_ES"/>
         </w:rPr>
@@ -11781,6 +12173,20 @@
       </w:r>
       <w:r>
         <w:rPr>
+          <w:lang w:val="es_ES" w:bidi="es_ES"/>
+        </w:rPr>
+        <w:t>וְ⁠עַוְלָ֖ה לֹא־נִמְצָ֣א בִ⁠שְׂפָתָ֑י⁠ו</w:t>
+      </w:r>
+    </w:p>
+    <w:p>
+      <w:pPr/>
+      <w:r>
+        <w:rPr>
+          <w:lang w:val="es_ES" w:bidi="es_ES"/>
+        </w:rPr>
+      </w:r>
+      <w:r>
+        <w:rPr>
           <w:b/>
           <w:lang w:val="es_ES" w:bidi="es_ES"/>
         </w:rPr>
@@ -12686,6 +13092,20 @@
       </w:r>
       <w:r>
         <w:rPr>
+          <w:lang w:val="es_ES" w:bidi="es_ES"/>
+        </w:rPr>
+        <w:t>וְ⁠תוֹרָ֖ה יְבַקְשׁ֣וּ</w:t>
+      </w:r>
+    </w:p>
+    <w:p>
+      <w:pPr/>
+      <w:r>
+        <w:rPr>
+          <w:lang w:val="es_ES" w:bidi="es_ES"/>
+        </w:rPr>
+      </w:r>
+      <w:r>
+        <w:rPr>
           <w:b/>
           <w:lang w:val="es_ES" w:bidi="es_ES"/>
         </w:rPr>
@@ -12892,6 +13312,20 @@
       </w:r>
       <w:r>
         <w:rPr>
+          <w:lang w:val="es_ES" w:bidi="es_ES"/>
+        </w:rPr>
+        <w:t>מַלְאַ֥ךְ יְהוָֽה־צְבָא֖וֹת</w:t>
+      </w:r>
+    </w:p>
+    <w:p>
+      <w:pPr/>
+      <w:r>
+        <w:rPr>
+          <w:lang w:val="es_ES" w:bidi="es_ES"/>
+        </w:rPr>
+      </w:r>
+      <w:r>
+        <w:rPr>
           <w:b/>
           <w:lang w:val="es_ES" w:bidi="es_ES"/>
         </w:rPr>
@@ -13074,6 +13508,20 @@
         <w:rPr>
           <w:lang w:val="es_ES" w:bidi="es_ES"/>
         </w:rPr>
+      </w:r>
+    </w:p>
+    <w:p>
+      <w:pPr/>
+      <w:r>
+        <w:rPr>
+          <w:lang w:val="es_ES" w:bidi="es_ES"/>
+        </w:rPr>
+      </w:r>
+      <w:r>
+        <w:rPr>
+          <w:lang w:val="es_ES" w:bidi="es_ES"/>
+        </w:rPr>
+        <w:t>וְ⁠אַתֶּם֙ סַרְתֶּ֣ם מִן־הַ⁠דֶּ֔רֶךְ</w:t>
       </w:r>
     </w:p>
     <w:p>
@@ -13772,6 +14220,20 @@
       </w:r>
       <w:r>
         <w:rPr>
+          <w:lang w:val="es_ES" w:bidi="es_ES"/>
+        </w:rPr>
+        <w:t>וְ⁠נֹשְׂאִ֥ים פָּנִ֖ים</w:t>
+      </w:r>
+    </w:p>
+    <w:p>
+      <w:pPr/>
+      <w:r>
+        <w:rPr>
+          <w:lang w:val="es_ES" w:bidi="es_ES"/>
+        </w:rPr>
+      </w:r>
+      <w:r>
+        <w:rPr>
           <w:b/>
           <w:lang w:val="es_ES" w:bidi="es_ES"/>
         </w:rPr>
@@ -13873,6 +14335,20 @@
       </w:r>
       <w:r>
         <w:rPr>
+          <w:lang w:val="es_ES" w:bidi="es_ES"/>
+        </w:rPr>
+        <w:t>הֲ⁠ל֨וֹא אָ֤ב אֶחָד֙ לְ⁠כֻלָּ֔⁠נוּ הֲ⁠ל֛וֹא אֵ֥ל אֶֽחָ֖ד בְּרָאָ֑⁠נוּ</w:t>
+      </w:r>
+    </w:p>
+    <w:p>
+      <w:pPr/>
+      <w:r>
+        <w:rPr>
+          <w:lang w:val="es_ES" w:bidi="es_ES"/>
+        </w:rPr>
+      </w:r>
+      <w:r>
+        <w:rPr>
           <w:b/>
           <w:lang w:val="es_ES" w:bidi="es_ES"/>
         </w:rPr>
@@ -14053,6 +14529,20 @@
       </w:r>
       <w:r>
         <w:rPr>
+          <w:lang w:val="es_ES" w:bidi="es_ES"/>
+        </w:rPr>
+        <w:t>מַדּ֗וּעַ נִבְגַּד֙ אִ֣ישׁ בְּ⁠אָחִ֔י⁠ו לְ⁠חַלֵּ֖ל בְּרִ֥ית אֲבֹתֵֽי⁠נוּ</w:t>
+      </w:r>
+    </w:p>
+    <w:p>
+      <w:pPr/>
+      <w:r>
+        <w:rPr>
+          <w:lang w:val="es_ES" w:bidi="es_ES"/>
+        </w:rPr>
+      </w:r>
+      <w:r>
+        <w:rPr>
           <w:b/>
           <w:lang w:val="es_ES" w:bidi="es_ES"/>
         </w:rPr>
@@ -14343,6 +14833,20 @@
       </w:r>
       <w:r>
         <w:rPr>
+          <w:lang w:val="es_ES" w:bidi="es_ES"/>
+        </w:rPr>
+        <w:t>בָּגְדָ֣ה יְהוּדָ֔ה וְ⁠תוֹעֵבָ֛ה נֶעֶשְׂתָ֥ה בְ⁠יִשְׂרָאֵ֖ל וּ⁠בִ⁠ירֽוּשָׁלִָ֑ם</w:t>
+      </w:r>
+    </w:p>
+    <w:p>
+      <w:pPr/>
+      <w:r>
+        <w:rPr>
+          <w:lang w:val="es_ES" w:bidi="es_ES"/>
+        </w:rPr>
+      </w:r>
+      <w:r>
+        <w:rPr>
           <w:b/>
           <w:lang w:val="es_ES" w:bidi="es_ES"/>
         </w:rPr>
@@ -14426,6 +14930,20 @@
       </w:r>
       <w:r>
         <w:rPr>
+          <w:lang w:val="es_ES" w:bidi="es_ES"/>
+        </w:rPr>
+        <w:t>בָּגְדָ֣ה יְהוּדָ֔ה &amp; חִלֵּ֣ל יְהוּדָ֗ה</w:t>
+      </w:r>
+    </w:p>
+    <w:p>
+      <w:pPr/>
+      <w:r>
+        <w:rPr>
+          <w:lang w:val="es_ES" w:bidi="es_ES"/>
+        </w:rPr>
+      </w:r>
+      <w:r>
+        <w:rPr>
           <w:b/>
           <w:lang w:val="es_ES" w:bidi="es_ES"/>
         </w:rPr>
@@ -14522,6 +15040,20 @@
       </w:r>
       <w:r>
         <w:rPr>
+          <w:lang w:val="es_ES" w:bidi="es_ES"/>
+        </w:rPr>
+        <w:t>וְ⁠תוֹעֵבָ֛ה נֶעֶשְׂתָ֥ה בְ⁠יִשְׂרָאֵ֖ל וּ⁠בִ⁠ירֽוּשָׁלִָ֑ם</w:t>
+      </w:r>
+    </w:p>
+    <w:p>
+      <w:pPr/>
+      <w:r>
+        <w:rPr>
+          <w:lang w:val="es_ES" w:bidi="es_ES"/>
+        </w:rPr>
+      </w:r>
+      <w:r>
+        <w:rPr>
           <w:b/>
           <w:lang w:val="es_ES" w:bidi="es_ES"/>
         </w:rPr>
@@ -14741,6 +15273,20 @@
       </w:r>
       <w:r>
         <w:rPr>
+          <w:lang w:val="es_ES" w:bidi="es_ES"/>
+        </w:rPr>
+        <w:t>יַכְרֵ֨ת יְהוָ֜ה &amp; מֵ⁠אָהֳלֵ֖י יַֽעֲקֹ֑ב</w:t>
+      </w:r>
+    </w:p>
+    <w:p>
+      <w:pPr/>
+      <w:r>
+        <w:rPr>
+          <w:lang w:val="es_ES" w:bidi="es_ES"/>
+        </w:rPr>
+      </w:r>
+      <w:r>
+        <w:rPr>
           <w:b/>
           <w:lang w:val="es_ES" w:bidi="es_ES"/>
         </w:rPr>
@@ -14947,6 +15493,20 @@
       </w:r>
       <w:r>
         <w:rPr>
+          <w:lang w:val="es_ES" w:bidi="es_ES"/>
+        </w:rPr>
+        <w:t>מֵ⁠אָהֳלֵ֖י יַֽעֲקֹ֑ב</w:t>
+      </w:r>
+    </w:p>
+    <w:p>
+      <w:pPr/>
+      <w:r>
+        <w:rPr>
+          <w:lang w:val="es_ES" w:bidi="es_ES"/>
+        </w:rPr>
+      </w:r>
+      <w:r>
+        <w:rPr>
           <w:b/>
           <w:lang w:val="es_ES" w:bidi="es_ES"/>
         </w:rPr>
@@ -15289,6 +15849,20 @@
       </w:r>
       <w:r>
         <w:rPr>
+          <w:lang w:val="es_ES" w:bidi="es_ES"/>
+        </w:rPr>
+        <w:t>כַּסּ֤וֹת דִּמְעָה֙ אֶת־מִזְבַּ֣ח יְהוָ֔ה</w:t>
+      </w:r>
+    </w:p>
+    <w:p>
+      <w:pPr/>
+      <w:r>
+        <w:rPr>
+          <w:lang w:val="es_ES" w:bidi="es_ES"/>
+        </w:rPr>
+      </w:r>
+      <w:r>
+        <w:rPr>
           <w:b/>
           <w:lang w:val="es_ES" w:bidi="es_ES"/>
         </w:rPr>
@@ -15372,6 +15946,20 @@
       </w:r>
       <w:r>
         <w:rPr>
+          <w:lang w:val="es_ES" w:bidi="es_ES"/>
+        </w:rPr>
+        <w:t>פְּנוֹת֙ אֶל־הַ⁠מִּנְחָ֔ה וְ⁠לָ⁠קַ֥חַת רָצ֖וֹן מִ⁠יֶּדְ⁠כֶֽם</w:t>
+      </w:r>
+    </w:p>
+    <w:p>
+      <w:pPr/>
+      <w:r>
+        <w:rPr>
+          <w:lang w:val="es_ES" w:bidi="es_ES"/>
+        </w:rPr>
+      </w:r>
+      <w:r>
+        <w:rPr>
           <w:b/>
           <w:lang w:val="es_ES" w:bidi="es_ES"/>
         </w:rPr>
@@ -15798,6 +16386,20 @@
       </w:r>
       <w:r>
         <w:rPr>
+          <w:lang w:val="es_ES" w:bidi="es_ES"/>
+        </w:rPr>
+        <w:t>בֵּינְ⁠ךָ֜ &amp; נְעוּרֶ֗י⁠ךָ &amp; אַתָּה֙ בָּגַ֣דְתָּה &amp; חֲבֶרְתְּ⁠ךָ֖ &amp; בְּרִיתֶֽ⁠ךָ</w:t>
+      </w:r>
+    </w:p>
+    <w:p>
+      <w:pPr/>
+      <w:r>
+        <w:rPr>
+          <w:lang w:val="es_ES" w:bidi="es_ES"/>
+        </w:rPr>
+      </w:r>
+      <w:r>
+        <w:rPr>
           <w:b/>
           <w:lang w:val="es_ES" w:bidi="es_ES"/>
         </w:rPr>
@@ -16043,6 +16645,20 @@
       </w:r>
       <w:r>
         <w:rPr>
+          <w:lang w:val="es_ES" w:bidi="es_ES"/>
+        </w:rPr>
+        <w:t>וְ⁠לֹא־אֶחָ֣ד עָשָׂ֗ה וּ⁠שְׁאָ֥ר ר֨וּחַ֙ ל֔⁠וֹ</w:t>
+      </w:r>
+    </w:p>
+    <w:p>
+      <w:pPr/>
+      <w:r>
+        <w:rPr>
+          <w:lang w:val="es_ES" w:bidi="es_ES"/>
+        </w:rPr>
+      </w:r>
+      <w:r>
+        <w:rPr>
           <w:b/>
           <w:lang w:val="es_ES" w:bidi="es_ES"/>
         </w:rPr>
@@ -16579,6 +17195,20 @@
       </w:r>
       <w:r>
         <w:rPr>
+          <w:lang w:val="es_ES" w:bidi="es_ES"/>
+        </w:rPr>
+        <w:t>וְ⁠כִסָּ֤ה חָמָס֙ עַל־לְבוּשׁ֔⁠וֹ</w:t>
+      </w:r>
+    </w:p>
+    <w:p>
+      <w:pPr/>
+      <w:r>
+        <w:rPr>
+          <w:lang w:val="es_ES" w:bidi="es_ES"/>
+        </w:rPr>
+      </w:r>
+      <w:r>
+        <w:rPr>
           <w:b/>
           <w:lang w:val="es_ES" w:bidi="es_ES"/>
         </w:rPr>
@@ -16675,6 +17305,20 @@
       </w:r>
       <w:r>
         <w:rPr>
+          <w:lang w:val="es_ES" w:bidi="es_ES"/>
+        </w:rPr>
+        <w:t>וְ⁠נִשְׁמַרְתֶּ֥ם בְּ⁠רוּחֲ⁠כֶ֖ם</w:t>
+      </w:r>
+    </w:p>
+    <w:p>
+      <w:pPr/>
+      <w:r>
+        <w:rPr>
+          <w:lang w:val="es_ES" w:bidi="es_ES"/>
+        </w:rPr>
+      </w:r>
+      <w:r>
+        <w:rPr>
           <w:b/>
           <w:lang w:val="es_ES" w:bidi="es_ES"/>
         </w:rPr>
@@ -16967,6 +17611,20 @@
         <w:rPr>
           <w:lang w:val="es_ES" w:bidi="es_ES"/>
         </w:rPr>
+      </w:r>
+    </w:p>
+    <w:p>
+      <w:pPr/>
+      <w:r>
+        <w:rPr>
+          <w:lang w:val="es_ES" w:bidi="es_ES"/>
+        </w:rPr>
+      </w:r>
+      <w:r>
+        <w:rPr>
+          <w:lang w:val="es_ES" w:bidi="es_ES"/>
+        </w:rPr>
+        <w:t>אַיֵּ֖ה אֱלֹהֵ֥י הַ⁠מִּשְׁפָּֽט</w:t>
       </w:r>
     </w:p>
     <w:p>
@@ -17504,6 +18162,20 @@
       </w:r>
       <w:r>
         <w:rPr>
+          <w:lang w:val="es_ES" w:bidi="es_ES"/>
+        </w:rPr>
+        <w:t>וּ⁠פִנָּה־דֶ֖רֶךְ לְ⁠פָנָ֑⁠י</w:t>
+      </w:r>
+    </w:p>
+    <w:p>
+      <w:pPr/>
+      <w:r>
+        <w:rPr>
+          <w:lang w:val="es_ES" w:bidi="es_ES"/>
+        </w:rPr>
+      </w:r>
+      <w:r>
+        <w:rPr>
           <w:b/>
           <w:lang w:val="es_ES" w:bidi="es_ES"/>
         </w:rPr>
@@ -17825,6 +18497,20 @@
       </w:r>
       <w:r>
         <w:rPr>
+          <w:lang w:val="es_ES" w:bidi="es_ES"/>
+        </w:rPr>
+        <w:t>וּ⁠מִ֤י מְכַלְכֵּל֙ אֶת־י֣וֹם בּוֹא֔⁠וֹ וּ⁠מִ֥י הָ⁠עֹמֵ֖ד בְּ⁠הֵרָֽאוֹת֑⁠וֹ כִּֽי־הוּא֙ כְּ⁠אֵ֣שׁ מְצָרֵ֔ף וּ⁠כְ⁠בֹרִ֖ית מְכַבְּסִֽים</w:t>
+      </w:r>
+    </w:p>
+    <w:p>
+      <w:pPr/>
+      <w:r>
+        <w:rPr>
+          <w:lang w:val="es_ES" w:bidi="es_ES"/>
+        </w:rPr>
+      </w:r>
+      <w:r>
+        <w:rPr>
           <w:b/>
           <w:lang w:val="es_ES" w:bidi="es_ES"/>
         </w:rPr>
@@ -17908,6 +18594,20 @@
       </w:r>
       <w:r>
         <w:rPr>
+          <w:lang w:val="es_ES" w:bidi="es_ES"/>
+        </w:rPr>
+        <w:t>וּ⁠מִ֤י מְכַלְכֵּל֙ אֶת־י֣וֹם בּוֹא֔⁠וֹ וּ⁠מִ֥י הָ⁠עֹמֵ֖ד בְּ⁠הֵרָֽאוֹת֑⁠וֹ</w:t>
+      </w:r>
+    </w:p>
+    <w:p>
+      <w:pPr/>
+      <w:r>
+        <w:rPr>
+          <w:lang w:val="es_ES" w:bidi="es_ES"/>
+        </w:rPr>
+      </w:r>
+      <w:r>
+        <w:rPr>
           <w:b/>
           <w:lang w:val="es_ES" w:bidi="es_ES"/>
         </w:rPr>
@@ -18088,6 +18788,20 @@
       </w:r>
       <w:r>
         <w:rPr>
+          <w:lang w:val="es_ES" w:bidi="es_ES"/>
+        </w:rPr>
+        <w:t>הוּא֙ כְּ⁠אֵ֣שׁ מְצָרֵ֔ף וּ⁠כְ⁠בֹרִ֖ית מְכַבְּסִֽים</w:t>
+      </w:r>
+    </w:p>
+    <w:p>
+      <w:pPr/>
+      <w:r>
+        <w:rPr>
+          <w:lang w:val="es_ES" w:bidi="es_ES"/>
+        </w:rPr>
+      </w:r>
+      <w:r>
+        <w:rPr>
           <w:b/>
           <w:lang w:val="es_ES" w:bidi="es_ES"/>
         </w:rPr>
@@ -18655,6 +19369,20 @@
       </w:r>
       <w:r>
         <w:rPr>
+          <w:lang w:val="es_ES" w:bidi="es_ES"/>
+        </w:rPr>
+        <w:t>מִנְחַ֥ת יְהוּדָ֖ה וִ⁠ירֽוּשָׁלִָ֑ם</w:t>
+      </w:r>
+    </w:p>
+    <w:p>
+      <w:pPr/>
+      <w:r>
+        <w:rPr>
+          <w:lang w:val="es_ES" w:bidi="es_ES"/>
+        </w:rPr>
+      </w:r>
+      <w:r>
+        <w:rPr>
           <w:b/>
           <w:lang w:val="es_ES" w:bidi="es_ES"/>
         </w:rPr>
@@ -18738,6 +19466,20 @@
       </w:r>
       <w:r>
         <w:rPr>
+          <w:lang w:val="es_ES" w:bidi="es_ES"/>
+        </w:rPr>
+        <w:t>כִּ⁠ימֵ֣י עוֹלָ֔ם וּ⁠כְ⁠שָׁנִ֖ים קַדְמֹנִיּֽוֹת</w:t>
+      </w:r>
+    </w:p>
+    <w:p>
+      <w:pPr/>
+      <w:r>
+        <w:rPr>
+          <w:lang w:val="es_ES" w:bidi="es_ES"/>
+        </w:rPr>
+      </w:r>
+      <w:r>
+        <w:rPr>
           <w:b/>
           <w:lang w:val="es_ES" w:bidi="es_ES"/>
         </w:rPr>
@@ -18821,6 +19563,20 @@
       </w:r>
       <w:r>
         <w:rPr>
+          <w:lang w:val="es_ES" w:bidi="es_ES"/>
+        </w:rPr>
+        <w:t>בַּֽ⁠מְכַשְּׁפִים֙ וּ⁠בַ⁠מְנָ֣אֲפִ֔ים וּ⁠בַ⁠נִּשְׁבָּעִ֖ים לַ⁠שָּׁ֑קֶר וּ⁠בְ⁠עֹשְׁקֵ֣י שְׂכַר־שָׂ֠כִיר אַלְמָנָ֨ה וְ⁠יָת֤וֹם וּ⁠מַטֵּי־גֵר֙ וְ⁠לֹ֣א יְרֵא֔וּ⁠נִי</w:t>
+      </w:r>
+    </w:p>
+    <w:p>
+      <w:pPr/>
+      <w:r>
+        <w:rPr>
+          <w:lang w:val="es_ES" w:bidi="es_ES"/>
+        </w:rPr>
+      </w:r>
+      <w:r>
+        <w:rPr>
           <w:b/>
           <w:lang w:val="es_ES" w:bidi="es_ES"/>
         </w:rPr>
@@ -19014,6 +19770,20 @@
       </w:r>
       <w:r>
         <w:rPr>
+          <w:lang w:val="es_ES" w:bidi="es_ES"/>
+        </w:rPr>
+        <w:t>וְ⁠הָיִ֣יתִי ׀ עֵ֣ד מְמַהֵ֗ר בַּֽ⁠מְכַשְּׁפִים֙ וּ⁠בַ⁠מְנָ֣אֲפִ֔ים וּ⁠בַ⁠נִּשְׁבָּעִ֖ים לַ⁠שָּׁ֑קֶר וּ⁠בְ⁠עֹשְׁקֵ֣י שְׂכַר־שָׂ֠כִיר אַלְמָנָ֨ה וְ⁠יָת֤וֹם וּ⁠מַטֵּי־גֵר֙</w:t>
+      </w:r>
+    </w:p>
+    <w:p>
+      <w:pPr/>
+      <w:r>
+        <w:rPr>
+          <w:lang w:val="es_ES" w:bidi="es_ES"/>
+        </w:rPr>
+      </w:r>
+      <w:r>
+        <w:rPr>
           <w:b/>
           <w:lang w:val="es_ES" w:bidi="es_ES"/>
         </w:rPr>
@@ -19110,6 +19880,20 @@
       </w:r>
       <w:r>
         <w:rPr>
+          <w:lang w:val="es_ES" w:bidi="es_ES"/>
+        </w:rPr>
+        <w:t>וּ⁠בְ⁠עֹשְׁקֵ֣י שְׂכַר</w:t>
+      </w:r>
+    </w:p>
+    <w:p>
+      <w:pPr/>
+      <w:r>
+        <w:rPr>
+          <w:lang w:val="es_ES" w:bidi="es_ES"/>
+        </w:rPr>
+      </w:r>
+      <w:r>
+        <w:rPr>
           <w:b/>
           <w:lang w:val="es_ES" w:bidi="es_ES"/>
         </w:rPr>
@@ -19206,6 +19990,20 @@
       </w:r>
       <w:r>
         <w:rPr>
+          <w:lang w:val="es_ES" w:bidi="es_ES"/>
+        </w:rPr>
+        <w:t>שָׂ֠כִיר אַלְמָנָ֨ה וְ⁠יָת֤וֹם &amp; גֵר֙</w:t>
+      </w:r>
+    </w:p>
+    <w:p>
+      <w:pPr/>
+      <w:r>
+        <w:rPr>
+          <w:lang w:val="es_ES" w:bidi="es_ES"/>
+        </w:rPr>
+      </w:r>
+      <w:r>
+        <w:rPr>
           <w:b/>
           <w:lang w:val="es_ES" w:bidi="es_ES"/>
         </w:rPr>
@@ -19492,6 +20290,20 @@
         <w:rPr>
           <w:lang w:val="es_ES" w:bidi="es_ES"/>
         </w:rPr>
+      </w:r>
+    </w:p>
+    <w:p>
+      <w:pPr/>
+      <w:r>
+        <w:rPr>
+          <w:lang w:val="es_ES" w:bidi="es_ES"/>
+        </w:rPr>
+      </w:r>
+      <w:r>
+        <w:rPr>
+          <w:lang w:val="es_ES" w:bidi="es_ES"/>
+        </w:rPr>
+        <w:t>כִּ֛י אֲנִ֥י יְהוָ֖ה לֹ֣א שָׁנִ֑יתִי וְ⁠אַתֶּ֥ם בְּנֵֽי־יַעֲקֹ֖ב לֹ֥א כְלִיתֶֽם</w:t>
       </w:r>
     </w:p>
     <w:p>
@@ -19960,6 +20772,20 @@
       </w:r>
       <w:r>
         <w:rPr>
+          <w:lang w:val="es_ES" w:bidi="es_ES"/>
+        </w:rPr>
+        <w:t>סַרְתֶּ֤ם מֵֽ⁠חֻקַּ⁠י֙ וְ⁠לֹ֣א שְׁמַרְתֶּ֔ם</w:t>
+      </w:r>
+    </w:p>
+    <w:p>
+      <w:pPr/>
+      <w:r>
+        <w:rPr>
+          <w:lang w:val="es_ES" w:bidi="es_ES"/>
+        </w:rPr>
+      </w:r>
+      <w:r>
+        <w:rPr>
           <w:b/>
           <w:lang w:val="es_ES" w:bidi="es_ES"/>
         </w:rPr>
@@ -20043,6 +20869,20 @@
       </w:r>
       <w:r>
         <w:rPr>
+          <w:lang w:val="es_ES" w:bidi="es_ES"/>
+        </w:rPr>
+        <w:t>סַרְתֶּ֤ם מֵֽ⁠חֻקַּ⁠י֙</w:t>
+      </w:r>
+    </w:p>
+    <w:p>
+      <w:pPr/>
+      <w:r>
+        <w:rPr>
+          <w:lang w:val="es_ES" w:bidi="es_ES"/>
+        </w:rPr>
+      </w:r>
+      <w:r>
+        <w:rPr>
           <w:b/>
           <w:lang w:val="es_ES" w:bidi="es_ES"/>
         </w:rPr>
@@ -20128,6 +20968,20 @@
         <w:rPr>
           <w:lang w:val="es_ES" w:bidi="es_ES"/>
         </w:rPr>
+      </w:r>
+    </w:p>
+    <w:p>
+      <w:pPr/>
+      <w:r>
+        <w:rPr>
+          <w:lang w:val="es_ES" w:bidi="es_ES"/>
+        </w:rPr>
+      </w:r>
+      <w:r>
+        <w:rPr>
+          <w:lang w:val="es_ES" w:bidi="es_ES"/>
+        </w:rPr>
+        <w:t>וַ⁠אֲמַרְתֶּ֖ם בַּ⁠מֶּ֥ה נָשֽׁוּב</w:t>
       </w:r>
     </w:p>
     <w:p>
@@ -20364,6 +21218,20 @@
       </w:r>
       <w:r>
         <w:rPr>
+          <w:lang w:val="es_ES" w:bidi="es_ES"/>
+        </w:rPr>
+        <w:t>וַ⁠אֲמַרְתֶּ֖ם בַּ⁠מֶּ֣ה קְבַעֲנ֑וּ⁠ךָ</w:t>
+      </w:r>
+    </w:p>
+    <w:p>
+      <w:pPr/>
+      <w:r>
+        <w:rPr>
+          <w:lang w:val="es_ES" w:bidi="es_ES"/>
+        </w:rPr>
+      </w:r>
+      <w:r>
+        <w:rPr>
           <w:b/>
           <w:lang w:val="es_ES" w:bidi="es_ES"/>
         </w:rPr>
@@ -20544,6 +21412,20 @@
       </w:r>
       <w:r>
         <w:rPr>
+          <w:lang w:val="es_ES" w:bidi="es_ES"/>
+        </w:rPr>
+        <w:t>בַּ⁠מְּאֵרָה֙ אַתֶּ֣ם נֵֽאָרִ֔ים וְ⁠אֹתִ֖⁠י אַתֶּ֣ם קֹבְעִ֑ים</w:t>
+      </w:r>
+    </w:p>
+    <w:p>
+      <w:pPr/>
+      <w:r>
+        <w:rPr>
+          <w:lang w:val="es_ES" w:bidi="es_ES"/>
+        </w:rPr>
+      </w:r>
+      <w:r>
+        <w:rPr>
           <w:b/>
           <w:lang w:val="es_ES" w:bidi="es_ES"/>
         </w:rPr>
@@ -21205,6 +22087,20 @@
       </w:r>
       <w:r>
         <w:rPr>
+          <w:lang w:val="es_ES" w:bidi="es_ES"/>
+        </w:rPr>
+        <w:t>אִם־לֹ֧א אֶפְתַּ֣ח לָ⁠כֶ֗ם אֵ֚ת אֲרֻבּ֣וֹת הַ⁠שָּׁמַ֔יִם וַ⁠הֲרִיקֹתִ֥י לָ⁠כֶ֛ם בְּרָכָ֖ה</w:t>
+      </w:r>
+    </w:p>
+    <w:p>
+      <w:pPr/>
+      <w:r>
+        <w:rPr>
+          <w:lang w:val="es_ES" w:bidi="es_ES"/>
+        </w:rPr>
+      </w:r>
+      <w:r>
+        <w:rPr>
           <w:b/>
           <w:lang w:val="es_ES" w:bidi="es_ES"/>
         </w:rPr>
@@ -21618,6 +22514,20 @@
       </w:r>
       <w:r>
         <w:rPr>
+          <w:lang w:val="es_ES" w:bidi="es_ES"/>
+        </w:rPr>
+        <w:t>וְ⁠גָעַרְתִּ֤י לָ⁠כֶם֙ בָּֽ⁠אֹכֵ֔ל</w:t>
+      </w:r>
+    </w:p>
+    <w:p>
+      <w:pPr/>
+      <w:r>
+        <w:rPr>
+          <w:lang w:val="es_ES" w:bidi="es_ES"/>
+        </w:rPr>
+      </w:r>
+      <w:r>
+        <w:rPr>
           <w:b/>
           <w:lang w:val="es_ES" w:bidi="es_ES"/>
         </w:rPr>
@@ -21714,6 +22624,20 @@
       </w:r>
       <w:r>
         <w:rPr>
+          <w:lang w:val="es_ES" w:bidi="es_ES"/>
+        </w:rPr>
+        <w:t>אֶת־פְּרִ֣י הָ⁠אֲדָמָ֑ה</w:t>
+      </w:r>
+    </w:p>
+    <w:p>
+      <w:pPr/>
+      <w:r>
+        <w:rPr>
+          <w:lang w:val="es_ES" w:bidi="es_ES"/>
+        </w:rPr>
+      </w:r>
+      <w:r>
+        <w:rPr>
           <w:b/>
           <w:lang w:val="es_ES" w:bidi="es_ES"/>
         </w:rPr>
@@ -21810,6 +22734,20 @@
       </w:r>
       <w:r>
         <w:rPr>
+          <w:lang w:val="es_ES" w:bidi="es_ES"/>
+        </w:rPr>
+        <w:t>וְ⁠לֹא־תְשַׁכֵּ֨ל לָ⁠כֶ֤ם הַ⁠גֶּ֨פֶן֙ בַּ⁠שָּׂדֶ֔ה</w:t>
+      </w:r>
+    </w:p>
+    <w:p>
+      <w:pPr/>
+      <w:r>
+        <w:rPr>
+          <w:lang w:val="es_ES" w:bidi="es_ES"/>
+        </w:rPr>
+      </w:r>
+      <w:r>
+        <w:rPr>
           <w:b/>
           <w:lang w:val="es_ES" w:bidi="es_ES"/>
         </w:rPr>
@@ -22042,6 +22980,20 @@
       </w:r>
       <w:r>
         <w:rPr>
+          <w:lang w:val="es_ES" w:bidi="es_ES"/>
+        </w:rPr>
+        <w:t>חָזְק֥וּ עָלַ֛⁠י דִּבְרֵי⁠כֶ֖ם</w:t>
+      </w:r>
+    </w:p>
+    <w:p>
+      <w:pPr/>
+      <w:r>
+        <w:rPr>
+          <w:lang w:val="es_ES" w:bidi="es_ES"/>
+        </w:rPr>
+      </w:r>
+      <w:r>
+        <w:rPr>
           <w:b/>
           <w:lang w:val="es_ES" w:bidi="es_ES"/>
         </w:rPr>
@@ -22138,6 +23090,20 @@
       </w:r>
       <w:r>
         <w:rPr>
+          <w:lang w:val="es_ES" w:bidi="es_ES"/>
+        </w:rPr>
+        <w:t>וַ⁠אֲמַרְתֶּ֕ם מַה־נִּדְבַּ֖רְנוּ עָלֶֽי⁠ךָ</w:t>
+      </w:r>
+    </w:p>
+    <w:p>
+      <w:pPr/>
+      <w:r>
+        <w:rPr>
+          <w:lang w:val="es_ES" w:bidi="es_ES"/>
+        </w:rPr>
+      </w:r>
+      <w:r>
+        <w:rPr>
           <w:b/>
           <w:lang w:val="es_ES" w:bidi="es_ES"/>
         </w:rPr>
@@ -22221,6 +23187,20 @@
       </w:r>
       <w:r>
         <w:rPr>
+          <w:lang w:val="es_ES" w:bidi="es_ES"/>
+        </w:rPr>
+        <w:t>אֲמַרְתֶּ֕ם שָׁ֖וְא עֲבֹ֣ד אֱלֹהִ֑ים וּ⁠מַה־בֶּ֗צַע כִּ֤י שָׁמַ֨רְנוּ֙ מִשְׁמַרְתּ֔⁠וֹ וְ⁠כִ֤י הָלַ֨כְנוּ֙ קְדֹ֣רַנִּ֔ית מִ⁠פְּנֵ֖י יְהוָ֥ה צְבָאֽוֹת</w:t>
+      </w:r>
+    </w:p>
+    <w:p>
+      <w:pPr/>
+      <w:r>
+        <w:rPr>
+          <w:lang w:val="es_ES" w:bidi="es_ES"/>
+        </w:rPr>
+      </w:r>
+      <w:r>
+        <w:rPr>
           <w:b/>
           <w:lang w:val="es_ES" w:bidi="es_ES"/>
         </w:rPr>
@@ -22414,6 +23394,20 @@
       </w:r>
       <w:r>
         <w:rPr>
+          <w:lang w:val="es_ES" w:bidi="es_ES"/>
+        </w:rPr>
+        <w:t>מִ⁠פְּנֵ֖י יְהוָ֥ה צְבָאֽוֹת</w:t>
+      </w:r>
+    </w:p>
+    <w:p>
+      <w:pPr/>
+      <w:r>
+        <w:rPr>
+          <w:lang w:val="es_ES" w:bidi="es_ES"/>
+        </w:rPr>
+      </w:r>
+      <w:r>
+        <w:rPr>
           <w:b/>
           <w:lang w:val="es_ES" w:bidi="es_ES"/>
         </w:rPr>
@@ -22510,6 +23504,20 @@
       </w:r>
       <w:r>
         <w:rPr>
+          <w:lang w:val="es_ES" w:bidi="es_ES"/>
+        </w:rPr>
+        <w:t>וְ⁠עַתָּ֕ה אֲנַ֖חְנוּ מְאַשְּׁרִ֣ים זֵדִ֑ים גַּם־נִבְנוּ֙ עֹשֵׂ֣י רִשְׁעָ֔ה גַּ֧ם בָּחֲנ֛וּ אֱלֹהִ֖ים וַ⁠יִּמָּלֵֽטוּ</w:t>
+      </w:r>
+    </w:p>
+    <w:p>
+      <w:pPr/>
+      <w:r>
+        <w:rPr>
+          <w:lang w:val="es_ES" w:bidi="es_ES"/>
+        </w:rPr>
+      </w:r>
+      <w:r>
+        <w:rPr>
           <w:b/>
           <w:lang w:val="es_ES" w:bidi="es_ES"/>
         </w:rPr>
@@ -22994,6 +24002,20 @@
       </w:r>
       <w:r>
         <w:rPr>
+          <w:lang w:val="es_ES" w:bidi="es_ES"/>
+        </w:rPr>
+        <w:t>וַ֠⁠יִּכָּתֵב סֵ֣פֶר זִכָּר֤וֹן</w:t>
+      </w:r>
+    </w:p>
+    <w:p>
+      <w:pPr/>
+      <w:r>
+        <w:rPr>
+          <w:lang w:val="es_ES" w:bidi="es_ES"/>
+        </w:rPr>
+      </w:r>
+      <w:r>
+        <w:rPr>
           <w:b/>
           <w:lang w:val="es_ES" w:bidi="es_ES"/>
         </w:rPr>
@@ -23187,6 +24209,20 @@
       </w:r>
       <w:r>
         <w:rPr>
+          <w:lang w:val="es_ES" w:bidi="es_ES"/>
+        </w:rPr>
+        <w:t>לְ⁠יִרְאֵ֣י יְהוָ֔ה וּ⁠לְ⁠חֹשְׁבֵ֖י שְׁמֽ⁠וֹ</w:t>
+      </w:r>
+    </w:p>
+    <w:p>
+      <w:pPr/>
+      <w:r>
+        <w:rPr>
+          <w:lang w:val="es_ES" w:bidi="es_ES"/>
+        </w:rPr>
+      </w:r>
+      <w:r>
+        <w:rPr>
           <w:b/>
           <w:lang w:val="es_ES" w:bidi="es_ES"/>
         </w:rPr>
@@ -23270,6 +24306,20 @@
       </w:r>
       <w:r>
         <w:rPr>
+          <w:lang w:val="es_ES" w:bidi="es_ES"/>
+        </w:rPr>
+        <w:t>וּ⁠לְ⁠חֹשְׁבֵ֖י שְׁמֽ⁠וֹ</w:t>
+      </w:r>
+    </w:p>
+    <w:p>
+      <w:pPr/>
+      <w:r>
+        <w:rPr>
+          <w:lang w:val="es_ES" w:bidi="es_ES"/>
+        </w:rPr>
+      </w:r>
+      <w:r>
+        <w:rPr>
           <w:b/>
           <w:lang w:val="es_ES" w:bidi="es_ES"/>
         </w:rPr>
@@ -23366,6 +24416,20 @@
       </w:r>
       <w:r>
         <w:rPr>
+          <w:lang w:val="es_ES" w:bidi="es_ES"/>
+        </w:rPr>
+        <w:t>וְ⁠הָ֣יוּ לִ֗⁠י אָמַר֙ יְהוָ֣ה צְבָא֔וֹת &amp; סְגֻלָּ֑ה</w:t>
+      </w:r>
+    </w:p>
+    <w:p>
+      <w:pPr/>
+      <w:r>
+        <w:rPr>
+          <w:lang w:val="es_ES" w:bidi="es_ES"/>
+        </w:rPr>
+      </w:r>
+      <w:r>
+        <w:rPr>
           <w:b/>
           <w:lang w:val="es_ES" w:bidi="es_ES"/>
         </w:rPr>
@@ -23462,6 +24526,20 @@
       </w:r>
       <w:r>
         <w:rPr>
+          <w:lang w:val="es_ES" w:bidi="es_ES"/>
+        </w:rPr>
+        <w:t>לַ⁠יּ֕וֹם אֲשֶׁ֥ר אֲנִ֖י עֹשֶׂ֣ה</w:t>
+      </w:r>
+    </w:p>
+    <w:p>
+      <w:pPr/>
+      <w:r>
+        <w:rPr>
+          <w:lang w:val="es_ES" w:bidi="es_ES"/>
+        </w:rPr>
+      </w:r>
+      <w:r>
+        <w:rPr>
           <w:b/>
           <w:lang w:val="es_ES" w:bidi="es_ES"/>
         </w:rPr>
@@ -23961,6 +25039,20 @@
         <w:rPr>
           <w:lang w:val="es_ES" w:bidi="es_ES"/>
         </w:rPr>
+      </w:r>
+    </w:p>
+    <w:p>
+      <w:pPr/>
+      <w:r>
+        <w:rPr>
+          <w:lang w:val="es_ES" w:bidi="es_ES"/>
+        </w:rPr>
+      </w:r>
+      <w:r>
+        <w:rPr>
+          <w:lang w:val="es_ES" w:bidi="es_ES"/>
+        </w:rPr>
+        <w:t>בֵּ֥ין צַדִּ֖יק לְ⁠רָשָׁ֑ע בֵּ֚ין עֹבֵ֣ד אֱלֹהִ֔ים לַ⁠אֲשֶׁ֖ר לֹ֥א עֲבָדֽ⁠וֹ</w:t>
       </w:r>
     </w:p>
     <w:p>
@@ -24388,6 +25480,20 @@
       </w:r>
       <w:r>
         <w:rPr>
+          <w:lang w:val="es_ES" w:bidi="es_ES"/>
+        </w:rPr>
+        <w:t>בֹּעֵ֖ר כַּ⁠תַּנּ֑וּר וְ⁠הָי֨וּ כָל־זֵדִ֜ים וְ⁠כָל־עֹשֵׂ֤ה רִשְׁעָה֙ קַ֔שׁ</w:t>
+      </w:r>
+    </w:p>
+    <w:p>
+      <w:pPr/>
+      <w:r>
+        <w:rPr>
+          <w:lang w:val="es_ES" w:bidi="es_ES"/>
+        </w:rPr>
+      </w:r>
+      <w:r>
+        <w:rPr>
           <w:b/>
           <w:lang w:val="es_ES" w:bidi="es_ES"/>
         </w:rPr>
@@ -24607,6 +25713,20 @@
       </w:r>
       <w:r>
         <w:rPr>
+          <w:lang w:val="es_ES" w:bidi="es_ES"/>
+        </w:rPr>
+        <w:t>וְ⁠כָל־עֹשֵׂ֤ה רִשְׁעָה֙</w:t>
+      </w:r>
+    </w:p>
+    <w:p>
+      <w:pPr/>
+      <w:r>
+        <w:rPr>
+          <w:lang w:val="es_ES" w:bidi="es_ES"/>
+        </w:rPr>
+      </w:r>
+      <w:r>
+        <w:rPr>
           <w:b/>
           <w:lang w:val="es_ES" w:bidi="es_ES"/>
         </w:rPr>
@@ -24703,6 +25823,20 @@
       </w:r>
       <w:r>
         <w:rPr>
+          <w:lang w:val="es_ES" w:bidi="es_ES"/>
+        </w:rPr>
+        <w:t>וְ⁠הָי֨וּ כָל־זֵדִ֜ים וְ⁠כָל־עֹשֵׂ֤ה רִשְׁעָה֙ קַ֔שׁ</w:t>
+      </w:r>
+    </w:p>
+    <w:p>
+      <w:pPr/>
+      <w:r>
+        <w:rPr>
+          <w:lang w:val="es_ES" w:bidi="es_ES"/>
+        </w:rPr>
+      </w:r>
+      <w:r>
+        <w:rPr>
           <w:b/>
           <w:lang w:val="es_ES" w:bidi="es_ES"/>
         </w:rPr>
@@ -25071,6 +26205,20 @@
       </w:r>
       <w:r>
         <w:rPr>
+          <w:lang w:val="es_ES" w:bidi="es_ES"/>
+        </w:rPr>
+        <w:t>יִרְאֵ֤י שְׁמִ⁠י֙</w:t>
+      </w:r>
+    </w:p>
+    <w:p>
+      <w:pPr/>
+      <w:r>
+        <w:rPr>
+          <w:lang w:val="es_ES" w:bidi="es_ES"/>
+        </w:rPr>
+      </w:r>
+      <w:r>
+        <w:rPr>
           <w:b/>
           <w:lang w:val="es_ES" w:bidi="es_ES"/>
         </w:rPr>
@@ -25510,6 +26658,20 @@
       </w:r>
       <w:r>
         <w:rPr>
+          <w:lang w:val="es_ES" w:bidi="es_ES"/>
+        </w:rPr>
+        <w:t>וְ⁠עַסּוֹתֶ֣ם רְשָׁעִ֔ים כִּֽי־יִהְי֣וּ אֵ֔פֶר תַּ֖חַת כַּפּ֣וֹת רַגְלֵי⁠כֶ֑ם</w:t>
+      </w:r>
+    </w:p>
+    <w:p>
+      <w:pPr/>
+      <w:r>
+        <w:rPr>
+          <w:lang w:val="es_ES" w:bidi="es_ES"/>
+        </w:rPr>
+      </w:r>
+      <w:r>
+        <w:rPr>
           <w:b/>
           <w:lang w:val="es_ES" w:bidi="es_ES"/>
         </w:rPr>
@@ -25826,6 +26988,20 @@
       </w:r>
       <w:r>
         <w:rPr>
+          <w:lang w:val="es_ES" w:bidi="es_ES"/>
+        </w:rPr>
+        <w:t>כִּֽי־יִהְי֣וּ אֵ֔פֶר תַּ֖חַת כַּפּ֣וֹת רַגְלֵי⁠כֶ֑ם</w:t>
+      </w:r>
+    </w:p>
+    <w:p>
+      <w:pPr/>
+      <w:r>
+        <w:rPr>
+          <w:lang w:val="es_ES" w:bidi="es_ES"/>
+        </w:rPr>
+      </w:r>
+      <w:r>
+        <w:rPr>
           <w:b/>
           <w:lang w:val="es_ES" w:bidi="es_ES"/>
         </w:rPr>
@@ -25911,6 +27087,20 @@
         <w:rPr>
           <w:lang w:val="es_ES" w:bidi="es_ES"/>
         </w:rPr>
+      </w:r>
+    </w:p>
+    <w:p>
+      <w:pPr/>
+      <w:r>
+        <w:rPr>
+          <w:lang w:val="es_ES" w:bidi="es_ES"/>
+        </w:rPr>
+      </w:r>
+      <w:r>
+        <w:rPr>
+          <w:lang w:val="es_ES" w:bidi="es_ES"/>
+        </w:rPr>
+        <w:t>בַּ⁠יּוֹם֙ אֲשֶׁ֣ר אֲנִ֣י עֹשֶׂ֔ה</w:t>
       </w:r>
     </w:p>
     <w:p>
@@ -26507,6 +27697,20 @@
       </w:r>
       <w:r>
         <w:rPr>
+          <w:lang w:val="es_ES" w:bidi="es_ES"/>
+        </w:rPr>
+        <w:t>י֣וֹם יְהוָ֔ה הַ⁠גָּד֖וֹל וְ⁠הַ⁠נּוֹרָֽא</w:t>
+      </w:r>
+    </w:p>
+    <w:p>
+      <w:pPr/>
+      <w:r>
+        <w:rPr>
+          <w:lang w:val="es_ES" w:bidi="es_ES"/>
+        </w:rPr>
+      </w:r>
+      <w:r>
+        <w:rPr>
           <w:b/>
           <w:lang w:val="es_ES" w:bidi="es_ES"/>
         </w:rPr>
@@ -26590,6 +27794,20 @@
       </w:r>
       <w:r>
         <w:rPr>
+          <w:lang w:val="es_ES" w:bidi="es_ES"/>
+        </w:rPr>
+        <w:t>וְ⁠הֵשִׁ֤יב לֵב־אָבוֹת֙ עַל־בָּנִ֔ים וְ⁠לֵ֥ב בָּנִ֖ים עַל־אֲבוֹתָ֑⁠ם</w:t>
+      </w:r>
+    </w:p>
+    <w:p>
+      <w:pPr/>
+      <w:r>
+        <w:rPr>
+          <w:lang w:val="es_ES" w:bidi="es_ES"/>
+        </w:rPr>
+      </w:r>
+      <w:r>
+        <w:rPr>
           <w:b/>
           <w:lang w:val="es_ES" w:bidi="es_ES"/>
         </w:rPr>
@@ -26699,6 +27917,20 @@
       </w:r>
       <w:r>
         <w:rPr>
+          <w:lang w:val="es_ES" w:bidi="es_ES"/>
+        </w:rPr>
+        <w:t>וְ⁠הֵשִׁ֤יב לֵב־אָבוֹת֙ עַל־בָּנִ֔ים וְ⁠לֵ֥ב בָּנִ֖ים עַל־אֲבוֹתָ֑⁠ם</w:t>
+      </w:r>
+    </w:p>
+    <w:p>
+      <w:pPr/>
+      <w:r>
+        <w:rPr>
+          <w:lang w:val="es_ES" w:bidi="es_ES"/>
+        </w:rPr>
+      </w:r>
+      <w:r>
+        <w:rPr>
           <w:b/>
           <w:lang w:val="es_ES" w:bidi="es_ES"/>
         </w:rPr>
@@ -26868,6 +28100,20 @@
         <w:rPr>
           <w:lang w:val="es_ES" w:bidi="es_ES"/>
         </w:rPr>
+      </w:r>
+    </w:p>
+    <w:p>
+      <w:pPr/>
+      <w:r>
+        <w:rPr>
+          <w:lang w:val="es_ES" w:bidi="es_ES"/>
+        </w:rPr>
+      </w:r>
+      <w:r>
+        <w:rPr>
+          <w:lang w:val="es_ES" w:bidi="es_ES"/>
+        </w:rPr>
+        <w:t>לֵב &amp; וְ⁠לֵ֥ב</w:t>
       </w:r>
     </w:p>
     <w:p>
